--- a/documentacion.docx
+++ b/documentacion.docx
@@ -96,53 +96,45 @@
         <w:rPr>
           <w:lang w:val="es-ES"/>
         </w:rPr>
-        <w:t>1</w:t>
-      </w:r>
+        <w:t xml:space="preserve">1   </w:t>
+      </w:r>
+      <w:r>
+        <w:rPr>
+          <w:lang w:val="es-ES"/>
+        </w:rPr>
+        <w:t>D</w:t>
+      </w:r>
+      <w:r>
+        <w:rPr>
+          <w:lang w:val="es-ES"/>
+        </w:rPr>
+        <w:t>efinición</w:t>
+      </w:r>
+      <w:r>
+        <w:rPr>
+          <w:lang w:val="es-ES"/>
+        </w:rPr>
+        <w:t xml:space="preserve"> del Dominio Seleccionado</w:t>
+      </w:r>
+    </w:p>
+    <w:p>
+      <w:pPr>
+        <w:pStyle w:val="p1a"/>
+        <w:rPr>
+          <w:lang w:val="es-ES"/>
+        </w:rPr>
+      </w:pPr>
       <w:r>
         <w:rPr>
           <w:lang w:val="es-ES"/>
         </w:rPr>
         <w:t xml:space="preserve">   </w:t>
       </w:r>
-      <w:proofErr w:type="gramStart"/>
-      <w:r>
-        <w:rPr>
-          <w:lang w:val="es-ES"/>
-        </w:rPr>
-        <w:t>D</w:t>
-      </w:r>
-      <w:r>
-        <w:rPr>
-          <w:lang w:val="es-ES"/>
-        </w:rPr>
-        <w:t>efinición</w:t>
-      </w:r>
-      <w:proofErr w:type="gramEnd"/>
-      <w:r>
-        <w:rPr>
-          <w:lang w:val="es-ES"/>
-        </w:rPr>
-        <w:t xml:space="preserve"> del Dominio Seleccionado</w:t>
-      </w:r>
-    </w:p>
-    <w:p>
-      <w:pPr>
-        <w:pStyle w:val="p1a"/>
-        <w:rPr>
-          <w:lang w:val="es-ES"/>
-        </w:rPr>
-      </w:pPr>
-      <w:r>
-        <w:rPr>
-          <w:lang w:val="es-ES"/>
-        </w:rPr>
-        <w:t xml:space="preserve">   </w:t>
-      </w:r>
-      <w:r>
-        <w:rPr>
-          <w:lang w:val="es-ES"/>
-        </w:rPr>
-        <w:t>El dominio seleccionado es cultura y entretenimiento}, con énfasis en películas y series.</w:t>
+      <w:r>
+        <w:rPr>
+          <w:lang w:val="es-ES"/>
+        </w:rPr>
+        <w:t>El dominio seleccionado es cultura y entretenimiento, con énfasis en películas y series.</w:t>
       </w:r>
     </w:p>
     <w:p>
@@ -218,19 +210,7 @@
         <w:rPr>
           <w:lang w:val="es-ES"/>
         </w:rPr>
-        <w:t xml:space="preserve">Recuperar resultados </w:t>
-      </w:r>
-      <w:r>
-        <w:rPr>
-          <w:lang w:val="es-ES"/>
-        </w:rPr>
-        <w:t>relevantes,</w:t>
-      </w:r>
-      <w:r>
-        <w:rPr>
-          <w:lang w:val="es-ES"/>
-        </w:rPr>
-        <w:t xml:space="preserve"> aunque la consulta no use exactamente las mismas palabras del documento.</w:t>
+        <w:t>Recuperar resultados relevantes, aunque la consulta no use exactamente las mismas palabras del documento.</w:t>
       </w:r>
     </w:p>
     <w:p>
@@ -259,13 +239,7 @@
         <w:rPr>
           <w:lang w:val="es-ES"/>
         </w:rPr>
-        <w:t>Construcción</w:t>
-      </w:r>
-      <w:r>
-        <w:rPr>
-          <w:lang w:val="es-ES"/>
-        </w:rPr>
-        <w:t xml:space="preserve"> de un corpus inicial del dominio.</w:t>
+        <w:t>Construcción de un corpus inicial del dominio.</w:t>
       </w:r>
     </w:p>
     <w:p>
@@ -283,13 +257,7 @@
         <w:rPr>
           <w:lang w:val="es-ES"/>
         </w:rPr>
-        <w:t>Generación</w:t>
-      </w:r>
-      <w:r>
-        <w:rPr>
-          <w:lang w:val="es-ES"/>
-        </w:rPr>
-        <w:t xml:space="preserve"> de representaciones vectoriales densas (embeddings).</w:t>
+        <w:t>Generación de representaciones vectoriales densas (embeddings).</w:t>
       </w:r>
     </w:p>
     <w:p>
@@ -307,19 +275,7 @@
         <w:rPr>
           <w:lang w:val="es-ES"/>
         </w:rPr>
-        <w:t>Ranking b</w:t>
-      </w:r>
-      <w:r>
-        <w:rPr>
-          <w:lang w:val="es-ES"/>
-        </w:rPr>
-        <w:t>á</w:t>
-      </w:r>
-      <w:r>
-        <w:rPr>
-          <w:lang w:val="es-ES"/>
-        </w:rPr>
-        <w:t>sico por similitud coseno.</w:t>
+        <w:t>Ranking básico por similitud coseno.</w:t>
       </w:r>
     </w:p>
     <w:p>
@@ -335,7 +291,6 @@
         </w:rPr>
         <w:t xml:space="preserve">2   </w:t>
       </w:r>
-      <w:proofErr w:type="gramStart"/>
       <w:r>
         <w:rPr>
           <w:lang w:val="es-ES"/>
@@ -348,7 +303,6 @@
         </w:rPr>
         <w:t>ocumentación</w:t>
       </w:r>
-      <w:proofErr w:type="gramEnd"/>
       <w:r>
         <w:rPr>
           <w:lang w:val="es-ES"/>
@@ -377,7 +331,27 @@
         <w:rPr>
           <w:lang w:val="es-ES"/>
         </w:rPr>
-        <w:t>ecuperación</w:t>
+        <w:t>ecuperación Implementado</w:t>
+      </w:r>
+    </w:p>
+    <w:p>
+      <w:pPr>
+        <w:pStyle w:val="heading2"/>
+        <w:rPr>
+          <w:lang w:val="es-ES"/>
+        </w:rPr>
+      </w:pPr>
+      <w:r>
+        <w:rPr>
+          <w:lang w:val="es-ES"/>
+        </w:rPr>
+        <w:t xml:space="preserve">2.1   </w:t>
+      </w:r>
+      <w:r>
+        <w:rPr>
+          <w:lang w:val="es-ES"/>
+        </w:rPr>
+        <w:t>Tipo de Modelo</w:t>
       </w:r>
       <w:r>
         <w:rPr>
@@ -385,37 +359,57 @@
         </w:rPr>
         <w:t xml:space="preserve"> </w:t>
       </w:r>
-      <w:r>
-        <w:rPr>
-          <w:lang w:val="es-ES"/>
-        </w:rPr>
-        <w:t>I</w:t>
-      </w:r>
-      <w:r>
-        <w:rPr>
-          <w:lang w:val="es-ES"/>
-        </w:rPr>
-        <w:t>mplementado</w:t>
-      </w:r>
-    </w:p>
-    <w:p>
-      <w:pPr>
-        <w:pStyle w:val="heading2"/>
-        <w:rPr>
-          <w:lang w:val="es-ES"/>
-        </w:rPr>
-      </w:pPr>
-      <w:r>
-        <w:rPr>
-          <w:lang w:val="es-ES"/>
-        </w:rPr>
-        <w:t xml:space="preserve">2.1   </w:t>
-      </w:r>
-      <w:r>
-        <w:rPr>
-          <w:lang w:val="es-ES"/>
-        </w:rPr>
-        <w:t>Tipo de Modelo</w:t>
+    </w:p>
+    <w:p>
+      <w:pPr>
+        <w:ind w:firstLine="0"/>
+        <w:rPr>
+          <w:lang w:val="es-ES"/>
+        </w:rPr>
+      </w:pPr>
+      <w:r>
+        <w:rPr>
+          <w:lang w:val="es-ES"/>
+        </w:rPr>
+        <w:t xml:space="preserve">   </w:t>
+      </w:r>
+      <w:r>
+        <w:rPr>
+          <w:lang w:val="es-ES"/>
+        </w:rPr>
+        <w:t>Se implement</w:t>
+      </w:r>
+      <w:r>
+        <w:rPr>
+          <w:lang w:val="es-ES"/>
+        </w:rPr>
+        <w:t xml:space="preserve">ó </w:t>
+      </w:r>
+      <w:r>
+        <w:rPr>
+          <w:lang w:val="es-ES"/>
+        </w:rPr>
+        <w:t>un modelo de recuperación neuronal no básico basado en embeddings con Sentence Transformers.</w:t>
+      </w:r>
+    </w:p>
+    <w:p>
+      <w:pPr>
+        <w:ind w:firstLine="0"/>
+        <w:rPr>
+          <w:lang w:val="es-ES"/>
+        </w:rPr>
+      </w:pPr>
+      <w:r>
+        <w:rPr>
+          <w:lang w:val="es-ES"/>
+        </w:rPr>
+        <w:t xml:space="preserve">   </w:t>
+      </w:r>
+      <w:r>
+        <w:rPr>
+          <w:lang w:val="es-ES"/>
+        </w:rPr>
+        <w:t>Modelo usado:</w:t>
       </w:r>
       <w:r>
         <w:rPr>
@@ -423,6 +417,12 @@
         </w:rPr>
         <w:t xml:space="preserve"> </w:t>
       </w:r>
+      <w:r>
+        <w:rPr>
+          <w:lang w:val="es-ES"/>
+        </w:rPr>
+        <w:t>sentence-transformers/paraphrase-multilingual-MiniLM-L12-v2</w:t>
+      </w:r>
     </w:p>
     <w:p>
       <w:pPr>
@@ -441,43 +441,13 @@
         <w:rPr>
           <w:lang w:val="es-ES"/>
         </w:rPr>
-        <w:t>Se implement</w:t>
-      </w:r>
-      <w:r>
-        <w:rPr>
-          <w:lang w:val="es-ES"/>
-        </w:rPr>
-        <w:t xml:space="preserve">ó </w:t>
-      </w:r>
-      <w:r>
-        <w:rPr>
-          <w:lang w:val="es-ES"/>
-        </w:rPr>
-        <w:t xml:space="preserve">un modelo de </w:t>
-      </w:r>
-      <w:r>
-        <w:rPr>
-          <w:lang w:val="es-ES"/>
-        </w:rPr>
-        <w:t>recuperación</w:t>
-      </w:r>
-      <w:r>
-        <w:rPr>
-          <w:lang w:val="es-ES"/>
-        </w:rPr>
-        <w:t xml:space="preserve"> neuronal no </w:t>
-      </w:r>
-      <w:r>
-        <w:rPr>
-          <w:lang w:val="es-ES"/>
-        </w:rPr>
-        <w:t>básico</w:t>
-      </w:r>
-      <w:r>
-        <w:rPr>
-          <w:lang w:val="es-ES"/>
-        </w:rPr>
-        <w:t xml:space="preserve"> basado en embeddings con Sentence Transformers.</w:t>
+        <w:t>Este modelo produce un vector denso para cada documento y para cada consulta. La recuperación se hace comparando vectores en el espacio latente.</w:t>
+      </w:r>
+      <w:r>
+        <w:rPr>
+          <w:lang w:val="es-ES"/>
+        </w:rPr>
+        <w:t xml:space="preserve"> </w:t>
       </w:r>
     </w:p>
     <w:p>
@@ -497,89 +467,7 @@
         <w:rPr>
           <w:lang w:val="es-ES"/>
         </w:rPr>
-        <w:t>Modelo usado:</w:t>
-      </w:r>
-      <w:r>
-        <w:rPr>
-          <w:lang w:val="es-ES"/>
-        </w:rPr>
-        <w:t xml:space="preserve"> </w:t>
-      </w:r>
-      <w:r>
-        <w:rPr>
-          <w:lang w:val="es-ES"/>
-        </w:rPr>
-        <w:t>sentence-transformers/paraphrase-multilingual-MiniLM-L12-v2</w:t>
-      </w:r>
-    </w:p>
-    <w:p>
-      <w:pPr>
-        <w:ind w:firstLine="0"/>
-        <w:rPr>
-          <w:lang w:val="es-ES"/>
-        </w:rPr>
-      </w:pPr>
-      <w:r>
-        <w:rPr>
-          <w:lang w:val="es-ES"/>
-        </w:rPr>
-        <w:t xml:space="preserve">   </w:t>
-      </w:r>
-      <w:r>
-        <w:rPr>
-          <w:lang w:val="es-ES"/>
-        </w:rPr>
-        <w:t xml:space="preserve">Este modelo produce un vector denso para cada documento y para cada consulta. La </w:t>
-      </w:r>
-      <w:r>
-        <w:rPr>
-          <w:lang w:val="es-ES"/>
-        </w:rPr>
-        <w:t>recuperación</w:t>
-      </w:r>
-      <w:r>
-        <w:rPr>
-          <w:lang w:val="es-ES"/>
-        </w:rPr>
-        <w:t xml:space="preserve"> se hace comparando vectores en el espacio latente.</w:t>
-      </w:r>
-      <w:r>
-        <w:rPr>
-          <w:lang w:val="es-ES"/>
-        </w:rPr>
-        <w:t xml:space="preserve"> </w:t>
-      </w:r>
-    </w:p>
-    <w:p>
-      <w:pPr>
-        <w:ind w:firstLine="0"/>
-        <w:rPr>
-          <w:lang w:val="es-ES"/>
-        </w:rPr>
-      </w:pPr>
-      <w:r>
-        <w:rPr>
-          <w:lang w:val="es-ES"/>
-        </w:rPr>
-        <w:t xml:space="preserve">   </w:t>
-      </w:r>
-      <w:r>
-        <w:rPr>
-          <w:lang w:val="es-ES"/>
-        </w:rPr>
-        <w:t xml:space="preserve">En </w:t>
-      </w:r>
-      <w:r>
-        <w:rPr>
-          <w:lang w:val="es-ES"/>
-        </w:rPr>
-        <w:t>términos</w:t>
-      </w:r>
-      <w:r>
-        <w:rPr>
-          <w:lang w:val="es-ES"/>
-        </w:rPr>
-        <w:t xml:space="preserve"> de IR neuronal, este enfoque corresponde a un esquema bi-encoder (dual encoder):</w:t>
+        <w:t>En términos de IR neuronal, este enfoque corresponde a un esquema bi-encoder (dual encoder):</w:t>
       </w:r>
     </w:p>
     <w:p>
@@ -642,19 +530,7 @@
           <w:lang w:val="es-ES"/>
         </w:rPr>
         <w:lastRenderedPageBreak/>
-        <w:t xml:space="preserve">La relevancia se estima con una </w:t>
-      </w:r>
-      <w:r>
-        <w:rPr>
-          <w:lang w:val="es-ES"/>
-        </w:rPr>
-        <w:t>función</w:t>
-      </w:r>
-      <w:r>
-        <w:rPr>
-          <w:lang w:val="es-ES"/>
-        </w:rPr>
-        <w:t xml:space="preserve"> de similitud vectorial.</w:t>
+        <w:t>La relevancia se estima con una función de similitud vectorial.</w:t>
       </w:r>
     </w:p>
     <w:p>
@@ -674,31 +550,7 @@
         <w:rPr>
           <w:lang w:val="es-ES"/>
         </w:rPr>
-        <w:t xml:space="preserve">Este </w:t>
-      </w:r>
-      <w:r>
-        <w:rPr>
-          <w:lang w:val="es-ES"/>
-        </w:rPr>
-        <w:t>diseño</w:t>
-      </w:r>
-      <w:r>
-        <w:rPr>
-          <w:lang w:val="es-ES"/>
-        </w:rPr>
-        <w:t xml:space="preserve"> permite indexar el corpus una vez y reutilizar los embeddings para </w:t>
-      </w:r>
-      <w:r>
-        <w:rPr>
-          <w:lang w:val="es-ES"/>
-        </w:rPr>
-        <w:t>múltiples</w:t>
-      </w:r>
-      <w:r>
-        <w:rPr>
-          <w:lang w:val="es-ES"/>
-        </w:rPr>
-        <w:t xml:space="preserve"> consultas.</w:t>
+        <w:t>Este diseño permite indexar el corpus una vez y reutilizar los embeddings para múltiples consultas.</w:t>
       </w:r>
     </w:p>
     <w:p>
@@ -748,13 +600,7 @@
         <w:rPr>
           <w:lang w:val="es-ES"/>
         </w:rPr>
-        <w:t>otivación</w:t>
-      </w:r>
-      <w:r>
-        <w:rPr>
-          <w:lang w:val="es-ES"/>
-        </w:rPr>
-        <w:t xml:space="preserve"> y </w:t>
+        <w:t xml:space="preserve">otivación y </w:t>
       </w:r>
       <w:r>
         <w:rPr>
@@ -798,19 +644,7 @@
         <w:rPr>
           <w:lang w:val="es-ES"/>
         </w:rPr>
-        <w:t xml:space="preserve">brido que combina embeddings densos con </w:t>
-      </w:r>
-      <w:r>
-        <w:rPr>
-          <w:lang w:val="es-ES"/>
-        </w:rPr>
-        <w:t>indexación</w:t>
-      </w:r>
-      <w:r>
-        <w:rPr>
-          <w:lang w:val="es-ES"/>
-        </w:rPr>
-        <w:t xml:space="preserve"> l</w:t>
+        <w:t>brido que combina embeddings densos con indexación l</w:t>
       </w:r>
       <w:r>
         <w:rPr>
@@ -834,19 +668,7 @@
         <w:rPr>
           <w:lang w:val="es-ES"/>
         </w:rPr>
-        <w:t xml:space="preserve">stica (TF-IDF) para obtener mayor </w:t>
-      </w:r>
-      <w:r>
-        <w:rPr>
-          <w:lang w:val="es-ES"/>
-        </w:rPr>
-        <w:t>precisión</w:t>
-      </w:r>
-      <w:r>
-        <w:rPr>
-          <w:lang w:val="es-ES"/>
-        </w:rPr>
-        <w:t xml:space="preserve"> y cobertura.</w:t>
+        <w:t>stica (TF-IDF) para obtener mayor precisión y cobertura.</w:t>
       </w:r>
     </w:p>
     <w:p>
@@ -1840,7 +1662,13 @@
         <w:rPr>
           <w:lang w:val="es-ES"/>
         </w:rPr>
-        <w:t>Carga de documentos desde data/movies.json.</w:t>
+        <w:t>Se descargan los documentos a través del crawler y el scraper generando el movies.jso</w:t>
+      </w:r>
+      <w:r>
+        <w:rPr>
+          <w:lang w:val="es-ES"/>
+        </w:rPr>
+        <w:t>n.</w:t>
       </w:r>
     </w:p>
     <w:p>
@@ -1858,25 +1686,7 @@
         <w:rPr>
           <w:lang w:val="es-ES"/>
         </w:rPr>
-        <w:t>Construcción</w:t>
-      </w:r>
-      <w:r>
-        <w:rPr>
-          <w:lang w:val="es-ES"/>
-        </w:rPr>
-        <w:t xml:space="preserve"> de texto por documento usando campos: titulo + </w:t>
-      </w:r>
-      <w:r>
-        <w:rPr>
-          <w:lang w:val="es-ES"/>
-        </w:rPr>
-        <w:t>géneros</w:t>
-      </w:r>
-      <w:r>
-        <w:rPr>
-          <w:lang w:val="es-ES"/>
-        </w:rPr>
-        <w:t xml:space="preserve"> + plot + actores.</w:t>
+        <w:t>Carga de documentos desde data/movies.json.</w:t>
       </w:r>
     </w:p>
     <w:p>
@@ -1894,13 +1704,7 @@
         <w:rPr>
           <w:lang w:val="es-ES"/>
         </w:rPr>
-        <w:t>Codificación</w:t>
-      </w:r>
-      <w:r>
-        <w:rPr>
-          <w:lang w:val="es-ES"/>
-        </w:rPr>
-        <w:t xml:space="preserve"> neuronal del corpus con SentenceTransformer.</w:t>
+        <w:t>Construcción de texto por documento usando campos: titulo + géneros + plot + actores.</w:t>
       </w:r>
     </w:p>
     <w:p>
@@ -1918,7 +1722,7 @@
         <w:rPr>
           <w:lang w:val="es-ES"/>
         </w:rPr>
-        <w:t>Almacenamiento de la base vectorial inicial en bd/movies_vectors.pkl.</w:t>
+        <w:t>Codificación neuronal del corpus con SentenceTransformer.</w:t>
       </w:r>
     </w:p>
     <w:p>
@@ -1936,6 +1740,24 @@
         <w:rPr>
           <w:lang w:val="es-ES"/>
         </w:rPr>
+        <w:t>Almacenamiento de la base vectorial inicial en bd/movies_vectors.pkl.</w:t>
+      </w:r>
+    </w:p>
+    <w:p>
+      <w:pPr>
+        <w:pStyle w:val="p1a"/>
+        <w:numPr>
+          <w:ilvl w:val="0"/>
+          <w:numId w:val="19"/>
+        </w:numPr>
+        <w:rPr>
+          <w:lang w:val="es-ES"/>
+        </w:rPr>
+      </w:pPr>
+      <w:r>
+        <w:rPr>
+          <w:lang w:val="es-ES"/>
+        </w:rPr>
         <w:t>En consulta:</w:t>
       </w:r>
     </w:p>
@@ -2006,13 +1828,13 @@
         <w:pStyle w:val="p1a"/>
       </w:pPr>
       <w:r>
+        <w:rPr>
+          <w:lang w:val="es-ES"/>
+        </w:rPr>
         <w:t xml:space="preserve">   </w:t>
       </w:r>
       <w:r>
-        <w:t>Implementation</w:t>
-      </w:r>
-      <w:r>
-        <w:t xml:space="preserve"> principal:</w:t>
+        <w:t>Implementation principal:</w:t>
       </w:r>
     </w:p>
     <w:p>
@@ -2110,19 +1932,7 @@
         <w:rPr>
           <w:lang w:val="es-ES"/>
         </w:rPr>
-        <w:t xml:space="preserve">Se consolidan campos relevantes en una sola cadena </w:t>
-      </w:r>
-      <w:r>
-        <w:rPr>
-          <w:lang w:val="es-ES"/>
-        </w:rPr>
-        <w:t>semántica</w:t>
-      </w:r>
-      <w:r>
-        <w:rPr>
-          <w:lang w:val="es-ES"/>
-        </w:rPr>
-        <w:t xml:space="preserve"> por documento.</w:t>
+        <w:t>Se consolidan campos relevantes en una sola cadena semántica por documento.</w:t>
       </w:r>
     </w:p>
     <w:p>
@@ -2140,31 +1950,7 @@
         <w:rPr>
           <w:lang w:val="es-ES"/>
         </w:rPr>
-        <w:t xml:space="preserve">Se conserva </w:t>
-      </w:r>
-      <w:r>
-        <w:rPr>
-          <w:lang w:val="es-ES"/>
-        </w:rPr>
-        <w:t>información</w:t>
-      </w:r>
-      <w:r>
-        <w:rPr>
-          <w:lang w:val="es-ES"/>
-        </w:rPr>
-        <w:t xml:space="preserve"> de contenido (plot) y contexto (</w:t>
-      </w:r>
-      <w:r>
-        <w:rPr>
-          <w:lang w:val="es-ES"/>
-        </w:rPr>
-        <w:t>géneros</w:t>
-      </w:r>
-      <w:r>
-        <w:rPr>
-          <w:lang w:val="es-ES"/>
-        </w:rPr>
-        <w:t>, actores).</w:t>
+        <w:t>Se conserva información de contenido (plot) y contexto (géneros, actores).</w:t>
       </w:r>
     </w:p>
     <w:p>
@@ -2189,13 +1975,7 @@
         <w:rPr>
           <w:lang w:val="es-ES"/>
         </w:rPr>
-        <w:t>Indexación</w:t>
-      </w:r>
-      <w:r>
-        <w:rPr>
-          <w:lang w:val="es-ES"/>
-        </w:rPr>
-        <w:t xml:space="preserve"> densa:</w:t>
+        <w:t>Indexación densa:</w:t>
       </w:r>
     </w:p>
     <w:p>
@@ -2213,19 +1993,7 @@
         <w:rPr>
           <w:lang w:val="es-ES"/>
         </w:rPr>
-        <w:t xml:space="preserve">Cada cadena se codifica con el modelo </w:t>
-      </w:r>
-      <w:r>
-        <w:rPr>
-          <w:lang w:val="es-ES"/>
-        </w:rPr>
-        <w:t>multilingüe</w:t>
-      </w:r>
-      <w:r>
-        <w:rPr>
-          <w:lang w:val="es-ES"/>
-        </w:rPr>
-        <w:t xml:space="preserve"> MiniLM.</w:t>
+        <w:t>Cada cadena se codifica con el modelo multilingüe MiniLM.</w:t>
       </w:r>
     </w:p>
     <w:p>
@@ -2243,19 +2011,7 @@
         <w:rPr>
           <w:lang w:val="es-ES"/>
         </w:rPr>
-        <w:t xml:space="preserve">El resultado es una matriz de embeddings de </w:t>
-      </w:r>
-      <w:r>
-        <w:rPr>
-          <w:lang w:val="es-ES"/>
-        </w:rPr>
-        <w:t>dimensión</w:t>
-      </w:r>
-      <w:r>
-        <w:rPr>
-          <w:lang w:val="es-ES"/>
-        </w:rPr>
-        <w:t xml:space="preserve"> fija.</w:t>
+        <w:t>El resultado es una matriz de embeddings de dimensión fija.</w:t>
       </w:r>
     </w:p>
     <w:p>
@@ -2281,19 +2037,7 @@
         <w:rPr>
           <w:lang w:val="es-ES"/>
         </w:rPr>
-        <w:t xml:space="preserve">Persistencia de </w:t>
-      </w:r>
-      <w:r>
-        <w:rPr>
-          <w:lang w:val="es-ES"/>
-        </w:rPr>
-        <w:t>índice</w:t>
-      </w:r>
-      <w:r>
-        <w:rPr>
-          <w:lang w:val="es-ES"/>
-        </w:rPr>
-        <w:t>:</w:t>
+        <w:t>Persistencia de índice:</w:t>
       </w:r>
     </w:p>
     <w:p>
@@ -2383,6 +2127,7 @@
         <w:rPr>
           <w:lang w:val="es-ES"/>
         </w:rPr>
+        <w:lastRenderedPageBreak/>
         <w:t>nombre del modelo</w:t>
       </w:r>
     </w:p>
@@ -2409,14 +2154,7 @@
         <w:rPr>
           <w:lang w:val="es-ES"/>
         </w:rPr>
-        <w:lastRenderedPageBreak/>
-        <w:t>Recuperación</w:t>
-      </w:r>
-      <w:r>
-        <w:rPr>
-          <w:lang w:val="es-ES"/>
-        </w:rPr>
-        <w:t xml:space="preserve"> en tiempo de consulta:</w:t>
+        <w:t>Recuperación en tiempo de consulta:</w:t>
       </w:r>
     </w:p>
     <w:p>
@@ -2526,14 +2264,7 @@
               <w:rFonts w:ascii="Cambria Math" w:hAnsi="Cambria Math"/>
               <w:lang w:val="es-ES"/>
             </w:rPr>
-            <m:t xml:space="preserve">                                                       </m:t>
-          </m:r>
-          <m:r>
-            <w:rPr>
-              <w:rFonts w:ascii="Cambria Math" w:hAnsi="Cambria Math"/>
-              <w:lang w:val="es-ES"/>
-            </w:rPr>
-            <m:t>sim</m:t>
+            <m:t xml:space="preserve">                                                       sim</m:t>
           </m:r>
           <m:d>
             <m:dPr>
@@ -2943,13 +2674,7 @@
         <w:rPr>
           <w:lang w:val="es-ES"/>
         </w:rPr>
-        <w:t>Interpretación</w:t>
-      </w:r>
-      <w:r>
-        <w:rPr>
-          <w:lang w:val="es-ES"/>
-        </w:rPr>
-        <w:t xml:space="preserve"> de score:</w:t>
+        <w:t>Interpretación de score:</w:t>
       </w:r>
     </w:p>
     <w:p>
@@ -2974,31 +2699,7 @@
         <w:rPr>
           <w:lang w:val="es-ES"/>
         </w:rPr>
-        <w:t xml:space="preserve">Score cercano a 1: alta </w:t>
-      </w:r>
-      <w:r>
-        <w:rPr>
-          <w:lang w:val="es-ES"/>
-        </w:rPr>
-        <w:t>cercanía</w:t>
-      </w:r>
-      <w:r>
-        <w:rPr>
-          <w:lang w:val="es-ES"/>
-        </w:rPr>
-        <w:t xml:space="preserve"> </w:t>
-      </w:r>
-      <w:r>
-        <w:rPr>
-          <w:lang w:val="es-ES"/>
-        </w:rPr>
-        <w:t>semántica</w:t>
-      </w:r>
-      <w:r>
-        <w:rPr>
-          <w:lang w:val="es-ES"/>
-        </w:rPr>
-        <w:t xml:space="preserve"> entre consulta y documento.</w:t>
+        <w:t>Score cercano a 1: alta cercanía semántica entre consulta y documento.</w:t>
       </w:r>
     </w:p>
     <w:p>
@@ -3016,31 +2717,7 @@
         <w:rPr>
           <w:lang w:val="es-ES"/>
         </w:rPr>
-        <w:t xml:space="preserve">Score cercano a 0: baja </w:t>
-      </w:r>
-      <w:r>
-        <w:rPr>
-          <w:lang w:val="es-ES"/>
-        </w:rPr>
-        <w:t>relación</w:t>
-      </w:r>
-      <w:r>
-        <w:rPr>
-          <w:lang w:val="es-ES"/>
-        </w:rPr>
-        <w:t xml:space="preserve"> </w:t>
-      </w:r>
-      <w:r>
-        <w:rPr>
-          <w:lang w:val="es-ES"/>
-        </w:rPr>
-        <w:t>semántica</w:t>
-      </w:r>
-      <w:r>
-        <w:rPr>
-          <w:lang w:val="es-ES"/>
-        </w:rPr>
-        <w:t>.</w:t>
+        <w:t>Score cercano a 0: baja relación semántica.</w:t>
       </w:r>
     </w:p>
     <w:p>
@@ -3058,31 +2735,7 @@
         <w:rPr>
           <w:lang w:val="es-ES"/>
         </w:rPr>
-        <w:t xml:space="preserve">Score negativo: </w:t>
-      </w:r>
-      <w:r>
-        <w:rPr>
-          <w:lang w:val="es-ES"/>
-        </w:rPr>
-        <w:t>orientación</w:t>
-      </w:r>
-      <w:r>
-        <w:rPr>
-          <w:lang w:val="es-ES"/>
-        </w:rPr>
-        <w:t xml:space="preserve"> </w:t>
-      </w:r>
-      <w:r>
-        <w:rPr>
-          <w:lang w:val="es-ES"/>
-        </w:rPr>
-        <w:t>semántica</w:t>
-      </w:r>
-      <w:r>
-        <w:rPr>
-          <w:lang w:val="es-ES"/>
-        </w:rPr>
-        <w:t xml:space="preserve"> opuesta (poco frecuente en este escenario).</w:t>
+        <w:t>Score negativo: orientación semántica opuesta (poco frecuente en este escenario).</w:t>
       </w:r>
     </w:p>
     <w:p>
@@ -3154,19 +2807,7 @@
         <w:rPr>
           <w:lang w:val="es-ES"/>
         </w:rPr>
-        <w:t xml:space="preserve">Se aplica ordenamiento descendente de </w:t>
-      </w:r>
-      <w:r>
-        <w:rPr>
-          <w:lang w:val="es-ES"/>
-        </w:rPr>
-        <w:t>índices</w:t>
-      </w:r>
-      <w:r>
-        <w:rPr>
-          <w:lang w:val="es-ES"/>
-        </w:rPr>
-        <w:t xml:space="preserve"> por score.</w:t>
+        <w:t>Se aplica ordenamiento descendente de índices por score.</w:t>
       </w:r>
     </w:p>
     <w:p>
@@ -3280,31 +2921,7 @@
         <w:rPr>
           <w:lang w:val="es-ES"/>
         </w:rPr>
-        <w:t xml:space="preserve">Si N es el </w:t>
-      </w:r>
-      <w:r>
-        <w:rPr>
-          <w:lang w:val="es-ES"/>
-        </w:rPr>
-        <w:t>número</w:t>
-      </w:r>
-      <w:r>
-        <w:rPr>
-          <w:lang w:val="es-ES"/>
-        </w:rPr>
-        <w:t xml:space="preserve"> de documentos y D la </w:t>
-      </w:r>
-      <w:r>
-        <w:rPr>
-          <w:lang w:val="es-ES"/>
-        </w:rPr>
-        <w:t>dimensión</w:t>
-      </w:r>
-      <w:r>
-        <w:rPr>
-          <w:lang w:val="es-ES"/>
-        </w:rPr>
-        <w:t xml:space="preserve"> del embedding:</w:t>
+        <w:t>Si N es el número de documentos y D la dimensión del embedding:</w:t>
       </w:r>
     </w:p>
     <w:p>
@@ -3330,19 +2947,7 @@
         <w:rPr>
           <w:lang w:val="es-ES"/>
         </w:rPr>
-        <w:t xml:space="preserve">Costo de </w:t>
-      </w:r>
-      <w:r>
-        <w:rPr>
-          <w:lang w:val="es-ES"/>
-        </w:rPr>
-        <w:t>indexación</w:t>
-      </w:r>
-      <w:r>
-        <w:rPr>
-          <w:lang w:val="es-ES"/>
-        </w:rPr>
-        <w:t xml:space="preserve"> inicial: </w:t>
+        <w:t xml:space="preserve">Costo de indexación inicial: </w:t>
       </w:r>
       <m:oMath>
         <m:r>
@@ -3495,6 +3100,7 @@
         <w:rPr>
           <w:lang w:val="es-ES"/>
         </w:rPr>
+        <w:lastRenderedPageBreak/>
         <w:t>Costo por consulta (similitud coseno vectorizada): aproximadamente</w:t>
       </w:r>
       <w:r>
@@ -3773,19 +3379,7 @@
         <w:rPr>
           <w:lang w:val="es-ES"/>
         </w:rPr>
-        <w:t xml:space="preserve">Cuando dos documentos tienen scores muy cercanos, el orden relativo depende del resultado del ordenamiento </w:t>
-      </w:r>
-      <w:r>
-        <w:rPr>
-          <w:lang w:val="es-ES"/>
-        </w:rPr>
-        <w:t>numérico</w:t>
-      </w:r>
-      <w:r>
-        <w:rPr>
-          <w:lang w:val="es-ES"/>
-        </w:rPr>
-        <w:t xml:space="preserve"> sobre el arreglo de similitudes. Para una etapa posterior se puede agregar desempate explicito por campos como:</w:t>
+        <w:t>Cuando dos documentos tienen scores muy cercanos, el orden relativo depende del resultado del ordenamiento numérico sobre el arreglo de similitudes. Para una etapa posterior se puede agregar desempate explicito por campos como:</w:t>
       </w:r>
     </w:p>
     <w:p>
@@ -4045,19 +3639,7 @@
         <w:rPr>
           <w:lang w:val="es-ES"/>
         </w:rPr>
-        <w:t xml:space="preserve">No incorpora </w:t>
-      </w:r>
-      <w:r>
-        <w:rPr>
-          <w:lang w:val="es-ES"/>
-        </w:rPr>
-        <w:t>retroalimentación</w:t>
-      </w:r>
-      <w:r>
-        <w:rPr>
-          <w:lang w:val="es-ES"/>
-        </w:rPr>
-        <w:t xml:space="preserve"> de usuario ni aprendizaje de ranking supervisado.</w:t>
+        <w:t>No incorpora retroalimentación de usuario ni aprendizaje de ranking supervisado.</w:t>
       </w:r>
     </w:p>
     <w:p>
@@ -4075,37 +3657,7 @@
         <w:rPr>
           <w:lang w:val="es-ES"/>
         </w:rPr>
-        <w:t>No usa re-ranking cruzado (cross-encoder), por lo que el score final depende solo del bi-encoder.</w:t>
-      </w:r>
-    </w:p>
-    <w:p>
-      <w:pPr>
-        <w:pStyle w:val="p1a"/>
-        <w:numPr>
-          <w:ilvl w:val="0"/>
-          <w:numId w:val="34"/>
-        </w:numPr>
-        <w:rPr>
-          <w:lang w:val="es-ES"/>
-        </w:rPr>
-      </w:pPr>
-      <w:r>
-        <w:rPr>
-          <w:lang w:val="es-ES"/>
-        </w:rPr>
-        <w:t xml:space="preserve">Al ser </w:t>
-      </w:r>
-      <w:r>
-        <w:rPr>
-          <w:lang w:val="es-ES"/>
-        </w:rPr>
-        <w:t>búsqueda</w:t>
-      </w:r>
-      <w:r>
-        <w:rPr>
-          <w:lang w:val="es-ES"/>
-        </w:rPr>
-        <w:t xml:space="preserve"> densa exacta, no escala tan bien como ANN para corpus muy grandes.</w:t>
+        <w:t>Al ser búsqueda densa exacta, no escala tan bien como ANN para corpus muy grandes.</w:t>
       </w:r>
     </w:p>
     <w:p>
@@ -4131,19 +3683,7 @@
         <w:rPr>
           <w:lang w:val="es-ES"/>
         </w:rPr>
-        <w:t xml:space="preserve">   </w:t>
-      </w:r>
-      <w:r>
-        <w:rPr>
-          <w:lang w:val="es-ES"/>
-        </w:rPr>
-        <w:t>Justificación</w:t>
-      </w:r>
-      <w:r>
-        <w:rPr>
-          <w:lang w:val="es-ES"/>
-        </w:rPr>
-        <w:t xml:space="preserve"> </w:t>
+        <w:t xml:space="preserve">   Justificación </w:t>
       </w:r>
       <w:r>
         <w:rPr>
@@ -4201,31 +3741,7 @@
         <w:rPr>
           <w:lang w:val="es-ES"/>
         </w:rPr>
-        <w:t xml:space="preserve">Captura relaciones </w:t>
-      </w:r>
-      <w:r>
-        <w:rPr>
-          <w:lang w:val="es-ES"/>
-        </w:rPr>
-        <w:t>semánticas</w:t>
-      </w:r>
-      <w:r>
-        <w:rPr>
-          <w:lang w:val="es-ES"/>
-        </w:rPr>
-        <w:t xml:space="preserve"> entre </w:t>
-      </w:r>
-      <w:r>
-        <w:rPr>
-          <w:lang w:val="es-ES"/>
-        </w:rPr>
-        <w:t>términos</w:t>
-      </w:r>
-      <w:r>
-        <w:rPr>
-          <w:lang w:val="es-ES"/>
-        </w:rPr>
-        <w:t>.</w:t>
+        <w:t>Captura relaciones semánticas entre términos.</w:t>
       </w:r>
     </w:p>
     <w:p>
@@ -4278,19 +3794,11 @@
         <w:lastRenderedPageBreak/>
         <w:t xml:space="preserve">3   </w:t>
       </w:r>
-      <w:proofErr w:type="gramStart"/>
-      <w:r>
-        <w:rPr>
-          <w:lang w:val="es-ES"/>
-        </w:rPr>
-        <w:t>Estadísticas</w:t>
-      </w:r>
-      <w:proofErr w:type="gramEnd"/>
-      <w:r>
-        <w:rPr>
-          <w:lang w:val="es-ES"/>
-        </w:rPr>
-        <w:t xml:space="preserve"> </w:t>
+      <w:r>
+        <w:rPr>
+          <w:lang w:val="es-ES"/>
+        </w:rPr>
+        <w:t xml:space="preserve">Estadísticas </w:t>
       </w:r>
       <w:r>
         <w:rPr>
@@ -4302,13 +3810,7 @@
         <w:rPr>
           <w:lang w:val="es-ES"/>
         </w:rPr>
-        <w:t>ásicas</w:t>
-      </w:r>
-      <w:r>
-        <w:rPr>
-          <w:lang w:val="es-ES"/>
-        </w:rPr>
-        <w:t xml:space="preserve"> del </w:t>
+        <w:t xml:space="preserve">ásicas del </w:t>
       </w:r>
       <w:r>
         <w:rPr>
@@ -4576,6 +4078,7 @@
       <w:r>
         <w:rPr>
           <w:b/>
+          <w:lang w:val="es-ES"/>
         </w:rPr>
         <w:t xml:space="preserve">Fig. </w:t>
       </w:r>
@@ -4588,6 +4091,7 @@
       <w:r>
         <w:rPr>
           <w:b/>
+          <w:lang w:val="es-ES"/>
         </w:rPr>
         <w:instrText xml:space="preserve"> SEQ Fig. \* ARABIC </w:instrText>
       </w:r>
@@ -4621,13 +4125,7 @@
         <w:rPr>
           <w:lang w:val="es-ES"/>
         </w:rPr>
-        <w:t xml:space="preserve"> </w:t>
-      </w:r>
-      <w:r>
-        <w:rPr>
-          <w:lang w:val="es-ES"/>
-        </w:rPr>
-        <w:t xml:space="preserve">Distribución comparativa entre películas y series de TV recopiladas en el dominio de cultura y entretenimiento. </w:t>
+        <w:t xml:space="preserve"> Distribución comparativa entre películas y series de TV recopiladas en el dominio de cultura y entretenimiento. </w:t>
       </w:r>
     </w:p>
     <w:p>
@@ -4692,14 +4190,7 @@
           <w:u w:val="single"/>
           <w:lang w:val="es-ES"/>
         </w:rPr>
-        <w:t>t</w:t>
-      </w:r>
-      <w:r>
-        <w:rPr>
-          <w:u w:val="single"/>
-          <w:lang w:val="es-ES"/>
-        </w:rPr>
-        <w:t>ítulo</w:t>
+        <w:t>título</w:t>
       </w:r>
       <w:r>
         <w:rPr>
@@ -4779,13 +4270,7 @@
         <w:rPr>
           <w:lang w:val="es-ES"/>
         </w:rPr>
-        <w:t>Mínimo</w:t>
-      </w:r>
-      <w:r>
-        <w:rPr>
-          <w:lang w:val="es-ES"/>
-        </w:rPr>
-        <w:t xml:space="preserve"> de palabras en un documento: 11</w:t>
+        <w:t>Mínimo de palabras en un documento: 11</w:t>
       </w:r>
     </w:p>
     <w:p>
@@ -4803,13 +4288,7 @@
         <w:rPr>
           <w:lang w:val="es-ES"/>
         </w:rPr>
-        <w:t>Máximo</w:t>
-      </w:r>
-      <w:r>
-        <w:rPr>
-          <w:lang w:val="es-ES"/>
-        </w:rPr>
-        <w:t xml:space="preserve"> de palabras en un documento: </w:t>
+        <w:t xml:space="preserve">Máximo de palabras en un documento: </w:t>
       </w:r>
       <w:r>
         <w:rPr>
@@ -5071,14 +4550,7 @@
           <w:b/>
           <w:lang w:val="es-ES"/>
         </w:rPr>
-        <w:t xml:space="preserve">Fig. </w:t>
-      </w:r>
-      <w:r>
-        <w:rPr>
-          <w:b/>
-          <w:lang w:val="es-ES"/>
-        </w:rPr>
-        <w:t>2</w:t>
+        <w:t>Fig. 2</w:t>
       </w:r>
       <w:r>
         <w:rPr>
@@ -5289,34 +4761,6 @@
           <w:lang w:val="es-ES"/>
         </w:rPr>
         <w:t>).</w:t>
-      </w:r>
-    </w:p>
-    <w:p>
-      <w:pPr>
-        <w:ind w:firstLine="0"/>
-        <w:rPr>
-          <w:lang w:val="es-ES"/>
-        </w:rPr>
-      </w:pPr>
-    </w:p>
-    <w:p>
-      <w:pPr>
-        <w:ind w:firstLine="0"/>
-        <w:rPr>
-          <w:lang w:val="es-ES"/>
-        </w:rPr>
-      </w:pPr>
-      <w:r>
-        <w:rPr>
-          <w:lang w:val="es-ES"/>
-        </w:rPr>
-        <w:t xml:space="preserve">   </w:t>
-      </w:r>
-      <w:r>
-        <w:rPr>
-          <w:lang w:val="es-ES"/>
-        </w:rPr>
-        <w:t>Esta variabilidad permite que en etapas posteriores del proyecto se puedan implementar estrategias de re-ranking basadas en popularidad, combinando la similitud semántica del modelo neuronal con la autoridad de la crítica.</w:t>
       </w:r>
     </w:p>
     <w:p>
@@ -5870,41 +5314,7 @@
         <w:rPr>
           <w:sz w:val="18"/>
         </w:rPr>
-        <w:t>.</w:t>
-      </w:r>
-      <w:r>
-        <w:rPr>
-          <w:sz w:val="18"/>
-        </w:rPr>
-        <w:t xml:space="preserve">  </w:t>
-      </w:r>
-      <w:r>
-        <w:rPr>
-          <w:sz w:val="18"/>
-        </w:rPr>
-        <w:t xml:space="preserve">Zobel, J., &amp; Moffat, A. (2006). Inverted files for text search engines. </w:t>
-      </w:r>
-      <w:r>
-        <w:rPr>
-          <w:sz w:val="18"/>
-          <w:lang w:val="es-ES"/>
-        </w:rPr>
-        <w:t>ACM Computing Surveys (CSUR)</w:t>
-      </w:r>
-    </w:p>
-    <w:p>
-      <w:pPr>
-        <w:ind w:left="227" w:hanging="227"/>
-        <w:rPr>
-          <w:sz w:val="18"/>
-          <w:lang w:val="es-ES"/>
-        </w:rPr>
-      </w:pPr>
-      <w:r>
-        <w:rPr>
-          <w:sz w:val="18"/>
-        </w:rPr>
-        <w:t xml:space="preserve">3. </w:t>
+        <w:t xml:space="preserve">. </w:t>
       </w:r>
       <w:r>
         <w:rPr>
@@ -5941,47 +5351,45 @@
         <w:rPr>
           <w:sz w:val="18"/>
         </w:rPr>
-        <w:t xml:space="preserve">4.  </w:t>
+        <w:t>3</w:t>
       </w:r>
       <w:r>
         <w:rPr>
           <w:sz w:val="18"/>
         </w:rPr>
-        <w:t xml:space="preserve">Reimers, N., &amp; </w:t>
-      </w:r>
-      <w:proofErr w:type="spellStart"/>
+        <w:t xml:space="preserve">.  </w:t>
+      </w:r>
       <w:r>
         <w:rPr>
           <w:sz w:val="18"/>
         </w:rPr>
-        <w:t>Gurevych</w:t>
-      </w:r>
-      <w:proofErr w:type="spellEnd"/>
-      <w:r>
+        <w:t>Reimers, N., &amp; Gurevych, I. (2019). Sentence-BERT: Sentence Embeddings using Siamese BERT-Networks. Proceedings of the 2019 Conference on Empirical Methods in Natural Language Processing (EMNLP)</w:t>
+      </w:r>
+    </w:p>
+    <w:p>
+      <w:pPr>
+        <w:ind w:left="227" w:hanging="227"/>
         <w:rPr>
           <w:sz w:val="18"/>
         </w:rPr>
-        <w:t>, I. (2019). Sentence-BERT: Sentence Embeddings using Siamese BERT-Networks. Proceedings of the 2019 Conference on Empirical Methods in Natural Language Processing (EMNLP)</w:t>
-      </w:r>
-    </w:p>
-    <w:p>
-      <w:pPr>
-        <w:ind w:left="227" w:hanging="227"/>
+      </w:pPr>
+      <w:r>
         <w:rPr>
           <w:sz w:val="18"/>
         </w:rPr>
-      </w:pPr>
+        <w:t>4</w:t>
+      </w:r>
       <w:r>
         <w:rPr>
           <w:sz w:val="18"/>
         </w:rPr>
-        <w:t>5</w:t>
+        <w:t>.</w:t>
       </w:r>
       <w:r>
         <w:rPr>
           <w:sz w:val="18"/>
         </w:rPr>
-        <w:t xml:space="preserve">. </w:t>
+        <w:t xml:space="preserve"> </w:t>
       </w:r>
       <w:r>
         <w:rPr>
@@ -11882,6 +11290,7 @@
   <w:style w:type="character" w:default="1" w:styleId="Fuentedeprrafopredeter">
     <w:name w:val="Default Paragraph Font"/>
     <w:uiPriority w:val="1"/>
+    <w:semiHidden/>
     <w:unhideWhenUsed/>
   </w:style>
   <w:style w:type="table" w:default="1" w:styleId="Tablanormal">

--- a/documentacion.docx
+++ b/documentacion.docx
@@ -70,7 +70,19 @@
         <w:rPr>
           <w:lang w:val="de-DE"/>
         </w:rPr>
-        <w:t>Adriana Boue García</w:t>
+        <w:t>Adriana Bou</w:t>
+      </w:r>
+      <w:r>
+        <w:rPr>
+          <w:lang w:val="es-ES"/>
+        </w:rPr>
+        <w:t>é</w:t>
+      </w:r>
+      <w:r>
+        <w:rPr>
+          <w:lang w:val="de-DE"/>
+        </w:rPr>
+        <w:t xml:space="preserve"> García</w:t>
       </w:r>
       <w:r>
         <w:rPr>
@@ -706,7 +718,23 @@
           <w:iCs/>
           <w:lang w:val="es-ES"/>
         </w:rPr>
-        <w:t xml:space="preserve"> hibrido?</w:t>
+        <w:t xml:space="preserve"> h</w:t>
+      </w:r>
+      <w:r>
+        <w:rPr>
+          <w:i/>
+          <w:iCs/>
+          <w:lang w:val="es-ES"/>
+        </w:rPr>
+        <w:t>í</w:t>
+      </w:r>
+      <w:r>
+        <w:rPr>
+          <w:i/>
+          <w:iCs/>
+          <w:lang w:val="es-ES"/>
+        </w:rPr>
+        <w:t>brido?</w:t>
       </w:r>
       <w:r>
         <w:rPr>
@@ -718,7 +746,19 @@
         <w:rPr>
           <w:lang w:val="es-ES"/>
         </w:rPr>
-        <w:t>Un modelo hibrido combina dos paradigmas complementarios:</w:t>
+        <w:t>Un modelo h</w:t>
+      </w:r>
+      <w:r>
+        <w:rPr>
+          <w:lang w:val="es-ES"/>
+        </w:rPr>
+        <w:t>í</w:t>
+      </w:r>
+      <w:r>
+        <w:rPr>
+          <w:lang w:val="es-ES"/>
+        </w:rPr>
+        <w:t>brido combina dos paradigmas complementarios:</w:t>
       </w:r>
     </w:p>
     <w:p>
@@ -1863,7 +1903,7 @@
         </w:numPr>
       </w:pPr>
       <w:r>
-        <w:t>neural_based_model/demo.py</w:t>
+        <w:t>demo.py</w:t>
       </w:r>
     </w:p>
     <w:p>
@@ -3379,7 +3419,34 @@
         <w:rPr>
           <w:lang w:val="es-ES"/>
         </w:rPr>
-        <w:t>Cuando dos documentos tienen scores muy cercanos, el orden relativo depende del resultado del ordenamiento numérico sobre el arreglo de similitudes. Para una etapa posterior se puede agregar desempate explicito por campos como:</w:t>
+        <w:t xml:space="preserve">Cuando dos documentos tienen scores muy cercanos, el orden relativo depende del resultado del ordenamiento numérico sobre el arreglo de similitudes. Para una etapa posterior se puede agregar desempate </w:t>
+      </w:r>
+      <w:r>
+        <w:rPr>
+          <w:u w:val="single"/>
+          <w:lang w:val="es-ES"/>
+        </w:rPr>
+        <w:t>expl</w:t>
+      </w:r>
+      <w:r>
+        <w:rPr>
+          <w:u w:val="single"/>
+          <w:lang w:val="es-ES"/>
+        </w:rPr>
+        <w:t>í</w:t>
+      </w:r>
+      <w:r>
+        <w:rPr>
+          <w:u w:val="single"/>
+          <w:lang w:val="es-ES"/>
+        </w:rPr>
+        <w:t>cito</w:t>
+      </w:r>
+      <w:r>
+        <w:rPr>
+          <w:lang w:val="es-ES"/>
+        </w:rPr>
+        <w:t xml:space="preserve"> por campos como:</w:t>
       </w:r>
     </w:p>
     <w:p>
@@ -5021,7 +5088,34 @@
         <w:rPr>
           <w:lang w:val="es-ES"/>
         </w:rPr>
-        <w:t xml:space="preserve">Cobertura temporal: El conjunto de datos abarca un periodo de </w:t>
+        <w:t xml:space="preserve">Cobertura temporal: El conjunto de datos abarca un </w:t>
+      </w:r>
+      <w:r>
+        <w:rPr>
+          <w:u w:val="single"/>
+          <w:lang w:val="es-ES"/>
+        </w:rPr>
+        <w:t>per</w:t>
+      </w:r>
+      <w:r>
+        <w:rPr>
+          <w:u w:val="single"/>
+          <w:lang w:val="es-ES"/>
+        </w:rPr>
+        <w:t>í</w:t>
+      </w:r>
+      <w:r>
+        <w:rPr>
+          <w:u w:val="single"/>
+          <w:lang w:val="es-ES"/>
+        </w:rPr>
+        <w:t>odo</w:t>
+      </w:r>
+      <w:r>
+        <w:rPr>
+          <w:lang w:val="es-ES"/>
+        </w:rPr>
+        <w:t xml:space="preserve"> de </w:t>
       </w:r>
       <w:r>
         <w:rPr>

--- a/documentacion.docx
+++ b/documentacion.docx
@@ -187,6 +187,53 @@
           <w:lang w:val="es-ES"/>
         </w:rPr>
         <w:t>Objetivo de Recuperación</w:t>
+      </w:r>
+    </w:p>
+    <w:p>
+      <w:pPr>
+        <w:pStyle w:val="Prrafodelista"/>
+        <w:numPr>
+          <w:ilvl w:val="0"/>
+          <w:numId w:val="5"/>
+        </w:numPr>
+        <w:rPr>
+          <w:lang w:val="es-ES"/>
+        </w:rPr>
+      </w:pPr>
+      <w:r>
+        <w:rPr>
+          <w:lang w:val="es-ES"/>
+        </w:rPr>
+        <w:t>Permitir búsquedas semánticas en lenguaje natural sobre películas y series.</w:t>
+      </w:r>
+    </w:p>
+    <w:p>
+      <w:pPr>
+        <w:pStyle w:val="Prrafodelista"/>
+        <w:numPr>
+          <w:ilvl w:val="0"/>
+          <w:numId w:val="5"/>
+        </w:numPr>
+        <w:rPr>
+          <w:lang w:val="es-ES"/>
+        </w:rPr>
+      </w:pPr>
+      <w:r>
+        <w:rPr>
+          <w:lang w:val="es-ES"/>
+        </w:rPr>
+        <w:t>Recuperar resultados relevantes, aunque la consulta no use exactamente las mismas palabras del documento.</w:t>
+      </w:r>
+    </w:p>
+    <w:p>
+      <w:pPr>
+        <w:pStyle w:val="heading2"/>
+      </w:pPr>
+      <w:r>
+        <w:t xml:space="preserve">1.2   </w:t>
+      </w:r>
+      <w:r>
+        <w:t>Alcance del Corte 1</w:t>
       </w:r>
     </w:p>
     <w:p>
@@ -204,7 +251,7 @@
         <w:rPr>
           <w:lang w:val="es-ES"/>
         </w:rPr>
-        <w:t>Permitir búsquedas semánticas en lenguaje natural sobre películas y series.</w:t>
+        <w:t>Construcción de un corpus inicial del dominio.</w:t>
       </w:r>
     </w:p>
     <w:p>
@@ -222,19 +269,344 @@
         <w:rPr>
           <w:lang w:val="es-ES"/>
         </w:rPr>
-        <w:t>Recuperar resultados relevantes, aunque la consulta no use exactamente las mismas palabras del documento.</w:t>
+        <w:t>Generación de representaciones vectoriales densas (embeddings).</w:t>
+      </w:r>
+    </w:p>
+    <w:p>
+      <w:pPr>
+        <w:pStyle w:val="Prrafodelista"/>
+        <w:numPr>
+          <w:ilvl w:val="0"/>
+          <w:numId w:val="6"/>
+        </w:numPr>
+        <w:rPr>
+          <w:lang w:val="es-ES"/>
+        </w:rPr>
+      </w:pPr>
+      <w:r>
+        <w:rPr>
+          <w:lang w:val="es-ES"/>
+        </w:rPr>
+        <w:t>Ranking básico por similitud coseno.</w:t>
+      </w:r>
+    </w:p>
+    <w:p>
+      <w:pPr>
+        <w:ind w:firstLine="0"/>
+        <w:rPr>
+          <w:lang w:val="es-ES"/>
+        </w:rPr>
+      </w:pPr>
+    </w:p>
+    <w:p>
+      <w:pPr>
+        <w:ind w:firstLine="0"/>
+        <w:rPr>
+          <w:u w:val="single"/>
+          <w:lang w:val="es-ES"/>
+        </w:rPr>
+      </w:pPr>
+    </w:p>
+    <w:p>
+      <w:pPr>
+        <w:ind w:firstLine="0"/>
+        <w:rPr>
+          <w:b/>
+          <w:bCs/>
+          <w:lang w:val="es-ES"/>
+        </w:rPr>
+      </w:pPr>
+      <w:r>
+        <w:rPr>
+          <w:b/>
+          <w:bCs/>
+          <w:lang w:val="es-ES"/>
+        </w:rPr>
+        <w:t>1.3 Alcance del Corte 2</w:t>
+      </w:r>
+    </w:p>
+    <w:p>
+      <w:pPr>
+        <w:ind w:firstLine="0"/>
+        <w:rPr>
+          <w:b/>
+          <w:bCs/>
+          <w:lang w:val="es-ES"/>
+        </w:rPr>
+      </w:pPr>
+    </w:p>
+    <w:p>
+      <w:pPr>
+        <w:pStyle w:val="Prrafodelista"/>
+        <w:numPr>
+          <w:ilvl w:val="0"/>
+          <w:numId w:val="29"/>
+        </w:numPr>
+        <w:rPr>
+          <w:lang w:val="es-ES"/>
+        </w:rPr>
+      </w:pPr>
+      <w:r>
+        <w:rPr>
+          <w:lang w:val="es-ES"/>
+        </w:rPr>
+        <w:t>Refinamiento y depuración del corpus documental (1,029 obras audiovisuales con metadatos expandidos).</w:t>
+      </w:r>
+    </w:p>
+    <w:p>
+      <w:pPr>
+        <w:pStyle w:val="Prrafodelista"/>
+        <w:numPr>
+          <w:ilvl w:val="0"/>
+          <w:numId w:val="29"/>
+        </w:numPr>
+        <w:rPr>
+          <w:lang w:val="es-ES"/>
+        </w:rPr>
+      </w:pPr>
+      <w:r>
+        <w:rPr>
+          <w:lang w:val="es-ES"/>
+        </w:rPr>
+        <w:t>Implementación de un modelo de Generación Aumentada por Recuperación (RAG) para ofrecer respuestas sintetizadas en lenguaje natural.</w:t>
+      </w:r>
+    </w:p>
+    <w:p>
+      <w:pPr>
+        <w:pStyle w:val="Prrafodelista"/>
+        <w:numPr>
+          <w:ilvl w:val="0"/>
+          <w:numId w:val="29"/>
+        </w:numPr>
+        <w:rPr>
+          <w:lang w:val="es-ES"/>
+        </w:rPr>
+      </w:pPr>
+      <w:r>
+        <w:rPr>
+          <w:lang w:val="es-ES"/>
+        </w:rPr>
+        <w:t>Incorporación de un módulo de expansión web (web_search) para enriquecer las respuestas con información externa actualizada cuando la consulta lo amerita.</w:t>
+      </w:r>
+    </w:p>
+    <w:p>
+      <w:pPr>
+        <w:pStyle w:val="Prrafodelista"/>
+        <w:numPr>
+          <w:ilvl w:val="0"/>
+          <w:numId w:val="29"/>
+        </w:numPr>
+        <w:rPr>
+          <w:lang w:val="es-ES"/>
+        </w:rPr>
+      </w:pPr>
+      <w:r>
+        <w:rPr>
+          <w:lang w:val="es-ES"/>
+        </w:rPr>
+        <w:t>Ajuste de la infraestructura de almacenamiento mutando a un formato JSON estandarizado para los metadatos y un índice vectorial renovado.</w:t>
+      </w:r>
+    </w:p>
+    <w:p>
+      <w:pPr>
+        <w:pStyle w:val="heading1"/>
+        <w:rPr>
+          <w:lang w:val="es-ES"/>
+        </w:rPr>
+      </w:pPr>
+      <w:r>
+        <w:rPr>
+          <w:lang w:val="es-ES"/>
+        </w:rPr>
+        <w:lastRenderedPageBreak/>
+        <w:t xml:space="preserve">2   </w:t>
+      </w:r>
+      <w:r>
+        <w:rPr>
+          <w:lang w:val="es-ES"/>
+        </w:rPr>
+        <w:t>D</w:t>
+      </w:r>
+      <w:r>
+        <w:rPr>
+          <w:lang w:val="es-ES"/>
+        </w:rPr>
+        <w:t>ocumentación</w:t>
+      </w:r>
+      <w:r>
+        <w:rPr>
+          <w:lang w:val="es-ES"/>
+        </w:rPr>
+        <w:t xml:space="preserve"> del </w:t>
+      </w:r>
+      <w:r>
+        <w:rPr>
+          <w:lang w:val="es-ES"/>
+        </w:rPr>
+        <w:t>M</w:t>
+      </w:r>
+      <w:r>
+        <w:rPr>
+          <w:lang w:val="es-ES"/>
+        </w:rPr>
+        <w:t xml:space="preserve">odelo de </w:t>
+      </w:r>
+      <w:r>
+        <w:rPr>
+          <w:lang w:val="es-ES"/>
+        </w:rPr>
+        <w:t>R</w:t>
+      </w:r>
+      <w:r>
+        <w:rPr>
+          <w:lang w:val="es-ES"/>
+        </w:rPr>
+        <w:t>ecuperación Implementado</w:t>
       </w:r>
     </w:p>
     <w:p>
       <w:pPr>
         <w:pStyle w:val="heading2"/>
-      </w:pPr>
-      <w:r>
-        <w:t xml:space="preserve">1.2   </w:t>
-      </w:r>
-      <w:r>
-        <w:t>Alcance del Corte 1</w:t>
-      </w:r>
+        <w:rPr>
+          <w:lang w:val="es-ES"/>
+        </w:rPr>
+      </w:pPr>
+      <w:r>
+        <w:rPr>
+          <w:lang w:val="es-ES"/>
+        </w:rPr>
+        <w:t xml:space="preserve">2.1   </w:t>
+      </w:r>
+      <w:r>
+        <w:rPr>
+          <w:lang w:val="es-ES"/>
+        </w:rPr>
+        <w:t>Tipo de Modelo</w:t>
+      </w:r>
+      <w:r>
+        <w:rPr>
+          <w:lang w:val="es-ES"/>
+        </w:rPr>
+        <w:t xml:space="preserve"> </w:t>
+      </w:r>
+    </w:p>
+    <w:p>
+      <w:pPr>
+        <w:ind w:firstLine="0"/>
+        <w:rPr>
+          <w:lang w:val="es-ES"/>
+        </w:rPr>
+      </w:pPr>
+      <w:r>
+        <w:rPr>
+          <w:lang w:val="es-ES"/>
+        </w:rPr>
+        <w:t xml:space="preserve">   </w:t>
+      </w:r>
+      <w:r>
+        <w:rPr>
+          <w:lang w:val="es-ES"/>
+        </w:rPr>
+        <w:t>Se implement</w:t>
+      </w:r>
+      <w:r>
+        <w:rPr>
+          <w:lang w:val="es-ES"/>
+        </w:rPr>
+        <w:t xml:space="preserve">ó </w:t>
+      </w:r>
+      <w:r>
+        <w:rPr>
+          <w:lang w:val="es-ES"/>
+        </w:rPr>
+        <w:t>un modelo de recuperación neuronal no básico basado en embeddings con Sentence Transformers.</w:t>
+      </w:r>
+    </w:p>
+    <w:p>
+      <w:pPr>
+        <w:ind w:firstLine="0"/>
+        <w:rPr>
+          <w:lang w:val="es-ES"/>
+        </w:rPr>
+      </w:pPr>
+      <w:r>
+        <w:rPr>
+          <w:lang w:val="es-ES"/>
+        </w:rPr>
+        <w:t xml:space="preserve">   </w:t>
+      </w:r>
+      <w:r>
+        <w:rPr>
+          <w:lang w:val="es-ES"/>
+        </w:rPr>
+        <w:t>Modelo usado:</w:t>
+      </w:r>
+      <w:r>
+        <w:rPr>
+          <w:lang w:val="es-ES"/>
+        </w:rPr>
+        <w:t xml:space="preserve"> </w:t>
+      </w:r>
+      <w:r>
+        <w:rPr>
+          <w:lang w:val="es-ES"/>
+        </w:rPr>
+        <w:t>sentence-transformers/paraphrase-multilingual-MiniLM-L12-v2</w:t>
+      </w:r>
+    </w:p>
+    <w:p>
+      <w:pPr>
+        <w:ind w:firstLine="0"/>
+        <w:rPr>
+          <w:lang w:val="es-ES"/>
+        </w:rPr>
+      </w:pPr>
+      <w:r>
+        <w:rPr>
+          <w:lang w:val="es-ES"/>
+        </w:rPr>
+        <w:t xml:space="preserve">   </w:t>
+      </w:r>
+      <w:r>
+        <w:rPr>
+          <w:lang w:val="es-ES"/>
+        </w:rPr>
+        <w:t>Este modelo produce un vector denso para cada documento y para cada consulta. La recuperación se hace comparando vectores en el espacio latente.</w:t>
+      </w:r>
+      <w:r>
+        <w:rPr>
+          <w:lang w:val="es-ES"/>
+        </w:rPr>
+        <w:t xml:space="preserve"> </w:t>
+      </w:r>
+    </w:p>
+    <w:p>
+      <w:pPr>
+        <w:ind w:firstLine="0"/>
+        <w:rPr>
+          <w:lang w:val="es-ES"/>
+        </w:rPr>
+      </w:pPr>
+      <w:r>
+        <w:rPr>
+          <w:lang w:val="es-ES"/>
+        </w:rPr>
+        <w:t xml:space="preserve">   </w:t>
+      </w:r>
+      <w:r>
+        <w:rPr>
+          <w:lang w:val="es-ES"/>
+        </w:rPr>
+        <w:t>En términos de IR neuronal, este enfoque corresponde a un esquema bi-encoder (dual encoder):</w:t>
+      </w:r>
+    </w:p>
+    <w:p>
+      <w:pPr>
+        <w:ind w:firstLine="0"/>
+        <w:rPr>
+          <w:lang w:val="es-ES"/>
+        </w:rPr>
+      </w:pPr>
     </w:p>
     <w:p>
       <w:pPr>
@@ -251,7 +623,7 @@
         <w:rPr>
           <w:lang w:val="es-ES"/>
         </w:rPr>
-        <w:t>Construcción de un corpus inicial del dominio.</w:t>
+        <w:t>Un encoder transforma documentos a vectores.</w:t>
       </w:r>
     </w:p>
     <w:p>
@@ -269,7 +641,7 @@
         <w:rPr>
           <w:lang w:val="es-ES"/>
         </w:rPr>
-        <w:t>Generación de representaciones vectoriales densas (embeddings).</w:t>
+        <w:t>El mismo encoder transforma la consulta a un vector.</w:t>
       </w:r>
     </w:p>
     <w:p>
@@ -287,39 +659,65 @@
         <w:rPr>
           <w:lang w:val="es-ES"/>
         </w:rPr>
-        <w:t>Ranking básico por similitud coseno.</w:t>
-      </w:r>
-    </w:p>
-    <w:p>
-      <w:pPr>
-        <w:pStyle w:val="heading1"/>
-        <w:rPr>
-          <w:lang w:val="es-ES"/>
-        </w:rPr>
-      </w:pPr>
-      <w:r>
-        <w:rPr>
-          <w:lang w:val="es-ES"/>
-        </w:rPr>
-        <w:t xml:space="preserve">2   </w:t>
-      </w:r>
-      <w:r>
-        <w:rPr>
-          <w:lang w:val="es-ES"/>
-        </w:rPr>
-        <w:t>D</w:t>
-      </w:r>
-      <w:r>
-        <w:rPr>
-          <w:lang w:val="es-ES"/>
-        </w:rPr>
-        <w:t>ocumentación</w:t>
-      </w:r>
-      <w:r>
-        <w:rPr>
-          <w:lang w:val="es-ES"/>
-        </w:rPr>
-        <w:t xml:space="preserve"> del </w:t>
+        <w:t>La relevancia se estima con una función de similitud vectorial.</w:t>
+      </w:r>
+    </w:p>
+    <w:p>
+      <w:pPr>
+        <w:ind w:firstLine="0"/>
+        <w:rPr>
+          <w:lang w:val="es-ES"/>
+        </w:rPr>
+      </w:pPr>
+      <w:r>
+        <w:rPr>
+          <w:lang w:val="es-ES"/>
+        </w:rPr>
+        <w:t xml:space="preserve">   </w:t>
+      </w:r>
+      <w:r>
+        <w:rPr>
+          <w:lang w:val="es-ES"/>
+        </w:rPr>
+        <w:t>Este diseño permite indexar el corpus una vez y reutilizar los embeddings para múltiples consultas.</w:t>
+      </w:r>
+    </w:p>
+    <w:p>
+      <w:pPr>
+        <w:pStyle w:val="heading2"/>
+        <w:rPr>
+          <w:lang w:val="es-ES"/>
+        </w:rPr>
+      </w:pPr>
+      <w:r>
+        <w:rPr>
+          <w:lang w:val="es-ES"/>
+        </w:rPr>
+        <w:t>2</w:t>
+      </w:r>
+      <w:r>
+        <w:rPr>
+          <w:lang w:val="es-ES"/>
+        </w:rPr>
+        <w:t xml:space="preserve">.2   </w:t>
+      </w:r>
+      <w:r>
+        <w:rPr>
+          <w:lang w:val="es-ES"/>
+        </w:rPr>
+        <w:t xml:space="preserve">Modelo </w:t>
+      </w:r>
+      <w:r>
+        <w:rPr>
+          <w:lang w:val="es-ES"/>
+        </w:rPr>
+        <w:t>Hí</w:t>
+      </w:r>
+      <w:r>
+        <w:rPr>
+          <w:lang w:val="es-ES"/>
+        </w:rPr>
+        <w:t xml:space="preserve">brido: </w:t>
       </w:r>
       <w:r>
         <w:rPr>
@@ -331,39 +729,129 @@
         <w:rPr>
           <w:lang w:val="es-ES"/>
         </w:rPr>
-        <w:t xml:space="preserve">odelo de </w:t>
-      </w:r>
-      <w:r>
-        <w:rPr>
-          <w:lang w:val="es-ES"/>
-        </w:rPr>
-        <w:t>R</w:t>
-      </w:r>
-      <w:r>
-        <w:rPr>
-          <w:lang w:val="es-ES"/>
-        </w:rPr>
-        <w:t>ecuperación Implementado</w:t>
-      </w:r>
-    </w:p>
-    <w:p>
-      <w:pPr>
-        <w:pStyle w:val="heading2"/>
-        <w:rPr>
-          <w:lang w:val="es-ES"/>
-        </w:rPr>
-      </w:pPr>
-      <w:r>
-        <w:rPr>
-          <w:lang w:val="es-ES"/>
-        </w:rPr>
-        <w:t xml:space="preserve">2.1   </w:t>
-      </w:r>
-      <w:r>
-        <w:rPr>
-          <w:lang w:val="es-ES"/>
-        </w:rPr>
-        <w:t>Tipo de Modelo</w:t>
+        <w:t xml:space="preserve">otivación y </w:t>
+      </w:r>
+      <w:r>
+        <w:rPr>
+          <w:lang w:val="es-ES"/>
+        </w:rPr>
+        <w:t>A</w:t>
+      </w:r>
+      <w:r>
+        <w:rPr>
+          <w:lang w:val="es-ES"/>
+        </w:rPr>
+        <w:t>rquitectura</w:t>
+      </w:r>
+    </w:p>
+    <w:p>
+      <w:pPr>
+        <w:pStyle w:val="p1a"/>
+        <w:rPr>
+          <w:lang w:val="es-ES"/>
+        </w:rPr>
+      </w:pPr>
+      <w:r>
+        <w:rPr>
+          <w:lang w:val="es-ES"/>
+        </w:rPr>
+        <w:t xml:space="preserve">   </w:t>
+      </w:r>
+      <w:r>
+        <w:rPr>
+          <w:lang w:val="es-ES"/>
+        </w:rPr>
+        <w:t>Si bien el enfoque puramente neuronal es efectivo, se ha evolucionado hacia un modelo h</w:t>
+      </w:r>
+      <w:r>
+        <w:rPr>
+          <w:lang w:val="es-ES"/>
+        </w:rPr>
+        <w:t>í</w:t>
+      </w:r>
+      <w:r>
+        <w:rPr>
+          <w:lang w:val="es-ES"/>
+        </w:rPr>
+        <w:t>brido que combina embeddings densos con indexación l</w:t>
+      </w:r>
+      <w:r>
+        <w:rPr>
+          <w:lang w:val="es-ES"/>
+        </w:rPr>
+        <w:t>é</w:t>
+      </w:r>
+      <w:r>
+        <w:rPr>
+          <w:lang w:val="es-ES"/>
+        </w:rPr>
+        <w:t>xico-estad</w:t>
+      </w:r>
+      <w:r>
+        <w:rPr>
+          <w:lang w:val="es-ES"/>
+        </w:rPr>
+        <w:t>í</w:t>
+      </w:r>
+      <w:r>
+        <w:rPr>
+          <w:lang w:val="es-ES"/>
+        </w:rPr>
+        <w:t>stica (TF-IDF) para obtener mayor precisión y cobertura.</w:t>
+      </w:r>
+    </w:p>
+    <w:p>
+      <w:pPr>
+        <w:pStyle w:val="p1a"/>
+        <w:rPr>
+          <w:lang w:val="es-ES"/>
+        </w:rPr>
+      </w:pPr>
+      <w:r>
+        <w:rPr>
+          <w:lang w:val="es-ES"/>
+        </w:rPr>
+        <w:t xml:space="preserve">   </w:t>
+      </w:r>
+      <w:r>
+        <w:rPr>
+          <w:i/>
+          <w:iCs/>
+          <w:lang w:val="es-ES"/>
+        </w:rPr>
+        <w:t>¿</w:t>
+      </w:r>
+      <w:r>
+        <w:rPr>
+          <w:i/>
+          <w:iCs/>
+          <w:lang w:val="es-ES"/>
+        </w:rPr>
+        <w:t>Por qué</w:t>
+      </w:r>
+      <w:r>
+        <w:rPr>
+          <w:i/>
+          <w:iCs/>
+          <w:lang w:val="es-ES"/>
+        </w:rPr>
+        <w:t xml:space="preserve"> h</w:t>
+      </w:r>
+      <w:r>
+        <w:rPr>
+          <w:i/>
+          <w:iCs/>
+          <w:lang w:val="es-ES"/>
+        </w:rPr>
+        <w:t>í</w:t>
+      </w:r>
+      <w:r>
+        <w:rPr>
+          <w:i/>
+          <w:iCs/>
+          <w:lang w:val="es-ES"/>
+        </w:rPr>
+        <w:t>brido?</w:t>
       </w:r>
       <w:r>
         <w:rPr>
@@ -371,128 +859,36 @@
         </w:rPr>
         <w:t xml:space="preserve"> </w:t>
       </w:r>
-    </w:p>
-    <w:p>
-      <w:pPr>
-        <w:ind w:firstLine="0"/>
-        <w:rPr>
-          <w:lang w:val="es-ES"/>
-        </w:rPr>
-      </w:pPr>
-      <w:r>
-        <w:rPr>
-          <w:lang w:val="es-ES"/>
-        </w:rPr>
-        <w:t xml:space="preserve">   </w:t>
-      </w:r>
-      <w:r>
-        <w:rPr>
-          <w:lang w:val="es-ES"/>
-        </w:rPr>
-        <w:t>Se implement</w:t>
-      </w:r>
-      <w:r>
-        <w:rPr>
-          <w:lang w:val="es-ES"/>
-        </w:rPr>
-        <w:t xml:space="preserve">ó </w:t>
-      </w:r>
-      <w:r>
-        <w:rPr>
-          <w:lang w:val="es-ES"/>
-        </w:rPr>
-        <w:t>un modelo de recuperación neuronal no básico basado en embeddings con Sentence Transformers.</w:t>
-      </w:r>
-    </w:p>
-    <w:p>
-      <w:pPr>
-        <w:ind w:firstLine="0"/>
-        <w:rPr>
-          <w:lang w:val="es-ES"/>
-        </w:rPr>
-      </w:pPr>
-      <w:r>
-        <w:rPr>
-          <w:lang w:val="es-ES"/>
-        </w:rPr>
-        <w:t xml:space="preserve">   </w:t>
-      </w:r>
-      <w:r>
-        <w:rPr>
-          <w:lang w:val="es-ES"/>
-        </w:rPr>
-        <w:t>Modelo usado:</w:t>
-      </w:r>
-      <w:r>
-        <w:rPr>
-          <w:lang w:val="es-ES"/>
-        </w:rPr>
-        <w:t xml:space="preserve"> </w:t>
-      </w:r>
-      <w:r>
-        <w:rPr>
-          <w:lang w:val="es-ES"/>
-        </w:rPr>
-        <w:t>sentence-transformers/paraphrase-multilingual-MiniLM-L12-v2</w:t>
-      </w:r>
-    </w:p>
-    <w:p>
-      <w:pPr>
-        <w:ind w:firstLine="0"/>
-        <w:rPr>
-          <w:lang w:val="es-ES"/>
-        </w:rPr>
-      </w:pPr>
-      <w:r>
-        <w:rPr>
-          <w:lang w:val="es-ES"/>
-        </w:rPr>
-        <w:t xml:space="preserve">   </w:t>
-      </w:r>
-      <w:r>
-        <w:rPr>
-          <w:lang w:val="es-ES"/>
-        </w:rPr>
-        <w:t>Este modelo produce un vector denso para cada documento y para cada consulta. La recuperación se hace comparando vectores en el espacio latente.</w:t>
-      </w:r>
-      <w:r>
-        <w:rPr>
-          <w:lang w:val="es-ES"/>
-        </w:rPr>
-        <w:t xml:space="preserve"> </w:t>
-      </w:r>
-    </w:p>
-    <w:p>
-      <w:pPr>
-        <w:ind w:firstLine="0"/>
-        <w:rPr>
-          <w:lang w:val="es-ES"/>
-        </w:rPr>
-      </w:pPr>
-      <w:r>
-        <w:rPr>
-          <w:lang w:val="es-ES"/>
-        </w:rPr>
-        <w:t xml:space="preserve">   </w:t>
-      </w:r>
-      <w:r>
-        <w:rPr>
-          <w:lang w:val="es-ES"/>
-        </w:rPr>
-        <w:t>En términos de IR neuronal, este enfoque corresponde a un esquema bi-encoder (dual encoder):</w:t>
-      </w:r>
-    </w:p>
-    <w:p>
-      <w:pPr>
-        <w:ind w:firstLine="0"/>
-        <w:rPr>
-          <w:lang w:val="es-ES"/>
-        </w:rPr>
-      </w:pPr>
-    </w:p>
-    <w:p>
-      <w:pPr>
-        <w:pStyle w:val="Prrafodelista"/>
+      <w:r>
+        <w:rPr>
+          <w:lang w:val="es-ES"/>
+        </w:rPr>
+        <w:t>Un modelo h</w:t>
+      </w:r>
+      <w:r>
+        <w:rPr>
+          <w:lang w:val="es-ES"/>
+        </w:rPr>
+        <w:t>í</w:t>
+      </w:r>
+      <w:r>
+        <w:rPr>
+          <w:lang w:val="es-ES"/>
+        </w:rPr>
+        <w:t>brido combina dos paradigmas complementarios:</w:t>
+      </w:r>
+    </w:p>
+    <w:p>
+      <w:pPr>
+        <w:pStyle w:val="p1a"/>
+        <w:rPr>
+          <w:lang w:val="es-ES"/>
+        </w:rPr>
+      </w:pPr>
+    </w:p>
+    <w:p>
+      <w:pPr>
+        <w:pStyle w:val="p1a"/>
         <w:numPr>
           <w:ilvl w:val="0"/>
           <w:numId w:val="8"/>
@@ -505,269 +901,14 @@
         <w:rPr>
           <w:lang w:val="es-ES"/>
         </w:rPr>
-        <w:t>Un encoder transforma documentos a vectores.</w:t>
-      </w:r>
-    </w:p>
-    <w:p>
-      <w:pPr>
-        <w:pStyle w:val="Prrafodelista"/>
-        <w:numPr>
-          <w:ilvl w:val="0"/>
-          <w:numId w:val="8"/>
-        </w:numPr>
-        <w:rPr>
-          <w:lang w:val="es-ES"/>
-        </w:rPr>
-      </w:pPr>
-      <w:r>
-        <w:rPr>
-          <w:lang w:val="es-ES"/>
-        </w:rPr>
-        <w:t>El mismo encoder transforma la consulta a un vector.</w:t>
-      </w:r>
-    </w:p>
-    <w:p>
-      <w:pPr>
-        <w:pStyle w:val="Prrafodelista"/>
-        <w:numPr>
-          <w:ilvl w:val="0"/>
-          <w:numId w:val="8"/>
-        </w:numPr>
-        <w:rPr>
-          <w:lang w:val="es-ES"/>
-        </w:rPr>
-      </w:pPr>
-      <w:r>
-        <w:rPr>
-          <w:lang w:val="es-ES"/>
-        </w:rPr>
-        <w:lastRenderedPageBreak/>
-        <w:t>La relevancia se estima con una función de similitud vectorial.</w:t>
-      </w:r>
-    </w:p>
-    <w:p>
-      <w:pPr>
-        <w:ind w:firstLine="0"/>
-        <w:rPr>
-          <w:lang w:val="es-ES"/>
-        </w:rPr>
-      </w:pPr>
-      <w:r>
-        <w:rPr>
-          <w:lang w:val="es-ES"/>
-        </w:rPr>
-        <w:t xml:space="preserve">   </w:t>
-      </w:r>
-      <w:r>
-        <w:rPr>
-          <w:lang w:val="es-ES"/>
-        </w:rPr>
-        <w:t>Este diseño permite indexar el corpus una vez y reutilizar los embeddings para múltiples consultas.</w:t>
-      </w:r>
-    </w:p>
-    <w:p>
-      <w:pPr>
-        <w:pStyle w:val="heading2"/>
-        <w:rPr>
-          <w:lang w:val="es-ES"/>
-        </w:rPr>
-      </w:pPr>
-      <w:r>
-        <w:rPr>
-          <w:lang w:val="es-ES"/>
-        </w:rPr>
-        <w:t>2</w:t>
-      </w:r>
-      <w:r>
-        <w:rPr>
-          <w:lang w:val="es-ES"/>
-        </w:rPr>
-        <w:t xml:space="preserve">.2   </w:t>
-      </w:r>
-      <w:r>
-        <w:rPr>
-          <w:lang w:val="es-ES"/>
-        </w:rPr>
-        <w:t xml:space="preserve">Modelo </w:t>
-      </w:r>
-      <w:r>
-        <w:rPr>
-          <w:lang w:val="es-ES"/>
-        </w:rPr>
-        <w:t>Hí</w:t>
-      </w:r>
-      <w:r>
-        <w:rPr>
-          <w:lang w:val="es-ES"/>
-        </w:rPr>
-        <w:t xml:space="preserve">brido: </w:t>
-      </w:r>
-      <w:r>
-        <w:rPr>
-          <w:lang w:val="es-ES"/>
-        </w:rPr>
-        <w:t>M</w:t>
-      </w:r>
-      <w:r>
-        <w:rPr>
-          <w:lang w:val="es-ES"/>
-        </w:rPr>
-        <w:t xml:space="preserve">otivación y </w:t>
-      </w:r>
-      <w:r>
-        <w:rPr>
-          <w:lang w:val="es-ES"/>
-        </w:rPr>
-        <w:t>A</w:t>
-      </w:r>
-      <w:r>
-        <w:rPr>
-          <w:lang w:val="es-ES"/>
-        </w:rPr>
-        <w:t>rquitectura</w:t>
-      </w:r>
-    </w:p>
-    <w:p>
-      <w:pPr>
-        <w:pStyle w:val="p1a"/>
-        <w:rPr>
-          <w:lang w:val="es-ES"/>
-        </w:rPr>
-      </w:pPr>
-      <w:r>
-        <w:rPr>
-          <w:lang w:val="es-ES"/>
-        </w:rPr>
-        <w:t xml:space="preserve">   </w:t>
-      </w:r>
-      <w:r>
-        <w:rPr>
-          <w:lang w:val="es-ES"/>
-        </w:rPr>
-        <w:t>Si bien el enfoque puramente neuronal es efectivo, se ha evolucionado hacia un modelo h</w:t>
-      </w:r>
-      <w:r>
-        <w:rPr>
-          <w:lang w:val="es-ES"/>
-        </w:rPr>
-        <w:t>í</w:t>
-      </w:r>
-      <w:r>
-        <w:rPr>
-          <w:lang w:val="es-ES"/>
-        </w:rPr>
-        <w:t>brido que combina embeddings densos con indexación l</w:t>
-      </w:r>
-      <w:r>
-        <w:rPr>
-          <w:lang w:val="es-ES"/>
-        </w:rPr>
-        <w:t>é</w:t>
-      </w:r>
-      <w:r>
-        <w:rPr>
-          <w:lang w:val="es-ES"/>
-        </w:rPr>
-        <w:t>xico-estad</w:t>
-      </w:r>
-      <w:r>
-        <w:rPr>
-          <w:lang w:val="es-ES"/>
-        </w:rPr>
-        <w:t>í</w:t>
-      </w:r>
-      <w:r>
-        <w:rPr>
-          <w:lang w:val="es-ES"/>
-        </w:rPr>
-        <w:t>stica (TF-IDF) para obtener mayor precisión y cobertura.</w:t>
-      </w:r>
-    </w:p>
-    <w:p>
-      <w:pPr>
-        <w:pStyle w:val="p1a"/>
-        <w:rPr>
-          <w:lang w:val="es-ES"/>
-        </w:rPr>
-      </w:pPr>
-      <w:r>
-        <w:rPr>
-          <w:lang w:val="es-ES"/>
-        </w:rPr>
-        <w:t xml:space="preserve">   </w:t>
-      </w:r>
-      <w:r>
-        <w:rPr>
-          <w:i/>
-          <w:iCs/>
-          <w:lang w:val="es-ES"/>
-        </w:rPr>
-        <w:t>¿</w:t>
-      </w:r>
-      <w:r>
-        <w:rPr>
-          <w:i/>
-          <w:iCs/>
-          <w:lang w:val="es-ES"/>
-        </w:rPr>
-        <w:t>Por qué</w:t>
-      </w:r>
-      <w:r>
-        <w:rPr>
-          <w:i/>
-          <w:iCs/>
-          <w:lang w:val="es-ES"/>
-        </w:rPr>
-        <w:t xml:space="preserve"> h</w:t>
-      </w:r>
-      <w:r>
-        <w:rPr>
-          <w:i/>
-          <w:iCs/>
-          <w:lang w:val="es-ES"/>
-        </w:rPr>
-        <w:t>í</w:t>
-      </w:r>
-      <w:r>
-        <w:rPr>
-          <w:i/>
-          <w:iCs/>
-          <w:lang w:val="es-ES"/>
-        </w:rPr>
-        <w:t>brido?</w:t>
-      </w:r>
-      <w:r>
-        <w:rPr>
-          <w:lang w:val="es-ES"/>
-        </w:rPr>
-        <w:t xml:space="preserve"> </w:t>
-      </w:r>
-      <w:r>
-        <w:rPr>
-          <w:lang w:val="es-ES"/>
-        </w:rPr>
-        <w:t>Un modelo h</w:t>
-      </w:r>
-      <w:r>
-        <w:rPr>
-          <w:lang w:val="es-ES"/>
-        </w:rPr>
-        <w:t>í</w:t>
-      </w:r>
-      <w:r>
-        <w:rPr>
-          <w:lang w:val="es-ES"/>
-        </w:rPr>
-        <w:t>brido combina dos paradigmas complementarios:</w:t>
-      </w:r>
-    </w:p>
-    <w:p>
-      <w:pPr>
-        <w:pStyle w:val="p1a"/>
-        <w:rPr>
-          <w:lang w:val="es-ES"/>
-        </w:rPr>
-      </w:pPr>
+        <w:t>Recuperación</w:t>
+      </w:r>
+      <w:r>
+        <w:rPr>
+          <w:lang w:val="es-ES"/>
+        </w:rPr>
+        <w:t xml:space="preserve"> densa (embeddings neurales):</w:t>
+      </w:r>
     </w:p>
     <w:p>
       <w:pPr>
@@ -784,13 +925,147 @@
         <w:rPr>
           <w:lang w:val="es-ES"/>
         </w:rPr>
+        <w:t xml:space="preserve">Captura relaciones </w:t>
+      </w:r>
+      <w:r>
+        <w:rPr>
+          <w:lang w:val="es-ES"/>
+        </w:rPr>
+        <w:t>semánticas</w:t>
+      </w:r>
+      <w:r>
+        <w:rPr>
+          <w:lang w:val="es-ES"/>
+        </w:rPr>
+        <w:t xml:space="preserve"> profundas entre consulta y documentos.</w:t>
+      </w:r>
+    </w:p>
+    <w:p>
+      <w:pPr>
+        <w:pStyle w:val="p1a"/>
+        <w:numPr>
+          <w:ilvl w:val="0"/>
+          <w:numId w:val="9"/>
+        </w:numPr>
+        <w:rPr>
+          <w:lang w:val="es-ES"/>
+        </w:rPr>
+      </w:pPr>
+      <w:r>
+        <w:rPr>
+          <w:lang w:val="es-ES"/>
+        </w:rPr>
+        <w:t xml:space="preserve">Funciona bien con parafraseos y </w:t>
+      </w:r>
+      <w:r>
+        <w:rPr>
+          <w:lang w:val="es-ES"/>
+        </w:rPr>
+        <w:t>sinónimos</w:t>
+      </w:r>
+      <w:r>
+        <w:rPr>
+          <w:lang w:val="es-ES"/>
+        </w:rPr>
+        <w:t>.</w:t>
+      </w:r>
+    </w:p>
+    <w:p>
+      <w:pPr>
+        <w:pStyle w:val="p1a"/>
+        <w:numPr>
+          <w:ilvl w:val="0"/>
+          <w:numId w:val="9"/>
+        </w:numPr>
+        <w:rPr>
+          <w:lang w:val="es-ES"/>
+        </w:rPr>
+      </w:pPr>
+      <w:r>
+        <w:rPr>
+          <w:lang w:val="es-ES"/>
+        </w:rPr>
+        <w:t xml:space="preserve">Entiende intencionalidad </w:t>
+      </w:r>
+      <w:r>
+        <w:rPr>
+          <w:lang w:val="es-ES"/>
+        </w:rPr>
+        <w:t>semántica</w:t>
+      </w:r>
+      <w:r>
+        <w:rPr>
+          <w:lang w:val="es-ES"/>
+        </w:rPr>
+        <w:t xml:space="preserve"> </w:t>
+      </w:r>
+      <w:r>
+        <w:rPr>
+          <w:lang w:val="es-ES"/>
+        </w:rPr>
+        <w:t>detrás</w:t>
+      </w:r>
+      <w:r>
+        <w:rPr>
+          <w:lang w:val="es-ES"/>
+        </w:rPr>
+        <w:t xml:space="preserve"> de la consulta.</w:t>
+      </w:r>
+    </w:p>
+    <w:p>
+      <w:pPr>
+        <w:pStyle w:val="p1a"/>
+        <w:rPr>
+          <w:lang w:val="es-ES"/>
+        </w:rPr>
+      </w:pPr>
+    </w:p>
+    <w:p>
+      <w:pPr>
+        <w:pStyle w:val="p1a"/>
+        <w:numPr>
+          <w:ilvl w:val="0"/>
+          <w:numId w:val="8"/>
+        </w:numPr>
+        <w:rPr>
+          <w:lang w:val="es-ES"/>
+        </w:rPr>
+      </w:pPr>
+      <w:r>
+        <w:rPr>
+          <w:lang w:val="es-ES"/>
+        </w:rPr>
         <w:t>Recuperación</w:t>
       </w:r>
       <w:r>
         <w:rPr>
           <w:lang w:val="es-ES"/>
         </w:rPr>
-        <w:t xml:space="preserve"> densa (embeddings neurales):</w:t>
+        <w:t xml:space="preserve"> </w:t>
+      </w:r>
+      <w:r>
+        <w:rPr>
+          <w:lang w:val="es-ES"/>
+        </w:rPr>
+        <w:t>léxico</w:t>
+      </w:r>
+      <w:r>
+        <w:rPr>
+          <w:lang w:val="es-ES"/>
+        </w:rPr>
+        <w:t>-</w:t>
+      </w:r>
+      <w:r>
+        <w:rPr>
+          <w:lang w:val="es-ES"/>
+        </w:rPr>
+        <w:t>estadística</w:t>
+      </w:r>
+      <w:r>
+        <w:rPr>
+          <w:lang w:val="es-ES"/>
+        </w:rPr>
+        <w:t xml:space="preserve"> (TF-IDF):</w:t>
       </w:r>
     </w:p>
     <w:p>
@@ -808,19 +1083,19 @@
         <w:rPr>
           <w:lang w:val="es-ES"/>
         </w:rPr>
-        <w:t xml:space="preserve">Captura relaciones </w:t>
-      </w:r>
-      <w:r>
-        <w:rPr>
-          <w:lang w:val="es-ES"/>
-        </w:rPr>
-        <w:t>semánticas</w:t>
-      </w:r>
-      <w:r>
-        <w:rPr>
-          <w:lang w:val="es-ES"/>
-        </w:rPr>
-        <w:t xml:space="preserve"> profundas entre consulta y documentos.</w:t>
+        <w:t xml:space="preserve">Excelente para coincidencias de </w:t>
+      </w:r>
+      <w:r>
+        <w:rPr>
+          <w:lang w:val="es-ES"/>
+        </w:rPr>
+        <w:t>términos</w:t>
+      </w:r>
+      <w:r>
+        <w:rPr>
+          <w:lang w:val="es-ES"/>
+        </w:rPr>
+        <w:t xml:space="preserve"> exactos y frecuencia.</w:t>
       </w:r>
     </w:p>
     <w:p>
@@ -838,19 +1113,7 @@
         <w:rPr>
           <w:lang w:val="es-ES"/>
         </w:rPr>
-        <w:t xml:space="preserve">Funciona bien con parafraseos y </w:t>
-      </w:r>
-      <w:r>
-        <w:rPr>
-          <w:lang w:val="es-ES"/>
-        </w:rPr>
-        <w:t>sinónimos</w:t>
-      </w:r>
-      <w:r>
-        <w:rPr>
-          <w:lang w:val="es-ES"/>
-        </w:rPr>
-        <w:t>.</w:t>
+        <w:t>El efecto IDF captura la importancia de palabras poco comunes.</w:t>
       </w:r>
     </w:p>
     <w:p>
@@ -868,31 +1131,77 @@
         <w:rPr>
           <w:lang w:val="es-ES"/>
         </w:rPr>
-        <w:t xml:space="preserve">Entiende intencionalidad </w:t>
-      </w:r>
-      <w:r>
-        <w:rPr>
-          <w:lang w:val="es-ES"/>
-        </w:rPr>
-        <w:t>semántica</w:t>
-      </w:r>
-      <w:r>
-        <w:rPr>
-          <w:lang w:val="es-ES"/>
-        </w:rPr>
-        <w:t xml:space="preserve"> </w:t>
-      </w:r>
-      <w:r>
-        <w:rPr>
-          <w:lang w:val="es-ES"/>
-        </w:rPr>
-        <w:t>detrás</w:t>
-      </w:r>
-      <w:r>
-        <w:rPr>
-          <w:lang w:val="es-ES"/>
-        </w:rPr>
-        <w:t xml:space="preserve"> de la consulta.</w:t>
+        <w:t xml:space="preserve">Soporta </w:t>
+      </w:r>
+      <w:r>
+        <w:rPr>
+          <w:lang w:val="es-ES"/>
+        </w:rPr>
+        <w:t>búsquedas</w:t>
+      </w:r>
+      <w:r>
+        <w:rPr>
+          <w:lang w:val="es-ES"/>
+        </w:rPr>
+        <w:t xml:space="preserve"> por metadatos </w:t>
+      </w:r>
+      <w:r>
+        <w:rPr>
+          <w:lang w:val="es-ES"/>
+        </w:rPr>
+        <w:t>específicos</w:t>
+      </w:r>
+      <w:r>
+        <w:rPr>
+          <w:lang w:val="es-ES"/>
+        </w:rPr>
+        <w:t xml:space="preserve"> (directores, </w:t>
+      </w:r>
+      <w:r>
+        <w:rPr>
+          <w:lang w:val="es-ES"/>
+        </w:rPr>
+        <w:t>países</w:t>
+      </w:r>
+      <w:r>
+        <w:rPr>
+          <w:lang w:val="es-ES"/>
+        </w:rPr>
+        <w:t>, actores).</w:t>
+      </w:r>
+    </w:p>
+    <w:p>
+      <w:pPr>
+        <w:pStyle w:val="p1a"/>
+        <w:rPr>
+          <w:lang w:val="es-ES"/>
+        </w:rPr>
+      </w:pPr>
+    </w:p>
+    <w:p>
+      <w:pPr>
+        <w:pStyle w:val="p1a"/>
+        <w:rPr>
+          <w:lang w:val="es-ES"/>
+        </w:rPr>
+      </w:pPr>
+      <w:r>
+        <w:rPr>
+          <w:lang w:val="es-ES"/>
+        </w:rPr>
+        <w:t xml:space="preserve">   </w:t>
+      </w:r>
+      <w:r>
+        <w:rPr>
+          <w:lang w:val="es-ES"/>
+        </w:rPr>
+        <w:t xml:space="preserve">Ventajas de la </w:t>
+      </w:r>
+      <w:r>
+        <w:rPr>
+          <w:lang w:val="es-ES"/>
+        </w:rPr>
+        <w:t>combinación</w:t>
       </w:r>
     </w:p>
     <w:p>
@@ -908,7 +1217,7 @@
         <w:pStyle w:val="p1a"/>
         <w:numPr>
           <w:ilvl w:val="0"/>
-          <w:numId w:val="9"/>
+          <w:numId w:val="10"/>
         </w:numPr>
         <w:rPr>
           <w:lang w:val="es-ES"/>
@@ -918,12 +1227,283 @@
         <w:rPr>
           <w:lang w:val="es-ES"/>
         </w:rPr>
+        <w:t xml:space="preserve">Mayor cobertura: Algunos documentos relevantes se recuperan por </w:t>
+      </w:r>
+      <w:r>
+        <w:rPr>
+          <w:lang w:val="es-ES"/>
+        </w:rPr>
+        <w:t>semántica</w:t>
+      </w:r>
+      <w:r>
+        <w:rPr>
+          <w:lang w:val="es-ES"/>
+        </w:rPr>
+        <w:t>, otros por exactitud lexical.</w:t>
+      </w:r>
+    </w:p>
+    <w:p>
+      <w:pPr>
+        <w:pStyle w:val="p1a"/>
+        <w:numPr>
+          <w:ilvl w:val="0"/>
+          <w:numId w:val="10"/>
+        </w:numPr>
+        <w:rPr>
+          <w:lang w:val="es-ES"/>
+        </w:rPr>
+      </w:pPr>
+      <w:r>
+        <w:rPr>
+          <w:lang w:val="es-ES"/>
+        </w:rPr>
+        <w:t xml:space="preserve">Mayor </w:t>
+      </w:r>
+      <w:r>
+        <w:rPr>
+          <w:lang w:val="es-ES"/>
+        </w:rPr>
+        <w:t>precisión</w:t>
+      </w:r>
+      <w:r>
+        <w:rPr>
+          <w:lang w:val="es-ES"/>
+        </w:rPr>
+        <w:t xml:space="preserve">: En consultas que mencionan tipos </w:t>
+      </w:r>
+      <w:r>
+        <w:rPr>
+          <w:lang w:val="es-ES"/>
+        </w:rPr>
+        <w:t>explícitamente</w:t>
+      </w:r>
+      <w:r>
+        <w:rPr>
+          <w:lang w:val="es-ES"/>
+        </w:rPr>
+        <w:t xml:space="preserve"> ("dame una serie policial"), se aplican restricciones de metadatos.</w:t>
+      </w:r>
+    </w:p>
+    <w:p>
+      <w:pPr>
+        <w:pStyle w:val="p1a"/>
+        <w:numPr>
+          <w:ilvl w:val="0"/>
+          <w:numId w:val="10"/>
+        </w:numPr>
+        <w:rPr>
+          <w:lang w:val="es-ES"/>
+        </w:rPr>
+      </w:pPr>
+      <w:r>
+        <w:rPr>
+          <w:lang w:val="es-ES"/>
+        </w:rPr>
+        <w:lastRenderedPageBreak/>
+        <w:t xml:space="preserve">Robustez: Si la </w:t>
+      </w:r>
+      <w:r>
+        <w:rPr>
+          <w:lang w:val="es-ES"/>
+        </w:rPr>
+        <w:t>semántica</w:t>
+      </w:r>
+      <w:r>
+        <w:rPr>
+          <w:lang w:val="es-ES"/>
+        </w:rPr>
+        <w:t xml:space="preserve"> falla en un </w:t>
+      </w:r>
+      <w:r>
+        <w:rPr>
+          <w:lang w:val="es-ES"/>
+        </w:rPr>
+        <w:t>ámbito</w:t>
+      </w:r>
+      <w:r>
+        <w:rPr>
+          <w:lang w:val="es-ES"/>
+        </w:rPr>
+        <w:t>, la lexical compensa (y viceversa).</w:t>
+      </w:r>
+    </w:p>
+    <w:p>
+      <w:pPr>
+        <w:pStyle w:val="p1a"/>
+        <w:numPr>
+          <w:ilvl w:val="0"/>
+          <w:numId w:val="10"/>
+        </w:numPr>
+        <w:rPr>
+          <w:lang w:val="es-ES"/>
+        </w:rPr>
+      </w:pPr>
+      <w:r>
+        <w:rPr>
+          <w:lang w:val="es-ES"/>
+        </w:rPr>
+        <w:t xml:space="preserve">Escalabilidad: El </w:t>
+      </w:r>
+      <w:r>
+        <w:rPr>
+          <w:lang w:val="es-ES"/>
+        </w:rPr>
+        <w:t>índice</w:t>
+      </w:r>
+      <w:r>
+        <w:rPr>
+          <w:lang w:val="es-ES"/>
+        </w:rPr>
+        <w:t xml:space="preserve"> </w:t>
+      </w:r>
+      <w:r>
+        <w:rPr>
+          <w:lang w:val="es-ES"/>
+        </w:rPr>
+        <w:t>léxico</w:t>
+      </w:r>
+      <w:r>
+        <w:rPr>
+          <w:lang w:val="es-ES"/>
+        </w:rPr>
+        <w:t xml:space="preserve"> es ligero y </w:t>
+      </w:r>
+      <w:r>
+        <w:rPr>
+          <w:lang w:val="es-ES"/>
+        </w:rPr>
+        <w:t>rápido</w:t>
+      </w:r>
+      <w:r>
+        <w:rPr>
+          <w:lang w:val="es-ES"/>
+        </w:rPr>
+        <w:t>, permitiendo filtrado eficiente antes del ranking neural.</w:t>
+      </w:r>
+    </w:p>
+    <w:p>
+      <w:pPr>
+        <w:pStyle w:val="p1a"/>
+        <w:rPr>
+          <w:lang w:val="es-ES"/>
+        </w:rPr>
+      </w:pPr>
+    </w:p>
+    <w:p>
+      <w:pPr>
+        <w:pStyle w:val="p1a"/>
+        <w:rPr>
+          <w:lang w:val="es-ES"/>
+        </w:rPr>
+      </w:pPr>
+      <w:r>
+        <w:rPr>
+          <w:lang w:val="es-ES"/>
+        </w:rPr>
+        <w:t xml:space="preserve">   </w:t>
+      </w:r>
+      <w:r>
+        <w:rPr>
+          <w:lang w:val="es-ES"/>
+        </w:rPr>
+        <w:t>Arquitectura de dos etapas</w:t>
+      </w:r>
+    </w:p>
+    <w:p>
+      <w:pPr>
+        <w:pStyle w:val="p1a"/>
+        <w:rPr>
+          <w:lang w:val="es-ES"/>
+        </w:rPr>
+      </w:pPr>
+    </w:p>
+    <w:p>
+      <w:pPr>
+        <w:pStyle w:val="p1a"/>
+        <w:numPr>
+          <w:ilvl w:val="0"/>
+          <w:numId w:val="12"/>
+        </w:numPr>
+        <w:rPr>
+          <w:lang w:val="es-ES"/>
+        </w:rPr>
+      </w:pPr>
+      <w:r>
+        <w:rPr>
+          <w:lang w:val="es-ES"/>
+        </w:rPr>
+        <w:t xml:space="preserve">Etapa 1: </w:t>
+      </w:r>
+      <w:r>
+        <w:rPr>
+          <w:lang w:val="es-ES"/>
+        </w:rPr>
         <w:t>Recuperación</w:t>
       </w:r>
       <w:r>
         <w:rPr>
           <w:lang w:val="es-ES"/>
         </w:rPr>
+        <w:t xml:space="preserve"> de candidatos (h</w:t>
+      </w:r>
+      <w:r>
+        <w:rPr>
+          <w:lang w:val="es-ES"/>
+        </w:rPr>
+        <w:t>í</w:t>
+      </w:r>
+      <w:r>
+        <w:rPr>
+          <w:lang w:val="es-ES"/>
+        </w:rPr>
+        <w:t>brida)</w:t>
+      </w:r>
+    </w:p>
+    <w:p>
+      <w:pPr>
+        <w:pStyle w:val="p1a"/>
+        <w:numPr>
+          <w:ilvl w:val="1"/>
+          <w:numId w:val="13"/>
+        </w:numPr>
+        <w:rPr>
+          <w:lang w:val="es-ES"/>
+        </w:rPr>
+      </w:pPr>
+      <w:r>
+        <w:rPr>
+          <w:lang w:val="es-ES"/>
+        </w:rPr>
+        <w:t>Búsqueda</w:t>
+      </w:r>
+      <w:r>
+        <w:rPr>
+          <w:lang w:val="es-ES"/>
+        </w:rPr>
+        <w:t xml:space="preserve"> densa: top-50 resultados por similitud coseno de embeddings.</w:t>
+      </w:r>
+    </w:p>
+    <w:p>
+      <w:pPr>
+        <w:pStyle w:val="p1a"/>
+        <w:numPr>
+          <w:ilvl w:val="1"/>
+          <w:numId w:val="13"/>
+        </w:numPr>
+        <w:rPr>
+          <w:lang w:val="es-ES"/>
+        </w:rPr>
+      </w:pPr>
+      <w:r>
+        <w:rPr>
+          <w:lang w:val="es-ES"/>
+        </w:rPr>
+        <w:t>Búsqueda</w:t>
+      </w:r>
+      <w:r>
+        <w:rPr>
+          <w:lang w:val="es-ES"/>
+        </w:rPr>
         <w:t xml:space="preserve"> </w:t>
       </w:r>
       <w:r>
@@ -948,7 +1528,281 @@
         <w:rPr>
           <w:lang w:val="es-ES"/>
         </w:rPr>
-        <w:t xml:space="preserve"> (TF-IDF):</w:t>
+        <w:t xml:space="preserve">: </w:t>
+      </w:r>
+      <w:r>
+        <w:rPr>
+          <w:lang w:val="es-ES"/>
+        </w:rPr>
+        <w:t>puntuación</w:t>
+      </w:r>
+      <w:r>
+        <w:rPr>
+          <w:lang w:val="es-ES"/>
+        </w:rPr>
+        <w:t xml:space="preserve"> TF-IDF para </w:t>
+      </w:r>
+      <w:r>
+        <w:rPr>
+          <w:lang w:val="es-ES"/>
+        </w:rPr>
+        <w:t>términos</w:t>
+      </w:r>
+      <w:r>
+        <w:rPr>
+          <w:lang w:val="es-ES"/>
+        </w:rPr>
+        <w:t xml:space="preserve"> de consulta.</w:t>
+      </w:r>
+    </w:p>
+    <w:p>
+      <w:pPr>
+        <w:pStyle w:val="p1a"/>
+        <w:numPr>
+          <w:ilvl w:val="1"/>
+          <w:numId w:val="13"/>
+        </w:numPr>
+        <w:rPr>
+          <w:lang w:val="es-ES"/>
+        </w:rPr>
+      </w:pPr>
+      <w:r>
+        <w:rPr>
+          <w:lang w:val="es-ES"/>
+        </w:rPr>
+        <w:t>Fusión</w:t>
+      </w:r>
+      <w:r>
+        <w:rPr>
+          <w:lang w:val="es-ES"/>
+        </w:rPr>
+        <w:t xml:space="preserve"> adaptativa: </w:t>
+      </w:r>
+      <w:r>
+        <w:rPr>
+          <w:lang w:val="es-ES"/>
+        </w:rPr>
+        <w:t>combinación</w:t>
+      </w:r>
+      <w:r>
+        <w:rPr>
+          <w:lang w:val="es-ES"/>
+        </w:rPr>
+        <w:t xml:space="preserve"> ponderada neural </w:t>
+      </w:r>
+      <w:r>
+        <w:rPr>
+          <w:lang w:val="es-ES"/>
+        </w:rPr>
+        <w:t>más</w:t>
+      </w:r>
+      <w:r>
+        <w:rPr>
+          <w:lang w:val="es-ES"/>
+        </w:rPr>
+        <w:t xml:space="preserve"> </w:t>
+      </w:r>
+      <w:r>
+        <w:rPr>
+          <w:lang w:val="es-ES"/>
+        </w:rPr>
+        <w:t>léxico</w:t>
+      </w:r>
+      <w:r>
+        <w:rPr>
+          <w:lang w:val="es-ES"/>
+        </w:rPr>
+        <w:t xml:space="preserve"> con peso ajustable (</w:t>
+      </w:r>
+      <w:r>
+        <w:rPr>
+          <w:lang w:val="es-ES"/>
+        </w:rPr>
+        <w:t>α</w:t>
+      </w:r>
+      <w:r>
+        <w:rPr>
+          <w:lang w:val="es-ES"/>
+        </w:rPr>
+        <w:t>).</w:t>
+      </w:r>
+    </w:p>
+    <w:p>
+      <w:pPr>
+        <w:pStyle w:val="p1a"/>
+        <w:numPr>
+          <w:ilvl w:val="1"/>
+          <w:numId w:val="13"/>
+        </w:numPr>
+        <w:rPr>
+          <w:lang w:val="es-ES"/>
+        </w:rPr>
+      </w:pPr>
+      <w:r>
+        <w:rPr>
+          <w:lang w:val="es-ES"/>
+        </w:rPr>
+        <w:t xml:space="preserve">Restricciones de tipo: filtro o </w:t>
+      </w:r>
+      <w:r>
+        <w:rPr>
+          <w:lang w:val="es-ES"/>
+        </w:rPr>
+        <w:t>penalización</w:t>
+      </w:r>
+      <w:r>
+        <w:rPr>
+          <w:lang w:val="es-ES"/>
+        </w:rPr>
+        <w:t xml:space="preserve"> para consultas que especifican "serie" o "</w:t>
+      </w:r>
+      <w:r>
+        <w:rPr>
+          <w:lang w:val="es-ES"/>
+        </w:rPr>
+        <w:t>película</w:t>
+      </w:r>
+      <w:r>
+        <w:rPr>
+          <w:lang w:val="es-ES"/>
+        </w:rPr>
+        <w:t>".</w:t>
+      </w:r>
+    </w:p>
+    <w:p>
+      <w:pPr>
+        <w:pStyle w:val="p1a"/>
+        <w:rPr>
+          <w:lang w:val="es-ES"/>
+        </w:rPr>
+      </w:pPr>
+    </w:p>
+    <w:p>
+      <w:pPr>
+        <w:pStyle w:val="p1a"/>
+        <w:numPr>
+          <w:ilvl w:val="0"/>
+          <w:numId w:val="12"/>
+        </w:numPr>
+      </w:pPr>
+      <w:r>
+        <w:t>Etapa 2: Re-ranking neuronal (CrossEncoder)</w:t>
+      </w:r>
+    </w:p>
+    <w:p>
+      <w:pPr>
+        <w:pStyle w:val="p1a"/>
+        <w:numPr>
+          <w:ilvl w:val="1"/>
+          <w:numId w:val="14"/>
+        </w:numPr>
+        <w:rPr>
+          <w:lang w:val="es-ES"/>
+        </w:rPr>
+      </w:pPr>
+      <w:r>
+        <w:rPr>
+          <w:lang w:val="es-ES"/>
+        </w:rPr>
+        <w:t xml:space="preserve">Los candidatos se </w:t>
+      </w:r>
+      <w:r>
+        <w:rPr>
+          <w:lang w:val="es-ES"/>
+        </w:rPr>
+        <w:t>reevalúan</w:t>
+      </w:r>
+      <w:r>
+        <w:rPr>
+          <w:lang w:val="es-ES"/>
+        </w:rPr>
+        <w:t xml:space="preserve"> con un modelo CrossEncoder especializado.</w:t>
+      </w:r>
+    </w:p>
+    <w:p>
+      <w:pPr>
+        <w:pStyle w:val="p1a"/>
+        <w:numPr>
+          <w:ilvl w:val="1"/>
+          <w:numId w:val="14"/>
+        </w:numPr>
+        <w:rPr>
+          <w:lang w:val="es-ES"/>
+        </w:rPr>
+      </w:pPr>
+      <w:r>
+        <w:rPr>
+          <w:lang w:val="es-ES"/>
+        </w:rPr>
+        <w:t>El CrossEncoder analiza directamente cada par (consulta, documento) en lugar de embeddings independientes.</w:t>
+      </w:r>
+    </w:p>
+    <w:p>
+      <w:pPr>
+        <w:pStyle w:val="p1a"/>
+        <w:numPr>
+          <w:ilvl w:val="1"/>
+          <w:numId w:val="14"/>
+        </w:numPr>
+        <w:rPr>
+          <w:lang w:val="es-ES"/>
+        </w:rPr>
+      </w:pPr>
+      <w:r>
+        <w:rPr>
+          <w:lang w:val="es-ES"/>
+        </w:rPr>
+        <w:t>Fusión</w:t>
+      </w:r>
+      <w:r>
+        <w:rPr>
+          <w:lang w:val="es-ES"/>
+        </w:rPr>
+        <w:t xml:space="preserve"> final: score base combinado con score de re-ranking mediante </w:t>
+      </w:r>
+      <w:r>
+        <w:rPr>
+          <w:lang w:val="es-ES"/>
+        </w:rPr>
+        <w:t>fusión</w:t>
+      </w:r>
+      <w:r>
+        <w:rPr>
+          <w:lang w:val="es-ES"/>
+        </w:rPr>
+        <w:t xml:space="preserve"> ponderada para mayor </w:t>
+      </w:r>
+      <w:r>
+        <w:rPr>
+          <w:lang w:val="es-ES"/>
+        </w:rPr>
+        <w:t>precisión</w:t>
+      </w:r>
+      <w:r>
+        <w:rPr>
+          <w:lang w:val="es-ES"/>
+        </w:rPr>
+        <w:t>.</w:t>
+      </w:r>
+    </w:p>
+    <w:p>
+      <w:pPr>
+        <w:pStyle w:val="heading2"/>
+        <w:rPr>
+          <w:lang w:val="es-ES"/>
+        </w:rPr>
+      </w:pPr>
+      <w:r>
+        <w:rPr>
+          <w:lang w:val="es-ES"/>
+        </w:rPr>
+        <w:t>2.3   F</w:t>
+      </w:r>
+      <w:r>
+        <w:rPr>
+          <w:lang w:val="es-ES"/>
+        </w:rPr>
+        <w:t>lujo Implementado en el Proyecto</w:t>
       </w:r>
     </w:p>
     <w:p>
@@ -966,19 +1820,7 @@
         <w:rPr>
           <w:lang w:val="es-ES"/>
         </w:rPr>
-        <w:t xml:space="preserve">Excelente para coincidencias de </w:t>
-      </w:r>
-      <w:r>
-        <w:rPr>
-          <w:lang w:val="es-ES"/>
-        </w:rPr>
-        <w:t>términos</w:t>
-      </w:r>
-      <w:r>
-        <w:rPr>
-          <w:lang w:val="es-ES"/>
-        </w:rPr>
-        <w:t xml:space="preserve"> exactos y frecuencia.</w:t>
+        <w:t>Recolección y Limpieza: Se procesan los documentos a través del crawler/scraper modificado, generando el archivo unificado en data/dataset.json.</w:t>
       </w:r>
     </w:p>
     <w:p>
@@ -996,12 +1838,12 @@
         <w:rPr>
           <w:lang w:val="es-ES"/>
         </w:rPr>
-        <w:t>El efecto IDF captura la importancia de palabras poco comunes.</w:t>
-      </w:r>
-    </w:p>
-    <w:p>
-      <w:pPr>
-        <w:pStyle w:val="p1a"/>
+        <w:t>Preprocesamiento: Construcción de una cadena semántica por documento unificando: título + géneros + directores + actores + plot</w:t>
+      </w:r>
+    </w:p>
+    <w:p>
+      <w:pPr>
+        <w:pStyle w:val="Prrafodelista"/>
         <w:numPr>
           <w:ilvl w:val="0"/>
           <w:numId w:val="15"/>
@@ -1014,93 +1856,15 @@
         <w:rPr>
           <w:lang w:val="es-ES"/>
         </w:rPr>
-        <w:t xml:space="preserve">Soporta </w:t>
-      </w:r>
-      <w:r>
-        <w:rPr>
-          <w:lang w:val="es-ES"/>
-        </w:rPr>
-        <w:t>búsquedas</w:t>
-      </w:r>
-      <w:r>
-        <w:rPr>
-          <w:lang w:val="es-ES"/>
-        </w:rPr>
-        <w:t xml:space="preserve"> por metadatos </w:t>
-      </w:r>
-      <w:r>
-        <w:rPr>
-          <w:lang w:val="es-ES"/>
-        </w:rPr>
-        <w:t>específicos</w:t>
-      </w:r>
-      <w:r>
-        <w:rPr>
-          <w:lang w:val="es-ES"/>
-        </w:rPr>
-        <w:t xml:space="preserve"> (directores, </w:t>
-      </w:r>
-      <w:r>
-        <w:rPr>
-          <w:lang w:val="es-ES"/>
-        </w:rPr>
-        <w:t>países</w:t>
-      </w:r>
-      <w:r>
-        <w:rPr>
-          <w:lang w:val="es-ES"/>
-        </w:rPr>
-        <w:t>, actores).</w:t>
-      </w:r>
-    </w:p>
-    <w:p>
-      <w:pPr>
-        <w:pStyle w:val="p1a"/>
-        <w:rPr>
-          <w:lang w:val="es-ES"/>
-        </w:rPr>
-      </w:pPr>
-    </w:p>
-    <w:p>
-      <w:pPr>
-        <w:pStyle w:val="p1a"/>
-        <w:rPr>
-          <w:lang w:val="es-ES"/>
-        </w:rPr>
-      </w:pPr>
-      <w:r>
-        <w:rPr>
-          <w:lang w:val="es-ES"/>
-        </w:rPr>
-        <w:t xml:space="preserve">   </w:t>
-      </w:r>
-      <w:r>
-        <w:rPr>
-          <w:lang w:val="es-ES"/>
-        </w:rPr>
-        <w:t xml:space="preserve">Ventajas de la </w:t>
-      </w:r>
-      <w:r>
-        <w:rPr>
-          <w:lang w:val="es-ES"/>
-        </w:rPr>
-        <w:t>combinación</w:t>
-      </w:r>
-    </w:p>
-    <w:p>
-      <w:pPr>
-        <w:pStyle w:val="p1a"/>
-        <w:rPr>
-          <w:lang w:val="es-ES"/>
-        </w:rPr>
-      </w:pPr>
-    </w:p>
-    <w:p>
-      <w:pPr>
-        <w:pStyle w:val="p1a"/>
+        <w:t>Indexación Dual:</w:t>
+      </w:r>
+    </w:p>
+    <w:p>
+      <w:pPr>
+        <w:pStyle w:val="Prrafodelista"/>
         <w:numPr>
           <w:ilvl w:val="0"/>
-          <w:numId w:val="12"/>
+          <w:numId w:val="30"/>
         </w:numPr>
         <w:rPr>
           <w:lang w:val="es-ES"/>
@@ -1110,27 +1874,27 @@
         <w:rPr>
           <w:lang w:val="es-ES"/>
         </w:rPr>
-        <w:t xml:space="preserve">Mayor cobertura: Algunos documentos relevantes se recuperan por </w:t>
-      </w:r>
-      <w:r>
-        <w:rPr>
-          <w:lang w:val="es-ES"/>
-        </w:rPr>
-        <w:t>semántica</w:t>
-      </w:r>
-      <w:r>
-        <w:rPr>
-          <w:lang w:val="es-ES"/>
-        </w:rPr>
-        <w:t>, otros por exactitud lexical.</w:t>
-      </w:r>
-    </w:p>
-    <w:p>
-      <w:pPr>
-        <w:pStyle w:val="p1a"/>
+        <w:t xml:space="preserve">Densa: Codificación neuronal del corpus con SentenceTransformers y almacenamiento de vectores en </w:t>
+      </w:r>
+      <w:r>
+        <w:rPr>
+          <w:lang w:val="es-ES"/>
+        </w:rPr>
+        <w:t>b</w:t>
+      </w:r>
+      <w:r>
+        <w:rPr>
+          <w:lang w:val="es-ES"/>
+        </w:rPr>
+        <w:t xml:space="preserve">d/movies_vectors.index. </w:t>
+      </w:r>
+    </w:p>
+    <w:p>
+      <w:pPr>
+        <w:pStyle w:val="Prrafodelista"/>
         <w:numPr>
           <w:ilvl w:val="0"/>
-          <w:numId w:val="12"/>
+          <w:numId w:val="30"/>
         </w:numPr>
         <w:rPr>
           <w:lang w:val="es-ES"/>
@@ -1140,39 +1904,15 @@
         <w:rPr>
           <w:lang w:val="es-ES"/>
         </w:rPr>
-        <w:t xml:space="preserve">Mayor </w:t>
-      </w:r>
-      <w:r>
-        <w:rPr>
-          <w:lang w:val="es-ES"/>
-        </w:rPr>
-        <w:t>precisión</w:t>
-      </w:r>
-      <w:r>
-        <w:rPr>
-          <w:lang w:val="es-ES"/>
-        </w:rPr>
-        <w:t xml:space="preserve">: En consultas que mencionan tipos </w:t>
-      </w:r>
-      <w:r>
-        <w:rPr>
-          <w:lang w:val="es-ES"/>
-        </w:rPr>
-        <w:t>explícitamente</w:t>
-      </w:r>
-      <w:r>
-        <w:rPr>
-          <w:lang w:val="es-ES"/>
-        </w:rPr>
-        <w:t xml:space="preserve"> ("dame una serie policial"), se aplican restricciones de metadatos.</w:t>
-      </w:r>
-    </w:p>
-    <w:p>
-      <w:pPr>
-        <w:pStyle w:val="p1a"/>
+        <w:t>Léxica: Procesamiento tradicional (limpieza, tokenización, stemming) y persistencia en index/index.json.</w:t>
+      </w:r>
+    </w:p>
+    <w:p>
+      <w:pPr>
+        <w:pStyle w:val="Prrafodelista"/>
         <w:numPr>
           <w:ilvl w:val="0"/>
-          <w:numId w:val="12"/>
+          <w:numId w:val="15"/>
         </w:numPr>
         <w:rPr>
           <w:lang w:val="es-ES"/>
@@ -1182,39 +1922,27 @@
         <w:rPr>
           <w:lang w:val="es-ES"/>
         </w:rPr>
-        <w:t xml:space="preserve">Robustez: Si la </w:t>
-      </w:r>
-      <w:r>
-        <w:rPr>
-          <w:lang w:val="es-ES"/>
-        </w:rPr>
-        <w:t>semántica</w:t>
-      </w:r>
-      <w:r>
-        <w:rPr>
-          <w:lang w:val="es-ES"/>
-        </w:rPr>
-        <w:t xml:space="preserve"> falla en un </w:t>
-      </w:r>
-      <w:r>
-        <w:rPr>
-          <w:lang w:val="es-ES"/>
-        </w:rPr>
-        <w:t>ámbito</w:t>
-      </w:r>
-      <w:r>
-        <w:rPr>
-          <w:lang w:val="es-ES"/>
-        </w:rPr>
-        <w:t>, la lexical compensa (y viceversa).</w:t>
-      </w:r>
-    </w:p>
-    <w:p>
-      <w:pPr>
-        <w:pStyle w:val="p1a"/>
+        <w:t xml:space="preserve">Flujo de </w:t>
+      </w:r>
+      <w:r>
+        <w:rPr>
+          <w:lang w:val="es-ES"/>
+        </w:rPr>
+        <w:t>e</w:t>
+      </w:r>
+      <w:r>
+        <w:rPr>
+          <w:lang w:val="es-ES"/>
+        </w:rPr>
+        <w:t>jecución RAG en tiempo de consulta: </w:t>
+      </w:r>
+    </w:p>
+    <w:p>
+      <w:pPr>
+        <w:pStyle w:val="Prrafodelista"/>
         <w:numPr>
           <w:ilvl w:val="0"/>
-          <w:numId w:val="12"/>
+          <w:numId w:val="31"/>
         </w:numPr>
         <w:rPr>
           <w:lang w:val="es-ES"/>
@@ -1224,87 +1952,15 @@
         <w:rPr>
           <w:lang w:val="es-ES"/>
         </w:rPr>
-        <w:t xml:space="preserve">Escalabilidad: El </w:t>
-      </w:r>
-      <w:r>
-        <w:rPr>
-          <w:lang w:val="es-ES"/>
-        </w:rPr>
-        <w:t>índice</w:t>
-      </w:r>
-      <w:r>
-        <w:rPr>
-          <w:lang w:val="es-ES"/>
-        </w:rPr>
-        <w:t xml:space="preserve"> </w:t>
-      </w:r>
-      <w:r>
-        <w:rPr>
-          <w:lang w:val="es-ES"/>
-        </w:rPr>
-        <w:t>léxico</w:t>
-      </w:r>
-      <w:r>
-        <w:rPr>
-          <w:lang w:val="es-ES"/>
-        </w:rPr>
-        <w:t xml:space="preserve"> es ligero y </w:t>
-      </w:r>
-      <w:r>
-        <w:rPr>
-          <w:lang w:val="es-ES"/>
-        </w:rPr>
-        <w:t>rápido</w:t>
-      </w:r>
-      <w:r>
-        <w:rPr>
-          <w:lang w:val="es-ES"/>
-        </w:rPr>
-        <w:t>, permitiendo filtrado eficiente antes del ranking neural.</w:t>
-      </w:r>
-    </w:p>
-    <w:p>
-      <w:pPr>
-        <w:pStyle w:val="p1a"/>
-        <w:rPr>
-          <w:lang w:val="es-ES"/>
-        </w:rPr>
-      </w:pPr>
-    </w:p>
-    <w:p>
-      <w:pPr>
-        <w:pStyle w:val="p1a"/>
-        <w:rPr>
-          <w:lang w:val="es-ES"/>
-        </w:rPr>
-      </w:pPr>
-      <w:r>
-        <w:rPr>
-          <w:lang w:val="es-ES"/>
-        </w:rPr>
-        <w:t xml:space="preserve">   </w:t>
-      </w:r>
-      <w:r>
-        <w:rPr>
-          <w:lang w:val="es-ES"/>
-        </w:rPr>
-        <w:t>Arquitectura de dos etapas</w:t>
-      </w:r>
-    </w:p>
-    <w:p>
-      <w:pPr>
-        <w:pStyle w:val="p1a"/>
-        <w:rPr>
-          <w:lang w:val="es-ES"/>
-        </w:rPr>
-      </w:pPr>
-    </w:p>
-    <w:p>
-      <w:pPr>
-        <w:pStyle w:val="p1a"/>
+        <w:t xml:space="preserve">El pipeline es orquestado por rag_module/pipeline.py. </w:t>
+      </w:r>
+    </w:p>
+    <w:p>
+      <w:pPr>
+        <w:pStyle w:val="Prrafodelista"/>
         <w:numPr>
           <w:ilvl w:val="0"/>
-          <w:numId w:val="16"/>
+          <w:numId w:val="31"/>
         </w:numPr>
         <w:rPr>
           <w:lang w:val="es-ES"/>
@@ -1314,73 +1970,7 @@
         <w:rPr>
           <w:lang w:val="es-ES"/>
         </w:rPr>
-        <w:t xml:space="preserve">Etapa 1: </w:t>
-      </w:r>
-      <w:r>
-        <w:rPr>
-          <w:lang w:val="es-ES"/>
-        </w:rPr>
-        <w:t>Recuperación</w:t>
-      </w:r>
-      <w:r>
-        <w:rPr>
-          <w:lang w:val="es-ES"/>
-        </w:rPr>
-        <w:t xml:space="preserve"> de candidatos (h</w:t>
-      </w:r>
-      <w:r>
-        <w:rPr>
-          <w:lang w:val="es-ES"/>
-        </w:rPr>
-        <w:t>í</w:t>
-      </w:r>
-      <w:r>
-        <w:rPr>
-          <w:lang w:val="es-ES"/>
-        </w:rPr>
-        <w:t>brida)</w:t>
-      </w:r>
-    </w:p>
-    <w:p>
-      <w:pPr>
-        <w:pStyle w:val="p1a"/>
-        <w:numPr>
-          <w:ilvl w:val="1"/>
-          <w:numId w:val="17"/>
-        </w:numPr>
-        <w:rPr>
-          <w:lang w:val="es-ES"/>
-        </w:rPr>
-      </w:pPr>
-      <w:r>
-        <w:rPr>
-          <w:lang w:val="es-ES"/>
-        </w:rPr>
-        <w:t>Búsqueda</w:t>
-      </w:r>
-      <w:r>
-        <w:rPr>
-          <w:lang w:val="es-ES"/>
-        </w:rPr>
-        <w:t xml:space="preserve"> densa: top-50 resultados por similitud coseno de embeddings.</w:t>
-      </w:r>
-    </w:p>
-    <w:p>
-      <w:pPr>
-        <w:pStyle w:val="p1a"/>
-        <w:numPr>
-          <w:ilvl w:val="1"/>
-          <w:numId w:val="17"/>
-        </w:numPr>
-        <w:rPr>
-          <w:lang w:val="es-ES"/>
-        </w:rPr>
-      </w:pPr>
-      <w:r>
-        <w:rPr>
-          <w:lang w:val="es-ES"/>
-        </w:rPr>
-        <w:t>Búsqueda</w:t>
+        <w:t>La consulta del usuario entra al retriever_wrapper.py, el cual consulta los índices y extrae el top-K de documentos candidatos</w:t>
       </w:r>
       <w:r>
         <w:rPr>
@@ -1392,7 +1982,7 @@
         <w:rPr>
           <w:lang w:val="es-ES"/>
         </w:rPr>
-        <w:t>léxico</w:t>
+        <w:t>empleando internamente NeuralRetriever.search_with_web_expan</w:t>
       </w:r>
       <w:r>
         <w:rPr>
@@ -1404,295 +1994,40 @@
         <w:rPr>
           <w:lang w:val="es-ES"/>
         </w:rPr>
-        <w:t>estadística</w:t>
-      </w:r>
-      <w:r>
-        <w:rPr>
-          <w:lang w:val="es-ES"/>
-        </w:rPr>
-        <w:t xml:space="preserve">: </w:t>
-      </w:r>
-      <w:r>
-        <w:rPr>
-          <w:lang w:val="es-ES"/>
-        </w:rPr>
-        <w:t>puntuación</w:t>
-      </w:r>
-      <w:r>
-        <w:rPr>
-          <w:lang w:val="es-ES"/>
-        </w:rPr>
-        <w:t xml:space="preserve"> TF-IDF para </w:t>
-      </w:r>
-      <w:r>
-        <w:rPr>
-          <w:lang w:val="es-ES"/>
-        </w:rPr>
-        <w:t>términos</w:t>
-      </w:r>
-      <w:r>
-        <w:rPr>
-          <w:lang w:val="es-ES"/>
-        </w:rPr>
-        <w:t xml:space="preserve"> de consulta.</w:t>
-      </w:r>
-    </w:p>
-    <w:p>
-      <w:pPr>
-        <w:pStyle w:val="p1a"/>
-        <w:numPr>
-          <w:ilvl w:val="1"/>
-          <w:numId w:val="17"/>
-        </w:numPr>
-        <w:rPr>
-          <w:lang w:val="es-ES"/>
-        </w:rPr>
-      </w:pPr>
-      <w:r>
-        <w:rPr>
-          <w:lang w:val="es-ES"/>
-        </w:rPr>
-        <w:t>Fusión</w:t>
-      </w:r>
-      <w:r>
-        <w:rPr>
-          <w:lang w:val="es-ES"/>
-        </w:rPr>
-        <w:t xml:space="preserve"> adaptativa: </w:t>
-      </w:r>
-      <w:r>
-        <w:rPr>
-          <w:lang w:val="es-ES"/>
-        </w:rPr>
-        <w:t>combinación</w:t>
-      </w:r>
-      <w:r>
-        <w:rPr>
-          <w:lang w:val="es-ES"/>
-        </w:rPr>
-        <w:t xml:space="preserve"> ponderada neural </w:t>
-      </w:r>
-      <w:r>
-        <w:rPr>
-          <w:lang w:val="es-ES"/>
-        </w:rPr>
-        <w:t>más</w:t>
-      </w:r>
-      <w:r>
-        <w:rPr>
-          <w:lang w:val="es-ES"/>
-        </w:rPr>
-        <w:t xml:space="preserve"> </w:t>
-      </w:r>
-      <w:r>
-        <w:rPr>
-          <w:lang w:val="es-ES"/>
-        </w:rPr>
-        <w:t>léxico</w:t>
-      </w:r>
-      <w:r>
-        <w:rPr>
-          <w:lang w:val="es-ES"/>
-        </w:rPr>
-        <w:t xml:space="preserve"> con peso ajustable (</w:t>
-      </w:r>
-      <w:r>
-        <w:rPr>
-          <w:lang w:val="es-ES"/>
-        </w:rPr>
-        <w:t>α</w:t>
-      </w:r>
-      <w:r>
-        <w:rPr>
-          <w:lang w:val="es-ES"/>
-        </w:rPr>
-        <w:t>).</w:t>
-      </w:r>
-    </w:p>
-    <w:p>
-      <w:pPr>
-        <w:pStyle w:val="p1a"/>
-        <w:numPr>
-          <w:ilvl w:val="1"/>
-          <w:numId w:val="17"/>
-        </w:numPr>
-        <w:rPr>
-          <w:lang w:val="es-ES"/>
-        </w:rPr>
-      </w:pPr>
-      <w:r>
-        <w:rPr>
-          <w:lang w:val="es-ES"/>
-        </w:rPr>
-        <w:t xml:space="preserve">Restricciones de tipo: filtro o </w:t>
-      </w:r>
-      <w:r>
-        <w:rPr>
-          <w:lang w:val="es-ES"/>
-        </w:rPr>
-        <w:t>penalización</w:t>
-      </w:r>
-      <w:r>
-        <w:rPr>
-          <w:lang w:val="es-ES"/>
-        </w:rPr>
-        <w:t xml:space="preserve"> para consultas que especifican "serie" o "</w:t>
-      </w:r>
-      <w:r>
-        <w:rPr>
-          <w:lang w:val="es-ES"/>
-        </w:rPr>
-        <w:t>película</w:t>
-      </w:r>
-      <w:r>
-        <w:rPr>
-          <w:lang w:val="es-ES"/>
-        </w:rPr>
-        <w:t>".</w:t>
-      </w:r>
-    </w:p>
-    <w:p>
-      <w:pPr>
-        <w:pStyle w:val="p1a"/>
-        <w:rPr>
-          <w:lang w:val="es-ES"/>
-        </w:rPr>
-      </w:pPr>
-    </w:p>
-    <w:p>
-      <w:pPr>
-        <w:pStyle w:val="p1a"/>
+        <w:t>sion()</w:t>
+      </w:r>
+    </w:p>
+    <w:p>
+      <w:pPr>
+        <w:pStyle w:val="Prrafodelista"/>
         <w:numPr>
           <w:ilvl w:val="0"/>
-          <w:numId w:val="16"/>
+          <w:numId w:val="31"/>
         </w:numPr>
-      </w:pPr>
-      <w:r>
-        <w:t>Etapa 2: Re-ranking neuronal (CrossEncoder)</w:t>
-      </w:r>
-    </w:p>
-    <w:p>
-      <w:pPr>
-        <w:pStyle w:val="p1a"/>
-        <w:numPr>
-          <w:ilvl w:val="1"/>
-          <w:numId w:val="18"/>
-        </w:numPr>
-        <w:rPr>
-          <w:lang w:val="es-ES"/>
-        </w:rPr>
-      </w:pPr>
-      <w:r>
-        <w:rPr>
-          <w:lang w:val="es-ES"/>
-        </w:rPr>
-        <w:t xml:space="preserve">Los candidatos se </w:t>
-      </w:r>
-      <w:r>
-        <w:rPr>
-          <w:lang w:val="es-ES"/>
-        </w:rPr>
-        <w:t>reevalúan</w:t>
-      </w:r>
-      <w:r>
-        <w:rPr>
-          <w:lang w:val="es-ES"/>
-        </w:rPr>
-        <w:t xml:space="preserve"> con un modelo CrossEncoder especializado.</w:t>
-      </w:r>
-    </w:p>
-    <w:p>
-      <w:pPr>
-        <w:pStyle w:val="p1a"/>
-        <w:numPr>
-          <w:ilvl w:val="1"/>
-          <w:numId w:val="18"/>
-        </w:numPr>
-        <w:rPr>
-          <w:lang w:val="es-ES"/>
-        </w:rPr>
-      </w:pPr>
-      <w:r>
-        <w:rPr>
-          <w:lang w:val="es-ES"/>
-        </w:rPr>
-        <w:t>El CrossEncoder analiza directamente cada par (consulta, documento) en lugar de embeddings independientes.</w:t>
-      </w:r>
-    </w:p>
-    <w:p>
-      <w:pPr>
-        <w:pStyle w:val="p1a"/>
-        <w:numPr>
-          <w:ilvl w:val="1"/>
-          <w:numId w:val="18"/>
-        </w:numPr>
-        <w:rPr>
-          <w:lang w:val="es-ES"/>
-        </w:rPr>
-      </w:pPr>
-      <w:r>
-        <w:rPr>
-          <w:lang w:val="es-ES"/>
-        </w:rPr>
-        <w:t>Fusión</w:t>
-      </w:r>
-      <w:r>
-        <w:rPr>
-          <w:lang w:val="es-ES"/>
-        </w:rPr>
-        <w:t xml:space="preserve"> final: score base combinado con score de re-ranking mediante </w:t>
-      </w:r>
-      <w:r>
-        <w:rPr>
-          <w:lang w:val="es-ES"/>
-        </w:rPr>
-        <w:t>fusión</w:t>
-      </w:r>
-      <w:r>
-        <w:rPr>
-          <w:lang w:val="es-ES"/>
-        </w:rPr>
-        <w:t xml:space="preserve"> ponderada para mayor </w:t>
-      </w:r>
-      <w:r>
-        <w:rPr>
-          <w:lang w:val="es-ES"/>
-        </w:rPr>
-        <w:t>precisión</w:t>
-      </w:r>
-      <w:r>
-        <w:rPr>
-          <w:lang w:val="es-ES"/>
-        </w:rPr>
-        <w:t>.</w:t>
-      </w:r>
-    </w:p>
-    <w:p>
-      <w:pPr>
-        <w:pStyle w:val="heading2"/>
-        <w:rPr>
-          <w:lang w:val="es-ES"/>
-        </w:rPr>
-      </w:pPr>
-      <w:r>
-        <w:rPr>
-          <w:lang w:val="es-ES"/>
-        </w:rPr>
-        <w:t>2.3   F</w:t>
-      </w:r>
-      <w:r>
-        <w:rPr>
-          <w:lang w:val="es-ES"/>
-        </w:rPr>
-        <w:t>lujo Implementado en el Proyecto</w:t>
-      </w:r>
-    </w:p>
-    <w:p>
-      <w:pPr>
-        <w:pStyle w:val="p1a"/>
+        <w:rPr>
+          <w:lang w:val="es-ES"/>
+        </w:rPr>
+      </w:pPr>
+      <w:r>
+        <w:rPr>
+          <w:lang w:val="es-ES"/>
+        </w:rPr>
+        <w:t xml:space="preserve">Si el umbral de confianza local es menor a un factor predefinido (ej. 0.72) o la cobertura léxica es baja, se dispara automáticamente </w:t>
+      </w:r>
+      <w:r>
+        <w:rPr>
+          <w:lang w:val="es-ES"/>
+        </w:rPr>
+        <w:lastRenderedPageBreak/>
+        <w:t xml:space="preserve">el web_expander.py para recabar información en la red, integrando lo scrapeado temporalmente. </w:t>
+      </w:r>
+    </w:p>
+    <w:p>
+      <w:pPr>
+        <w:pStyle w:val="Prrafodelista"/>
         <w:numPr>
           <w:ilvl w:val="0"/>
-          <w:numId w:val="19"/>
+          <w:numId w:val="31"/>
         </w:numPr>
         <w:rPr>
           <w:lang w:val="es-ES"/>
@@ -1702,21 +2037,29 @@
         <w:rPr>
           <w:lang w:val="es-ES"/>
         </w:rPr>
-        <w:t>Se descargan los documentos a través del crawler y el scraper generando el movies.jso</w:t>
-      </w:r>
-      <w:r>
-        <w:rPr>
-          <w:lang w:val="es-ES"/>
-        </w:rPr>
-        <w:t>n.</w:t>
-      </w:r>
-    </w:p>
-    <w:p>
-      <w:pPr>
-        <w:pStyle w:val="p1a"/>
+        <w:t>Se transmite la información recuperada y la consulta a generator.py, quien ensambla un </w:t>
+      </w:r>
+      <w:r>
+        <w:rPr>
+          <w:i/>
+          <w:iCs/>
+          <w:lang w:val="es-ES"/>
+        </w:rPr>
+        <w:t>prompt</w:t>
+      </w:r>
+      <w:r>
+        <w:rPr>
+          <w:lang w:val="es-ES"/>
+        </w:rPr>
+        <w:t xml:space="preserve"> y lo inyecta a un Modelo de Lenguaje Local (Ollama - Neural-Chat). </w:t>
+      </w:r>
+    </w:p>
+    <w:p>
+      <w:pPr>
+        <w:pStyle w:val="Prrafodelista"/>
         <w:numPr>
           <w:ilvl w:val="0"/>
-          <w:numId w:val="19"/>
+          <w:numId w:val="31"/>
         </w:numPr>
         <w:rPr>
           <w:lang w:val="es-ES"/>
@@ -1726,15 +2069,80 @@
         <w:rPr>
           <w:lang w:val="es-ES"/>
         </w:rPr>
-        <w:t>Carga de documentos desde data/movies.json.</w:t>
-      </w:r>
-    </w:p>
-    <w:p>
-      <w:pPr>
-        <w:pStyle w:val="p1a"/>
+        <w:t>El modelo sintetiza los datos, formulando la respuesta conversacional definitiva que lee el usuario final.</w:t>
+      </w:r>
+    </w:p>
+    <w:p>
+      <w:pPr>
+        <w:ind w:firstLine="0"/>
+        <w:rPr>
+          <w:lang w:val="es-ES"/>
+        </w:rPr>
+      </w:pPr>
+    </w:p>
+    <w:p>
+      <w:pPr>
+        <w:ind w:firstLine="0"/>
+        <w:rPr>
+          <w:lang w:val="es-ES"/>
+        </w:rPr>
+      </w:pPr>
+      <w:r>
+        <w:rPr>
+          <w:lang w:val="es-ES"/>
+        </w:rPr>
+        <w:t xml:space="preserve">  </w:t>
+      </w:r>
+      <w:r>
+        <w:rPr>
+          <w:lang w:val="es-ES"/>
+        </w:rPr>
+        <w:t xml:space="preserve">Implementación Principal y Ejecución: </w:t>
+      </w:r>
+    </w:p>
+    <w:p>
+      <w:pPr>
+        <w:ind w:firstLine="0"/>
+        <w:rPr>
+          <w:lang w:val="es-ES"/>
+        </w:rPr>
+      </w:pPr>
+    </w:p>
+    <w:p>
+      <w:pPr>
+        <w:ind w:firstLine="0"/>
+        <w:rPr>
+          <w:lang w:val="es-ES"/>
+        </w:rPr>
+      </w:pPr>
+      <w:r>
+        <w:rPr>
+          <w:lang w:val="es-ES"/>
+        </w:rPr>
+        <w:t xml:space="preserve">   </w:t>
+      </w:r>
+      <w:r>
+        <w:rPr>
+          <w:lang w:val="es-ES"/>
+        </w:rPr>
+        <w:t>La orquestación actual centralizó las operaciones en main.py, permitiendo ejecutar el recabado y la interfáz final a través de comandos escalonados:</w:t>
+      </w:r>
+    </w:p>
+    <w:p>
+      <w:pPr>
+        <w:pStyle w:val="Prrafodelista"/>
+        <w:ind w:left="720" w:firstLine="0"/>
+        <w:rPr>
+          <w:lang w:val="es-ES"/>
+        </w:rPr>
+      </w:pPr>
+    </w:p>
+    <w:p>
+      <w:pPr>
+        <w:pStyle w:val="Prrafodelista"/>
         <w:numPr>
           <w:ilvl w:val="0"/>
-          <w:numId w:val="19"/>
+          <w:numId w:val="32"/>
         </w:numPr>
         <w:rPr>
           <w:lang w:val="es-ES"/>
@@ -1744,15 +2152,15 @@
         <w:rPr>
           <w:lang w:val="es-ES"/>
         </w:rPr>
-        <w:t>Construcción de texto por documento usando campos: titulo + géneros + plot + actores.</w:t>
-      </w:r>
-    </w:p>
-    <w:p>
-      <w:pPr>
-        <w:pStyle w:val="p1a"/>
+        <w:t>Crawler y Scraper: Se pueden invocar con python main.py crawl y python main.py scrape (que impactan sobre crawler/crawler.py y scraper/scraper.py).</w:t>
+      </w:r>
+    </w:p>
+    <w:p>
+      <w:pPr>
+        <w:pStyle w:val="Prrafodelista"/>
         <w:numPr>
           <w:ilvl w:val="0"/>
-          <w:numId w:val="19"/>
+          <w:numId w:val="32"/>
         </w:numPr>
         <w:rPr>
           <w:lang w:val="es-ES"/>
@@ -1762,15 +2170,15 @@
         <w:rPr>
           <w:lang w:val="es-ES"/>
         </w:rPr>
-        <w:t>Codificación neuronal del corpus con SentenceTransformer.</w:t>
-      </w:r>
-    </w:p>
-    <w:p>
-      <w:pPr>
-        <w:pStyle w:val="p1a"/>
+        <w:t>Recuperador Híbrido (Base): Configurado principalmente en neural_based_model/neural_retriever.py, es el motor base. Para validaciones, puede verificarse aislando el backend con python run_retrieval_demo.py.</w:t>
+      </w:r>
+    </w:p>
+    <w:p>
+      <w:pPr>
+        <w:pStyle w:val="Prrafodelista"/>
         <w:numPr>
           <w:ilvl w:val="0"/>
-          <w:numId w:val="19"/>
+          <w:numId w:val="32"/>
         </w:numPr>
         <w:rPr>
           <w:lang w:val="es-ES"/>
@@ -1780,15 +2188,15 @@
         <w:rPr>
           <w:lang w:val="es-ES"/>
         </w:rPr>
-        <w:t>Almacenamiento de la base vectorial inicial en bd/movies_vectors.pkl.</w:t>
-      </w:r>
-    </w:p>
-    <w:p>
-      <w:pPr>
-        <w:pStyle w:val="p1a"/>
+        <w:t>Evaluación RAG Asistida: Lanzada mediante python -m rag_module.run_rag, abre consola para testeos con Ollama de manera interactiva.</w:t>
+      </w:r>
+    </w:p>
+    <w:p>
+      <w:pPr>
+        <w:pStyle w:val="Prrafodelista"/>
         <w:numPr>
           <w:ilvl w:val="0"/>
-          <w:numId w:val="19"/>
+          <w:numId w:val="32"/>
         </w:numPr>
         <w:rPr>
           <w:lang w:val="es-ES"/>
@@ -1798,457 +2206,7 @@
         <w:rPr>
           <w:lang w:val="es-ES"/>
         </w:rPr>
-        <w:t>En consulta:</w:t>
-      </w:r>
-    </w:p>
-    <w:p>
-      <w:pPr>
-        <w:pStyle w:val="p1a"/>
-        <w:numPr>
-          <w:ilvl w:val="1"/>
-          <w:numId w:val="20"/>
-        </w:numPr>
-        <w:rPr>
-          <w:lang w:val="es-ES"/>
-        </w:rPr>
-      </w:pPr>
-      <w:r>
-        <w:rPr>
-          <w:lang w:val="es-ES"/>
-        </w:rPr>
-        <w:t>Se codifica la consulta con el mismo modelo.</w:t>
-      </w:r>
-    </w:p>
-    <w:p>
-      <w:pPr>
-        <w:pStyle w:val="p1a"/>
-        <w:numPr>
-          <w:ilvl w:val="1"/>
-          <w:numId w:val="20"/>
-        </w:numPr>
-        <w:rPr>
-          <w:lang w:val="es-ES"/>
-        </w:rPr>
-      </w:pPr>
-      <w:r>
-        <w:rPr>
-          <w:lang w:val="es-ES"/>
-        </w:rPr>
-        <w:t>Se calcula similitud coseno contra todos los documentos.</w:t>
-      </w:r>
-    </w:p>
-    <w:p>
-      <w:pPr>
-        <w:pStyle w:val="p1a"/>
-        <w:numPr>
-          <w:ilvl w:val="1"/>
-          <w:numId w:val="20"/>
-        </w:numPr>
-        <w:rPr>
-          <w:lang w:val="es-ES"/>
-        </w:rPr>
-      </w:pPr>
-      <w:r>
-        <w:rPr>
-          <w:lang w:val="es-ES"/>
-        </w:rPr>
-        <w:t>Se ordenan resultados de mayor a menor similitud (top-k).</w:t>
-      </w:r>
-    </w:p>
-    <w:p>
-      <w:pPr>
-        <w:pStyle w:val="p1a"/>
-        <w:rPr>
-          <w:lang w:val="es-ES"/>
-        </w:rPr>
-      </w:pPr>
-    </w:p>
-    <w:p>
-      <w:pPr>
-        <w:pStyle w:val="p1a"/>
-      </w:pPr>
-      <w:r>
-        <w:rPr>
-          <w:lang w:val="es-ES"/>
-        </w:rPr>
-        <w:t xml:space="preserve">   </w:t>
-      </w:r>
-      <w:r>
-        <w:t>Implementation principal:</w:t>
-      </w:r>
-    </w:p>
-    <w:p>
-      <w:pPr>
-        <w:pStyle w:val="p1a"/>
-      </w:pPr>
-    </w:p>
-    <w:p>
-      <w:pPr>
-        <w:pStyle w:val="p1a"/>
-        <w:numPr>
-          <w:ilvl w:val="0"/>
-          <w:numId w:val="21"/>
-        </w:numPr>
-      </w:pPr>
-      <w:r>
-        <w:t>neural_based_model/neural_retriever.py</w:t>
-      </w:r>
-    </w:p>
-    <w:p>
-      <w:pPr>
-        <w:pStyle w:val="p1a"/>
-        <w:numPr>
-          <w:ilvl w:val="0"/>
-          <w:numId w:val="21"/>
-        </w:numPr>
-      </w:pPr>
-      <w:r>
-        <w:t>demo.py</w:t>
-      </w:r>
-    </w:p>
-    <w:p>
-      <w:pPr>
-        <w:pStyle w:val="p1a"/>
-      </w:pPr>
-    </w:p>
-    <w:p>
-      <w:pPr>
-        <w:pStyle w:val="p1a"/>
-        <w:rPr>
-          <w:lang w:val="es-ES"/>
-        </w:rPr>
-      </w:pPr>
-      <w:r>
-        <w:rPr>
-          <w:lang w:val="es-ES"/>
-        </w:rPr>
-        <w:t xml:space="preserve">   </w:t>
-      </w:r>
-      <w:r>
-        <w:rPr>
-          <w:lang w:val="es-ES"/>
-        </w:rPr>
-        <w:t>Detalle del pipeline interno:</w:t>
-      </w:r>
-    </w:p>
-    <w:p>
-      <w:pPr>
-        <w:pStyle w:val="p1a"/>
-        <w:rPr>
-          <w:lang w:val="es-ES"/>
-        </w:rPr>
-      </w:pPr>
-    </w:p>
-    <w:p>
-      <w:pPr>
-        <w:pStyle w:val="p1a"/>
-        <w:numPr>
-          <w:ilvl w:val="0"/>
-          <w:numId w:val="22"/>
-        </w:numPr>
-        <w:rPr>
-          <w:lang w:val="es-ES"/>
-        </w:rPr>
-      </w:pPr>
-      <w:r>
-        <w:rPr>
-          <w:lang w:val="es-ES"/>
-        </w:rPr>
-        <w:t>Preprocesamiento estructural:</w:t>
-      </w:r>
-    </w:p>
-    <w:p>
-      <w:pPr>
-        <w:pStyle w:val="p1a"/>
-        <w:numPr>
-          <w:ilvl w:val="1"/>
-          <w:numId w:val="24"/>
-        </w:numPr>
-        <w:rPr>
-          <w:lang w:val="es-ES"/>
-        </w:rPr>
-      </w:pPr>
-      <w:r>
-        <w:rPr>
-          <w:lang w:val="es-ES"/>
-        </w:rPr>
-        <w:t>Se consolidan campos relevantes en una sola cadena semántica por documento.</w:t>
-      </w:r>
-    </w:p>
-    <w:p>
-      <w:pPr>
-        <w:pStyle w:val="p1a"/>
-        <w:numPr>
-          <w:ilvl w:val="1"/>
-          <w:numId w:val="24"/>
-        </w:numPr>
-        <w:rPr>
-          <w:lang w:val="es-ES"/>
-        </w:rPr>
-      </w:pPr>
-      <w:r>
-        <w:rPr>
-          <w:lang w:val="es-ES"/>
-        </w:rPr>
-        <w:t>Se conserva información de contenido (plot) y contexto (géneros, actores).</w:t>
-      </w:r>
-    </w:p>
-    <w:p>
-      <w:pPr>
-        <w:rPr>
-          <w:lang w:val="es-ES"/>
-        </w:rPr>
-      </w:pPr>
-    </w:p>
-    <w:p>
-      <w:pPr>
-        <w:pStyle w:val="p1a"/>
-        <w:numPr>
-          <w:ilvl w:val="0"/>
-          <w:numId w:val="22"/>
-        </w:numPr>
-        <w:rPr>
-          <w:lang w:val="es-ES"/>
-        </w:rPr>
-      </w:pPr>
-      <w:r>
-        <w:rPr>
-          <w:lang w:val="es-ES"/>
-        </w:rPr>
-        <w:t>Indexación densa:</w:t>
-      </w:r>
-    </w:p>
-    <w:p>
-      <w:pPr>
-        <w:pStyle w:val="p1a"/>
-        <w:numPr>
-          <w:ilvl w:val="1"/>
-          <w:numId w:val="25"/>
-        </w:numPr>
-        <w:rPr>
-          <w:lang w:val="es-ES"/>
-        </w:rPr>
-      </w:pPr>
-      <w:r>
-        <w:rPr>
-          <w:lang w:val="es-ES"/>
-        </w:rPr>
-        <w:t>Cada cadena se codifica con el modelo multilingüe MiniLM.</w:t>
-      </w:r>
-    </w:p>
-    <w:p>
-      <w:pPr>
-        <w:pStyle w:val="p1a"/>
-        <w:numPr>
-          <w:ilvl w:val="1"/>
-          <w:numId w:val="25"/>
-        </w:numPr>
-        <w:rPr>
-          <w:lang w:val="es-ES"/>
-        </w:rPr>
-      </w:pPr>
-      <w:r>
-        <w:rPr>
-          <w:lang w:val="es-ES"/>
-        </w:rPr>
-        <w:t>El resultado es una matriz de embeddings de dimensión fija.</w:t>
-      </w:r>
-    </w:p>
-    <w:p>
-      <w:pPr>
-        <w:pStyle w:val="p1a"/>
-        <w:rPr>
-          <w:lang w:val="es-ES"/>
-        </w:rPr>
-      </w:pPr>
-    </w:p>
-    <w:p>
-      <w:pPr>
-        <w:pStyle w:val="p1a"/>
-        <w:numPr>
-          <w:ilvl w:val="0"/>
-          <w:numId w:val="22"/>
-        </w:numPr>
-        <w:rPr>
-          <w:lang w:val="es-ES"/>
-        </w:rPr>
-      </w:pPr>
-      <w:r>
-        <w:rPr>
-          <w:lang w:val="es-ES"/>
-        </w:rPr>
-        <w:t>Persistencia de índice:</w:t>
-      </w:r>
-    </w:p>
-    <w:p>
-      <w:pPr>
-        <w:pStyle w:val="p1a"/>
-        <w:numPr>
-          <w:ilvl w:val="1"/>
-          <w:numId w:val="26"/>
-        </w:numPr>
-        <w:rPr>
-          <w:lang w:val="es-ES"/>
-        </w:rPr>
-      </w:pPr>
-      <w:r>
-        <w:rPr>
-          <w:lang w:val="es-ES"/>
-        </w:rPr>
-        <w:t>Se serializa en bd/movies_vectors.pkl el conjunto:</w:t>
-      </w:r>
-    </w:p>
-    <w:p>
-      <w:pPr>
-        <w:pStyle w:val="p1a"/>
-        <w:numPr>
-          <w:ilvl w:val="1"/>
-          <w:numId w:val="26"/>
-        </w:numPr>
-        <w:rPr>
-          <w:lang w:val="es-ES"/>
-        </w:rPr>
-      </w:pPr>
-      <w:r>
-        <w:rPr>
-          <w:lang w:val="es-ES"/>
-        </w:rPr>
-        <w:t>urls</w:t>
-      </w:r>
-    </w:p>
-    <w:p>
-      <w:pPr>
-        <w:pStyle w:val="p1a"/>
-        <w:numPr>
-          <w:ilvl w:val="1"/>
-          <w:numId w:val="26"/>
-        </w:numPr>
-        <w:rPr>
-          <w:lang w:val="es-ES"/>
-        </w:rPr>
-      </w:pPr>
-      <w:r>
-        <w:rPr>
-          <w:lang w:val="es-ES"/>
-        </w:rPr>
-        <w:t>embeddings</w:t>
-      </w:r>
-    </w:p>
-    <w:p>
-      <w:pPr>
-        <w:pStyle w:val="p1a"/>
-        <w:numPr>
-          <w:ilvl w:val="1"/>
-          <w:numId w:val="26"/>
-        </w:numPr>
-        <w:rPr>
-          <w:lang w:val="es-ES"/>
-        </w:rPr>
-      </w:pPr>
-      <w:r>
-        <w:rPr>
-          <w:lang w:val="es-ES"/>
-        </w:rPr>
-        <w:t>metadatos documentales</w:t>
-      </w:r>
-    </w:p>
-    <w:p>
-      <w:pPr>
-        <w:pStyle w:val="p1a"/>
-        <w:numPr>
-          <w:ilvl w:val="1"/>
-          <w:numId w:val="26"/>
-        </w:numPr>
-        <w:rPr>
-          <w:lang w:val="es-ES"/>
-        </w:rPr>
-      </w:pPr>
-      <w:r>
-        <w:rPr>
-          <w:lang w:val="es-ES"/>
-        </w:rPr>
-        <w:lastRenderedPageBreak/>
-        <w:t>nombre del modelo</w:t>
-      </w:r>
-    </w:p>
-    <w:p>
-      <w:pPr>
-        <w:pStyle w:val="p1a"/>
-        <w:rPr>
-          <w:lang w:val="es-ES"/>
-        </w:rPr>
-      </w:pPr>
-    </w:p>
-    <w:p>
-      <w:pPr>
-        <w:pStyle w:val="p1a"/>
-        <w:numPr>
-          <w:ilvl w:val="0"/>
-          <w:numId w:val="22"/>
-        </w:numPr>
-        <w:rPr>
-          <w:lang w:val="es-ES"/>
-        </w:rPr>
-      </w:pPr>
-      <w:r>
-        <w:rPr>
-          <w:lang w:val="es-ES"/>
-        </w:rPr>
-        <w:t>Recuperación en tiempo de consulta:</w:t>
-      </w:r>
-    </w:p>
-    <w:p>
-      <w:pPr>
-        <w:pStyle w:val="p1a"/>
-        <w:numPr>
-          <w:ilvl w:val="1"/>
-          <w:numId w:val="27"/>
-        </w:numPr>
-        <w:rPr>
-          <w:lang w:val="es-ES"/>
-        </w:rPr>
-      </w:pPr>
-      <w:r>
-        <w:rPr>
-          <w:lang w:val="es-ES"/>
-        </w:rPr>
-        <w:t>Se codifica la consulta con el mismo encoder.</w:t>
-      </w:r>
-    </w:p>
-    <w:p>
-      <w:pPr>
-        <w:pStyle w:val="p1a"/>
-        <w:numPr>
-          <w:ilvl w:val="1"/>
-          <w:numId w:val="27"/>
-        </w:numPr>
-        <w:rPr>
-          <w:lang w:val="es-ES"/>
-        </w:rPr>
-      </w:pPr>
-      <w:r>
-        <w:rPr>
-          <w:lang w:val="es-ES"/>
-        </w:rPr>
-        <w:t>Se calcula similitud coseno contra toda la matriz.</w:t>
-      </w:r>
-    </w:p>
-    <w:p>
-      <w:pPr>
-        <w:pStyle w:val="p1a"/>
-        <w:numPr>
-          <w:ilvl w:val="1"/>
-          <w:numId w:val="27"/>
-        </w:numPr>
-        <w:rPr>
-          <w:lang w:val="es-ES"/>
-        </w:rPr>
-      </w:pPr>
-      <w:r>
-        <w:rPr>
-          <w:lang w:val="es-ES"/>
-        </w:rPr>
-        <w:t>Se retorna top-k ordenado de mayor a menor score.</w:t>
+        <w:t>Ejecución completa: Invocando python main.py.</w:t>
       </w:r>
     </w:p>
     <w:p>
@@ -2582,7 +2540,7 @@
         <w:pStyle w:val="p1a"/>
         <w:numPr>
           <w:ilvl w:val="0"/>
-          <w:numId w:val="36"/>
+          <w:numId w:val="21"/>
         </w:numPr>
         <w:rPr>
           <w:lang w:val="es-ES"/>
@@ -2628,7 +2586,7 @@
         <w:pStyle w:val="p1a"/>
         <w:numPr>
           <w:ilvl w:val="0"/>
-          <w:numId w:val="36"/>
+          <w:numId w:val="21"/>
         </w:numPr>
         <w:rPr>
           <w:lang w:val="es-ES"/>
@@ -2729,7 +2687,7 @@
         <w:pStyle w:val="p1a"/>
         <w:numPr>
           <w:ilvl w:val="0"/>
-          <w:numId w:val="28"/>
+          <w:numId w:val="16"/>
         </w:numPr>
         <w:rPr>
           <w:lang w:val="es-ES"/>
@@ -2747,7 +2705,7 @@
         <w:pStyle w:val="p1a"/>
         <w:numPr>
           <w:ilvl w:val="0"/>
-          <w:numId w:val="28"/>
+          <w:numId w:val="16"/>
         </w:numPr>
         <w:rPr>
           <w:lang w:val="es-ES"/>
@@ -2759,13 +2717,66 @@
         </w:rPr>
         <w:t>Score cercano a 0: baja relación semántica.</w:t>
       </w:r>
+    </w:p>
+    <w:p>
+      <w:pPr>
+        <w:pStyle w:val="p1a"/>
+        <w:rPr>
+          <w:lang w:val="es-ES"/>
+        </w:rPr>
+      </w:pPr>
+    </w:p>
+    <w:p>
+      <w:pPr>
+        <w:pStyle w:val="p1a"/>
+        <w:rPr>
+          <w:lang w:val="es-ES"/>
+        </w:rPr>
+      </w:pPr>
+    </w:p>
+    <w:p>
+      <w:pPr>
+        <w:pStyle w:val="p1a"/>
+        <w:rPr>
+          <w:lang w:val="es-ES"/>
+        </w:rPr>
+      </w:pPr>
+    </w:p>
+    <w:p>
+      <w:pPr>
+        <w:pStyle w:val="p1a"/>
+        <w:rPr>
+          <w:lang w:val="es-ES"/>
+        </w:rPr>
+      </w:pPr>
+      <w:r>
+        <w:rPr>
+          <w:lang w:val="es-ES"/>
+        </w:rPr>
+        <w:lastRenderedPageBreak/>
+        <w:t xml:space="preserve">   </w:t>
+      </w:r>
+      <w:r>
+        <w:rPr>
+          <w:lang w:val="es-ES"/>
+        </w:rPr>
+        <w:t>Procedimiento de ranking implementado:</w:t>
+      </w:r>
+    </w:p>
+    <w:p>
+      <w:pPr>
+        <w:pStyle w:val="p1a"/>
+        <w:rPr>
+          <w:lang w:val="es-ES"/>
+        </w:rPr>
+      </w:pPr>
     </w:p>
     <w:p>
       <w:pPr>
         <w:pStyle w:val="p1a"/>
         <w:numPr>
           <w:ilvl w:val="0"/>
-          <w:numId w:val="28"/>
+          <w:numId w:val="17"/>
         </w:numPr>
         <w:rPr>
           <w:lang w:val="es-ES"/>
@@ -2775,51 +2786,15 @@
         <w:rPr>
           <w:lang w:val="es-ES"/>
         </w:rPr>
-        <w:t>Score negativo: orientación semántica opuesta (poco frecuente en este escenario).</w:t>
-      </w:r>
-    </w:p>
-    <w:p>
-      <w:pPr>
-        <w:pStyle w:val="p1a"/>
-        <w:rPr>
-          <w:lang w:val="es-ES"/>
-        </w:rPr>
-      </w:pPr>
-    </w:p>
-    <w:p>
-      <w:pPr>
-        <w:pStyle w:val="p1a"/>
-        <w:rPr>
-          <w:lang w:val="es-ES"/>
-        </w:rPr>
-      </w:pPr>
-      <w:r>
-        <w:rPr>
-          <w:lang w:val="es-ES"/>
-        </w:rPr>
-        <w:t xml:space="preserve">   </w:t>
-      </w:r>
-      <w:r>
-        <w:rPr>
-          <w:lang w:val="es-ES"/>
-        </w:rPr>
-        <w:t>Procedimiento de ranking implementado:</w:t>
-      </w:r>
-    </w:p>
-    <w:p>
-      <w:pPr>
-        <w:pStyle w:val="p1a"/>
-        <w:rPr>
-          <w:lang w:val="es-ES"/>
-        </w:rPr>
-      </w:pPr>
+        <w:t>Se obtiene el vector de similitudes para todos los documentos.</w:t>
+      </w:r>
     </w:p>
     <w:p>
       <w:pPr>
         <w:pStyle w:val="p1a"/>
         <w:numPr>
           <w:ilvl w:val="0"/>
-          <w:numId w:val="29"/>
+          <w:numId w:val="17"/>
         </w:numPr>
         <w:rPr>
           <w:lang w:val="es-ES"/>
@@ -2829,7 +2804,7 @@
         <w:rPr>
           <w:lang w:val="es-ES"/>
         </w:rPr>
-        <w:t>Se obtiene el vector de similitudes para todos los documentos.</w:t>
+        <w:t>Se aplica ordenamiento descendente de índices por score.</w:t>
       </w:r>
     </w:p>
     <w:p>
@@ -2837,7 +2812,7 @@
         <w:pStyle w:val="p1a"/>
         <w:numPr>
           <w:ilvl w:val="0"/>
-          <w:numId w:val="29"/>
+          <w:numId w:val="17"/>
         </w:numPr>
         <w:rPr>
           <w:lang w:val="es-ES"/>
@@ -2847,7 +2822,7 @@
         <w:rPr>
           <w:lang w:val="es-ES"/>
         </w:rPr>
-        <w:t>Se aplica ordenamiento descendente de índices por score.</w:t>
+        <w:t>Se recorta al top-k solicitado.</w:t>
       </w:r>
     </w:p>
     <w:p>
@@ -2855,7 +2830,7 @@
         <w:pStyle w:val="p1a"/>
         <w:numPr>
           <w:ilvl w:val="0"/>
-          <w:numId w:val="29"/>
+          <w:numId w:val="17"/>
         </w:numPr>
         <w:rPr>
           <w:lang w:val="es-ES"/>
@@ -2865,38 +2840,19 @@
         <w:rPr>
           <w:lang w:val="es-ES"/>
         </w:rPr>
-        <w:t>Se recorta al top-k solicitado.</w:t>
-      </w:r>
+        <w:t>Los documentos resultantes se extraen como el "Contexto" relevante que alimentará la etapa de generación final.</w:t>
+      </w:r>
+    </w:p>
+    <w:p>
+      <w:pPr>
+        <w:rPr>
+          <w:lang w:val="es-ES"/>
+        </w:rPr>
+      </w:pPr>
     </w:p>
     <w:p>
       <w:pPr>
         <w:pStyle w:val="p1a"/>
-        <w:numPr>
-          <w:ilvl w:val="0"/>
-          <w:numId w:val="29"/>
-        </w:numPr>
-        <w:rPr>
-          <w:lang w:val="es-ES"/>
-        </w:rPr>
-      </w:pPr>
-      <w:r>
-        <w:rPr>
-          <w:lang w:val="es-ES"/>
-        </w:rPr>
-        <w:t>Se construye la salida final con rank, score y metadatos del documento.</w:t>
-      </w:r>
-    </w:p>
-    <w:p>
-      <w:pPr>
-        <w:pStyle w:val="p1a"/>
-        <w:rPr>
-          <w:lang w:val="es-ES"/>
-        </w:rPr>
-      </w:pPr>
-    </w:p>
-    <w:p>
-      <w:pPr>
-        <w:pStyle w:val="p1a"/>
         <w:rPr>
           <w:lang w:val="es-ES"/>
         </w:rPr>
@@ -2911,7 +2867,7 @@
         <w:rPr>
           <w:lang w:val="es-ES"/>
         </w:rPr>
-        <w:t>Para el ordenamiento se usa una estrategia exacta sobre todo el corpus (no aproximada), adecuada para el volumen actual del corte 1.</w:t>
+        <w:t>Para el ordenamiento se usa una estrategia exacta sobre todo el corpus (no aproximada).</w:t>
       </w:r>
     </w:p>
     <w:p>
@@ -2977,7 +2933,7 @@
         <w:pStyle w:val="p1a"/>
         <w:numPr>
           <w:ilvl w:val="0"/>
-          <w:numId w:val="31"/>
+          <w:numId w:val="18"/>
         </w:numPr>
         <w:rPr>
           <w:lang w:val="es-ES"/>
@@ -3130,7 +3086,7 @@
         <w:pStyle w:val="p1a"/>
         <w:numPr>
           <w:ilvl w:val="0"/>
-          <w:numId w:val="31"/>
+          <w:numId w:val="18"/>
         </w:numPr>
         <w:rPr>
           <w:lang w:val="es-ES"/>
@@ -3140,7 +3096,6 @@
         <w:rPr>
           <w:lang w:val="es-ES"/>
         </w:rPr>
-        <w:lastRenderedPageBreak/>
         <w:t>Costo por consulta (similitud coseno vectorizada): aproximadamente</w:t>
       </w:r>
       <w:r>
@@ -3210,7 +3165,7 @@
         <w:pStyle w:val="p1a"/>
         <w:numPr>
           <w:ilvl w:val="0"/>
-          <w:numId w:val="31"/>
+          <w:numId w:val="18"/>
         </w:numPr>
         <w:rPr>
           <w:lang w:val="es-ES"/>
@@ -3294,11 +3249,107 @@
     </w:p>
     <w:p>
       <w:pPr>
+        <w:pStyle w:val="Prrafodelista"/>
+        <w:ind w:left="720" w:firstLine="0"/>
+        <w:rPr>
+          <w:lang w:val="es-ES"/>
+        </w:rPr>
+      </w:pPr>
+    </w:p>
+    <w:p>
+      <w:pPr>
+        <w:rPr>
+          <w:lang w:val="es-ES"/>
+        </w:rPr>
+      </w:pPr>
+      <w:r>
+        <w:rPr>
+          <w:lang w:val="es-ES"/>
+        </w:rPr>
+        <w:t>Para el corpus actual ajustado del corte 2 (1,029 documentos), este costo de clasificación de vectores es de ejecución casi inmediata en CPU. El costo temporal principal en esta nueva iteración ha pasado a concentrarse en la latencia de inferencia propia de la etapa de generación de texto del modelo RAG y el retraso de red producto de posibles consultas web externas.</w:t>
+      </w:r>
+    </w:p>
+    <w:p>
+      <w:pPr>
+        <w:pStyle w:val="heading2"/>
+        <w:rPr>
+          <w:lang w:val="es-ES"/>
+        </w:rPr>
+      </w:pPr>
+      <w:r>
+        <w:rPr>
+          <w:lang w:val="es-ES"/>
+        </w:rPr>
+        <w:t xml:space="preserve">2.6   </w:t>
+      </w:r>
+      <w:r>
+        <w:rPr>
+          <w:lang w:val="es-ES"/>
+        </w:rPr>
+        <w:t xml:space="preserve">Criterios de </w:t>
+      </w:r>
+      <w:r>
+        <w:rPr>
+          <w:lang w:val="es-ES"/>
+        </w:rPr>
+        <w:t>D</w:t>
+      </w:r>
+      <w:r>
+        <w:rPr>
+          <w:lang w:val="es-ES"/>
+        </w:rPr>
+        <w:t xml:space="preserve">esempate y </w:t>
+      </w:r>
+      <w:r>
+        <w:rPr>
+          <w:lang w:val="es-ES"/>
+        </w:rPr>
+        <w:t>E</w:t>
+      </w:r>
+      <w:r>
+        <w:rPr>
+          <w:lang w:val="es-ES"/>
+        </w:rPr>
+        <w:t xml:space="preserve">stabilidad del </w:t>
+      </w:r>
+      <w:r>
+        <w:rPr>
+          <w:lang w:val="es-ES"/>
+        </w:rPr>
+        <w:t>R</w:t>
+      </w:r>
+      <w:r>
+        <w:rPr>
+          <w:lang w:val="es-ES"/>
+        </w:rPr>
+        <w:t>anking</w:t>
+      </w:r>
+    </w:p>
+    <w:p>
+      <w:pPr>
         <w:pStyle w:val="p1a"/>
         <w:rPr>
           <w:lang w:val="es-ES"/>
         </w:rPr>
       </w:pPr>
+      <w:r>
+        <w:rPr>
+          <w:lang w:val="es-ES"/>
+        </w:rPr>
+        <w:t xml:space="preserve">   </w:t>
+      </w:r>
+      <w:r>
+        <w:rPr>
+          <w:lang w:val="es-ES"/>
+        </w:rPr>
+        <w:t xml:space="preserve"> </w:t>
+      </w:r>
+      <w:r>
+        <w:rPr>
+          <w:lang w:val="es-ES"/>
+        </w:rPr>
+        <w:t>El criterio primario de orden es el score de similitud coseno.</w:t>
+      </w:r>
     </w:p>
     <w:p>
       <w:pPr>
@@ -3311,19 +3362,13 @@
         <w:rPr>
           <w:lang w:val="es-ES"/>
         </w:rPr>
-        <w:t>Para el corpus actual (</w:t>
-      </w:r>
-      <w:r>
-        <w:rPr>
-          <w:lang w:val="es-ES"/>
-        </w:rPr>
-        <w:t>2018</w:t>
-      </w:r>
-      <w:r>
-        <w:rPr>
-          <w:lang w:val="es-ES"/>
-        </w:rPr>
-        <w:t xml:space="preserve"> documentos), este costo es aceptable en CPU para una primera entrega.</w:t>
+        <w:t xml:space="preserve">   </w:t>
+      </w:r>
+      <w:r>
+        <w:rPr>
+          <w:lang w:val="es-ES"/>
+        </w:rPr>
+        <w:t xml:space="preserve"> Cuando dos documentos presentan scores idénticos, el orden relativo se define por la jerarquía técnica del arreglo de similitudes, asegurando que el contexto seleccionado para la generación sea estable. Para optimizar esta selección, el sistema prioriza documentos que presenten mayor coincidencia de género con la consulta, mejor completitud en sus metadatos y niveles superiores de popularidad o rating.</w:t>
       </w:r>
     </w:p>
     <w:p>
@@ -3337,25 +3382,31 @@
         <w:rPr>
           <w:lang w:val="es-ES"/>
         </w:rPr>
-        <w:t xml:space="preserve">2.6   </w:t>
-      </w:r>
-      <w:r>
-        <w:rPr>
-          <w:lang w:val="es-ES"/>
-        </w:rPr>
-        <w:t xml:space="preserve">Criterios de </w:t>
-      </w:r>
-      <w:r>
-        <w:rPr>
-          <w:lang w:val="es-ES"/>
-        </w:rPr>
-        <w:t>D</w:t>
-      </w:r>
-      <w:r>
-        <w:rPr>
-          <w:lang w:val="es-ES"/>
-        </w:rPr>
-        <w:t xml:space="preserve">esempate y </w:t>
+        <w:t>2.</w:t>
+      </w:r>
+      <w:r>
+        <w:rPr>
+          <w:lang w:val="es-ES"/>
+        </w:rPr>
+        <w:t>7</w:t>
+      </w:r>
+      <w:r>
+        <w:rPr>
+          <w:lang w:val="es-ES"/>
+        </w:rPr>
+        <w:t xml:space="preserve">   Fortalezas y </w:t>
+      </w:r>
+      <w:r>
+        <w:rPr>
+          <w:lang w:val="es-ES"/>
+        </w:rPr>
+        <w:t>L</w:t>
+      </w:r>
+      <w:r>
+        <w:rPr>
+          <w:lang w:val="es-ES"/>
+        </w:rPr>
+        <w:t xml:space="preserve">imitaciones del </w:t>
       </w:r>
       <w:r>
         <w:rPr>
@@ -3367,19 +3418,19 @@
         <w:rPr>
           <w:lang w:val="es-ES"/>
         </w:rPr>
-        <w:t xml:space="preserve">stabilidad del </w:t>
-      </w:r>
-      <w:r>
-        <w:rPr>
-          <w:lang w:val="es-ES"/>
-        </w:rPr>
-        <w:t>R</w:t>
-      </w:r>
-      <w:r>
-        <w:rPr>
-          <w:lang w:val="es-ES"/>
-        </w:rPr>
-        <w:t>anking</w:t>
+        <w:t xml:space="preserve">nfoque </w:t>
+      </w:r>
+      <w:r>
+        <w:rPr>
+          <w:lang w:val="es-ES"/>
+        </w:rPr>
+        <w:t>A</w:t>
+      </w:r>
+      <w:r>
+        <w:rPr>
+          <w:lang w:val="es-ES"/>
+        </w:rPr>
+        <w:t>ctual</w:t>
       </w:r>
     </w:p>
     <w:p>
@@ -3399,54 +3450,19 @@
         <w:rPr>
           <w:lang w:val="es-ES"/>
         </w:rPr>
-        <w:t>El criterio primario de orden es el score de similitud coseno.</w:t>
-      </w:r>
-    </w:p>
-    <w:p>
-      <w:pPr>
-        <w:pStyle w:val="p1a"/>
-        <w:rPr>
-          <w:lang w:val="es-ES"/>
-        </w:rPr>
-      </w:pPr>
-      <w:r>
-        <w:rPr>
-          <w:lang w:val="es-ES"/>
-        </w:rPr>
-        <w:t xml:space="preserve">   </w:t>
-      </w:r>
-      <w:r>
-        <w:rPr>
-          <w:lang w:val="es-ES"/>
-        </w:rPr>
-        <w:t xml:space="preserve">Cuando dos documentos tienen scores muy cercanos, el orden relativo depende del resultado del ordenamiento numérico sobre el arreglo de similitudes. Para una etapa posterior se puede agregar desempate </w:t>
-      </w:r>
-      <w:r>
-        <w:rPr>
-          <w:u w:val="single"/>
-          <w:lang w:val="es-ES"/>
-        </w:rPr>
-        <w:t>expl</w:t>
-      </w:r>
-      <w:r>
-        <w:rPr>
-          <w:u w:val="single"/>
-          <w:lang w:val="es-ES"/>
-        </w:rPr>
-        <w:t>í</w:t>
-      </w:r>
-      <w:r>
-        <w:rPr>
-          <w:u w:val="single"/>
-          <w:lang w:val="es-ES"/>
-        </w:rPr>
-        <w:t>cito</w:t>
-      </w:r>
-      <w:r>
-        <w:rPr>
-          <w:lang w:val="es-ES"/>
-        </w:rPr>
-        <w:t xml:space="preserve"> por campos como:</w:t>
+        <w:t>Fortalezas</w:t>
+      </w:r>
+      <w:r>
+        <w:rPr>
+          <w:lang w:val="es-ES"/>
+        </w:rPr>
+        <w:t xml:space="preserve"> del Corte 2</w:t>
+      </w:r>
+      <w:r>
+        <w:rPr>
+          <w:lang w:val="es-ES"/>
+        </w:rPr>
+        <w:t>:</w:t>
       </w:r>
     </w:p>
     <w:p>
@@ -3462,7 +3478,7 @@
         <w:pStyle w:val="p1a"/>
         <w:numPr>
           <w:ilvl w:val="0"/>
-          <w:numId w:val="32"/>
+          <w:numId w:val="20"/>
         </w:numPr>
         <w:rPr>
           <w:lang w:val="es-ES"/>
@@ -3472,7 +3488,7 @@
         <w:rPr>
           <w:lang w:val="es-ES"/>
         </w:rPr>
-        <w:t>mayor coincidencia de genero con la consulta,</w:t>
+        <w:t xml:space="preserve">Comprensión y Síntesis: Gracias a RAG, el modelo ya no solo recupera datos, sino que redacta respuestas hiladas, explica relaciones complejas y elabora justificaciones en lenguaje humano. </w:t>
       </w:r>
     </w:p>
     <w:p>
@@ -3480,7 +3496,7 @@
         <w:pStyle w:val="p1a"/>
         <w:numPr>
           <w:ilvl w:val="0"/>
-          <w:numId w:val="32"/>
+          <w:numId w:val="20"/>
         </w:numPr>
         <w:rPr>
           <w:lang w:val="es-ES"/>
@@ -3490,7 +3506,8 @@
         <w:rPr>
           <w:lang w:val="es-ES"/>
         </w:rPr>
-        <w:t>mayor completitud de metadatos,</w:t>
+        <w:lastRenderedPageBreak/>
+        <w:t xml:space="preserve">Cobertura Viva: La integración de un motor de búsqueda web en tiempo real elimina la frontera del dataset estático, permitiendo cubrir estrenos o temas altamente específicos. </w:t>
       </w:r>
     </w:p>
     <w:p>
@@ -3498,7 +3515,7 @@
         <w:pStyle w:val="p1a"/>
         <w:numPr>
           <w:ilvl w:val="0"/>
-          <w:numId w:val="32"/>
+          <w:numId w:val="20"/>
         </w:numPr>
         <w:rPr>
           <w:lang w:val="es-ES"/>
@@ -3508,70 +3525,15 @@
         <w:rPr>
           <w:lang w:val="es-ES"/>
         </w:rPr>
-        <w:t>popularidad o rating.</w:t>
-      </w:r>
-    </w:p>
-    <w:p>
-      <w:pPr>
-        <w:pStyle w:val="heading2"/>
-        <w:rPr>
-          <w:lang w:val="es-ES"/>
-        </w:rPr>
-      </w:pPr>
-      <w:r>
-        <w:rPr>
-          <w:lang w:val="es-ES"/>
-        </w:rPr>
-        <w:t>2.</w:t>
-      </w:r>
-      <w:r>
-        <w:rPr>
-          <w:lang w:val="es-ES"/>
-        </w:rPr>
-        <w:t>7</w:t>
-      </w:r>
-      <w:r>
-        <w:rPr>
-          <w:lang w:val="es-ES"/>
-        </w:rPr>
-        <w:t xml:space="preserve">   Fortalezas y </w:t>
-      </w:r>
-      <w:r>
-        <w:rPr>
-          <w:lang w:val="es-ES"/>
-        </w:rPr>
-        <w:t>L</w:t>
-      </w:r>
-      <w:r>
-        <w:rPr>
-          <w:lang w:val="es-ES"/>
-        </w:rPr>
-        <w:t xml:space="preserve">imitaciones del </w:t>
-      </w:r>
-      <w:r>
-        <w:rPr>
-          <w:lang w:val="es-ES"/>
-        </w:rPr>
-        <w:t>E</w:t>
-      </w:r>
-      <w:r>
-        <w:rPr>
-          <w:lang w:val="es-ES"/>
-        </w:rPr>
-        <w:t xml:space="preserve">nfoque </w:t>
-      </w:r>
-      <w:r>
-        <w:rPr>
-          <w:lang w:val="es-ES"/>
-        </w:rPr>
-        <w:t>A</w:t>
-      </w:r>
-      <w:r>
-        <w:rPr>
-          <w:lang w:val="es-ES"/>
-        </w:rPr>
-        <w:t>ctual</w:t>
-      </w:r>
+        <w:t>Recuperación Resiliente: La base híbrida neuronal-léxica garantiza un soporte sólido de contexto para el LLM, compensando léxico exacto frente a aproximaciones de parafraseo.</w:t>
+      </w:r>
+    </w:p>
+    <w:p>
+      <w:pPr>
+        <w:rPr>
+          <w:lang w:val="es-ES"/>
+        </w:rPr>
+      </w:pPr>
     </w:p>
     <w:p>
       <w:pPr>
@@ -3580,6 +3542,14 @@
           <w:lang w:val="es-ES"/>
         </w:rPr>
       </w:pPr>
+    </w:p>
+    <w:p>
+      <w:pPr>
+        <w:pStyle w:val="p1a"/>
+        <w:rPr>
+          <w:lang w:val="es-ES"/>
+        </w:rPr>
+      </w:pPr>
       <w:r>
         <w:rPr>
           <w:lang w:val="es-ES"/>
@@ -3590,20 +3560,19 @@
         <w:rPr>
           <w:lang w:val="es-ES"/>
         </w:rPr>
-        <w:t>Fortalezas:</w:t>
-      </w:r>
-    </w:p>
-    <w:p>
-      <w:pPr>
-        <w:pStyle w:val="p1a"/>
-        <w:rPr>
-          <w:lang w:val="es-ES"/>
-        </w:rPr>
-      </w:pPr>
-    </w:p>
-    <w:p>
-      <w:pPr>
-        <w:pStyle w:val="p1a"/>
+        <w:t>Limitaciones actuales:</w:t>
+      </w:r>
+    </w:p>
+    <w:p>
+      <w:pPr>
+        <w:rPr>
+          <w:lang w:val="es-ES"/>
+        </w:rPr>
+      </w:pPr>
+    </w:p>
+    <w:p>
+      <w:pPr>
+        <w:pStyle w:val="Prrafodelista"/>
         <w:numPr>
           <w:ilvl w:val="0"/>
           <w:numId w:val="33"/>
@@ -3616,12 +3585,12 @@
         <w:rPr>
           <w:lang w:val="es-ES"/>
         </w:rPr>
-        <w:t>Recupera por significado y no solo por palabras exactas.</w:t>
-      </w:r>
-    </w:p>
-    <w:p>
-      <w:pPr>
-        <w:pStyle w:val="p1a"/>
+        <w:t>Latencia Global: El tiempo de respuesta se incrementó notablemente (de milisegundos a varios segundos) debido al tiempo requerido por la inferencia del generador (LLM) y las lecturas de los crawlers externos en tiempo real.</w:t>
+      </w:r>
+    </w:p>
+    <w:p>
+      <w:pPr>
+        <w:pStyle w:val="Prrafodelista"/>
         <w:numPr>
           <w:ilvl w:val="0"/>
           <w:numId w:val="33"/>
@@ -3634,15 +3603,223 @@
         <w:rPr>
           <w:lang w:val="es-ES"/>
         </w:rPr>
-        <w:t>Funciona bien en consultas parafraseadas.</w:t>
-      </w:r>
+        <w:t>Riesgo de Alucinación Menor: Pese al anclaje en documentos verificados (RAG), existe la posibilidad inherente de que el LLM sufra desviaciones generativas si el prompt recuperado es difuso.</w:t>
+      </w:r>
+    </w:p>
+    <w:p>
+      <w:pPr>
+        <w:pStyle w:val="p1a"/>
+        <w:rPr>
+          <w:lang w:val="es-ES"/>
+        </w:rPr>
+      </w:pPr>
+    </w:p>
+    <w:p>
+      <w:pPr>
+        <w:pStyle w:val="heading2"/>
+        <w:rPr>
+          <w:lang w:val="es-ES"/>
+        </w:rPr>
+      </w:pPr>
+      <w:r>
+        <w:rPr>
+          <w:lang w:val="es-ES"/>
+        </w:rPr>
+        <w:t>2.</w:t>
+      </w:r>
+      <w:r>
+        <w:rPr>
+          <w:lang w:val="es-ES"/>
+        </w:rPr>
+        <w:t>8</w:t>
+      </w:r>
+      <w:r>
+        <w:rPr>
+          <w:lang w:val="es-ES"/>
+        </w:rPr>
+        <w:t xml:space="preserve">   Justificación </w:t>
+      </w:r>
+      <w:r>
+        <w:rPr>
+          <w:lang w:val="es-ES"/>
+        </w:rPr>
+        <w:t>T</w:t>
+      </w:r>
+      <w:r>
+        <w:rPr>
+          <w:lang w:val="es-ES"/>
+        </w:rPr>
+        <w:t>écnica</w:t>
+      </w:r>
+    </w:p>
+    <w:p>
+      <w:pPr>
+        <w:pStyle w:val="p1a"/>
+        <w:rPr>
+          <w:lang w:val="es-ES"/>
+        </w:rPr>
+      </w:pPr>
+      <w:r>
+        <w:rPr>
+          <w:lang w:val="es-ES"/>
+        </w:rPr>
+        <w:t xml:space="preserve">   </w:t>
+      </w:r>
+      <w:r>
+        <w:rPr>
+          <w:lang w:val="es-ES"/>
+        </w:rPr>
+        <w:t>La migración de un sistema exclusivo de recuperación (Corte 1) a una arquitectura conversacional aumentada (Corte 2) se justifica por la evolución en la interacción hombre-máquina moderna. Un sistema puramente extractivo obliga al usuario a evaluar individualmente múltiples resultados. Al implementar un Pipeline RAG con fall-back a web automática, la plataforma asume el costo cognitivo de analizar los resultados, sintetizando recomendaciones directas, escalando enormemente la calidad percibida de las respuestas y evitando devolver "vacíos" cuando las bases locales no son suficientes.</w:t>
+      </w:r>
+    </w:p>
+    <w:p>
+      <w:pPr>
+        <w:pStyle w:val="heading1"/>
+        <w:rPr>
+          <w:lang w:val="es-ES"/>
+        </w:rPr>
+      </w:pPr>
+      <w:r>
+        <w:rPr>
+          <w:lang w:val="es-ES"/>
+        </w:rPr>
+        <w:t xml:space="preserve">3   </w:t>
+      </w:r>
+      <w:r>
+        <w:rPr>
+          <w:lang w:val="es-ES"/>
+        </w:rPr>
+        <w:t xml:space="preserve">Estadísticas </w:t>
+      </w:r>
+      <w:r>
+        <w:rPr>
+          <w:lang w:val="es-ES"/>
+        </w:rPr>
+        <w:t>B</w:t>
+      </w:r>
+      <w:r>
+        <w:rPr>
+          <w:lang w:val="es-ES"/>
+        </w:rPr>
+        <w:t xml:space="preserve">ásicas del </w:t>
+      </w:r>
+      <w:r>
+        <w:rPr>
+          <w:lang w:val="es-ES"/>
+        </w:rPr>
+        <w:t>C</w:t>
+      </w:r>
+      <w:r>
+        <w:rPr>
+          <w:lang w:val="es-ES"/>
+        </w:rPr>
+        <w:t xml:space="preserve">orpus </w:t>
+      </w:r>
+      <w:r>
+        <w:rPr>
+          <w:lang w:val="es-ES"/>
+        </w:rPr>
+        <w:t>R</w:t>
+      </w:r>
+      <w:r>
+        <w:rPr>
+          <w:lang w:val="es-ES"/>
+        </w:rPr>
+        <w:t>ecopilado</w:t>
+      </w:r>
+    </w:p>
+    <w:p>
+      <w:pPr>
+        <w:pStyle w:val="p1a"/>
+        <w:rPr>
+          <w:lang w:val="es-ES"/>
+        </w:rPr>
+      </w:pPr>
+      <w:r>
+        <w:rPr>
+          <w:lang w:val="es-ES"/>
+        </w:rPr>
+        <w:t xml:space="preserve">   </w:t>
+      </w:r>
+      <w:r>
+        <w:rPr>
+          <w:lang w:val="es-ES"/>
+        </w:rPr>
+        <w:t>Tras las recientes iteraciones, el corpus ha sufrido una reestructuración, mejorando en riqueza textual.</w:t>
+      </w:r>
+    </w:p>
+    <w:p>
+      <w:pPr>
+        <w:pStyle w:val="heading2"/>
+        <w:rPr>
+          <w:lang w:val="es-ES"/>
+        </w:rPr>
+      </w:pPr>
+      <w:r>
+        <w:rPr>
+          <w:lang w:val="es-ES"/>
+        </w:rPr>
+        <w:t>3</w:t>
+      </w:r>
+      <w:r>
+        <w:rPr>
+          <w:lang w:val="es-ES"/>
+        </w:rPr>
+        <w:t>.</w:t>
+      </w:r>
+      <w:r>
+        <w:rPr>
+          <w:lang w:val="es-ES"/>
+        </w:rPr>
+        <w:t>1</w:t>
+      </w:r>
+      <w:r>
+        <w:rPr>
+          <w:lang w:val="es-ES"/>
+        </w:rPr>
+        <w:t xml:space="preserve">   </w:t>
+      </w:r>
+      <w:r>
+        <w:rPr>
+          <w:lang w:val="es-ES"/>
+        </w:rPr>
+        <w:t>Tamaño General del Corpus</w:t>
+      </w:r>
+    </w:p>
+    <w:p>
+      <w:pPr>
+        <w:pStyle w:val="p1a"/>
+        <w:rPr>
+          <w:lang w:val="es-ES"/>
+        </w:rPr>
+      </w:pPr>
+      <w:r>
+        <w:rPr>
+          <w:lang w:val="es-ES"/>
+        </w:rPr>
+        <w:t xml:space="preserve">   T</w:t>
+      </w:r>
+      <w:r>
+        <w:rPr>
+          <w:lang w:val="es-ES"/>
+        </w:rPr>
+        <w:t>ras el proceso de crawling y scraping realizado para este corte, se ha consolidado un corpus con las siguientes métricas de volumen:</w:t>
+      </w:r>
+    </w:p>
+    <w:p>
+      <w:pPr>
+        <w:pStyle w:val="p1a"/>
+        <w:rPr>
+          <w:lang w:val="es-ES"/>
+        </w:rPr>
+      </w:pPr>
     </w:p>
     <w:p>
       <w:pPr>
         <w:pStyle w:val="p1a"/>
         <w:numPr>
           <w:ilvl w:val="0"/>
-          <w:numId w:val="33"/>
+          <w:numId w:val="22"/>
         </w:numPr>
         <w:rPr>
           <w:lang w:val="es-ES"/>
@@ -3652,51 +3829,27 @@
         <w:rPr>
           <w:lang w:val="es-ES"/>
         </w:rPr>
-        <w:t>Es simple de mantener para el corte 1.</w:t>
-      </w:r>
-    </w:p>
-    <w:p>
-      <w:pPr>
-        <w:pStyle w:val="p1a"/>
-        <w:rPr>
-          <w:lang w:val="es-ES"/>
-        </w:rPr>
-      </w:pPr>
-    </w:p>
-    <w:p>
-      <w:pPr>
-        <w:pStyle w:val="p1a"/>
-        <w:rPr>
-          <w:lang w:val="es-ES"/>
-        </w:rPr>
-      </w:pPr>
-      <w:r>
-        <w:rPr>
-          <w:lang w:val="es-ES"/>
-        </w:rPr>
-        <w:t xml:space="preserve">   </w:t>
-      </w:r>
-      <w:r>
-        <w:rPr>
-          <w:lang w:val="es-ES"/>
-        </w:rPr>
-        <w:t>Limitaciones actuales:</w:t>
-      </w:r>
-    </w:p>
-    <w:p>
-      <w:pPr>
-        <w:pStyle w:val="p1a"/>
-        <w:rPr>
-          <w:lang w:val="es-ES"/>
-        </w:rPr>
-      </w:pPr>
+        <w:t xml:space="preserve">Cantidad total de documentos: </w:t>
+      </w:r>
+      <w:r>
+        <w:rPr>
+          <w:lang w:val="es-ES"/>
+        </w:rPr>
+        <w:t>1029</w:t>
+      </w:r>
+      <w:r>
+        <w:rPr>
+          <w:lang w:val="es-ES"/>
+        </w:rPr>
+        <w:t>.</w:t>
+      </w:r>
     </w:p>
     <w:p>
       <w:pPr>
         <w:pStyle w:val="p1a"/>
         <w:numPr>
           <w:ilvl w:val="0"/>
-          <w:numId w:val="34"/>
+          <w:numId w:val="22"/>
         </w:numPr>
         <w:rPr>
           <w:lang w:val="es-ES"/>
@@ -3706,7 +3859,19 @@
         <w:rPr>
           <w:lang w:val="es-ES"/>
         </w:rPr>
-        <w:t>No incorpora retroalimentación de usuario ni aprendizaje de ranking supervisado.</w:t>
+        <w:t xml:space="preserve">Documentos tipo película: </w:t>
+      </w:r>
+      <w:r>
+        <w:rPr>
+          <w:lang w:val="es-ES"/>
+        </w:rPr>
+        <w:t>383</w:t>
+      </w:r>
+      <w:r>
+        <w:rPr>
+          <w:lang w:val="es-ES"/>
+        </w:rPr>
+        <w:t>.</w:t>
       </w:r>
     </w:p>
     <w:p>
@@ -3714,7 +3879,7 @@
         <w:pStyle w:val="p1a"/>
         <w:numPr>
           <w:ilvl w:val="0"/>
-          <w:numId w:val="34"/>
+          <w:numId w:val="22"/>
         </w:numPr>
         <w:rPr>
           <w:lang w:val="es-ES"/>
@@ -3724,366 +3889,61 @@
         <w:rPr>
           <w:lang w:val="es-ES"/>
         </w:rPr>
-        <w:t>Al ser búsqueda densa exacta, no escala tan bien como ANN para corpus muy grandes.</w:t>
-      </w:r>
-    </w:p>
-    <w:p>
-      <w:pPr>
-        <w:pStyle w:val="heading2"/>
-        <w:rPr>
-          <w:lang w:val="es-ES"/>
-        </w:rPr>
-      </w:pPr>
-      <w:r>
-        <w:rPr>
-          <w:lang w:val="es-ES"/>
-        </w:rPr>
-        <w:t>2.</w:t>
-      </w:r>
-      <w:r>
-        <w:rPr>
-          <w:lang w:val="es-ES"/>
-        </w:rPr>
-        <w:t>8</w:t>
-      </w:r>
-      <w:r>
-        <w:rPr>
-          <w:lang w:val="es-ES"/>
-        </w:rPr>
-        <w:t xml:space="preserve">   Justificación </w:t>
-      </w:r>
-      <w:r>
-        <w:rPr>
-          <w:lang w:val="es-ES"/>
-        </w:rPr>
-        <w:t>T</w:t>
-      </w:r>
-      <w:r>
-        <w:rPr>
-          <w:lang w:val="es-ES"/>
-        </w:rPr>
-        <w:t>écnica</w:t>
-      </w:r>
-    </w:p>
-    <w:p>
-      <w:pPr>
-        <w:pStyle w:val="p1a"/>
-        <w:rPr>
-          <w:lang w:val="es-ES"/>
-        </w:rPr>
-      </w:pPr>
-      <w:r>
-        <w:rPr>
-          <w:lang w:val="es-ES"/>
-        </w:rPr>
-        <w:t xml:space="preserve">   </w:t>
-      </w:r>
-      <w:r>
-        <w:rPr>
-          <w:lang w:val="es-ES"/>
-        </w:rPr>
-        <w:t>El enfoque neuronal mejora frente a modelos puramente lexicales porque:</w:t>
-      </w:r>
-    </w:p>
-    <w:p>
-      <w:pPr>
-        <w:pStyle w:val="p1a"/>
-        <w:rPr>
-          <w:lang w:val="es-ES"/>
-        </w:rPr>
-      </w:pPr>
-    </w:p>
-    <w:p>
-      <w:pPr>
-        <w:pStyle w:val="p1a"/>
-        <w:numPr>
-          <w:ilvl w:val="0"/>
-          <w:numId w:val="35"/>
-        </w:numPr>
-        <w:rPr>
-          <w:lang w:val="es-ES"/>
-        </w:rPr>
-      </w:pPr>
-      <w:r>
-        <w:rPr>
-          <w:lang w:val="es-ES"/>
-        </w:rPr>
-        <w:t>Captura relaciones semánticas entre términos.</w:t>
-      </w:r>
-    </w:p>
-    <w:p>
-      <w:pPr>
-        <w:pStyle w:val="p1a"/>
-        <w:numPr>
-          <w:ilvl w:val="0"/>
-          <w:numId w:val="35"/>
-        </w:numPr>
-        <w:rPr>
-          <w:lang w:val="es-ES"/>
-        </w:rPr>
-      </w:pPr>
-      <w:r>
-        <w:rPr>
-          <w:lang w:val="es-ES"/>
-        </w:rPr>
-        <w:t>Reduce dependencia de coincidencia exacta de palabras.</w:t>
-      </w:r>
-    </w:p>
-    <w:p>
-      <w:pPr>
-        <w:pStyle w:val="p1a"/>
-        <w:numPr>
-          <w:ilvl w:val="0"/>
-          <w:numId w:val="35"/>
-        </w:numPr>
-        <w:rPr>
-          <w:lang w:val="es-ES"/>
-        </w:rPr>
-      </w:pPr>
-      <w:r>
-        <w:rPr>
-          <w:lang w:val="es-ES"/>
-        </w:rPr>
-        <w:t>Soporta consultas parafraseadas o con vocabulario distinto.</w:t>
-      </w:r>
-    </w:p>
-    <w:p>
-      <w:pPr>
-        <w:pStyle w:val="heading1"/>
-        <w:rPr>
-          <w:lang w:val="es-ES"/>
-        </w:rPr>
-      </w:pPr>
-      <w:r>
-        <w:rPr>
+        <w:t xml:space="preserve">Documentos tipo serie: </w:t>
+      </w:r>
+      <w:r>
+        <w:rPr>
+          <w:lang w:val="es-ES"/>
+        </w:rPr>
+        <w:t>646</w:t>
+      </w:r>
+      <w:r>
+        <w:rPr>
+          <w:lang w:val="es-ES"/>
+        </w:rPr>
+        <w:t>.</w:t>
+      </w:r>
+    </w:p>
+    <w:p>
+      <w:pPr>
+        <w:rPr>
+          <w:lang w:val="es-ES"/>
+        </w:rPr>
+      </w:pPr>
+    </w:p>
+    <w:p>
+      <w:pPr>
+        <w:rPr>
+          <w:lang w:val="es-ES"/>
+        </w:rPr>
+      </w:pPr>
+    </w:p>
+    <w:p>
+      <w:pPr>
+        <w:pStyle w:val="figurelegend"/>
+        <w:rPr>
+          <w:lang w:val="es-ES"/>
+        </w:rPr>
+      </w:pPr>
+      <w:r>
+        <w:rPr>
+          <w:noProof/>
           <w:lang w:val="es-ES"/>
         </w:rPr>
         <w:lastRenderedPageBreak/>
-        <w:t xml:space="preserve">3   </w:t>
-      </w:r>
-      <w:r>
-        <w:rPr>
-          <w:lang w:val="es-ES"/>
-        </w:rPr>
-        <w:t xml:space="preserve">Estadísticas </w:t>
-      </w:r>
-      <w:r>
-        <w:rPr>
-          <w:lang w:val="es-ES"/>
-        </w:rPr>
-        <w:t>B</w:t>
-      </w:r>
-      <w:r>
-        <w:rPr>
-          <w:lang w:val="es-ES"/>
-        </w:rPr>
-        <w:t xml:space="preserve">ásicas del </w:t>
-      </w:r>
-      <w:r>
-        <w:rPr>
-          <w:lang w:val="es-ES"/>
-        </w:rPr>
-        <w:t>C</w:t>
-      </w:r>
-      <w:r>
-        <w:rPr>
-          <w:lang w:val="es-ES"/>
-        </w:rPr>
-        <w:t xml:space="preserve">orpus </w:t>
-      </w:r>
-      <w:r>
-        <w:rPr>
-          <w:lang w:val="es-ES"/>
-        </w:rPr>
-        <w:t>R</w:t>
-      </w:r>
-      <w:r>
-        <w:rPr>
-          <w:lang w:val="es-ES"/>
-        </w:rPr>
-        <w:t>ecopilado</w:t>
-      </w:r>
-    </w:p>
-    <w:p>
-      <w:pPr>
-        <w:pStyle w:val="heading2"/>
-        <w:rPr>
-          <w:lang w:val="es-ES"/>
-        </w:rPr>
-      </w:pPr>
-      <w:r>
-        <w:rPr>
-          <w:lang w:val="es-ES"/>
-        </w:rPr>
-        <w:t>3</w:t>
-      </w:r>
-      <w:r>
-        <w:rPr>
-          <w:lang w:val="es-ES"/>
-        </w:rPr>
-        <w:t>.</w:t>
-      </w:r>
-      <w:r>
-        <w:rPr>
-          <w:lang w:val="es-ES"/>
-        </w:rPr>
-        <w:t>1</w:t>
-      </w:r>
-      <w:r>
-        <w:rPr>
-          <w:lang w:val="es-ES"/>
-        </w:rPr>
-        <w:t xml:space="preserve">   </w:t>
-      </w:r>
-      <w:r>
-        <w:rPr>
-          <w:lang w:val="es-ES"/>
-        </w:rPr>
-        <w:t>Tamaño General del Corpus</w:t>
-      </w:r>
-    </w:p>
-    <w:p>
-      <w:pPr>
-        <w:pStyle w:val="p1a"/>
-        <w:rPr>
-          <w:lang w:val="es-ES"/>
-        </w:rPr>
-      </w:pPr>
-      <w:r>
-        <w:rPr>
-          <w:lang w:val="es-ES"/>
-        </w:rPr>
-        <w:t xml:space="preserve">   T</w:t>
-      </w:r>
-      <w:r>
-        <w:rPr>
-          <w:lang w:val="es-ES"/>
-        </w:rPr>
-        <w:t>ras el proceso de crawling y scraping realizado para este corte, se ha consolidado un corpus con las siguientes métricas de volumen:</w:t>
-      </w:r>
-    </w:p>
-    <w:p>
-      <w:pPr>
-        <w:pStyle w:val="p1a"/>
-        <w:rPr>
-          <w:lang w:val="es-ES"/>
-        </w:rPr>
-      </w:pPr>
-    </w:p>
-    <w:p>
-      <w:pPr>
-        <w:pStyle w:val="p1a"/>
-        <w:numPr>
-          <w:ilvl w:val="0"/>
-          <w:numId w:val="37"/>
-        </w:numPr>
-        <w:rPr>
-          <w:lang w:val="es-ES"/>
-        </w:rPr>
-      </w:pPr>
-      <w:r>
-        <w:rPr>
-          <w:lang w:val="es-ES"/>
-        </w:rPr>
-        <w:t xml:space="preserve">Cantidad total de documentos: </w:t>
-      </w:r>
-      <w:r>
-        <w:rPr>
-          <w:lang w:val="es-ES"/>
-        </w:rPr>
-        <w:t>2018</w:t>
-      </w:r>
-      <w:r>
-        <w:rPr>
-          <w:lang w:val="es-ES"/>
-        </w:rPr>
-        <w:t>.</w:t>
-      </w:r>
-    </w:p>
-    <w:p>
-      <w:pPr>
-        <w:pStyle w:val="p1a"/>
-        <w:numPr>
-          <w:ilvl w:val="0"/>
-          <w:numId w:val="37"/>
-        </w:numPr>
-        <w:rPr>
-          <w:lang w:val="es-ES"/>
-        </w:rPr>
-      </w:pPr>
-      <w:r>
-        <w:rPr>
-          <w:lang w:val="es-ES"/>
-        </w:rPr>
-        <w:t xml:space="preserve">Documentos tipo película: </w:t>
-      </w:r>
-      <w:r>
-        <w:rPr>
-          <w:lang w:val="es-ES"/>
-        </w:rPr>
-        <w:t>1799</w:t>
-      </w:r>
-      <w:r>
-        <w:rPr>
-          <w:lang w:val="es-ES"/>
-        </w:rPr>
-        <w:t>.</w:t>
-      </w:r>
-    </w:p>
-    <w:p>
-      <w:pPr>
-        <w:pStyle w:val="p1a"/>
-        <w:numPr>
-          <w:ilvl w:val="0"/>
-          <w:numId w:val="37"/>
-        </w:numPr>
-        <w:rPr>
-          <w:lang w:val="es-ES"/>
-        </w:rPr>
-      </w:pPr>
-      <w:r>
-        <w:rPr>
-          <w:lang w:val="es-ES"/>
-        </w:rPr>
-        <w:t xml:space="preserve">Documentos tipo serie: </w:t>
-      </w:r>
-      <w:r>
-        <w:rPr>
-          <w:lang w:val="es-ES"/>
-        </w:rPr>
-        <w:t>219</w:t>
-      </w:r>
-      <w:r>
-        <w:rPr>
-          <w:lang w:val="es-ES"/>
-        </w:rPr>
-        <w:t>.</w:t>
-      </w:r>
-    </w:p>
-    <w:p>
-      <w:pPr>
-        <w:rPr>
-          <w:lang w:val="es-ES"/>
-        </w:rPr>
-      </w:pPr>
-      <w:r>
-        <w:rPr>
-          <w:noProof/>
-          <w:lang w:val="es-ES"/>
-        </w:rPr>
         <w:drawing>
-          <wp:anchor distT="0" distB="0" distL="114300" distR="114300" simplePos="0" relativeHeight="251658240" behindDoc="0" locked="0" layoutInCell="1" allowOverlap="1" wp14:anchorId="70E1423C" wp14:editId="288FBB39">
+          <wp:anchor distT="0" distB="0" distL="114300" distR="114300" simplePos="0" relativeHeight="251661312" behindDoc="0" locked="0" layoutInCell="1" allowOverlap="1" wp14:anchorId="42C73D2D" wp14:editId="7734CC80">
             <wp:simplePos x="0" y="0"/>
-            <wp:positionH relativeFrom="margin">
-              <wp:align>center</wp:align>
+            <wp:positionH relativeFrom="column">
+              <wp:posOffset>684372</wp:posOffset>
             </wp:positionH>
             <wp:positionV relativeFrom="paragraph">
-              <wp:posOffset>147955</wp:posOffset>
+              <wp:posOffset>231</wp:posOffset>
             </wp:positionV>
-            <wp:extent cx="3179387" cy="2119745"/>
-            <wp:effectExtent l="0" t="0" r="2540" b="0"/>
+            <wp:extent cx="3033582" cy="2022533"/>
+            <wp:effectExtent l="0" t="0" r="0" b="0"/>
             <wp:wrapTopAndBottom/>
-            <wp:docPr id="2" name="Imagen 2"/>
+            <wp:docPr id="1" name="Imagen 1"/>
             <wp:cNvGraphicFramePr>
               <a:graphicFrameLocks xmlns:a="http://schemas.openxmlformats.org/drawingml/2006/main" noChangeAspect="1"/>
             </wp:cNvGraphicFramePr>
@@ -4091,7 +3951,7 @@
               <a:graphicData uri="http://schemas.openxmlformats.org/drawingml/2006/picture">
                 <pic:pic xmlns:pic="http://schemas.openxmlformats.org/drawingml/2006/picture">
                   <pic:nvPicPr>
-                    <pic:cNvPr id="2" name="Imagen 2"/>
+                    <pic:cNvPr id="1" name="Imagen 1"/>
                     <pic:cNvPicPr/>
                   </pic:nvPicPr>
                   <pic:blipFill>
@@ -4109,7 +3969,7 @@
                   <pic:spPr>
                     <a:xfrm>
                       <a:off x="0" y="0"/>
-                      <a:ext cx="3179387" cy="2119745"/>
+                      <a:ext cx="3039257" cy="2026317"/>
                     </a:xfrm>
                     <a:prstGeom prst="rect">
                       <a:avLst/>
@@ -4127,21 +3987,6 @@
           </wp:anchor>
         </w:drawing>
       </w:r>
-    </w:p>
-    <w:p>
-      <w:pPr>
-        <w:rPr>
-          <w:lang w:val="es-ES"/>
-        </w:rPr>
-      </w:pPr>
-    </w:p>
-    <w:p>
-      <w:pPr>
-        <w:pStyle w:val="figurelegend"/>
-        <w:rPr>
-          <w:lang w:val="es-ES"/>
-        </w:rPr>
-      </w:pPr>
       <w:r>
         <w:rPr>
           <w:b/>
@@ -4171,6 +4016,7 @@
       <w:r>
         <w:rPr>
           <w:b/>
+          <w:noProof/>
           <w:lang w:val="es-ES"/>
         </w:rPr>
         <w:t>1</w:t>
@@ -4279,7 +4125,7 @@
         <w:pStyle w:val="Prrafodelista"/>
         <w:numPr>
           <w:ilvl w:val="0"/>
-          <w:numId w:val="38"/>
+          <w:numId w:val="23"/>
         </w:numPr>
         <w:rPr>
           <w:lang w:val="es-ES"/>
@@ -4295,7 +4141,13 @@
         <w:rPr>
           <w:lang w:val="es-ES"/>
         </w:rPr>
-        <w:t xml:space="preserve"> 76.79</w:t>
+        <w:t xml:space="preserve"> </w:t>
+      </w:r>
+      <w:r>
+        <w:rPr>
+          <w:lang w:val="es-ES"/>
+        </w:rPr>
+        <w:t>139.75</w:t>
       </w:r>
     </w:p>
     <w:p>
@@ -4303,7 +4155,7 @@
         <w:pStyle w:val="Prrafodelista"/>
         <w:numPr>
           <w:ilvl w:val="0"/>
-          <w:numId w:val="38"/>
+          <w:numId w:val="23"/>
         </w:numPr>
         <w:rPr>
           <w:lang w:val="es-ES"/>
@@ -4319,7 +4171,25 @@
         <w:rPr>
           <w:lang w:val="es-ES"/>
         </w:rPr>
-        <w:t>: 461.45</w:t>
+        <w:t xml:space="preserve">: </w:t>
+      </w:r>
+      <w:r>
+        <w:rPr>
+          <w:lang w:val="es-ES"/>
+        </w:rPr>
+        <w:t>831</w:t>
+      </w:r>
+      <w:r>
+        <w:rPr>
+          <w:lang w:val="es-ES"/>
+        </w:rPr>
+        <w:t>.</w:t>
+      </w:r>
+      <w:r>
+        <w:rPr>
+          <w:lang w:val="es-ES"/>
+        </w:rPr>
+        <w:t>64</w:t>
       </w:r>
     </w:p>
     <w:p>
@@ -4327,7 +4197,7 @@
         <w:pStyle w:val="Prrafodelista"/>
         <w:numPr>
           <w:ilvl w:val="0"/>
-          <w:numId w:val="38"/>
+          <w:numId w:val="23"/>
         </w:numPr>
         <w:rPr>
           <w:lang w:val="es-ES"/>
@@ -4337,7 +4207,13 @@
         <w:rPr>
           <w:lang w:val="es-ES"/>
         </w:rPr>
-        <w:t>Mínimo de palabras en un documento: 11</w:t>
+        <w:t xml:space="preserve">Mínimo de palabras en un documento: </w:t>
+      </w:r>
+      <w:r>
+        <w:rPr>
+          <w:lang w:val="es-ES"/>
+        </w:rPr>
+        <w:t>2</w:t>
       </w:r>
     </w:p>
     <w:p>
@@ -4345,7 +4221,7 @@
         <w:pStyle w:val="Prrafodelista"/>
         <w:numPr>
           <w:ilvl w:val="0"/>
-          <w:numId w:val="38"/>
+          <w:numId w:val="23"/>
         </w:numPr>
         <w:rPr>
           <w:lang w:val="es-ES"/>
@@ -4361,7 +4237,7 @@
         <w:rPr>
           <w:lang w:val="es-ES"/>
         </w:rPr>
-        <w:t>365</w:t>
+        <w:t>429</w:t>
       </w:r>
     </w:p>
     <w:p>
@@ -4375,7 +4251,6 @@
         <w:rPr>
           <w:lang w:val="es-ES"/>
         </w:rPr>
-        <w:lastRenderedPageBreak/>
         <w:t>3</w:t>
       </w:r>
       <w:r>
@@ -4458,7 +4333,7 @@
         <w:pStyle w:val="Prrafodelista"/>
         <w:numPr>
           <w:ilvl w:val="0"/>
-          <w:numId w:val="43"/>
+          <w:numId w:val="24"/>
         </w:numPr>
         <w:rPr>
           <w:lang w:val="es-ES"/>
@@ -4468,37 +4343,127 @@
         <w:rPr>
           <w:lang w:val="es-ES"/>
         </w:rPr>
-        <w:t>Géneros detectados: Se identificaron 18 categorías únicas. El corpus presenta una marcada predominancia de los géneros Drama (875 documentos) y Comedia (654), seguidos por Thriller</w:t>
-      </w:r>
-      <w:r>
-        <w:rPr>
-          <w:lang w:val="es-ES"/>
-        </w:rPr>
-        <w:t xml:space="preserve"> (281)</w:t>
-      </w:r>
-      <w:r>
-        <w:rPr>
-          <w:lang w:val="es-ES"/>
-        </w:rPr>
-        <w:t>, Acción</w:t>
-      </w:r>
-      <w:r>
-        <w:rPr>
-          <w:lang w:val="es-ES"/>
-        </w:rPr>
-        <w:t xml:space="preserve"> (269)</w:t>
-      </w:r>
-      <w:r>
-        <w:rPr>
-          <w:lang w:val="es-ES"/>
-        </w:rPr>
-        <w:t xml:space="preserve"> y Romance</w:t>
-      </w:r>
-      <w:r>
-        <w:rPr>
-          <w:lang w:val="es-ES"/>
-        </w:rPr>
-        <w:t xml:space="preserve"> (242)</w:t>
+        <w:t xml:space="preserve">Géneros detectados: Se identificaron </w:t>
+      </w:r>
+      <w:r>
+        <w:rPr>
+          <w:lang w:val="es-ES"/>
+        </w:rPr>
+        <w:t>31</w:t>
+      </w:r>
+      <w:r>
+        <w:rPr>
+          <w:lang w:val="es-ES"/>
+        </w:rPr>
+        <w:t xml:space="preserve"> categorías únicas. El corpus presenta una marcada predominancia de los géneros Drama (</w:t>
+      </w:r>
+      <w:r>
+        <w:rPr>
+          <w:lang w:val="es-ES"/>
+        </w:rPr>
+        <w:t>453</w:t>
+      </w:r>
+      <w:r>
+        <w:rPr>
+          <w:lang w:val="es-ES"/>
+        </w:rPr>
+        <w:t xml:space="preserve"> documentos) y Comedia (</w:t>
+      </w:r>
+      <w:r>
+        <w:rPr>
+          <w:lang w:val="es-ES"/>
+        </w:rPr>
+        <w:t>239</w:t>
+      </w:r>
+      <w:r>
+        <w:rPr>
+          <w:lang w:val="es-ES"/>
+        </w:rPr>
+        <w:t xml:space="preserve">), seguidos por </w:t>
+      </w:r>
+      <w:r>
+        <w:rPr>
+          <w:lang w:val="es-ES"/>
+        </w:rPr>
+        <w:t>Animación</w:t>
+      </w:r>
+      <w:r>
+        <w:rPr>
+          <w:lang w:val="es-ES"/>
+        </w:rPr>
+        <w:t xml:space="preserve"> (2</w:t>
+      </w:r>
+      <w:r>
+        <w:rPr>
+          <w:lang w:val="es-ES"/>
+        </w:rPr>
+        <w:t>23</w:t>
+      </w:r>
+      <w:r>
+        <w:rPr>
+          <w:lang w:val="es-ES"/>
+        </w:rPr>
+        <w:t>)</w:t>
+      </w:r>
+      <w:r>
+        <w:rPr>
+          <w:lang w:val="es-ES"/>
+        </w:rPr>
+        <w:t>, A</w:t>
+      </w:r>
+      <w:r>
+        <w:rPr>
+          <w:lang w:val="es-ES"/>
+        </w:rPr>
+        <w:t>ventura</w:t>
+      </w:r>
+      <w:r>
+        <w:rPr>
+          <w:lang w:val="es-ES"/>
+        </w:rPr>
+        <w:t xml:space="preserve"> (</w:t>
+      </w:r>
+      <w:r>
+        <w:rPr>
+          <w:lang w:val="es-ES"/>
+        </w:rPr>
+        <w:t>182</w:t>
+      </w:r>
+      <w:r>
+        <w:rPr>
+          <w:lang w:val="es-ES"/>
+        </w:rPr>
+        <w:t>)</w:t>
+      </w:r>
+      <w:r>
+        <w:rPr>
+          <w:lang w:val="es-ES"/>
+        </w:rPr>
+        <w:t xml:space="preserve"> y </w:t>
+      </w:r>
+      <w:r>
+        <w:rPr>
+          <w:lang w:val="es-ES"/>
+        </w:rPr>
+        <w:t>Suspense</w:t>
+      </w:r>
+      <w:r>
+        <w:rPr>
+          <w:lang w:val="es-ES"/>
+        </w:rPr>
+        <w:t xml:space="preserve"> (</w:t>
+      </w:r>
+      <w:r>
+        <w:rPr>
+          <w:lang w:val="es-ES"/>
+        </w:rPr>
+        <w:t>170</w:t>
+      </w:r>
+      <w:r>
+        <w:rPr>
+          <w:lang w:val="es-ES"/>
+        </w:rPr>
+        <w:t>)</w:t>
       </w:r>
       <w:r>
         <w:rPr>
@@ -4512,7 +4477,7 @@
         <w:pStyle w:val="Prrafodelista"/>
         <w:numPr>
           <w:ilvl w:val="0"/>
-          <w:numId w:val="43"/>
+          <w:numId w:val="24"/>
         </w:numPr>
         <w:rPr>
           <w:lang w:val="es-ES"/>
@@ -4522,7 +4487,67 @@
         <w:rPr>
           <w:lang w:val="es-ES"/>
         </w:rPr>
-        <w:t>Alcance Global: El sistema integra obras de 63 países de origen. Destaca la hegemonía de producciones de Estados Unidos (933), seguida por una presencia significativa de España (246) y Reino Unido (181).</w:t>
+        <w:t xml:space="preserve">Alcance Global: El sistema integra obras de </w:t>
+      </w:r>
+      <w:r>
+        <w:rPr>
+          <w:lang w:val="es-ES"/>
+        </w:rPr>
+        <w:t>109</w:t>
+      </w:r>
+      <w:r>
+        <w:rPr>
+          <w:lang w:val="es-ES"/>
+        </w:rPr>
+        <w:t xml:space="preserve"> países de origen. Destaca la hegemonía de producciones de Estados Unidos (</w:t>
+      </w:r>
+      <w:r>
+        <w:rPr>
+          <w:lang w:val="es-ES"/>
+        </w:rPr>
+        <w:t>518</w:t>
+      </w:r>
+      <w:r>
+        <w:rPr>
+          <w:lang w:val="es-ES"/>
+        </w:rPr>
+        <w:t>), seguida por una presencia significativa de España (</w:t>
+      </w:r>
+      <w:r>
+        <w:rPr>
+          <w:lang w:val="es-ES"/>
+        </w:rPr>
+        <w:t>135</w:t>
+      </w:r>
+      <w:r>
+        <w:rPr>
+          <w:lang w:val="es-ES"/>
+        </w:rPr>
+        <w:t xml:space="preserve">) y </w:t>
+      </w:r>
+      <w:r>
+        <w:rPr>
+          <w:lang w:val="es-ES"/>
+        </w:rPr>
+        <w:t>Gran Bretaña</w:t>
+      </w:r>
+      <w:r>
+        <w:rPr>
+          <w:lang w:val="es-ES"/>
+        </w:rPr>
+        <w:t xml:space="preserve"> (</w:t>
+      </w:r>
+      <w:r>
+        <w:rPr>
+          <w:lang w:val="es-ES"/>
+        </w:rPr>
+        <w:t>57</w:t>
+      </w:r>
+      <w:r>
+        <w:rPr>
+          <w:lang w:val="es-ES"/>
+        </w:rPr>
+        <w:t>).</w:t>
       </w:r>
     </w:p>
     <w:p>
@@ -4535,23 +4560,31 @@
       </w:pPr>
       <w:r>
         <w:rPr>
-          <w:b/>
           <w:noProof/>
           <w:lang w:val="es-ES"/>
         </w:rPr>
+        <w:lastRenderedPageBreak/>
         <w:drawing>
-          <wp:anchor distT="0" distB="0" distL="114300" distR="114300" simplePos="0" relativeHeight="251659264" behindDoc="0" locked="0" layoutInCell="1" allowOverlap="1" wp14:anchorId="4A83AD32" wp14:editId="59A9CED9">
+          <wp:anchor distT="0" distB="0" distL="114300" distR="114300" simplePos="0" relativeHeight="251662336" behindDoc="0" locked="0" layoutInCell="1" allowOverlap="1" wp14:anchorId="5001E236" wp14:editId="64693E1D">
             <wp:simplePos x="0" y="0"/>
             <wp:positionH relativeFrom="margin">
-              <wp:posOffset>-52358</wp:posOffset>
+              <wp:align>left</wp:align>
             </wp:positionH>
             <wp:positionV relativeFrom="paragraph">
-              <wp:posOffset>211570</wp:posOffset>
+              <wp:posOffset>0</wp:posOffset>
             </wp:positionV>
-            <wp:extent cx="5327650" cy="3196590"/>
-            <wp:effectExtent l="0" t="0" r="6350" b="3810"/>
-            <wp:wrapTopAndBottom/>
-            <wp:docPr id="3" name="Imagen 3"/>
+            <wp:extent cx="4906010" cy="2943890"/>
+            <wp:effectExtent l="0" t="0" r="8890" b="8890"/>
+            <wp:wrapThrough wrapText="bothSides">
+              <wp:wrapPolygon edited="0">
+                <wp:start x="0" y="0"/>
+                <wp:lineTo x="0" y="21525"/>
+                <wp:lineTo x="21555" y="21525"/>
+                <wp:lineTo x="21555" y="0"/>
+                <wp:lineTo x="0" y="0"/>
+              </wp:wrapPolygon>
+            </wp:wrapThrough>
+            <wp:docPr id="5" name="Imagen 5"/>
             <wp:cNvGraphicFramePr>
               <a:graphicFrameLocks xmlns:a="http://schemas.openxmlformats.org/drawingml/2006/main" noChangeAspect="1"/>
             </wp:cNvGraphicFramePr>
@@ -4559,11 +4592,11 @@
               <a:graphicData uri="http://schemas.openxmlformats.org/drawingml/2006/picture">
                 <pic:pic xmlns:pic="http://schemas.openxmlformats.org/drawingml/2006/picture">
                   <pic:nvPicPr>
-                    <pic:cNvPr id="3" name="Imagen 3"/>
+                    <pic:cNvPr id="5" name="Imagen 5"/>
                     <pic:cNvPicPr/>
                   </pic:nvPicPr>
                   <pic:blipFill>
-                    <a:blip r:embed="rId8" cstate="print">
+                    <a:blip r:embed="rId8">
                       <a:extLst>
                         <a:ext uri="{28A0092B-C50C-407E-A947-70E740481C1C}">
                           <a14:useLocalDpi xmlns:a14="http://schemas.microsoft.com/office/drawing/2010/main" val="0"/>
@@ -4577,7 +4610,7 @@
                   <pic:spPr>
                     <a:xfrm>
                       <a:off x="0" y="0"/>
-                      <a:ext cx="5327650" cy="3196590"/>
+                      <a:ext cx="4906010" cy="2943890"/>
                     </a:xfrm>
                     <a:prstGeom prst="rect">
                       <a:avLst/>
@@ -4600,15 +4633,6 @@
       <w:pPr>
         <w:pStyle w:val="figurelegend"/>
         <w:rPr>
-          <w:b/>
-          <w:lang w:val="es-ES"/>
-        </w:rPr>
-      </w:pPr>
-    </w:p>
-    <w:p>
-      <w:pPr>
-        <w:pStyle w:val="figurelegend"/>
-        <w:rPr>
           <w:lang w:val="es-ES"/>
         </w:rPr>
       </w:pPr>
@@ -4678,7 +4702,7 @@
         <w:pStyle w:val="Prrafodelista"/>
         <w:numPr>
           <w:ilvl w:val="0"/>
-          <w:numId w:val="45"/>
+          <w:numId w:val="25"/>
         </w:numPr>
         <w:rPr>
           <w:lang w:val="es-ES"/>
@@ -4694,7 +4718,7 @@
         <w:rPr>
           <w:lang w:val="es-ES"/>
         </w:rPr>
-        <w:t>2859</w:t>
+        <w:t>382</w:t>
       </w:r>
       <w:r>
         <w:rPr>
@@ -4708,7 +4732,7 @@
         <w:pStyle w:val="Prrafodelista"/>
         <w:numPr>
           <w:ilvl w:val="0"/>
-          <w:numId w:val="45"/>
+          <w:numId w:val="25"/>
         </w:numPr>
         <w:rPr>
           <w:lang w:val="es-ES"/>
@@ -4718,8 +4742,19 @@
         <w:rPr>
           <w:lang w:val="es-ES"/>
         </w:rPr>
-        <w:lastRenderedPageBreak/>
-        <w:t xml:space="preserve">Elenco: El corpus cuenta con una base de 14599 actores únicos. </w:t>
+        <w:t xml:space="preserve">Elenco: El corpus cuenta con una base de </w:t>
+      </w:r>
+      <w:r>
+        <w:rPr>
+          <w:lang w:val="es-ES"/>
+        </w:rPr>
+        <w:t>2352</w:t>
+      </w:r>
+      <w:r>
+        <w:rPr>
+          <w:lang w:val="es-ES"/>
+        </w:rPr>
+        <w:t xml:space="preserve"> actores únicos. </w:t>
       </w:r>
     </w:p>
     <w:p>
@@ -4763,7 +4798,7 @@
         <w:pStyle w:val="Prrafodelista"/>
         <w:numPr>
           <w:ilvl w:val="0"/>
-          <w:numId w:val="46"/>
+          <w:numId w:val="26"/>
         </w:numPr>
         <w:rPr>
           <w:lang w:val="es-ES"/>
@@ -4779,7 +4814,7 @@
         <w:rPr>
           <w:lang w:val="es-ES"/>
         </w:rPr>
-        <w:t>5.78</w:t>
+        <w:t>3.69</w:t>
       </w:r>
       <w:r>
         <w:rPr>
@@ -4793,7 +4828,7 @@
         <w:pStyle w:val="Prrafodelista"/>
         <w:numPr>
           <w:ilvl w:val="0"/>
-          <w:numId w:val="46"/>
+          <w:numId w:val="26"/>
         </w:numPr>
         <w:rPr>
           <w:lang w:val="es-ES"/>
@@ -4809,7 +4844,7 @@
         <w:rPr>
           <w:lang w:val="es-ES"/>
         </w:rPr>
-        <w:t>8.6</w:t>
+        <w:t>1.2</w:t>
       </w:r>
       <w:r>
         <w:rPr>
@@ -4821,7 +4856,7 @@
         <w:rPr>
           <w:lang w:val="es-ES"/>
         </w:rPr>
-        <w:t>1.6</w:t>
+        <w:t>4.7</w:t>
       </w:r>
       <w:r>
         <w:rPr>
@@ -4839,23 +4874,23 @@
       </w:pPr>
       <w:r>
         <w:rPr>
-          <w:b/>
           <w:noProof/>
           <w:lang w:val="es-ES"/>
         </w:rPr>
+        <w:lastRenderedPageBreak/>
         <w:drawing>
-          <wp:anchor distT="0" distB="0" distL="114300" distR="114300" simplePos="0" relativeHeight="251660288" behindDoc="0" locked="0" layoutInCell="1" allowOverlap="1" wp14:anchorId="46167E8C" wp14:editId="7558DECB">
+          <wp:anchor distT="0" distB="0" distL="114300" distR="114300" simplePos="0" relativeHeight="251663360" behindDoc="0" locked="0" layoutInCell="1" allowOverlap="1" wp14:anchorId="4C91A187" wp14:editId="2C1075A0">
             <wp:simplePos x="0" y="0"/>
-            <wp:positionH relativeFrom="column">
-              <wp:posOffset>62461</wp:posOffset>
+            <wp:positionH relativeFrom="margin">
+              <wp:posOffset>-136525</wp:posOffset>
             </wp:positionH>
             <wp:positionV relativeFrom="paragraph">
-              <wp:posOffset>276052</wp:posOffset>
+              <wp:posOffset>0</wp:posOffset>
             </wp:positionV>
-            <wp:extent cx="4226560" cy="2844800"/>
-            <wp:effectExtent l="0" t="0" r="2540" b="0"/>
+            <wp:extent cx="4391660" cy="2745105"/>
+            <wp:effectExtent l="0" t="0" r="8890" b="0"/>
             <wp:wrapTopAndBottom/>
-            <wp:docPr id="4" name="Imagen 4"/>
+            <wp:docPr id="6" name="Imagen 6"/>
             <wp:cNvGraphicFramePr>
               <a:graphicFrameLocks xmlns:a="http://schemas.openxmlformats.org/drawingml/2006/main" noChangeAspect="1"/>
             </wp:cNvGraphicFramePr>
@@ -4863,11 +4898,11 @@
               <a:graphicData uri="http://schemas.openxmlformats.org/drawingml/2006/picture">
                 <pic:pic xmlns:pic="http://schemas.openxmlformats.org/drawingml/2006/picture">
                   <pic:nvPicPr>
-                    <pic:cNvPr id="4" name="Imagen 4"/>
+                    <pic:cNvPr id="6" name="Imagen 6"/>
                     <pic:cNvPicPr/>
                   </pic:nvPicPr>
                   <pic:blipFill>
-                    <a:blip r:embed="rId9" cstate="print">
+                    <a:blip r:embed="rId9">
                       <a:extLst>
                         <a:ext uri="{28A0092B-C50C-407E-A947-70E740481C1C}">
                           <a14:useLocalDpi xmlns:a14="http://schemas.microsoft.com/office/drawing/2010/main" val="0"/>
@@ -4881,7 +4916,7 @@
                   <pic:spPr>
                     <a:xfrm>
                       <a:off x="0" y="0"/>
-                      <a:ext cx="4226560" cy="2844800"/>
+                      <a:ext cx="4391660" cy="2745105"/>
                     </a:xfrm>
                     <a:prstGeom prst="rect">
                       <a:avLst/>
@@ -5030,7 +5065,7 @@
         <w:pStyle w:val="Prrafodelista"/>
         <w:numPr>
           <w:ilvl w:val="0"/>
-          <w:numId w:val="47"/>
+          <w:numId w:val="27"/>
         </w:numPr>
         <w:rPr>
           <w:lang w:val="es-ES"/>
@@ -5046,7 +5081,13 @@
         <w:rPr>
           <w:lang w:val="es-ES"/>
         </w:rPr>
-        <w:t>1969</w:t>
+        <w:t>19</w:t>
+      </w:r>
+      <w:r>
+        <w:rPr>
+          <w:lang w:val="es-ES"/>
+        </w:rPr>
+        <w:t>40</w:t>
       </w:r>
     </w:p>
     <w:p>
@@ -5054,7 +5095,7 @@
         <w:pStyle w:val="Prrafodelista"/>
         <w:numPr>
           <w:ilvl w:val="0"/>
-          <w:numId w:val="47"/>
+          <w:numId w:val="27"/>
         </w:numPr>
         <w:rPr>
           <w:lang w:val="es-ES"/>
@@ -5070,7 +5111,19 @@
         <w:rPr>
           <w:lang w:val="es-ES"/>
         </w:rPr>
-        <w:t>2018</w:t>
+        <w:t>20</w:t>
+      </w:r>
+      <w:r>
+        <w:rPr>
+          <w:lang w:val="es-ES"/>
+        </w:rPr>
+        <w:t>2</w:t>
+      </w:r>
+      <w:r>
+        <w:rPr>
+          <w:lang w:val="es-ES"/>
+        </w:rPr>
+        <w:t>8</w:t>
       </w:r>
     </w:p>
     <w:p>
@@ -5078,7 +5131,7 @@
         <w:pStyle w:val="Prrafodelista"/>
         <w:numPr>
           <w:ilvl w:val="0"/>
-          <w:numId w:val="47"/>
+          <w:numId w:val="27"/>
         </w:numPr>
         <w:rPr>
           <w:lang w:val="es-ES"/>
@@ -5121,7 +5174,7 @@
         <w:rPr>
           <w:lang w:val="es-ES"/>
         </w:rPr>
-        <w:t>49</w:t>
+        <w:t>88</w:t>
       </w:r>
       <w:r>
         <w:rPr>
@@ -5141,7 +5194,6 @@
         <w:rPr>
           <w:lang w:val="es-ES"/>
         </w:rPr>
-        <w:lastRenderedPageBreak/>
         <w:t>3</w:t>
       </w:r>
       <w:r>
@@ -5220,7 +5272,7 @@
         <w:pStyle w:val="Prrafodelista"/>
         <w:numPr>
           <w:ilvl w:val="0"/>
-          <w:numId w:val="48"/>
+          <w:numId w:val="28"/>
         </w:numPr>
         <w:rPr>
           <w:lang w:val="es-ES"/>
@@ -5236,7 +5288,13 @@
         <w:rPr>
           <w:lang w:val="es-ES"/>
         </w:rPr>
-        <w:t>18027</w:t>
+        <w:t>1</w:t>
+      </w:r>
+      <w:r>
+        <w:rPr>
+          <w:lang w:val="es-ES"/>
+        </w:rPr>
+        <w:t>4507</w:t>
       </w:r>
       <w:r>
         <w:rPr>
@@ -5256,7 +5314,7 @@
         <w:pStyle w:val="Prrafodelista"/>
         <w:numPr>
           <w:ilvl w:val="0"/>
-          <w:numId w:val="48"/>
+          <w:numId w:val="28"/>
         </w:numPr>
         <w:rPr>
           <w:lang w:val="es-ES"/>
@@ -5272,7 +5330,7 @@
         <w:rPr>
           <w:lang w:val="es-ES"/>
         </w:rPr>
-        <w:t>4.6</w:t>
+        <w:t>5.34</w:t>
       </w:r>
       <w:r>
         <w:rPr>
@@ -5286,7 +5344,7 @@
         <w:pStyle w:val="Prrafodelista"/>
         <w:numPr>
           <w:ilvl w:val="0"/>
-          <w:numId w:val="48"/>
+          <w:numId w:val="28"/>
         </w:numPr>
         <w:rPr>
           <w:lang w:val="es-ES"/>
@@ -5296,6 +5354,7 @@
         <w:rPr>
           <w:lang w:val="es-ES"/>
         </w:rPr>
+        <w:lastRenderedPageBreak/>
         <w:t xml:space="preserve">Alcance y Frecuencia de Términos: </w:t>
       </w:r>
       <w:r>
@@ -5320,7 +5379,79 @@
         <w:rPr>
           <w:lang w:val="es-ES"/>
         </w:rPr>
-        <w:t>e destacan raíces como 'ver' (1,189 documentos) y 'credit' (1,181), asociadas a la estructura técnica de las sinopsis. Asimismo, la presencia de raíces temáticas como 'dram' (659) y 'thrill' (400) confirma la coherencia del índice con los géneros predominantes (Drama y Thriller), asegurando que el sistema recupere contenido alineado con las categorías principales del conjunto de datos.</w:t>
+        <w:t>e destacan raíces como '</w:t>
+      </w:r>
+      <w:r>
+        <w:rPr>
+          <w:lang w:val="es-ES"/>
+        </w:rPr>
+        <w:t>seri</w:t>
+      </w:r>
+      <w:r>
+        <w:rPr>
+          <w:lang w:val="es-ES"/>
+        </w:rPr>
+        <w:t>' (</w:t>
+      </w:r>
+      <w:r>
+        <w:rPr>
+          <w:lang w:val="es-ES"/>
+        </w:rPr>
+        <w:t>683</w:t>
+      </w:r>
+      <w:r>
+        <w:rPr>
+          <w:lang w:val="es-ES"/>
+        </w:rPr>
+        <w:t xml:space="preserve"> documentos) y '</w:t>
+      </w:r>
+      <w:r>
+        <w:rPr>
+          <w:lang w:val="es-ES"/>
+        </w:rPr>
+        <w:t>eeuu</w:t>
+      </w:r>
+      <w:r>
+        <w:rPr>
+          <w:lang w:val="es-ES"/>
+        </w:rPr>
+        <w:t>' (</w:t>
+      </w:r>
+      <w:r>
+        <w:rPr>
+          <w:lang w:val="es-ES"/>
+        </w:rPr>
+        <w:t>566</w:t>
+      </w:r>
+      <w:r>
+        <w:rPr>
+          <w:lang w:val="es-ES"/>
+        </w:rPr>
+        <w:t>). Asimismo, la presencia de raíces temáticas como 'dram' (</w:t>
+      </w:r>
+      <w:r>
+        <w:rPr>
+          <w:lang w:val="es-ES"/>
+        </w:rPr>
+        <w:t>463</w:t>
+      </w:r>
+      <w:r>
+        <w:rPr>
+          <w:lang w:val="es-ES"/>
+        </w:rPr>
+        <w:t xml:space="preserve">) confirma la coherencia del índice con </w:t>
+      </w:r>
+      <w:r>
+        <w:rPr>
+          <w:lang w:val="es-ES"/>
+        </w:rPr>
+        <w:t>el</w:t>
+      </w:r>
+      <w:r>
+        <w:rPr>
+          <w:lang w:val="es-ES"/>
+        </w:rPr>
+        <w:t xml:space="preserve"> género predominante (Drama), asegurando que el sistema recupere contenido alineado con las categorías principales del conjunto de datos.</w:t>
       </w:r>
     </w:p>
     <w:p>
@@ -5970,92 +6101,116 @@
     </w:lvl>
   </w:abstractNum>
   <w:abstractNum w:abstractNumId="4" w15:restartNumberingAfterBreak="0">
-    <w:nsid w:val="0DB50520"/>
+    <w:nsid w:val="0F0F5C55"/>
     <w:multiLevelType w:val="hybridMultilevel"/>
-    <w:tmpl w:val="82E6299E"/>
-    <w:lvl w:ilvl="0" w:tplc="540A000F">
-      <w:start w:val="1"/>
-      <w:numFmt w:val="decimal"/>
-      <w:lvlText w:val="%1."/>
+    <w:tmpl w:val="044A0A98"/>
+    <w:lvl w:ilvl="0" w:tplc="0C0A0001">
+      <w:start w:val="1"/>
+      <w:numFmt w:val="bullet"/>
+      <w:lvlText w:val=""/>
       <w:lvlJc w:val="left"/>
       <w:pPr>
         <w:ind w:left="720" w:hanging="360"/>
       </w:pPr>
-    </w:lvl>
-    <w:lvl w:ilvl="1" w:tplc="540A0001">
+      <w:rPr>
+        <w:rFonts w:ascii="Symbol" w:hAnsi="Symbol" w:hint="default"/>
+      </w:rPr>
+    </w:lvl>
+    <w:lvl w:ilvl="1" w:tplc="0C0A0003" w:tentative="1">
+      <w:start w:val="1"/>
+      <w:numFmt w:val="bullet"/>
+      <w:lvlText w:val="o"/>
+      <w:lvlJc w:val="left"/>
+      <w:pPr>
+        <w:ind w:left="1440" w:hanging="360"/>
+      </w:pPr>
+      <w:rPr>
+        <w:rFonts w:ascii="Courier New" w:hAnsi="Courier New" w:cs="Courier New" w:hint="default"/>
+      </w:rPr>
+    </w:lvl>
+    <w:lvl w:ilvl="2" w:tplc="0C0A0005" w:tentative="1">
+      <w:start w:val="1"/>
+      <w:numFmt w:val="bullet"/>
+      <w:lvlText w:val=""/>
+      <w:lvlJc w:val="left"/>
+      <w:pPr>
+        <w:ind w:left="2160" w:hanging="360"/>
+      </w:pPr>
+      <w:rPr>
+        <w:rFonts w:ascii="Wingdings" w:hAnsi="Wingdings" w:hint="default"/>
+      </w:rPr>
+    </w:lvl>
+    <w:lvl w:ilvl="3" w:tplc="0C0A0001" w:tentative="1">
       <w:start w:val="1"/>
       <w:numFmt w:val="bullet"/>
       <w:lvlText w:val=""/>
       <w:lvlJc w:val="left"/>
       <w:pPr>
-        <w:ind w:left="1440" w:hanging="360"/>
+        <w:ind w:left="2880" w:hanging="360"/>
       </w:pPr>
       <w:rPr>
         <w:rFonts w:ascii="Symbol" w:hAnsi="Symbol" w:hint="default"/>
       </w:rPr>
     </w:lvl>
-    <w:lvl w:ilvl="2" w:tplc="0C0A001B" w:tentative="1">
-      <w:start w:val="1"/>
-      <w:numFmt w:val="lowerRoman"/>
-      <w:lvlText w:val="%3."/>
-      <w:lvlJc w:val="right"/>
-      <w:pPr>
-        <w:ind w:left="2160" w:hanging="180"/>
-      </w:pPr>
-    </w:lvl>
-    <w:lvl w:ilvl="3" w:tplc="0C0A000F" w:tentative="1">
-      <w:start w:val="1"/>
-      <w:numFmt w:val="decimal"/>
-      <w:lvlText w:val="%4."/>
-      <w:lvlJc w:val="left"/>
-      <w:pPr>
-        <w:ind w:left="2880" w:hanging="360"/>
-      </w:pPr>
-    </w:lvl>
-    <w:lvl w:ilvl="4" w:tplc="0C0A0019" w:tentative="1">
-      <w:start w:val="1"/>
-      <w:numFmt w:val="lowerLetter"/>
-      <w:lvlText w:val="%5."/>
+    <w:lvl w:ilvl="4" w:tplc="0C0A0003" w:tentative="1">
+      <w:start w:val="1"/>
+      <w:numFmt w:val="bullet"/>
+      <w:lvlText w:val="o"/>
       <w:lvlJc w:val="left"/>
       <w:pPr>
         <w:ind w:left="3600" w:hanging="360"/>
       </w:pPr>
-    </w:lvl>
-    <w:lvl w:ilvl="5" w:tplc="0C0A001B" w:tentative="1">
-      <w:start w:val="1"/>
-      <w:numFmt w:val="lowerRoman"/>
-      <w:lvlText w:val="%6."/>
-      <w:lvlJc w:val="right"/>
-      <w:pPr>
-        <w:ind w:left="4320" w:hanging="180"/>
-      </w:pPr>
-    </w:lvl>
-    <w:lvl w:ilvl="6" w:tplc="0C0A000F" w:tentative="1">
-      <w:start w:val="1"/>
-      <w:numFmt w:val="decimal"/>
-      <w:lvlText w:val="%7."/>
+      <w:rPr>
+        <w:rFonts w:ascii="Courier New" w:hAnsi="Courier New" w:cs="Courier New" w:hint="default"/>
+      </w:rPr>
+    </w:lvl>
+    <w:lvl w:ilvl="5" w:tplc="0C0A0005" w:tentative="1">
+      <w:start w:val="1"/>
+      <w:numFmt w:val="bullet"/>
+      <w:lvlText w:val=""/>
+      <w:lvlJc w:val="left"/>
+      <w:pPr>
+        <w:ind w:left="4320" w:hanging="360"/>
+      </w:pPr>
+      <w:rPr>
+        <w:rFonts w:ascii="Wingdings" w:hAnsi="Wingdings" w:hint="default"/>
+      </w:rPr>
+    </w:lvl>
+    <w:lvl w:ilvl="6" w:tplc="0C0A0001" w:tentative="1">
+      <w:start w:val="1"/>
+      <w:numFmt w:val="bullet"/>
+      <w:lvlText w:val=""/>
       <w:lvlJc w:val="left"/>
       <w:pPr>
         <w:ind w:left="5040" w:hanging="360"/>
       </w:pPr>
-    </w:lvl>
-    <w:lvl w:ilvl="7" w:tplc="0C0A0019" w:tentative="1">
-      <w:start w:val="1"/>
-      <w:numFmt w:val="lowerLetter"/>
-      <w:lvlText w:val="%8."/>
+      <w:rPr>
+        <w:rFonts w:ascii="Symbol" w:hAnsi="Symbol" w:hint="default"/>
+      </w:rPr>
+    </w:lvl>
+    <w:lvl w:ilvl="7" w:tplc="0C0A0003" w:tentative="1">
+      <w:start w:val="1"/>
+      <w:numFmt w:val="bullet"/>
+      <w:lvlText w:val="o"/>
       <w:lvlJc w:val="left"/>
       <w:pPr>
         <w:ind w:left="5760" w:hanging="360"/>
       </w:pPr>
-    </w:lvl>
-    <w:lvl w:ilvl="8" w:tplc="0C0A001B" w:tentative="1">
-      <w:start w:val="1"/>
-      <w:numFmt w:val="lowerRoman"/>
-      <w:lvlText w:val="%9."/>
-      <w:lvlJc w:val="right"/>
-      <w:pPr>
-        <w:ind w:left="6480" w:hanging="180"/>
-      </w:pPr>
+      <w:rPr>
+        <w:rFonts w:ascii="Courier New" w:hAnsi="Courier New" w:cs="Courier New" w:hint="default"/>
+      </w:rPr>
+    </w:lvl>
+    <w:lvl w:ilvl="8" w:tplc="0C0A0005" w:tentative="1">
+      <w:start w:val="1"/>
+      <w:numFmt w:val="bullet"/>
+      <w:lvlText w:val=""/>
+      <w:lvlJc w:val="left"/>
+      <w:pPr>
+        <w:ind w:left="6480" w:hanging="360"/>
+      </w:pPr>
+      <w:rPr>
+        <w:rFonts w:ascii="Wingdings" w:hAnsi="Wingdings" w:hint="default"/>
+      </w:rPr>
     </w:lvl>
   </w:abstractNum>
   <w:abstractNum w:abstractNumId="5" w15:restartNumberingAfterBreak="0">
@@ -6289,16 +6444,16 @@
     </w:lvl>
   </w:abstractNum>
   <w:abstractNum w:abstractNumId="7" w15:restartNumberingAfterBreak="0">
-    <w:nsid w:val="2566670D"/>
+    <w:nsid w:val="21D808FD"/>
     <w:multiLevelType w:val="hybridMultilevel"/>
-    <w:tmpl w:val="4D68F0E8"/>
-    <w:lvl w:ilvl="0" w:tplc="540A0001">
+    <w:tmpl w:val="FB160FE8"/>
+    <w:lvl w:ilvl="0" w:tplc="0C0A0001">
       <w:start w:val="1"/>
       <w:numFmt w:val="bullet"/>
       <w:lvlText w:val=""/>
       <w:lvlJc w:val="left"/>
       <w:pPr>
-        <w:ind w:left="1800" w:hanging="360"/>
+        <w:ind w:left="720" w:hanging="360"/>
       </w:pPr>
       <w:rPr>
         <w:rFonts w:ascii="Symbol" w:hAnsi="Symbol" w:hint="default"/>
@@ -6310,7 +6465,7 @@
       <w:lvlText w:val="o"/>
       <w:lvlJc w:val="left"/>
       <w:pPr>
-        <w:ind w:left="2520" w:hanging="360"/>
+        <w:ind w:left="1440" w:hanging="360"/>
       </w:pPr>
       <w:rPr>
         <w:rFonts w:ascii="Courier New" w:hAnsi="Courier New" w:cs="Courier New" w:hint="default"/>
@@ -6322,7 +6477,7 @@
       <w:lvlText w:val=""/>
       <w:lvlJc w:val="left"/>
       <w:pPr>
-        <w:ind w:left="3240" w:hanging="360"/>
+        <w:ind w:left="2160" w:hanging="360"/>
       </w:pPr>
       <w:rPr>
         <w:rFonts w:ascii="Wingdings" w:hAnsi="Wingdings" w:hint="default"/>
@@ -6334,7 +6489,7 @@
       <w:lvlText w:val=""/>
       <w:lvlJc w:val="left"/>
       <w:pPr>
-        <w:ind w:left="3960" w:hanging="360"/>
+        <w:ind w:left="2880" w:hanging="360"/>
       </w:pPr>
       <w:rPr>
         <w:rFonts w:ascii="Symbol" w:hAnsi="Symbol" w:hint="default"/>
@@ -6346,7 +6501,7 @@
       <w:lvlText w:val="o"/>
       <w:lvlJc w:val="left"/>
       <w:pPr>
-        <w:ind w:left="4680" w:hanging="360"/>
+        <w:ind w:left="3600" w:hanging="360"/>
       </w:pPr>
       <w:rPr>
         <w:rFonts w:ascii="Courier New" w:hAnsi="Courier New" w:cs="Courier New" w:hint="default"/>
@@ -6358,7 +6513,7 @@
       <w:lvlText w:val=""/>
       <w:lvlJc w:val="left"/>
       <w:pPr>
-        <w:ind w:left="5400" w:hanging="360"/>
+        <w:ind w:left="4320" w:hanging="360"/>
       </w:pPr>
       <w:rPr>
         <w:rFonts w:ascii="Wingdings" w:hAnsi="Wingdings" w:hint="default"/>
@@ -6370,7 +6525,7 @@
       <w:lvlText w:val=""/>
       <w:lvlJc w:val="left"/>
       <w:pPr>
-        <w:ind w:left="6120" w:hanging="360"/>
+        <w:ind w:left="5040" w:hanging="360"/>
       </w:pPr>
       <w:rPr>
         <w:rFonts w:ascii="Symbol" w:hAnsi="Symbol" w:hint="default"/>
@@ -6382,7 +6537,7 @@
       <w:lvlText w:val="o"/>
       <w:lvlJc w:val="left"/>
       <w:pPr>
-        <w:ind w:left="6840" w:hanging="360"/>
+        <w:ind w:left="5760" w:hanging="360"/>
       </w:pPr>
       <w:rPr>
         <w:rFonts w:ascii="Courier New" w:hAnsi="Courier New" w:cs="Courier New" w:hint="default"/>
@@ -6394,7 +6549,7 @@
       <w:lvlText w:val=""/>
       <w:lvlJc w:val="left"/>
       <w:pPr>
-        <w:ind w:left="7560" w:hanging="360"/>
+        <w:ind w:left="6480" w:hanging="360"/>
       </w:pPr>
       <w:rPr>
         <w:rFonts w:ascii="Wingdings" w:hAnsi="Wingdings" w:hint="default"/>
@@ -6402,119 +6557,6 @@
     </w:lvl>
   </w:abstractNum>
   <w:abstractNum w:abstractNumId="8" w15:restartNumberingAfterBreak="0">
-    <w:nsid w:val="258523C1"/>
-    <w:multiLevelType w:val="hybridMultilevel"/>
-    <w:tmpl w:val="DBA6FF66"/>
-    <w:lvl w:ilvl="0" w:tplc="0C0A0001">
-      <w:start w:val="1"/>
-      <w:numFmt w:val="bullet"/>
-      <w:lvlText w:val=""/>
-      <w:lvlJc w:val="left"/>
-      <w:pPr>
-        <w:ind w:left="1440" w:hanging="360"/>
-      </w:pPr>
-      <w:rPr>
-        <w:rFonts w:ascii="Symbol" w:hAnsi="Symbol" w:hint="default"/>
-      </w:rPr>
-    </w:lvl>
-    <w:lvl w:ilvl="1" w:tplc="0C0A0003" w:tentative="1">
-      <w:start w:val="1"/>
-      <w:numFmt w:val="bullet"/>
-      <w:lvlText w:val="o"/>
-      <w:lvlJc w:val="left"/>
-      <w:pPr>
-        <w:ind w:left="2160" w:hanging="360"/>
-      </w:pPr>
-      <w:rPr>
-        <w:rFonts w:ascii="Courier New" w:hAnsi="Courier New" w:cs="Courier New" w:hint="default"/>
-      </w:rPr>
-    </w:lvl>
-    <w:lvl w:ilvl="2" w:tplc="0C0A0005" w:tentative="1">
-      <w:start w:val="1"/>
-      <w:numFmt w:val="bullet"/>
-      <w:lvlText w:val=""/>
-      <w:lvlJc w:val="left"/>
-      <w:pPr>
-        <w:ind w:left="2880" w:hanging="360"/>
-      </w:pPr>
-      <w:rPr>
-        <w:rFonts w:ascii="Wingdings" w:hAnsi="Wingdings" w:hint="default"/>
-      </w:rPr>
-    </w:lvl>
-    <w:lvl w:ilvl="3" w:tplc="0C0A0001" w:tentative="1">
-      <w:start w:val="1"/>
-      <w:numFmt w:val="bullet"/>
-      <w:lvlText w:val=""/>
-      <w:lvlJc w:val="left"/>
-      <w:pPr>
-        <w:ind w:left="3600" w:hanging="360"/>
-      </w:pPr>
-      <w:rPr>
-        <w:rFonts w:ascii="Symbol" w:hAnsi="Symbol" w:hint="default"/>
-      </w:rPr>
-    </w:lvl>
-    <w:lvl w:ilvl="4" w:tplc="0C0A0003" w:tentative="1">
-      <w:start w:val="1"/>
-      <w:numFmt w:val="bullet"/>
-      <w:lvlText w:val="o"/>
-      <w:lvlJc w:val="left"/>
-      <w:pPr>
-        <w:ind w:left="4320" w:hanging="360"/>
-      </w:pPr>
-      <w:rPr>
-        <w:rFonts w:ascii="Courier New" w:hAnsi="Courier New" w:cs="Courier New" w:hint="default"/>
-      </w:rPr>
-    </w:lvl>
-    <w:lvl w:ilvl="5" w:tplc="0C0A0005" w:tentative="1">
-      <w:start w:val="1"/>
-      <w:numFmt w:val="bullet"/>
-      <w:lvlText w:val=""/>
-      <w:lvlJc w:val="left"/>
-      <w:pPr>
-        <w:ind w:left="5040" w:hanging="360"/>
-      </w:pPr>
-      <w:rPr>
-        <w:rFonts w:ascii="Wingdings" w:hAnsi="Wingdings" w:hint="default"/>
-      </w:rPr>
-    </w:lvl>
-    <w:lvl w:ilvl="6" w:tplc="0C0A0001" w:tentative="1">
-      <w:start w:val="1"/>
-      <w:numFmt w:val="bullet"/>
-      <w:lvlText w:val=""/>
-      <w:lvlJc w:val="left"/>
-      <w:pPr>
-        <w:ind w:left="5760" w:hanging="360"/>
-      </w:pPr>
-      <w:rPr>
-        <w:rFonts w:ascii="Symbol" w:hAnsi="Symbol" w:hint="default"/>
-      </w:rPr>
-    </w:lvl>
-    <w:lvl w:ilvl="7" w:tplc="0C0A0003" w:tentative="1">
-      <w:start w:val="1"/>
-      <w:numFmt w:val="bullet"/>
-      <w:lvlText w:val="o"/>
-      <w:lvlJc w:val="left"/>
-      <w:pPr>
-        <w:ind w:left="6480" w:hanging="360"/>
-      </w:pPr>
-      <w:rPr>
-        <w:rFonts w:ascii="Courier New" w:hAnsi="Courier New" w:cs="Courier New" w:hint="default"/>
-      </w:rPr>
-    </w:lvl>
-    <w:lvl w:ilvl="8" w:tplc="0C0A0005" w:tentative="1">
-      <w:start w:val="1"/>
-      <w:numFmt w:val="bullet"/>
-      <w:lvlText w:val=""/>
-      <w:lvlJc w:val="left"/>
-      <w:pPr>
-        <w:ind w:left="7200" w:hanging="360"/>
-      </w:pPr>
-      <w:rPr>
-        <w:rFonts w:ascii="Wingdings" w:hAnsi="Wingdings" w:hint="default"/>
-      </w:rPr>
-    </w:lvl>
-  </w:abstractNum>
-  <w:abstractNum w:abstractNumId="9" w15:restartNumberingAfterBreak="0">
     <w:nsid w:val="2698550C"/>
     <w:multiLevelType w:val="hybridMultilevel"/>
     <w:tmpl w:val="06BA5422"/>
@@ -6627,96 +6669,120 @@
       </w:rPr>
     </w:lvl>
   </w:abstractNum>
+  <w:abstractNum w:abstractNumId="9" w15:restartNumberingAfterBreak="0">
+    <w:nsid w:val="27F63131"/>
+    <w:multiLevelType w:val="hybridMultilevel"/>
+    <w:tmpl w:val="C6624020"/>
+    <w:lvl w:ilvl="0" w:tplc="0C0A0001">
+      <w:start w:val="1"/>
+      <w:numFmt w:val="bullet"/>
+      <w:lvlText w:val=""/>
+      <w:lvlJc w:val="left"/>
+      <w:pPr>
+        <w:ind w:left="1440" w:hanging="360"/>
+      </w:pPr>
+      <w:rPr>
+        <w:rFonts w:ascii="Symbol" w:hAnsi="Symbol" w:hint="default"/>
+      </w:rPr>
+    </w:lvl>
+    <w:lvl w:ilvl="1" w:tplc="0C0A0003" w:tentative="1">
+      <w:start w:val="1"/>
+      <w:numFmt w:val="bullet"/>
+      <w:lvlText w:val="o"/>
+      <w:lvlJc w:val="left"/>
+      <w:pPr>
+        <w:ind w:left="2160" w:hanging="360"/>
+      </w:pPr>
+      <w:rPr>
+        <w:rFonts w:ascii="Courier New" w:hAnsi="Courier New" w:cs="Courier New" w:hint="default"/>
+      </w:rPr>
+    </w:lvl>
+    <w:lvl w:ilvl="2" w:tplc="0C0A0005" w:tentative="1">
+      <w:start w:val="1"/>
+      <w:numFmt w:val="bullet"/>
+      <w:lvlText w:val=""/>
+      <w:lvlJc w:val="left"/>
+      <w:pPr>
+        <w:ind w:left="2880" w:hanging="360"/>
+      </w:pPr>
+      <w:rPr>
+        <w:rFonts w:ascii="Wingdings" w:hAnsi="Wingdings" w:hint="default"/>
+      </w:rPr>
+    </w:lvl>
+    <w:lvl w:ilvl="3" w:tplc="0C0A0001" w:tentative="1">
+      <w:start w:val="1"/>
+      <w:numFmt w:val="bullet"/>
+      <w:lvlText w:val=""/>
+      <w:lvlJc w:val="left"/>
+      <w:pPr>
+        <w:ind w:left="3600" w:hanging="360"/>
+      </w:pPr>
+      <w:rPr>
+        <w:rFonts w:ascii="Symbol" w:hAnsi="Symbol" w:hint="default"/>
+      </w:rPr>
+    </w:lvl>
+    <w:lvl w:ilvl="4" w:tplc="0C0A0003" w:tentative="1">
+      <w:start w:val="1"/>
+      <w:numFmt w:val="bullet"/>
+      <w:lvlText w:val="o"/>
+      <w:lvlJc w:val="left"/>
+      <w:pPr>
+        <w:ind w:left="4320" w:hanging="360"/>
+      </w:pPr>
+      <w:rPr>
+        <w:rFonts w:ascii="Courier New" w:hAnsi="Courier New" w:cs="Courier New" w:hint="default"/>
+      </w:rPr>
+    </w:lvl>
+    <w:lvl w:ilvl="5" w:tplc="0C0A0005" w:tentative="1">
+      <w:start w:val="1"/>
+      <w:numFmt w:val="bullet"/>
+      <w:lvlText w:val=""/>
+      <w:lvlJc w:val="left"/>
+      <w:pPr>
+        <w:ind w:left="5040" w:hanging="360"/>
+      </w:pPr>
+      <w:rPr>
+        <w:rFonts w:ascii="Wingdings" w:hAnsi="Wingdings" w:hint="default"/>
+      </w:rPr>
+    </w:lvl>
+    <w:lvl w:ilvl="6" w:tplc="0C0A0001" w:tentative="1">
+      <w:start w:val="1"/>
+      <w:numFmt w:val="bullet"/>
+      <w:lvlText w:val=""/>
+      <w:lvlJc w:val="left"/>
+      <w:pPr>
+        <w:ind w:left="5760" w:hanging="360"/>
+      </w:pPr>
+      <w:rPr>
+        <w:rFonts w:ascii="Symbol" w:hAnsi="Symbol" w:hint="default"/>
+      </w:rPr>
+    </w:lvl>
+    <w:lvl w:ilvl="7" w:tplc="0C0A0003" w:tentative="1">
+      <w:start w:val="1"/>
+      <w:numFmt w:val="bullet"/>
+      <w:lvlText w:val="o"/>
+      <w:lvlJc w:val="left"/>
+      <w:pPr>
+        <w:ind w:left="6480" w:hanging="360"/>
+      </w:pPr>
+      <w:rPr>
+        <w:rFonts w:ascii="Courier New" w:hAnsi="Courier New" w:cs="Courier New" w:hint="default"/>
+      </w:rPr>
+    </w:lvl>
+    <w:lvl w:ilvl="8" w:tplc="0C0A0005" w:tentative="1">
+      <w:start w:val="1"/>
+      <w:numFmt w:val="bullet"/>
+      <w:lvlText w:val=""/>
+      <w:lvlJc w:val="left"/>
+      <w:pPr>
+        <w:ind w:left="7200" w:hanging="360"/>
+      </w:pPr>
+      <w:rPr>
+        <w:rFonts w:ascii="Wingdings" w:hAnsi="Wingdings" w:hint="default"/>
+      </w:rPr>
+    </w:lvl>
+  </w:abstractNum>
   <w:abstractNum w:abstractNumId="10" w15:restartNumberingAfterBreak="0">
-    <w:nsid w:val="26DC7D16"/>
-    <w:multiLevelType w:val="hybridMultilevel"/>
-    <w:tmpl w:val="BC663CDC"/>
-    <w:lvl w:ilvl="0" w:tplc="540A000F">
-      <w:start w:val="1"/>
-      <w:numFmt w:val="decimal"/>
-      <w:lvlText w:val="%1."/>
-      <w:lvlJc w:val="left"/>
-      <w:pPr>
-        <w:ind w:left="720" w:hanging="360"/>
-      </w:pPr>
-      <w:rPr>
-        <w:rFonts w:hint="default"/>
-      </w:rPr>
-    </w:lvl>
-    <w:lvl w:ilvl="1" w:tplc="0C0A0019" w:tentative="1">
-      <w:start w:val="1"/>
-      <w:numFmt w:val="lowerLetter"/>
-      <w:lvlText w:val="%2."/>
-      <w:lvlJc w:val="left"/>
-      <w:pPr>
-        <w:ind w:left="1440" w:hanging="360"/>
-      </w:pPr>
-    </w:lvl>
-    <w:lvl w:ilvl="2" w:tplc="0C0A001B" w:tentative="1">
-      <w:start w:val="1"/>
-      <w:numFmt w:val="lowerRoman"/>
-      <w:lvlText w:val="%3."/>
-      <w:lvlJc w:val="right"/>
-      <w:pPr>
-        <w:ind w:left="2160" w:hanging="180"/>
-      </w:pPr>
-    </w:lvl>
-    <w:lvl w:ilvl="3" w:tplc="0C0A000F" w:tentative="1">
-      <w:start w:val="1"/>
-      <w:numFmt w:val="decimal"/>
-      <w:lvlText w:val="%4."/>
-      <w:lvlJc w:val="left"/>
-      <w:pPr>
-        <w:ind w:left="2880" w:hanging="360"/>
-      </w:pPr>
-    </w:lvl>
-    <w:lvl w:ilvl="4" w:tplc="0C0A0019" w:tentative="1">
-      <w:start w:val="1"/>
-      <w:numFmt w:val="lowerLetter"/>
-      <w:lvlText w:val="%5."/>
-      <w:lvlJc w:val="left"/>
-      <w:pPr>
-        <w:ind w:left="3600" w:hanging="360"/>
-      </w:pPr>
-    </w:lvl>
-    <w:lvl w:ilvl="5" w:tplc="0C0A001B" w:tentative="1">
-      <w:start w:val="1"/>
-      <w:numFmt w:val="lowerRoman"/>
-      <w:lvlText w:val="%6."/>
-      <w:lvlJc w:val="right"/>
-      <w:pPr>
-        <w:ind w:left="4320" w:hanging="180"/>
-      </w:pPr>
-    </w:lvl>
-    <w:lvl w:ilvl="6" w:tplc="0C0A000F" w:tentative="1">
-      <w:start w:val="1"/>
-      <w:numFmt w:val="decimal"/>
-      <w:lvlText w:val="%7."/>
-      <w:lvlJc w:val="left"/>
-      <w:pPr>
-        <w:ind w:left="5040" w:hanging="360"/>
-      </w:pPr>
-    </w:lvl>
-    <w:lvl w:ilvl="7" w:tplc="0C0A0019" w:tentative="1">
-      <w:start w:val="1"/>
-      <w:numFmt w:val="lowerLetter"/>
-      <w:lvlText w:val="%8."/>
-      <w:lvlJc w:val="left"/>
-      <w:pPr>
-        <w:ind w:left="5760" w:hanging="360"/>
-      </w:pPr>
-    </w:lvl>
-    <w:lvl w:ilvl="8" w:tplc="0C0A001B" w:tentative="1">
-      <w:start w:val="1"/>
-      <w:numFmt w:val="lowerRoman"/>
-      <w:lvlText w:val="%9."/>
-      <w:lvlJc w:val="right"/>
-      <w:pPr>
-        <w:ind w:left="6480" w:hanging="180"/>
-      </w:pPr>
-    </w:lvl>
-  </w:abstractNum>
-  <w:abstractNum w:abstractNumId="11" w15:restartNumberingAfterBreak="0">
     <w:nsid w:val="2B547B66"/>
     <w:multiLevelType w:val="hybridMultilevel"/>
     <w:tmpl w:val="8576909A"/>
@@ -6829,233 +6895,7 @@
       </w:rPr>
     </w:lvl>
   </w:abstractNum>
-  <w:abstractNum w:abstractNumId="12" w15:restartNumberingAfterBreak="0">
-    <w:nsid w:val="2C1A118D"/>
-    <w:multiLevelType w:val="hybridMultilevel"/>
-    <w:tmpl w:val="E764A5EA"/>
-    <w:lvl w:ilvl="0" w:tplc="540A0001">
-      <w:start w:val="1"/>
-      <w:numFmt w:val="bullet"/>
-      <w:lvlText w:val=""/>
-      <w:lvlJc w:val="left"/>
-      <w:pPr>
-        <w:ind w:left="720" w:hanging="360"/>
-      </w:pPr>
-      <w:rPr>
-        <w:rFonts w:ascii="Symbol" w:hAnsi="Symbol" w:hint="default"/>
-      </w:rPr>
-    </w:lvl>
-    <w:lvl w:ilvl="1" w:tplc="0C0A0003" w:tentative="1">
-      <w:start w:val="1"/>
-      <w:numFmt w:val="bullet"/>
-      <w:lvlText w:val="o"/>
-      <w:lvlJc w:val="left"/>
-      <w:pPr>
-        <w:ind w:left="1440" w:hanging="360"/>
-      </w:pPr>
-      <w:rPr>
-        <w:rFonts w:ascii="Courier New" w:hAnsi="Courier New" w:cs="Courier New" w:hint="default"/>
-      </w:rPr>
-    </w:lvl>
-    <w:lvl w:ilvl="2" w:tplc="0C0A0005" w:tentative="1">
-      <w:start w:val="1"/>
-      <w:numFmt w:val="bullet"/>
-      <w:lvlText w:val=""/>
-      <w:lvlJc w:val="left"/>
-      <w:pPr>
-        <w:ind w:left="2160" w:hanging="360"/>
-      </w:pPr>
-      <w:rPr>
-        <w:rFonts w:ascii="Wingdings" w:hAnsi="Wingdings" w:hint="default"/>
-      </w:rPr>
-    </w:lvl>
-    <w:lvl w:ilvl="3" w:tplc="0C0A0001" w:tentative="1">
-      <w:start w:val="1"/>
-      <w:numFmt w:val="bullet"/>
-      <w:lvlText w:val=""/>
-      <w:lvlJc w:val="left"/>
-      <w:pPr>
-        <w:ind w:left="2880" w:hanging="360"/>
-      </w:pPr>
-      <w:rPr>
-        <w:rFonts w:ascii="Symbol" w:hAnsi="Symbol" w:hint="default"/>
-      </w:rPr>
-    </w:lvl>
-    <w:lvl w:ilvl="4" w:tplc="0C0A0003" w:tentative="1">
-      <w:start w:val="1"/>
-      <w:numFmt w:val="bullet"/>
-      <w:lvlText w:val="o"/>
-      <w:lvlJc w:val="left"/>
-      <w:pPr>
-        <w:ind w:left="3600" w:hanging="360"/>
-      </w:pPr>
-      <w:rPr>
-        <w:rFonts w:ascii="Courier New" w:hAnsi="Courier New" w:cs="Courier New" w:hint="default"/>
-      </w:rPr>
-    </w:lvl>
-    <w:lvl w:ilvl="5" w:tplc="0C0A0005" w:tentative="1">
-      <w:start w:val="1"/>
-      <w:numFmt w:val="bullet"/>
-      <w:lvlText w:val=""/>
-      <w:lvlJc w:val="left"/>
-      <w:pPr>
-        <w:ind w:left="4320" w:hanging="360"/>
-      </w:pPr>
-      <w:rPr>
-        <w:rFonts w:ascii="Wingdings" w:hAnsi="Wingdings" w:hint="default"/>
-      </w:rPr>
-    </w:lvl>
-    <w:lvl w:ilvl="6" w:tplc="0C0A0001" w:tentative="1">
-      <w:start w:val="1"/>
-      <w:numFmt w:val="bullet"/>
-      <w:lvlText w:val=""/>
-      <w:lvlJc w:val="left"/>
-      <w:pPr>
-        <w:ind w:left="5040" w:hanging="360"/>
-      </w:pPr>
-      <w:rPr>
-        <w:rFonts w:ascii="Symbol" w:hAnsi="Symbol" w:hint="default"/>
-      </w:rPr>
-    </w:lvl>
-    <w:lvl w:ilvl="7" w:tplc="0C0A0003" w:tentative="1">
-      <w:start w:val="1"/>
-      <w:numFmt w:val="bullet"/>
-      <w:lvlText w:val="o"/>
-      <w:lvlJc w:val="left"/>
-      <w:pPr>
-        <w:ind w:left="5760" w:hanging="360"/>
-      </w:pPr>
-      <w:rPr>
-        <w:rFonts w:ascii="Courier New" w:hAnsi="Courier New" w:cs="Courier New" w:hint="default"/>
-      </w:rPr>
-    </w:lvl>
-    <w:lvl w:ilvl="8" w:tplc="0C0A0005" w:tentative="1">
-      <w:start w:val="1"/>
-      <w:numFmt w:val="bullet"/>
-      <w:lvlText w:val=""/>
-      <w:lvlJc w:val="left"/>
-      <w:pPr>
-        <w:ind w:left="6480" w:hanging="360"/>
-      </w:pPr>
-      <w:rPr>
-        <w:rFonts w:ascii="Wingdings" w:hAnsi="Wingdings" w:hint="default"/>
-      </w:rPr>
-    </w:lvl>
-  </w:abstractNum>
-  <w:abstractNum w:abstractNumId="13" w15:restartNumberingAfterBreak="0">
-    <w:nsid w:val="2F882ADF"/>
-    <w:multiLevelType w:val="hybridMultilevel"/>
-    <w:tmpl w:val="B48835B6"/>
-    <w:lvl w:ilvl="0" w:tplc="540A0001">
-      <w:start w:val="1"/>
-      <w:numFmt w:val="bullet"/>
-      <w:lvlText w:val=""/>
-      <w:lvlJc w:val="left"/>
-      <w:pPr>
-        <w:ind w:left="720" w:hanging="360"/>
-      </w:pPr>
-      <w:rPr>
-        <w:rFonts w:ascii="Symbol" w:hAnsi="Symbol" w:hint="default"/>
-      </w:rPr>
-    </w:lvl>
-    <w:lvl w:ilvl="1" w:tplc="0C0A0003" w:tentative="1">
-      <w:start w:val="1"/>
-      <w:numFmt w:val="bullet"/>
-      <w:lvlText w:val="o"/>
-      <w:lvlJc w:val="left"/>
-      <w:pPr>
-        <w:ind w:left="1440" w:hanging="360"/>
-      </w:pPr>
-      <w:rPr>
-        <w:rFonts w:ascii="Courier New" w:hAnsi="Courier New" w:cs="Courier New" w:hint="default"/>
-      </w:rPr>
-    </w:lvl>
-    <w:lvl w:ilvl="2" w:tplc="0C0A0005" w:tentative="1">
-      <w:start w:val="1"/>
-      <w:numFmt w:val="bullet"/>
-      <w:lvlText w:val=""/>
-      <w:lvlJc w:val="left"/>
-      <w:pPr>
-        <w:ind w:left="2160" w:hanging="360"/>
-      </w:pPr>
-      <w:rPr>
-        <w:rFonts w:ascii="Wingdings" w:hAnsi="Wingdings" w:hint="default"/>
-      </w:rPr>
-    </w:lvl>
-    <w:lvl w:ilvl="3" w:tplc="0C0A0001" w:tentative="1">
-      <w:start w:val="1"/>
-      <w:numFmt w:val="bullet"/>
-      <w:lvlText w:val=""/>
-      <w:lvlJc w:val="left"/>
-      <w:pPr>
-        <w:ind w:left="2880" w:hanging="360"/>
-      </w:pPr>
-      <w:rPr>
-        <w:rFonts w:ascii="Symbol" w:hAnsi="Symbol" w:hint="default"/>
-      </w:rPr>
-    </w:lvl>
-    <w:lvl w:ilvl="4" w:tplc="0C0A0003" w:tentative="1">
-      <w:start w:val="1"/>
-      <w:numFmt w:val="bullet"/>
-      <w:lvlText w:val="o"/>
-      <w:lvlJc w:val="left"/>
-      <w:pPr>
-        <w:ind w:left="3600" w:hanging="360"/>
-      </w:pPr>
-      <w:rPr>
-        <w:rFonts w:ascii="Courier New" w:hAnsi="Courier New" w:cs="Courier New" w:hint="default"/>
-      </w:rPr>
-    </w:lvl>
-    <w:lvl w:ilvl="5" w:tplc="0C0A0005" w:tentative="1">
-      <w:start w:val="1"/>
-      <w:numFmt w:val="bullet"/>
-      <w:lvlText w:val=""/>
-      <w:lvlJc w:val="left"/>
-      <w:pPr>
-        <w:ind w:left="4320" w:hanging="360"/>
-      </w:pPr>
-      <w:rPr>
-        <w:rFonts w:ascii="Wingdings" w:hAnsi="Wingdings" w:hint="default"/>
-      </w:rPr>
-    </w:lvl>
-    <w:lvl w:ilvl="6" w:tplc="0C0A0001" w:tentative="1">
-      <w:start w:val="1"/>
-      <w:numFmt w:val="bullet"/>
-      <w:lvlText w:val=""/>
-      <w:lvlJc w:val="left"/>
-      <w:pPr>
-        <w:ind w:left="5040" w:hanging="360"/>
-      </w:pPr>
-      <w:rPr>
-        <w:rFonts w:ascii="Symbol" w:hAnsi="Symbol" w:hint="default"/>
-      </w:rPr>
-    </w:lvl>
-    <w:lvl w:ilvl="7" w:tplc="0C0A0003" w:tentative="1">
-      <w:start w:val="1"/>
-      <w:numFmt w:val="bullet"/>
-      <w:lvlText w:val="o"/>
-      <w:lvlJc w:val="left"/>
-      <w:pPr>
-        <w:ind w:left="5760" w:hanging="360"/>
-      </w:pPr>
-      <w:rPr>
-        <w:rFonts w:ascii="Courier New" w:hAnsi="Courier New" w:cs="Courier New" w:hint="default"/>
-      </w:rPr>
-    </w:lvl>
-    <w:lvl w:ilvl="8" w:tplc="0C0A0005" w:tentative="1">
-      <w:start w:val="1"/>
-      <w:numFmt w:val="bullet"/>
-      <w:lvlText w:val=""/>
-      <w:lvlJc w:val="left"/>
-      <w:pPr>
-        <w:ind w:left="6480" w:hanging="360"/>
-      </w:pPr>
-      <w:rPr>
-        <w:rFonts w:ascii="Wingdings" w:hAnsi="Wingdings" w:hint="default"/>
-      </w:rPr>
-    </w:lvl>
-  </w:abstractNum>
-  <w:abstractNum w:abstractNumId="14" w15:restartNumberingAfterBreak="0">
+  <w:abstractNum w:abstractNumId="11" w15:restartNumberingAfterBreak="0">
     <w:nsid w:val="2FE93DA1"/>
     <w:multiLevelType w:val="multilevel"/>
     <w:tmpl w:val="1EEA4B80"/>
@@ -7186,7 +7026,7 @@
       </w:rPr>
     </w:lvl>
   </w:abstractNum>
-  <w:abstractNum w:abstractNumId="15" w15:restartNumberingAfterBreak="0">
+  <w:abstractNum w:abstractNumId="12" w15:restartNumberingAfterBreak="0">
     <w:nsid w:val="31165506"/>
     <w:multiLevelType w:val="hybridMultilevel"/>
     <w:tmpl w:val="251C0816"/>
@@ -7299,7 +7139,7 @@
       </w:rPr>
     </w:lvl>
   </w:abstractNum>
-  <w:abstractNum w:abstractNumId="16" w15:restartNumberingAfterBreak="0">
+  <w:abstractNum w:abstractNumId="13" w15:restartNumberingAfterBreak="0">
     <w:nsid w:val="31F71104"/>
     <w:multiLevelType w:val="hybridMultilevel"/>
     <w:tmpl w:val="D83E7E50"/>
@@ -7412,96 +7252,7 @@
       </w:rPr>
     </w:lvl>
   </w:abstractNum>
-  <w:abstractNum w:abstractNumId="17" w15:restartNumberingAfterBreak="0">
-    <w:nsid w:val="345B3752"/>
-    <w:multiLevelType w:val="hybridMultilevel"/>
-    <w:tmpl w:val="04BAAC30"/>
-    <w:lvl w:ilvl="0" w:tplc="540A000F">
-      <w:start w:val="1"/>
-      <w:numFmt w:val="decimal"/>
-      <w:lvlText w:val="%1."/>
-      <w:lvlJc w:val="left"/>
-      <w:pPr>
-        <w:ind w:left="720" w:hanging="360"/>
-      </w:pPr>
-    </w:lvl>
-    <w:lvl w:ilvl="1" w:tplc="540A0001">
-      <w:start w:val="1"/>
-      <w:numFmt w:val="bullet"/>
-      <w:lvlText w:val=""/>
-      <w:lvlJc w:val="left"/>
-      <w:pPr>
-        <w:ind w:left="1440" w:hanging="360"/>
-      </w:pPr>
-      <w:rPr>
-        <w:rFonts w:ascii="Symbol" w:hAnsi="Symbol" w:hint="default"/>
-      </w:rPr>
-    </w:lvl>
-    <w:lvl w:ilvl="2" w:tplc="0C0A001B" w:tentative="1">
-      <w:start w:val="1"/>
-      <w:numFmt w:val="lowerRoman"/>
-      <w:lvlText w:val="%3."/>
-      <w:lvlJc w:val="right"/>
-      <w:pPr>
-        <w:ind w:left="2160" w:hanging="180"/>
-      </w:pPr>
-    </w:lvl>
-    <w:lvl w:ilvl="3" w:tplc="0C0A000F" w:tentative="1">
-      <w:start w:val="1"/>
-      <w:numFmt w:val="decimal"/>
-      <w:lvlText w:val="%4."/>
-      <w:lvlJc w:val="left"/>
-      <w:pPr>
-        <w:ind w:left="2880" w:hanging="360"/>
-      </w:pPr>
-    </w:lvl>
-    <w:lvl w:ilvl="4" w:tplc="0C0A0019" w:tentative="1">
-      <w:start w:val="1"/>
-      <w:numFmt w:val="lowerLetter"/>
-      <w:lvlText w:val="%5."/>
-      <w:lvlJc w:val="left"/>
-      <w:pPr>
-        <w:ind w:left="3600" w:hanging="360"/>
-      </w:pPr>
-    </w:lvl>
-    <w:lvl w:ilvl="5" w:tplc="0C0A001B" w:tentative="1">
-      <w:start w:val="1"/>
-      <w:numFmt w:val="lowerRoman"/>
-      <w:lvlText w:val="%6."/>
-      <w:lvlJc w:val="right"/>
-      <w:pPr>
-        <w:ind w:left="4320" w:hanging="180"/>
-      </w:pPr>
-    </w:lvl>
-    <w:lvl w:ilvl="6" w:tplc="0C0A000F" w:tentative="1">
-      <w:start w:val="1"/>
-      <w:numFmt w:val="decimal"/>
-      <w:lvlText w:val="%7."/>
-      <w:lvlJc w:val="left"/>
-      <w:pPr>
-        <w:ind w:left="5040" w:hanging="360"/>
-      </w:pPr>
-    </w:lvl>
-    <w:lvl w:ilvl="7" w:tplc="0C0A0019" w:tentative="1">
-      <w:start w:val="1"/>
-      <w:numFmt w:val="lowerLetter"/>
-      <w:lvlText w:val="%8."/>
-      <w:lvlJc w:val="left"/>
-      <w:pPr>
-        <w:ind w:left="5760" w:hanging="360"/>
-      </w:pPr>
-    </w:lvl>
-    <w:lvl w:ilvl="8" w:tplc="0C0A001B" w:tentative="1">
-      <w:start w:val="1"/>
-      <w:numFmt w:val="lowerRoman"/>
-      <w:lvlText w:val="%9."/>
-      <w:lvlJc w:val="right"/>
-      <w:pPr>
-        <w:ind w:left="6480" w:hanging="180"/>
-      </w:pPr>
-    </w:lvl>
-  </w:abstractNum>
-  <w:abstractNum w:abstractNumId="18" w15:restartNumberingAfterBreak="0">
+  <w:abstractNum w:abstractNumId="14" w15:restartNumberingAfterBreak="0">
     <w:nsid w:val="3470752F"/>
     <w:multiLevelType w:val="hybridMultilevel"/>
     <w:tmpl w:val="A4027CCA"/>
@@ -7614,120 +7365,7 @@
       </w:rPr>
     </w:lvl>
   </w:abstractNum>
-  <w:abstractNum w:abstractNumId="19" w15:restartNumberingAfterBreak="0">
-    <w:nsid w:val="355E1EBF"/>
-    <w:multiLevelType w:val="hybridMultilevel"/>
-    <w:tmpl w:val="5B48708C"/>
-    <w:lvl w:ilvl="0" w:tplc="540A0001">
-      <w:start w:val="1"/>
-      <w:numFmt w:val="bullet"/>
-      <w:lvlText w:val=""/>
-      <w:lvlJc w:val="left"/>
-      <w:pPr>
-        <w:ind w:left="720" w:hanging="360"/>
-      </w:pPr>
-      <w:rPr>
-        <w:rFonts w:ascii="Symbol" w:hAnsi="Symbol" w:hint="default"/>
-      </w:rPr>
-    </w:lvl>
-    <w:lvl w:ilvl="1" w:tplc="0C0A0003" w:tentative="1">
-      <w:start w:val="1"/>
-      <w:numFmt w:val="bullet"/>
-      <w:lvlText w:val="o"/>
-      <w:lvlJc w:val="left"/>
-      <w:pPr>
-        <w:ind w:left="1440" w:hanging="360"/>
-      </w:pPr>
-      <w:rPr>
-        <w:rFonts w:ascii="Courier New" w:hAnsi="Courier New" w:cs="Courier New" w:hint="default"/>
-      </w:rPr>
-    </w:lvl>
-    <w:lvl w:ilvl="2" w:tplc="0C0A0005" w:tentative="1">
-      <w:start w:val="1"/>
-      <w:numFmt w:val="bullet"/>
-      <w:lvlText w:val=""/>
-      <w:lvlJc w:val="left"/>
-      <w:pPr>
-        <w:ind w:left="2160" w:hanging="360"/>
-      </w:pPr>
-      <w:rPr>
-        <w:rFonts w:ascii="Wingdings" w:hAnsi="Wingdings" w:hint="default"/>
-      </w:rPr>
-    </w:lvl>
-    <w:lvl w:ilvl="3" w:tplc="0C0A0001" w:tentative="1">
-      <w:start w:val="1"/>
-      <w:numFmt w:val="bullet"/>
-      <w:lvlText w:val=""/>
-      <w:lvlJc w:val="left"/>
-      <w:pPr>
-        <w:ind w:left="2880" w:hanging="360"/>
-      </w:pPr>
-      <w:rPr>
-        <w:rFonts w:ascii="Symbol" w:hAnsi="Symbol" w:hint="default"/>
-      </w:rPr>
-    </w:lvl>
-    <w:lvl w:ilvl="4" w:tplc="0C0A0003" w:tentative="1">
-      <w:start w:val="1"/>
-      <w:numFmt w:val="bullet"/>
-      <w:lvlText w:val="o"/>
-      <w:lvlJc w:val="left"/>
-      <w:pPr>
-        <w:ind w:left="3600" w:hanging="360"/>
-      </w:pPr>
-      <w:rPr>
-        <w:rFonts w:ascii="Courier New" w:hAnsi="Courier New" w:cs="Courier New" w:hint="default"/>
-      </w:rPr>
-    </w:lvl>
-    <w:lvl w:ilvl="5" w:tplc="0C0A0005" w:tentative="1">
-      <w:start w:val="1"/>
-      <w:numFmt w:val="bullet"/>
-      <w:lvlText w:val=""/>
-      <w:lvlJc w:val="left"/>
-      <w:pPr>
-        <w:ind w:left="4320" w:hanging="360"/>
-      </w:pPr>
-      <w:rPr>
-        <w:rFonts w:ascii="Wingdings" w:hAnsi="Wingdings" w:hint="default"/>
-      </w:rPr>
-    </w:lvl>
-    <w:lvl w:ilvl="6" w:tplc="0C0A0001" w:tentative="1">
-      <w:start w:val="1"/>
-      <w:numFmt w:val="bullet"/>
-      <w:lvlText w:val=""/>
-      <w:lvlJc w:val="left"/>
-      <w:pPr>
-        <w:ind w:left="5040" w:hanging="360"/>
-      </w:pPr>
-      <w:rPr>
-        <w:rFonts w:ascii="Symbol" w:hAnsi="Symbol" w:hint="default"/>
-      </w:rPr>
-    </w:lvl>
-    <w:lvl w:ilvl="7" w:tplc="0C0A0003" w:tentative="1">
-      <w:start w:val="1"/>
-      <w:numFmt w:val="bullet"/>
-      <w:lvlText w:val="o"/>
-      <w:lvlJc w:val="left"/>
-      <w:pPr>
-        <w:ind w:left="5760" w:hanging="360"/>
-      </w:pPr>
-      <w:rPr>
-        <w:rFonts w:ascii="Courier New" w:hAnsi="Courier New" w:cs="Courier New" w:hint="default"/>
-      </w:rPr>
-    </w:lvl>
-    <w:lvl w:ilvl="8" w:tplc="0C0A0005" w:tentative="1">
-      <w:start w:val="1"/>
-      <w:numFmt w:val="bullet"/>
-      <w:lvlText w:val=""/>
-      <w:lvlJc w:val="left"/>
-      <w:pPr>
-        <w:ind w:left="6480" w:hanging="360"/>
-      </w:pPr>
-      <w:rPr>
-        <w:rFonts w:ascii="Wingdings" w:hAnsi="Wingdings" w:hint="default"/>
-      </w:rPr>
-    </w:lvl>
-  </w:abstractNum>
-  <w:abstractNum w:abstractNumId="20" w15:restartNumberingAfterBreak="0">
+  <w:abstractNum w:abstractNumId="15" w15:restartNumberingAfterBreak="0">
     <w:nsid w:val="36DC5F0E"/>
     <w:multiLevelType w:val="hybridMultilevel"/>
     <w:tmpl w:val="DB641EC0"/>
@@ -7840,7 +7478,7 @@
       </w:rPr>
     </w:lvl>
   </w:abstractNum>
-  <w:abstractNum w:abstractNumId="21" w15:restartNumberingAfterBreak="0">
+  <w:abstractNum w:abstractNumId="16" w15:restartNumberingAfterBreak="0">
     <w:nsid w:val="372D0393"/>
     <w:multiLevelType w:val="hybridMultilevel"/>
     <w:tmpl w:val="A638343E"/>
@@ -7953,7 +7591,7 @@
       </w:rPr>
     </w:lvl>
   </w:abstractNum>
-  <w:abstractNum w:abstractNumId="22" w15:restartNumberingAfterBreak="0">
+  <w:abstractNum w:abstractNumId="17" w15:restartNumberingAfterBreak="0">
     <w:nsid w:val="442A3129"/>
     <w:multiLevelType w:val="hybridMultilevel"/>
     <w:tmpl w:val="52782CFC"/>
@@ -8066,7 +7704,7 @@
       </w:rPr>
     </w:lvl>
   </w:abstractNum>
-  <w:abstractNum w:abstractNumId="23" w15:restartNumberingAfterBreak="0">
+  <w:abstractNum w:abstractNumId="18" w15:restartNumberingAfterBreak="0">
     <w:nsid w:val="4C5341CB"/>
     <w:multiLevelType w:val="hybridMultilevel"/>
     <w:tmpl w:val="8FCAA910"/>
@@ -8152,322 +7790,7 @@
       </w:pPr>
     </w:lvl>
   </w:abstractNum>
-  <w:abstractNum w:abstractNumId="24" w15:restartNumberingAfterBreak="0">
-    <w:nsid w:val="4C5A64C6"/>
-    <w:multiLevelType w:val="hybridMultilevel"/>
-    <w:tmpl w:val="91D86DF6"/>
-    <w:lvl w:ilvl="0" w:tplc="0C0A0001">
-      <w:start w:val="1"/>
-      <w:numFmt w:val="bullet"/>
-      <w:lvlText w:val=""/>
-      <w:lvlJc w:val="left"/>
-      <w:pPr>
-        <w:ind w:left="720" w:hanging="360"/>
-      </w:pPr>
-      <w:rPr>
-        <w:rFonts w:ascii="Symbol" w:hAnsi="Symbol" w:hint="default"/>
-      </w:rPr>
-    </w:lvl>
-    <w:lvl w:ilvl="1" w:tplc="0C0A0003" w:tentative="1">
-      <w:start w:val="1"/>
-      <w:numFmt w:val="bullet"/>
-      <w:lvlText w:val="o"/>
-      <w:lvlJc w:val="left"/>
-      <w:pPr>
-        <w:ind w:left="1440" w:hanging="360"/>
-      </w:pPr>
-      <w:rPr>
-        <w:rFonts w:ascii="Courier New" w:hAnsi="Courier New" w:cs="Courier New" w:hint="default"/>
-      </w:rPr>
-    </w:lvl>
-    <w:lvl w:ilvl="2" w:tplc="0C0A0005" w:tentative="1">
-      <w:start w:val="1"/>
-      <w:numFmt w:val="bullet"/>
-      <w:lvlText w:val=""/>
-      <w:lvlJc w:val="left"/>
-      <w:pPr>
-        <w:ind w:left="2160" w:hanging="360"/>
-      </w:pPr>
-      <w:rPr>
-        <w:rFonts w:ascii="Wingdings" w:hAnsi="Wingdings" w:hint="default"/>
-      </w:rPr>
-    </w:lvl>
-    <w:lvl w:ilvl="3" w:tplc="0C0A0001" w:tentative="1">
-      <w:start w:val="1"/>
-      <w:numFmt w:val="bullet"/>
-      <w:lvlText w:val=""/>
-      <w:lvlJc w:val="left"/>
-      <w:pPr>
-        <w:ind w:left="2880" w:hanging="360"/>
-      </w:pPr>
-      <w:rPr>
-        <w:rFonts w:ascii="Symbol" w:hAnsi="Symbol" w:hint="default"/>
-      </w:rPr>
-    </w:lvl>
-    <w:lvl w:ilvl="4" w:tplc="0C0A0003" w:tentative="1">
-      <w:start w:val="1"/>
-      <w:numFmt w:val="bullet"/>
-      <w:lvlText w:val="o"/>
-      <w:lvlJc w:val="left"/>
-      <w:pPr>
-        <w:ind w:left="3600" w:hanging="360"/>
-      </w:pPr>
-      <w:rPr>
-        <w:rFonts w:ascii="Courier New" w:hAnsi="Courier New" w:cs="Courier New" w:hint="default"/>
-      </w:rPr>
-    </w:lvl>
-    <w:lvl w:ilvl="5" w:tplc="0C0A0005" w:tentative="1">
-      <w:start w:val="1"/>
-      <w:numFmt w:val="bullet"/>
-      <w:lvlText w:val=""/>
-      <w:lvlJc w:val="left"/>
-      <w:pPr>
-        <w:ind w:left="4320" w:hanging="360"/>
-      </w:pPr>
-      <w:rPr>
-        <w:rFonts w:ascii="Wingdings" w:hAnsi="Wingdings" w:hint="default"/>
-      </w:rPr>
-    </w:lvl>
-    <w:lvl w:ilvl="6" w:tplc="0C0A0001" w:tentative="1">
-      <w:start w:val="1"/>
-      <w:numFmt w:val="bullet"/>
-      <w:lvlText w:val=""/>
-      <w:lvlJc w:val="left"/>
-      <w:pPr>
-        <w:ind w:left="5040" w:hanging="360"/>
-      </w:pPr>
-      <w:rPr>
-        <w:rFonts w:ascii="Symbol" w:hAnsi="Symbol" w:hint="default"/>
-      </w:rPr>
-    </w:lvl>
-    <w:lvl w:ilvl="7" w:tplc="0C0A0003" w:tentative="1">
-      <w:start w:val="1"/>
-      <w:numFmt w:val="bullet"/>
-      <w:lvlText w:val="o"/>
-      <w:lvlJc w:val="left"/>
-      <w:pPr>
-        <w:ind w:left="5760" w:hanging="360"/>
-      </w:pPr>
-      <w:rPr>
-        <w:rFonts w:ascii="Courier New" w:hAnsi="Courier New" w:cs="Courier New" w:hint="default"/>
-      </w:rPr>
-    </w:lvl>
-    <w:lvl w:ilvl="8" w:tplc="0C0A0005" w:tentative="1">
-      <w:start w:val="1"/>
-      <w:numFmt w:val="bullet"/>
-      <w:lvlText w:val=""/>
-      <w:lvlJc w:val="left"/>
-      <w:pPr>
-        <w:ind w:left="6480" w:hanging="360"/>
-      </w:pPr>
-      <w:rPr>
-        <w:rFonts w:ascii="Wingdings" w:hAnsi="Wingdings" w:hint="default"/>
-      </w:rPr>
-    </w:lvl>
-  </w:abstractNum>
-  <w:abstractNum w:abstractNumId="25" w15:restartNumberingAfterBreak="0">
-    <w:nsid w:val="5052206C"/>
-    <w:multiLevelType w:val="hybridMultilevel"/>
-    <w:tmpl w:val="26528EA4"/>
-    <w:lvl w:ilvl="0" w:tplc="540A0001">
-      <w:start w:val="1"/>
-      <w:numFmt w:val="bullet"/>
-      <w:lvlText w:val=""/>
-      <w:lvlJc w:val="left"/>
-      <w:pPr>
-        <w:ind w:left="720" w:hanging="360"/>
-      </w:pPr>
-      <w:rPr>
-        <w:rFonts w:ascii="Symbol" w:hAnsi="Symbol" w:hint="default"/>
-      </w:rPr>
-    </w:lvl>
-    <w:lvl w:ilvl="1" w:tplc="0C0A0003" w:tentative="1">
-      <w:start w:val="1"/>
-      <w:numFmt w:val="bullet"/>
-      <w:lvlText w:val="o"/>
-      <w:lvlJc w:val="left"/>
-      <w:pPr>
-        <w:ind w:left="1440" w:hanging="360"/>
-      </w:pPr>
-      <w:rPr>
-        <w:rFonts w:ascii="Courier New" w:hAnsi="Courier New" w:cs="Courier New" w:hint="default"/>
-      </w:rPr>
-    </w:lvl>
-    <w:lvl w:ilvl="2" w:tplc="0C0A0005" w:tentative="1">
-      <w:start w:val="1"/>
-      <w:numFmt w:val="bullet"/>
-      <w:lvlText w:val=""/>
-      <w:lvlJc w:val="left"/>
-      <w:pPr>
-        <w:ind w:left="2160" w:hanging="360"/>
-      </w:pPr>
-      <w:rPr>
-        <w:rFonts w:ascii="Wingdings" w:hAnsi="Wingdings" w:hint="default"/>
-      </w:rPr>
-    </w:lvl>
-    <w:lvl w:ilvl="3" w:tplc="0C0A0001" w:tentative="1">
-      <w:start w:val="1"/>
-      <w:numFmt w:val="bullet"/>
-      <w:lvlText w:val=""/>
-      <w:lvlJc w:val="left"/>
-      <w:pPr>
-        <w:ind w:left="2880" w:hanging="360"/>
-      </w:pPr>
-      <w:rPr>
-        <w:rFonts w:ascii="Symbol" w:hAnsi="Symbol" w:hint="default"/>
-      </w:rPr>
-    </w:lvl>
-    <w:lvl w:ilvl="4" w:tplc="0C0A0003" w:tentative="1">
-      <w:start w:val="1"/>
-      <w:numFmt w:val="bullet"/>
-      <w:lvlText w:val="o"/>
-      <w:lvlJc w:val="left"/>
-      <w:pPr>
-        <w:ind w:left="3600" w:hanging="360"/>
-      </w:pPr>
-      <w:rPr>
-        <w:rFonts w:ascii="Courier New" w:hAnsi="Courier New" w:cs="Courier New" w:hint="default"/>
-      </w:rPr>
-    </w:lvl>
-    <w:lvl w:ilvl="5" w:tplc="0C0A0005" w:tentative="1">
-      <w:start w:val="1"/>
-      <w:numFmt w:val="bullet"/>
-      <w:lvlText w:val=""/>
-      <w:lvlJc w:val="left"/>
-      <w:pPr>
-        <w:ind w:left="4320" w:hanging="360"/>
-      </w:pPr>
-      <w:rPr>
-        <w:rFonts w:ascii="Wingdings" w:hAnsi="Wingdings" w:hint="default"/>
-      </w:rPr>
-    </w:lvl>
-    <w:lvl w:ilvl="6" w:tplc="0C0A0001" w:tentative="1">
-      <w:start w:val="1"/>
-      <w:numFmt w:val="bullet"/>
-      <w:lvlText w:val=""/>
-      <w:lvlJc w:val="left"/>
-      <w:pPr>
-        <w:ind w:left="5040" w:hanging="360"/>
-      </w:pPr>
-      <w:rPr>
-        <w:rFonts w:ascii="Symbol" w:hAnsi="Symbol" w:hint="default"/>
-      </w:rPr>
-    </w:lvl>
-    <w:lvl w:ilvl="7" w:tplc="0C0A0003" w:tentative="1">
-      <w:start w:val="1"/>
-      <w:numFmt w:val="bullet"/>
-      <w:lvlText w:val="o"/>
-      <w:lvlJc w:val="left"/>
-      <w:pPr>
-        <w:ind w:left="5760" w:hanging="360"/>
-      </w:pPr>
-      <w:rPr>
-        <w:rFonts w:ascii="Courier New" w:hAnsi="Courier New" w:cs="Courier New" w:hint="default"/>
-      </w:rPr>
-    </w:lvl>
-    <w:lvl w:ilvl="8" w:tplc="0C0A0005" w:tentative="1">
-      <w:start w:val="1"/>
-      <w:numFmt w:val="bullet"/>
-      <w:lvlText w:val=""/>
-      <w:lvlJc w:val="left"/>
-      <w:pPr>
-        <w:ind w:left="6480" w:hanging="360"/>
-      </w:pPr>
-      <w:rPr>
-        <w:rFonts w:ascii="Wingdings" w:hAnsi="Wingdings" w:hint="default"/>
-      </w:rPr>
-    </w:lvl>
-  </w:abstractNum>
-  <w:abstractNum w:abstractNumId="26" w15:restartNumberingAfterBreak="0">
-    <w:nsid w:val="53221573"/>
-    <w:multiLevelType w:val="hybridMultilevel"/>
-    <w:tmpl w:val="25CA2F9A"/>
-    <w:lvl w:ilvl="0" w:tplc="540A000F">
-      <w:start w:val="1"/>
-      <w:numFmt w:val="decimal"/>
-      <w:lvlText w:val="%1."/>
-      <w:lvlJc w:val="left"/>
-      <w:pPr>
-        <w:ind w:left="720" w:hanging="360"/>
-      </w:pPr>
-    </w:lvl>
-    <w:lvl w:ilvl="1" w:tplc="540A0001">
-      <w:start w:val="1"/>
-      <w:numFmt w:val="bullet"/>
-      <w:lvlText w:val=""/>
-      <w:lvlJc w:val="left"/>
-      <w:pPr>
-        <w:ind w:left="1440" w:hanging="360"/>
-      </w:pPr>
-      <w:rPr>
-        <w:rFonts w:ascii="Symbol" w:hAnsi="Symbol" w:hint="default"/>
-      </w:rPr>
-    </w:lvl>
-    <w:lvl w:ilvl="2" w:tplc="0C0A001B" w:tentative="1">
-      <w:start w:val="1"/>
-      <w:numFmt w:val="lowerRoman"/>
-      <w:lvlText w:val="%3."/>
-      <w:lvlJc w:val="right"/>
-      <w:pPr>
-        <w:ind w:left="2160" w:hanging="180"/>
-      </w:pPr>
-    </w:lvl>
-    <w:lvl w:ilvl="3" w:tplc="0C0A000F" w:tentative="1">
-      <w:start w:val="1"/>
-      <w:numFmt w:val="decimal"/>
-      <w:lvlText w:val="%4."/>
-      <w:lvlJc w:val="left"/>
-      <w:pPr>
-        <w:ind w:left="2880" w:hanging="360"/>
-      </w:pPr>
-    </w:lvl>
-    <w:lvl w:ilvl="4" w:tplc="0C0A0019" w:tentative="1">
-      <w:start w:val="1"/>
-      <w:numFmt w:val="lowerLetter"/>
-      <w:lvlText w:val="%5."/>
-      <w:lvlJc w:val="left"/>
-      <w:pPr>
-        <w:ind w:left="3600" w:hanging="360"/>
-      </w:pPr>
-    </w:lvl>
-    <w:lvl w:ilvl="5" w:tplc="0C0A001B" w:tentative="1">
-      <w:start w:val="1"/>
-      <w:numFmt w:val="lowerRoman"/>
-      <w:lvlText w:val="%6."/>
-      <w:lvlJc w:val="right"/>
-      <w:pPr>
-        <w:ind w:left="4320" w:hanging="180"/>
-      </w:pPr>
-    </w:lvl>
-    <w:lvl w:ilvl="6" w:tplc="0C0A000F" w:tentative="1">
-      <w:start w:val="1"/>
-      <w:numFmt w:val="decimal"/>
-      <w:lvlText w:val="%7."/>
-      <w:lvlJc w:val="left"/>
-      <w:pPr>
-        <w:ind w:left="5040" w:hanging="360"/>
-      </w:pPr>
-    </w:lvl>
-    <w:lvl w:ilvl="7" w:tplc="0C0A0019" w:tentative="1">
-      <w:start w:val="1"/>
-      <w:numFmt w:val="lowerLetter"/>
-      <w:lvlText w:val="%8."/>
-      <w:lvlJc w:val="left"/>
-      <w:pPr>
-        <w:ind w:left="5760" w:hanging="360"/>
-      </w:pPr>
-    </w:lvl>
-    <w:lvl w:ilvl="8" w:tplc="0C0A001B" w:tentative="1">
-      <w:start w:val="1"/>
-      <w:numFmt w:val="lowerRoman"/>
-      <w:lvlText w:val="%9."/>
-      <w:lvlJc w:val="right"/>
-      <w:pPr>
-        <w:ind w:left="6480" w:hanging="180"/>
-      </w:pPr>
-    </w:lvl>
-  </w:abstractNum>
-  <w:abstractNum w:abstractNumId="27" w15:restartNumberingAfterBreak="0">
+  <w:abstractNum w:abstractNumId="19" w15:restartNumberingAfterBreak="0">
     <w:nsid w:val="54E655C0"/>
     <w:multiLevelType w:val="hybridMultilevel"/>
     <w:tmpl w:val="00982A56"/>
@@ -8580,7 +7903,7 @@
       </w:rPr>
     </w:lvl>
   </w:abstractNum>
-  <w:abstractNum w:abstractNumId="28" w15:restartNumberingAfterBreak="0">
+  <w:abstractNum w:abstractNumId="20" w15:restartNumberingAfterBreak="0">
     <w:nsid w:val="557411D4"/>
     <w:multiLevelType w:val="hybridMultilevel"/>
     <w:tmpl w:val="2DF431C2"/>
@@ -8693,7 +8016,120 @@
       </w:rPr>
     </w:lvl>
   </w:abstractNum>
-  <w:abstractNum w:abstractNumId="29" w15:restartNumberingAfterBreak="0">
+  <w:abstractNum w:abstractNumId="21" w15:restartNumberingAfterBreak="0">
+    <w:nsid w:val="55ED2025"/>
+    <w:multiLevelType w:val="hybridMultilevel"/>
+    <w:tmpl w:val="AA7832C0"/>
+    <w:lvl w:ilvl="0" w:tplc="0C0A0001">
+      <w:start w:val="1"/>
+      <w:numFmt w:val="bullet"/>
+      <w:lvlText w:val=""/>
+      <w:lvlJc w:val="left"/>
+      <w:pPr>
+        <w:ind w:left="947" w:hanging="360"/>
+      </w:pPr>
+      <w:rPr>
+        <w:rFonts w:ascii="Symbol" w:hAnsi="Symbol" w:hint="default"/>
+      </w:rPr>
+    </w:lvl>
+    <w:lvl w:ilvl="1" w:tplc="0C0A0003" w:tentative="1">
+      <w:start w:val="1"/>
+      <w:numFmt w:val="bullet"/>
+      <w:lvlText w:val="o"/>
+      <w:lvlJc w:val="left"/>
+      <w:pPr>
+        <w:ind w:left="1667" w:hanging="360"/>
+      </w:pPr>
+      <w:rPr>
+        <w:rFonts w:ascii="Courier New" w:hAnsi="Courier New" w:cs="Courier New" w:hint="default"/>
+      </w:rPr>
+    </w:lvl>
+    <w:lvl w:ilvl="2" w:tplc="0C0A0005" w:tentative="1">
+      <w:start w:val="1"/>
+      <w:numFmt w:val="bullet"/>
+      <w:lvlText w:val=""/>
+      <w:lvlJc w:val="left"/>
+      <w:pPr>
+        <w:ind w:left="2387" w:hanging="360"/>
+      </w:pPr>
+      <w:rPr>
+        <w:rFonts w:ascii="Wingdings" w:hAnsi="Wingdings" w:hint="default"/>
+      </w:rPr>
+    </w:lvl>
+    <w:lvl w:ilvl="3" w:tplc="0C0A0001" w:tentative="1">
+      <w:start w:val="1"/>
+      <w:numFmt w:val="bullet"/>
+      <w:lvlText w:val=""/>
+      <w:lvlJc w:val="left"/>
+      <w:pPr>
+        <w:ind w:left="3107" w:hanging="360"/>
+      </w:pPr>
+      <w:rPr>
+        <w:rFonts w:ascii="Symbol" w:hAnsi="Symbol" w:hint="default"/>
+      </w:rPr>
+    </w:lvl>
+    <w:lvl w:ilvl="4" w:tplc="0C0A0003" w:tentative="1">
+      <w:start w:val="1"/>
+      <w:numFmt w:val="bullet"/>
+      <w:lvlText w:val="o"/>
+      <w:lvlJc w:val="left"/>
+      <w:pPr>
+        <w:ind w:left="3827" w:hanging="360"/>
+      </w:pPr>
+      <w:rPr>
+        <w:rFonts w:ascii="Courier New" w:hAnsi="Courier New" w:cs="Courier New" w:hint="default"/>
+      </w:rPr>
+    </w:lvl>
+    <w:lvl w:ilvl="5" w:tplc="0C0A0005" w:tentative="1">
+      <w:start w:val="1"/>
+      <w:numFmt w:val="bullet"/>
+      <w:lvlText w:val=""/>
+      <w:lvlJc w:val="left"/>
+      <w:pPr>
+        <w:ind w:left="4547" w:hanging="360"/>
+      </w:pPr>
+      <w:rPr>
+        <w:rFonts w:ascii="Wingdings" w:hAnsi="Wingdings" w:hint="default"/>
+      </w:rPr>
+    </w:lvl>
+    <w:lvl w:ilvl="6" w:tplc="0C0A0001" w:tentative="1">
+      <w:start w:val="1"/>
+      <w:numFmt w:val="bullet"/>
+      <w:lvlText w:val=""/>
+      <w:lvlJc w:val="left"/>
+      <w:pPr>
+        <w:ind w:left="5267" w:hanging="360"/>
+      </w:pPr>
+      <w:rPr>
+        <w:rFonts w:ascii="Symbol" w:hAnsi="Symbol" w:hint="default"/>
+      </w:rPr>
+    </w:lvl>
+    <w:lvl w:ilvl="7" w:tplc="0C0A0003" w:tentative="1">
+      <w:start w:val="1"/>
+      <w:numFmt w:val="bullet"/>
+      <w:lvlText w:val="o"/>
+      <w:lvlJc w:val="left"/>
+      <w:pPr>
+        <w:ind w:left="5987" w:hanging="360"/>
+      </w:pPr>
+      <w:rPr>
+        <w:rFonts w:ascii="Courier New" w:hAnsi="Courier New" w:cs="Courier New" w:hint="default"/>
+      </w:rPr>
+    </w:lvl>
+    <w:lvl w:ilvl="8" w:tplc="0C0A0005" w:tentative="1">
+      <w:start w:val="1"/>
+      <w:numFmt w:val="bullet"/>
+      <w:lvlText w:val=""/>
+      <w:lvlJc w:val="left"/>
+      <w:pPr>
+        <w:ind w:left="6707" w:hanging="360"/>
+      </w:pPr>
+      <w:rPr>
+        <w:rFonts w:ascii="Wingdings" w:hAnsi="Wingdings" w:hint="default"/>
+      </w:rPr>
+    </w:lvl>
+  </w:abstractNum>
+  <w:abstractNum w:abstractNumId="22" w15:restartNumberingAfterBreak="0">
     <w:nsid w:val="59E20D13"/>
     <w:multiLevelType w:val="hybridMultilevel"/>
     <w:tmpl w:val="9586E3C4"/>
@@ -8806,93 +8242,7 @@
       </w:rPr>
     </w:lvl>
   </w:abstractNum>
-  <w:abstractNum w:abstractNumId="30" w15:restartNumberingAfterBreak="0">
-    <w:nsid w:val="5CE2070E"/>
-    <w:multiLevelType w:val="hybridMultilevel"/>
-    <w:tmpl w:val="A7C6C7C8"/>
-    <w:lvl w:ilvl="0" w:tplc="540A0015">
-      <w:start w:val="1"/>
-      <w:numFmt w:val="upperLetter"/>
-      <w:lvlText w:val="%1."/>
-      <w:lvlJc w:val="left"/>
-      <w:pPr>
-        <w:ind w:left="720" w:hanging="360"/>
-      </w:pPr>
-    </w:lvl>
-    <w:lvl w:ilvl="1" w:tplc="0C0A0019" w:tentative="1">
-      <w:start w:val="1"/>
-      <w:numFmt w:val="lowerLetter"/>
-      <w:lvlText w:val="%2."/>
-      <w:lvlJc w:val="left"/>
-      <w:pPr>
-        <w:ind w:left="1440" w:hanging="360"/>
-      </w:pPr>
-    </w:lvl>
-    <w:lvl w:ilvl="2" w:tplc="0C0A001B" w:tentative="1">
-      <w:start w:val="1"/>
-      <w:numFmt w:val="lowerRoman"/>
-      <w:lvlText w:val="%3."/>
-      <w:lvlJc w:val="right"/>
-      <w:pPr>
-        <w:ind w:left="2160" w:hanging="180"/>
-      </w:pPr>
-    </w:lvl>
-    <w:lvl w:ilvl="3" w:tplc="0C0A000F" w:tentative="1">
-      <w:start w:val="1"/>
-      <w:numFmt w:val="decimal"/>
-      <w:lvlText w:val="%4."/>
-      <w:lvlJc w:val="left"/>
-      <w:pPr>
-        <w:ind w:left="2880" w:hanging="360"/>
-      </w:pPr>
-    </w:lvl>
-    <w:lvl w:ilvl="4" w:tplc="0C0A0019" w:tentative="1">
-      <w:start w:val="1"/>
-      <w:numFmt w:val="lowerLetter"/>
-      <w:lvlText w:val="%5."/>
-      <w:lvlJc w:val="left"/>
-      <w:pPr>
-        <w:ind w:left="3600" w:hanging="360"/>
-      </w:pPr>
-    </w:lvl>
-    <w:lvl w:ilvl="5" w:tplc="0C0A001B" w:tentative="1">
-      <w:start w:val="1"/>
-      <w:numFmt w:val="lowerRoman"/>
-      <w:lvlText w:val="%6."/>
-      <w:lvlJc w:val="right"/>
-      <w:pPr>
-        <w:ind w:left="4320" w:hanging="180"/>
-      </w:pPr>
-    </w:lvl>
-    <w:lvl w:ilvl="6" w:tplc="0C0A000F" w:tentative="1">
-      <w:start w:val="1"/>
-      <w:numFmt w:val="decimal"/>
-      <w:lvlText w:val="%7."/>
-      <w:lvlJc w:val="left"/>
-      <w:pPr>
-        <w:ind w:left="5040" w:hanging="360"/>
-      </w:pPr>
-    </w:lvl>
-    <w:lvl w:ilvl="7" w:tplc="0C0A0019" w:tentative="1">
-      <w:start w:val="1"/>
-      <w:numFmt w:val="lowerLetter"/>
-      <w:lvlText w:val="%8."/>
-      <w:lvlJc w:val="left"/>
-      <w:pPr>
-        <w:ind w:left="5760" w:hanging="360"/>
-      </w:pPr>
-    </w:lvl>
-    <w:lvl w:ilvl="8" w:tplc="0C0A001B" w:tentative="1">
-      <w:start w:val="1"/>
-      <w:numFmt w:val="lowerRoman"/>
-      <w:lvlText w:val="%9."/>
-      <w:lvlJc w:val="right"/>
-      <w:pPr>
-        <w:ind w:left="6480" w:hanging="180"/>
-      </w:pPr>
-    </w:lvl>
-  </w:abstractNum>
-  <w:abstractNum w:abstractNumId="31" w15:restartNumberingAfterBreak="0">
+  <w:abstractNum w:abstractNumId="23" w15:restartNumberingAfterBreak="0">
     <w:nsid w:val="5DDA41F3"/>
     <w:multiLevelType w:val="multilevel"/>
     <w:tmpl w:val="8BB415B4"/>
@@ -9009,7 +8359,7 @@
       </w:pPr>
     </w:lvl>
   </w:abstractNum>
-  <w:abstractNum w:abstractNumId="32" w15:restartNumberingAfterBreak="0">
+  <w:abstractNum w:abstractNumId="24" w15:restartNumberingAfterBreak="0">
     <w:nsid w:val="5F3F463A"/>
     <w:multiLevelType w:val="hybridMultilevel"/>
     <w:tmpl w:val="BF28FC80"/>
@@ -9122,7 +8472,7 @@
       </w:rPr>
     </w:lvl>
   </w:abstractNum>
-  <w:abstractNum w:abstractNumId="33" w15:restartNumberingAfterBreak="0">
+  <w:abstractNum w:abstractNumId="25" w15:restartNumberingAfterBreak="0">
     <w:nsid w:val="5F6D337E"/>
     <w:multiLevelType w:val="hybridMultilevel"/>
     <w:tmpl w:val="BA701130"/>
@@ -9210,7 +8560,120 @@
       </w:pPr>
     </w:lvl>
   </w:abstractNum>
-  <w:abstractNum w:abstractNumId="34" w15:restartNumberingAfterBreak="0">
+  <w:abstractNum w:abstractNumId="26" w15:restartNumberingAfterBreak="0">
+    <w:nsid w:val="641D76CE"/>
+    <w:multiLevelType w:val="hybridMultilevel"/>
+    <w:tmpl w:val="37C28E2C"/>
+    <w:lvl w:ilvl="0" w:tplc="0C0A0001">
+      <w:start w:val="1"/>
+      <w:numFmt w:val="bullet"/>
+      <w:lvlText w:val=""/>
+      <w:lvlJc w:val="left"/>
+      <w:pPr>
+        <w:ind w:left="1440" w:hanging="360"/>
+      </w:pPr>
+      <w:rPr>
+        <w:rFonts w:ascii="Symbol" w:hAnsi="Symbol" w:hint="default"/>
+      </w:rPr>
+    </w:lvl>
+    <w:lvl w:ilvl="1" w:tplc="0C0A0003" w:tentative="1">
+      <w:start w:val="1"/>
+      <w:numFmt w:val="bullet"/>
+      <w:lvlText w:val="o"/>
+      <w:lvlJc w:val="left"/>
+      <w:pPr>
+        <w:ind w:left="2160" w:hanging="360"/>
+      </w:pPr>
+      <w:rPr>
+        <w:rFonts w:ascii="Courier New" w:hAnsi="Courier New" w:cs="Courier New" w:hint="default"/>
+      </w:rPr>
+    </w:lvl>
+    <w:lvl w:ilvl="2" w:tplc="0C0A0005" w:tentative="1">
+      <w:start w:val="1"/>
+      <w:numFmt w:val="bullet"/>
+      <w:lvlText w:val=""/>
+      <w:lvlJc w:val="left"/>
+      <w:pPr>
+        <w:ind w:left="2880" w:hanging="360"/>
+      </w:pPr>
+      <w:rPr>
+        <w:rFonts w:ascii="Wingdings" w:hAnsi="Wingdings" w:hint="default"/>
+      </w:rPr>
+    </w:lvl>
+    <w:lvl w:ilvl="3" w:tplc="0C0A0001" w:tentative="1">
+      <w:start w:val="1"/>
+      <w:numFmt w:val="bullet"/>
+      <w:lvlText w:val=""/>
+      <w:lvlJc w:val="left"/>
+      <w:pPr>
+        <w:ind w:left="3600" w:hanging="360"/>
+      </w:pPr>
+      <w:rPr>
+        <w:rFonts w:ascii="Symbol" w:hAnsi="Symbol" w:hint="default"/>
+      </w:rPr>
+    </w:lvl>
+    <w:lvl w:ilvl="4" w:tplc="0C0A0003" w:tentative="1">
+      <w:start w:val="1"/>
+      <w:numFmt w:val="bullet"/>
+      <w:lvlText w:val="o"/>
+      <w:lvlJc w:val="left"/>
+      <w:pPr>
+        <w:ind w:left="4320" w:hanging="360"/>
+      </w:pPr>
+      <w:rPr>
+        <w:rFonts w:ascii="Courier New" w:hAnsi="Courier New" w:cs="Courier New" w:hint="default"/>
+      </w:rPr>
+    </w:lvl>
+    <w:lvl w:ilvl="5" w:tplc="0C0A0005" w:tentative="1">
+      <w:start w:val="1"/>
+      <w:numFmt w:val="bullet"/>
+      <w:lvlText w:val=""/>
+      <w:lvlJc w:val="left"/>
+      <w:pPr>
+        <w:ind w:left="5040" w:hanging="360"/>
+      </w:pPr>
+      <w:rPr>
+        <w:rFonts w:ascii="Wingdings" w:hAnsi="Wingdings" w:hint="default"/>
+      </w:rPr>
+    </w:lvl>
+    <w:lvl w:ilvl="6" w:tplc="0C0A0001" w:tentative="1">
+      <w:start w:val="1"/>
+      <w:numFmt w:val="bullet"/>
+      <w:lvlText w:val=""/>
+      <w:lvlJc w:val="left"/>
+      <w:pPr>
+        <w:ind w:left="5760" w:hanging="360"/>
+      </w:pPr>
+      <w:rPr>
+        <w:rFonts w:ascii="Symbol" w:hAnsi="Symbol" w:hint="default"/>
+      </w:rPr>
+    </w:lvl>
+    <w:lvl w:ilvl="7" w:tplc="0C0A0003" w:tentative="1">
+      <w:start w:val="1"/>
+      <w:numFmt w:val="bullet"/>
+      <w:lvlText w:val="o"/>
+      <w:lvlJc w:val="left"/>
+      <w:pPr>
+        <w:ind w:left="6480" w:hanging="360"/>
+      </w:pPr>
+      <w:rPr>
+        <w:rFonts w:ascii="Courier New" w:hAnsi="Courier New" w:cs="Courier New" w:hint="default"/>
+      </w:rPr>
+    </w:lvl>
+    <w:lvl w:ilvl="8" w:tplc="0C0A0005" w:tentative="1">
+      <w:start w:val="1"/>
+      <w:numFmt w:val="bullet"/>
+      <w:lvlText w:val=""/>
+      <w:lvlJc w:val="left"/>
+      <w:pPr>
+        <w:ind w:left="7200" w:hanging="360"/>
+      </w:pPr>
+      <w:rPr>
+        <w:rFonts w:ascii="Wingdings" w:hAnsi="Wingdings" w:hint="default"/>
+      </w:rPr>
+    </w:lvl>
+  </w:abstractNum>
+  <w:abstractNum w:abstractNumId="27" w15:restartNumberingAfterBreak="0">
     <w:nsid w:val="64D63203"/>
     <w:multiLevelType w:val="hybridMultilevel"/>
     <w:tmpl w:val="B1B28DC2"/>
@@ -9323,7 +8786,7 @@
       </w:rPr>
     </w:lvl>
   </w:abstractNum>
-  <w:abstractNum w:abstractNumId="35" w15:restartNumberingAfterBreak="0">
+  <w:abstractNum w:abstractNumId="28" w15:restartNumberingAfterBreak="0">
     <w:nsid w:val="671E3F10"/>
     <w:multiLevelType w:val="hybridMultilevel"/>
     <w:tmpl w:val="123E2B8E"/>
@@ -9436,7 +8899,7 @@
       </w:rPr>
     </w:lvl>
   </w:abstractNum>
-  <w:abstractNum w:abstractNumId="36" w15:restartNumberingAfterBreak="0">
+  <w:abstractNum w:abstractNumId="29" w15:restartNumberingAfterBreak="0">
     <w:nsid w:val="6A62777C"/>
     <w:multiLevelType w:val="hybridMultilevel"/>
     <w:tmpl w:val="68F0608C"/>
@@ -9549,295 +9012,7 @@
       </w:rPr>
     </w:lvl>
   </w:abstractNum>
-  <w:abstractNum w:abstractNumId="37" w15:restartNumberingAfterBreak="0">
-    <w:nsid w:val="6C554B86"/>
-    <w:multiLevelType w:val="hybridMultilevel"/>
-    <w:tmpl w:val="0E16D3DE"/>
-    <w:lvl w:ilvl="0" w:tplc="540A000F">
-      <w:start w:val="1"/>
-      <w:numFmt w:val="decimal"/>
-      <w:lvlText w:val="%1."/>
-      <w:lvlJc w:val="left"/>
-      <w:pPr>
-        <w:ind w:left="720" w:hanging="360"/>
-      </w:pPr>
-    </w:lvl>
-    <w:lvl w:ilvl="1" w:tplc="0C0A0019">
-      <w:start w:val="1"/>
-      <w:numFmt w:val="lowerLetter"/>
-      <w:lvlText w:val="%2."/>
-      <w:lvlJc w:val="left"/>
-      <w:pPr>
-        <w:ind w:left="1440" w:hanging="360"/>
-      </w:pPr>
-    </w:lvl>
-    <w:lvl w:ilvl="2" w:tplc="0C0A001B" w:tentative="1">
-      <w:start w:val="1"/>
-      <w:numFmt w:val="lowerRoman"/>
-      <w:lvlText w:val="%3."/>
-      <w:lvlJc w:val="right"/>
-      <w:pPr>
-        <w:ind w:left="2160" w:hanging="180"/>
-      </w:pPr>
-    </w:lvl>
-    <w:lvl w:ilvl="3" w:tplc="0C0A000F" w:tentative="1">
-      <w:start w:val="1"/>
-      <w:numFmt w:val="decimal"/>
-      <w:lvlText w:val="%4."/>
-      <w:lvlJc w:val="left"/>
-      <w:pPr>
-        <w:ind w:left="2880" w:hanging="360"/>
-      </w:pPr>
-    </w:lvl>
-    <w:lvl w:ilvl="4" w:tplc="0C0A0019" w:tentative="1">
-      <w:start w:val="1"/>
-      <w:numFmt w:val="lowerLetter"/>
-      <w:lvlText w:val="%5."/>
-      <w:lvlJc w:val="left"/>
-      <w:pPr>
-        <w:ind w:left="3600" w:hanging="360"/>
-      </w:pPr>
-    </w:lvl>
-    <w:lvl w:ilvl="5" w:tplc="0C0A001B" w:tentative="1">
-      <w:start w:val="1"/>
-      <w:numFmt w:val="lowerRoman"/>
-      <w:lvlText w:val="%6."/>
-      <w:lvlJc w:val="right"/>
-      <w:pPr>
-        <w:ind w:left="4320" w:hanging="180"/>
-      </w:pPr>
-    </w:lvl>
-    <w:lvl w:ilvl="6" w:tplc="0C0A000F" w:tentative="1">
-      <w:start w:val="1"/>
-      <w:numFmt w:val="decimal"/>
-      <w:lvlText w:val="%7."/>
-      <w:lvlJc w:val="left"/>
-      <w:pPr>
-        <w:ind w:left="5040" w:hanging="360"/>
-      </w:pPr>
-    </w:lvl>
-    <w:lvl w:ilvl="7" w:tplc="0C0A0019" w:tentative="1">
-      <w:start w:val="1"/>
-      <w:numFmt w:val="lowerLetter"/>
-      <w:lvlText w:val="%8."/>
-      <w:lvlJc w:val="left"/>
-      <w:pPr>
-        <w:ind w:left="5760" w:hanging="360"/>
-      </w:pPr>
-    </w:lvl>
-    <w:lvl w:ilvl="8" w:tplc="0C0A001B" w:tentative="1">
-      <w:start w:val="1"/>
-      <w:numFmt w:val="lowerRoman"/>
-      <w:lvlText w:val="%9."/>
-      <w:lvlJc w:val="right"/>
-      <w:pPr>
-        <w:ind w:left="6480" w:hanging="180"/>
-      </w:pPr>
-    </w:lvl>
-  </w:abstractNum>
-  <w:abstractNum w:abstractNumId="38" w15:restartNumberingAfterBreak="0">
-    <w:nsid w:val="6E086E43"/>
-    <w:multiLevelType w:val="hybridMultilevel"/>
-    <w:tmpl w:val="B37AC128"/>
-    <w:lvl w:ilvl="0" w:tplc="540A000F">
-      <w:start w:val="1"/>
-      <w:numFmt w:val="decimal"/>
-      <w:lvlText w:val="%1."/>
-      <w:lvlJc w:val="left"/>
-      <w:pPr>
-        <w:ind w:left="720" w:hanging="360"/>
-      </w:pPr>
-    </w:lvl>
-    <w:lvl w:ilvl="1" w:tplc="540A0001">
-      <w:start w:val="1"/>
-      <w:numFmt w:val="bullet"/>
-      <w:lvlText w:val=""/>
-      <w:lvlJc w:val="left"/>
-      <w:pPr>
-        <w:ind w:left="1440" w:hanging="360"/>
-      </w:pPr>
-      <w:rPr>
-        <w:rFonts w:ascii="Symbol" w:hAnsi="Symbol" w:hint="default"/>
-      </w:rPr>
-    </w:lvl>
-    <w:lvl w:ilvl="2" w:tplc="0C0A001B" w:tentative="1">
-      <w:start w:val="1"/>
-      <w:numFmt w:val="lowerRoman"/>
-      <w:lvlText w:val="%3."/>
-      <w:lvlJc w:val="right"/>
-      <w:pPr>
-        <w:ind w:left="2160" w:hanging="180"/>
-      </w:pPr>
-    </w:lvl>
-    <w:lvl w:ilvl="3" w:tplc="0C0A000F" w:tentative="1">
-      <w:start w:val="1"/>
-      <w:numFmt w:val="decimal"/>
-      <w:lvlText w:val="%4."/>
-      <w:lvlJc w:val="left"/>
-      <w:pPr>
-        <w:ind w:left="2880" w:hanging="360"/>
-      </w:pPr>
-    </w:lvl>
-    <w:lvl w:ilvl="4" w:tplc="0C0A0019" w:tentative="1">
-      <w:start w:val="1"/>
-      <w:numFmt w:val="lowerLetter"/>
-      <w:lvlText w:val="%5."/>
-      <w:lvlJc w:val="left"/>
-      <w:pPr>
-        <w:ind w:left="3600" w:hanging="360"/>
-      </w:pPr>
-    </w:lvl>
-    <w:lvl w:ilvl="5" w:tplc="0C0A001B" w:tentative="1">
-      <w:start w:val="1"/>
-      <w:numFmt w:val="lowerRoman"/>
-      <w:lvlText w:val="%6."/>
-      <w:lvlJc w:val="right"/>
-      <w:pPr>
-        <w:ind w:left="4320" w:hanging="180"/>
-      </w:pPr>
-    </w:lvl>
-    <w:lvl w:ilvl="6" w:tplc="0C0A000F" w:tentative="1">
-      <w:start w:val="1"/>
-      <w:numFmt w:val="decimal"/>
-      <w:lvlText w:val="%7."/>
-      <w:lvlJc w:val="left"/>
-      <w:pPr>
-        <w:ind w:left="5040" w:hanging="360"/>
-      </w:pPr>
-    </w:lvl>
-    <w:lvl w:ilvl="7" w:tplc="0C0A0019" w:tentative="1">
-      <w:start w:val="1"/>
-      <w:numFmt w:val="lowerLetter"/>
-      <w:lvlText w:val="%8."/>
-      <w:lvlJc w:val="left"/>
-      <w:pPr>
-        <w:ind w:left="5760" w:hanging="360"/>
-      </w:pPr>
-    </w:lvl>
-    <w:lvl w:ilvl="8" w:tplc="0C0A001B" w:tentative="1">
-      <w:start w:val="1"/>
-      <w:numFmt w:val="lowerRoman"/>
-      <w:lvlText w:val="%9."/>
-      <w:lvlJc w:val="right"/>
-      <w:pPr>
-        <w:ind w:left="6480" w:hanging="180"/>
-      </w:pPr>
-    </w:lvl>
-  </w:abstractNum>
-  <w:abstractNum w:abstractNumId="39" w15:restartNumberingAfterBreak="0">
-    <w:nsid w:val="733D4BA7"/>
-    <w:multiLevelType w:val="hybridMultilevel"/>
-    <w:tmpl w:val="1D8A7892"/>
-    <w:lvl w:ilvl="0" w:tplc="0C0A0001">
-      <w:start w:val="1"/>
-      <w:numFmt w:val="bullet"/>
-      <w:lvlText w:val=""/>
-      <w:lvlJc w:val="left"/>
-      <w:pPr>
-        <w:ind w:left="720" w:hanging="360"/>
-      </w:pPr>
-      <w:rPr>
-        <w:rFonts w:ascii="Symbol" w:hAnsi="Symbol" w:hint="default"/>
-      </w:rPr>
-    </w:lvl>
-    <w:lvl w:ilvl="1" w:tplc="0C0A0003" w:tentative="1">
-      <w:start w:val="1"/>
-      <w:numFmt w:val="bullet"/>
-      <w:lvlText w:val="o"/>
-      <w:lvlJc w:val="left"/>
-      <w:pPr>
-        <w:ind w:left="1440" w:hanging="360"/>
-      </w:pPr>
-      <w:rPr>
-        <w:rFonts w:ascii="Courier New" w:hAnsi="Courier New" w:cs="Courier New" w:hint="default"/>
-      </w:rPr>
-    </w:lvl>
-    <w:lvl w:ilvl="2" w:tplc="0C0A0005" w:tentative="1">
-      <w:start w:val="1"/>
-      <w:numFmt w:val="bullet"/>
-      <w:lvlText w:val=""/>
-      <w:lvlJc w:val="left"/>
-      <w:pPr>
-        <w:ind w:left="2160" w:hanging="360"/>
-      </w:pPr>
-      <w:rPr>
-        <w:rFonts w:ascii="Wingdings" w:hAnsi="Wingdings" w:hint="default"/>
-      </w:rPr>
-    </w:lvl>
-    <w:lvl w:ilvl="3" w:tplc="0C0A0001" w:tentative="1">
-      <w:start w:val="1"/>
-      <w:numFmt w:val="bullet"/>
-      <w:lvlText w:val=""/>
-      <w:lvlJc w:val="left"/>
-      <w:pPr>
-        <w:ind w:left="2880" w:hanging="360"/>
-      </w:pPr>
-      <w:rPr>
-        <w:rFonts w:ascii="Symbol" w:hAnsi="Symbol" w:hint="default"/>
-      </w:rPr>
-    </w:lvl>
-    <w:lvl w:ilvl="4" w:tplc="0C0A0003" w:tentative="1">
-      <w:start w:val="1"/>
-      <w:numFmt w:val="bullet"/>
-      <w:lvlText w:val="o"/>
-      <w:lvlJc w:val="left"/>
-      <w:pPr>
-        <w:ind w:left="3600" w:hanging="360"/>
-      </w:pPr>
-      <w:rPr>
-        <w:rFonts w:ascii="Courier New" w:hAnsi="Courier New" w:cs="Courier New" w:hint="default"/>
-      </w:rPr>
-    </w:lvl>
-    <w:lvl w:ilvl="5" w:tplc="0C0A0005" w:tentative="1">
-      <w:start w:val="1"/>
-      <w:numFmt w:val="bullet"/>
-      <w:lvlText w:val=""/>
-      <w:lvlJc w:val="left"/>
-      <w:pPr>
-        <w:ind w:left="4320" w:hanging="360"/>
-      </w:pPr>
-      <w:rPr>
-        <w:rFonts w:ascii="Wingdings" w:hAnsi="Wingdings" w:hint="default"/>
-      </w:rPr>
-    </w:lvl>
-    <w:lvl w:ilvl="6" w:tplc="0C0A0001" w:tentative="1">
-      <w:start w:val="1"/>
-      <w:numFmt w:val="bullet"/>
-      <w:lvlText w:val=""/>
-      <w:lvlJc w:val="left"/>
-      <w:pPr>
-        <w:ind w:left="5040" w:hanging="360"/>
-      </w:pPr>
-      <w:rPr>
-        <w:rFonts w:ascii="Symbol" w:hAnsi="Symbol" w:hint="default"/>
-      </w:rPr>
-    </w:lvl>
-    <w:lvl w:ilvl="7" w:tplc="0C0A0003" w:tentative="1">
-      <w:start w:val="1"/>
-      <w:numFmt w:val="bullet"/>
-      <w:lvlText w:val="o"/>
-      <w:lvlJc w:val="left"/>
-      <w:pPr>
-        <w:ind w:left="5760" w:hanging="360"/>
-      </w:pPr>
-      <w:rPr>
-        <w:rFonts w:ascii="Courier New" w:hAnsi="Courier New" w:cs="Courier New" w:hint="default"/>
-      </w:rPr>
-    </w:lvl>
-    <w:lvl w:ilvl="8" w:tplc="0C0A0005" w:tentative="1">
-      <w:start w:val="1"/>
-      <w:numFmt w:val="bullet"/>
-      <w:lvlText w:val=""/>
-      <w:lvlJc w:val="left"/>
-      <w:pPr>
-        <w:ind w:left="6480" w:hanging="360"/>
-      </w:pPr>
-      <w:rPr>
-        <w:rFonts w:ascii="Wingdings" w:hAnsi="Wingdings" w:hint="default"/>
-      </w:rPr>
-    </w:lvl>
-  </w:abstractNum>
-  <w:abstractNum w:abstractNumId="40" w15:restartNumberingAfterBreak="0">
+  <w:abstractNum w:abstractNumId="30" w15:restartNumberingAfterBreak="0">
     <w:nsid w:val="7396150E"/>
     <w:multiLevelType w:val="hybridMultilevel"/>
     <w:tmpl w:val="C208547A"/>
@@ -9950,209 +9125,7 @@
       </w:rPr>
     </w:lvl>
   </w:abstractNum>
-  <w:abstractNum w:abstractNumId="41" w15:restartNumberingAfterBreak="0">
-    <w:nsid w:val="742C0906"/>
-    <w:multiLevelType w:val="hybridMultilevel"/>
-    <w:tmpl w:val="A6802302"/>
-    <w:lvl w:ilvl="0" w:tplc="540A000F">
-      <w:start w:val="1"/>
-      <w:numFmt w:val="decimal"/>
-      <w:lvlText w:val="%1."/>
-      <w:lvlJc w:val="left"/>
-      <w:pPr>
-        <w:ind w:left="720" w:hanging="360"/>
-      </w:pPr>
-    </w:lvl>
-    <w:lvl w:ilvl="1" w:tplc="540A0001">
-      <w:start w:val="1"/>
-      <w:numFmt w:val="bullet"/>
-      <w:lvlText w:val=""/>
-      <w:lvlJc w:val="left"/>
-      <w:pPr>
-        <w:ind w:left="1440" w:hanging="360"/>
-      </w:pPr>
-      <w:rPr>
-        <w:rFonts w:ascii="Symbol" w:hAnsi="Symbol" w:hint="default"/>
-      </w:rPr>
-    </w:lvl>
-    <w:lvl w:ilvl="2" w:tplc="0C0A001B" w:tentative="1">
-      <w:start w:val="1"/>
-      <w:numFmt w:val="lowerRoman"/>
-      <w:lvlText w:val="%3."/>
-      <w:lvlJc w:val="right"/>
-      <w:pPr>
-        <w:ind w:left="2160" w:hanging="180"/>
-      </w:pPr>
-    </w:lvl>
-    <w:lvl w:ilvl="3" w:tplc="0C0A000F" w:tentative="1">
-      <w:start w:val="1"/>
-      <w:numFmt w:val="decimal"/>
-      <w:lvlText w:val="%4."/>
-      <w:lvlJc w:val="left"/>
-      <w:pPr>
-        <w:ind w:left="2880" w:hanging="360"/>
-      </w:pPr>
-    </w:lvl>
-    <w:lvl w:ilvl="4" w:tplc="0C0A0019" w:tentative="1">
-      <w:start w:val="1"/>
-      <w:numFmt w:val="lowerLetter"/>
-      <w:lvlText w:val="%5."/>
-      <w:lvlJc w:val="left"/>
-      <w:pPr>
-        <w:ind w:left="3600" w:hanging="360"/>
-      </w:pPr>
-    </w:lvl>
-    <w:lvl w:ilvl="5" w:tplc="0C0A001B" w:tentative="1">
-      <w:start w:val="1"/>
-      <w:numFmt w:val="lowerRoman"/>
-      <w:lvlText w:val="%6."/>
-      <w:lvlJc w:val="right"/>
-      <w:pPr>
-        <w:ind w:left="4320" w:hanging="180"/>
-      </w:pPr>
-    </w:lvl>
-    <w:lvl w:ilvl="6" w:tplc="0C0A000F" w:tentative="1">
-      <w:start w:val="1"/>
-      <w:numFmt w:val="decimal"/>
-      <w:lvlText w:val="%7."/>
-      <w:lvlJc w:val="left"/>
-      <w:pPr>
-        <w:ind w:left="5040" w:hanging="360"/>
-      </w:pPr>
-    </w:lvl>
-    <w:lvl w:ilvl="7" w:tplc="0C0A0019" w:tentative="1">
-      <w:start w:val="1"/>
-      <w:numFmt w:val="lowerLetter"/>
-      <w:lvlText w:val="%8."/>
-      <w:lvlJc w:val="left"/>
-      <w:pPr>
-        <w:ind w:left="5760" w:hanging="360"/>
-      </w:pPr>
-    </w:lvl>
-    <w:lvl w:ilvl="8" w:tplc="0C0A001B" w:tentative="1">
-      <w:start w:val="1"/>
-      <w:numFmt w:val="lowerRoman"/>
-      <w:lvlText w:val="%9."/>
-      <w:lvlJc w:val="right"/>
-      <w:pPr>
-        <w:ind w:left="6480" w:hanging="180"/>
-      </w:pPr>
-    </w:lvl>
-  </w:abstractNum>
-  <w:abstractNum w:abstractNumId="42" w15:restartNumberingAfterBreak="0">
-    <w:nsid w:val="76E5008E"/>
-    <w:multiLevelType w:val="hybridMultilevel"/>
-    <w:tmpl w:val="FC561934"/>
-    <w:lvl w:ilvl="0" w:tplc="0C0A0001">
-      <w:start w:val="1"/>
-      <w:numFmt w:val="bullet"/>
-      <w:lvlText w:val=""/>
-      <w:lvlJc w:val="left"/>
-      <w:pPr>
-        <w:ind w:left="720" w:hanging="360"/>
-      </w:pPr>
-      <w:rPr>
-        <w:rFonts w:ascii="Symbol" w:hAnsi="Symbol" w:hint="default"/>
-      </w:rPr>
-    </w:lvl>
-    <w:lvl w:ilvl="1" w:tplc="0C0A0003" w:tentative="1">
-      <w:start w:val="1"/>
-      <w:numFmt w:val="bullet"/>
-      <w:lvlText w:val="o"/>
-      <w:lvlJc w:val="left"/>
-      <w:pPr>
-        <w:ind w:left="1440" w:hanging="360"/>
-      </w:pPr>
-      <w:rPr>
-        <w:rFonts w:ascii="Courier New" w:hAnsi="Courier New" w:cs="Courier New" w:hint="default"/>
-      </w:rPr>
-    </w:lvl>
-    <w:lvl w:ilvl="2" w:tplc="0C0A0005" w:tentative="1">
-      <w:start w:val="1"/>
-      <w:numFmt w:val="bullet"/>
-      <w:lvlText w:val=""/>
-      <w:lvlJc w:val="left"/>
-      <w:pPr>
-        <w:ind w:left="2160" w:hanging="360"/>
-      </w:pPr>
-      <w:rPr>
-        <w:rFonts w:ascii="Wingdings" w:hAnsi="Wingdings" w:hint="default"/>
-      </w:rPr>
-    </w:lvl>
-    <w:lvl w:ilvl="3" w:tplc="0C0A0001" w:tentative="1">
-      <w:start w:val="1"/>
-      <w:numFmt w:val="bullet"/>
-      <w:lvlText w:val=""/>
-      <w:lvlJc w:val="left"/>
-      <w:pPr>
-        <w:ind w:left="2880" w:hanging="360"/>
-      </w:pPr>
-      <w:rPr>
-        <w:rFonts w:ascii="Symbol" w:hAnsi="Symbol" w:hint="default"/>
-      </w:rPr>
-    </w:lvl>
-    <w:lvl w:ilvl="4" w:tplc="0C0A0003" w:tentative="1">
-      <w:start w:val="1"/>
-      <w:numFmt w:val="bullet"/>
-      <w:lvlText w:val="o"/>
-      <w:lvlJc w:val="left"/>
-      <w:pPr>
-        <w:ind w:left="3600" w:hanging="360"/>
-      </w:pPr>
-      <w:rPr>
-        <w:rFonts w:ascii="Courier New" w:hAnsi="Courier New" w:cs="Courier New" w:hint="default"/>
-      </w:rPr>
-    </w:lvl>
-    <w:lvl w:ilvl="5" w:tplc="0C0A0005" w:tentative="1">
-      <w:start w:val="1"/>
-      <w:numFmt w:val="bullet"/>
-      <w:lvlText w:val=""/>
-      <w:lvlJc w:val="left"/>
-      <w:pPr>
-        <w:ind w:left="4320" w:hanging="360"/>
-      </w:pPr>
-      <w:rPr>
-        <w:rFonts w:ascii="Wingdings" w:hAnsi="Wingdings" w:hint="default"/>
-      </w:rPr>
-    </w:lvl>
-    <w:lvl w:ilvl="6" w:tplc="0C0A0001" w:tentative="1">
-      <w:start w:val="1"/>
-      <w:numFmt w:val="bullet"/>
-      <w:lvlText w:val=""/>
-      <w:lvlJc w:val="left"/>
-      <w:pPr>
-        <w:ind w:left="5040" w:hanging="360"/>
-      </w:pPr>
-      <w:rPr>
-        <w:rFonts w:ascii="Symbol" w:hAnsi="Symbol" w:hint="default"/>
-      </w:rPr>
-    </w:lvl>
-    <w:lvl w:ilvl="7" w:tplc="0C0A0003" w:tentative="1">
-      <w:start w:val="1"/>
-      <w:numFmt w:val="bullet"/>
-      <w:lvlText w:val="o"/>
-      <w:lvlJc w:val="left"/>
-      <w:pPr>
-        <w:ind w:left="5760" w:hanging="360"/>
-      </w:pPr>
-      <w:rPr>
-        <w:rFonts w:ascii="Courier New" w:hAnsi="Courier New" w:cs="Courier New" w:hint="default"/>
-      </w:rPr>
-    </w:lvl>
-    <w:lvl w:ilvl="8" w:tplc="0C0A0005" w:tentative="1">
-      <w:start w:val="1"/>
-      <w:numFmt w:val="bullet"/>
-      <w:lvlText w:val=""/>
-      <w:lvlJc w:val="left"/>
-      <w:pPr>
-        <w:ind w:left="6480" w:hanging="360"/>
-      </w:pPr>
-      <w:rPr>
-        <w:rFonts w:ascii="Wingdings" w:hAnsi="Wingdings" w:hint="default"/>
-      </w:rPr>
-    </w:lvl>
-  </w:abstractNum>
-  <w:abstractNum w:abstractNumId="43" w15:restartNumberingAfterBreak="0">
+  <w:abstractNum w:abstractNumId="31" w15:restartNumberingAfterBreak="0">
     <w:nsid w:val="79477C5C"/>
     <w:multiLevelType w:val="hybridMultilevel"/>
     <w:tmpl w:val="6A76AB70"/>
@@ -10265,13 +9238,14 @@
       </w:rPr>
     </w:lvl>
   </w:abstractNum>
-  <w:abstractNum w:abstractNumId="44" w15:restartNumberingAfterBreak="0">
-    <w:nsid w:val="79D40C4F"/>
+  <w:abstractNum w:abstractNumId="32" w15:restartNumberingAfterBreak="0">
+    <w:nsid w:val="7A1126C1"/>
     <w:multiLevelType w:val="multilevel"/>
-    <w:tmpl w:val="AD062A74"/>
+    <w:tmpl w:val="DFF08AF2"/>
     <w:lvl w:ilvl="0">
       <w:start w:val="1"/>
       <w:numFmt w:val="decimal"/>
+      <w:pStyle w:val="NumberedItem"/>
       <w:lvlText w:val="%1."/>
       <w:lvlJc w:val="left"/>
       <w:pPr>
@@ -10282,64 +9256,6 @@
       </w:pPr>
     </w:lvl>
     <w:lvl w:ilvl="1">
-      <w:numFmt w:val="decimal"/>
-      <w:lvlText w:val=""/>
-      <w:lvlJc w:val="left"/>
-    </w:lvl>
-    <w:lvl w:ilvl="2">
-      <w:numFmt w:val="decimal"/>
-      <w:lvlText w:val=""/>
-      <w:lvlJc w:val="left"/>
-    </w:lvl>
-    <w:lvl w:ilvl="3">
-      <w:numFmt w:val="decimal"/>
-      <w:lvlText w:val=""/>
-      <w:lvlJc w:val="left"/>
-    </w:lvl>
-    <w:lvl w:ilvl="4">
-      <w:numFmt w:val="decimal"/>
-      <w:lvlText w:val=""/>
-      <w:lvlJc w:val="left"/>
-    </w:lvl>
-    <w:lvl w:ilvl="5">
-      <w:numFmt w:val="decimal"/>
-      <w:lvlText w:val=""/>
-      <w:lvlJc w:val="left"/>
-    </w:lvl>
-    <w:lvl w:ilvl="6">
-      <w:numFmt w:val="decimal"/>
-      <w:lvlText w:val=""/>
-      <w:lvlJc w:val="left"/>
-    </w:lvl>
-    <w:lvl w:ilvl="7">
-      <w:numFmt w:val="decimal"/>
-      <w:lvlText w:val=""/>
-      <w:lvlJc w:val="left"/>
-    </w:lvl>
-    <w:lvl w:ilvl="8">
-      <w:numFmt w:val="decimal"/>
-      <w:lvlText w:val=""/>
-      <w:lvlJc w:val="left"/>
-    </w:lvl>
-  </w:abstractNum>
-  <w:abstractNum w:abstractNumId="45" w15:restartNumberingAfterBreak="0">
-    <w:nsid w:val="7A1126C1"/>
-    <w:multiLevelType w:val="multilevel"/>
-    <w:tmpl w:val="DFF08AF2"/>
-    <w:lvl w:ilvl="0">
-      <w:start w:val="1"/>
-      <w:numFmt w:val="decimal"/>
-      <w:pStyle w:val="NumberedItem"/>
-      <w:lvlText w:val="%1."/>
-      <w:lvlJc w:val="left"/>
-      <w:pPr>
-        <w:tabs>
-          <w:tab w:val="num" w:pos="227"/>
-        </w:tabs>
-        <w:ind w:left="227" w:hanging="227"/>
-      </w:pPr>
-    </w:lvl>
-    <w:lvl w:ilvl="1">
       <w:start w:val="1"/>
       <w:numFmt w:val="decimal"/>
       <w:lvlText w:val="%2."/>
@@ -10436,352 +9352,106 @@
       </w:pPr>
     </w:lvl>
   </w:abstractNum>
-  <w:abstractNum w:abstractNumId="46" w15:restartNumberingAfterBreak="0">
-    <w:nsid w:val="7D573D18"/>
-    <w:multiLevelType w:val="hybridMultilevel"/>
-    <w:tmpl w:val="F1643EC2"/>
-    <w:lvl w:ilvl="0" w:tplc="540A000F">
-      <w:start w:val="1"/>
-      <w:numFmt w:val="decimal"/>
-      <w:lvlText w:val="%1."/>
-      <w:lvlJc w:val="left"/>
-      <w:pPr>
-        <w:ind w:left="720" w:hanging="360"/>
-      </w:pPr>
-      <w:rPr>
-        <w:rFonts w:hint="default"/>
-      </w:rPr>
-    </w:lvl>
-    <w:lvl w:ilvl="1" w:tplc="0C0A0019" w:tentative="1">
-      <w:start w:val="1"/>
-      <w:numFmt w:val="lowerLetter"/>
-      <w:lvlText w:val="%2."/>
-      <w:lvlJc w:val="left"/>
-      <w:pPr>
-        <w:ind w:left="1440" w:hanging="360"/>
-      </w:pPr>
-    </w:lvl>
-    <w:lvl w:ilvl="2" w:tplc="0C0A001B" w:tentative="1">
-      <w:start w:val="1"/>
-      <w:numFmt w:val="lowerRoman"/>
-      <w:lvlText w:val="%3."/>
-      <w:lvlJc w:val="right"/>
-      <w:pPr>
-        <w:ind w:left="2160" w:hanging="180"/>
-      </w:pPr>
-    </w:lvl>
-    <w:lvl w:ilvl="3" w:tplc="0C0A000F" w:tentative="1">
-      <w:start w:val="1"/>
-      <w:numFmt w:val="decimal"/>
-      <w:lvlText w:val="%4."/>
-      <w:lvlJc w:val="left"/>
-      <w:pPr>
-        <w:ind w:left="2880" w:hanging="360"/>
-      </w:pPr>
-    </w:lvl>
-    <w:lvl w:ilvl="4" w:tplc="0C0A0019" w:tentative="1">
-      <w:start w:val="1"/>
-      <w:numFmt w:val="lowerLetter"/>
-      <w:lvlText w:val="%5."/>
-      <w:lvlJc w:val="left"/>
-      <w:pPr>
-        <w:ind w:left="3600" w:hanging="360"/>
-      </w:pPr>
-    </w:lvl>
-    <w:lvl w:ilvl="5" w:tplc="0C0A001B" w:tentative="1">
-      <w:start w:val="1"/>
-      <w:numFmt w:val="lowerRoman"/>
-      <w:lvlText w:val="%6."/>
-      <w:lvlJc w:val="right"/>
-      <w:pPr>
-        <w:ind w:left="4320" w:hanging="180"/>
-      </w:pPr>
-    </w:lvl>
-    <w:lvl w:ilvl="6" w:tplc="0C0A000F" w:tentative="1">
-      <w:start w:val="1"/>
-      <w:numFmt w:val="decimal"/>
-      <w:lvlText w:val="%7."/>
-      <w:lvlJc w:val="left"/>
-      <w:pPr>
-        <w:ind w:left="5040" w:hanging="360"/>
-      </w:pPr>
-    </w:lvl>
-    <w:lvl w:ilvl="7" w:tplc="0C0A0019" w:tentative="1">
-      <w:start w:val="1"/>
-      <w:numFmt w:val="lowerLetter"/>
-      <w:lvlText w:val="%8."/>
-      <w:lvlJc w:val="left"/>
-      <w:pPr>
-        <w:ind w:left="5760" w:hanging="360"/>
-      </w:pPr>
-    </w:lvl>
-    <w:lvl w:ilvl="8" w:tplc="0C0A001B" w:tentative="1">
-      <w:start w:val="1"/>
-      <w:numFmt w:val="lowerRoman"/>
-      <w:lvlText w:val="%9."/>
-      <w:lvlJc w:val="right"/>
-      <w:pPr>
-        <w:ind w:left="6480" w:hanging="180"/>
-      </w:pPr>
-    </w:lvl>
-  </w:abstractNum>
-  <w:abstractNum w:abstractNumId="47" w15:restartNumberingAfterBreak="0">
-    <w:nsid w:val="7F3A1DAE"/>
-    <w:multiLevelType w:val="hybridMultilevel"/>
-    <w:tmpl w:val="959868CA"/>
-    <w:lvl w:ilvl="0" w:tplc="0C0A0001">
-      <w:start w:val="1"/>
-      <w:numFmt w:val="bullet"/>
-      <w:lvlText w:val=""/>
-      <w:lvlJc w:val="left"/>
-      <w:pPr>
-        <w:ind w:left="720" w:hanging="360"/>
-      </w:pPr>
-      <w:rPr>
-        <w:rFonts w:ascii="Symbol" w:hAnsi="Symbol" w:hint="default"/>
-      </w:rPr>
-    </w:lvl>
-    <w:lvl w:ilvl="1" w:tplc="0C0A0003" w:tentative="1">
-      <w:start w:val="1"/>
-      <w:numFmt w:val="bullet"/>
-      <w:lvlText w:val="o"/>
-      <w:lvlJc w:val="left"/>
-      <w:pPr>
-        <w:ind w:left="1440" w:hanging="360"/>
-      </w:pPr>
-      <w:rPr>
-        <w:rFonts w:ascii="Courier New" w:hAnsi="Courier New" w:cs="Courier New" w:hint="default"/>
-      </w:rPr>
-    </w:lvl>
-    <w:lvl w:ilvl="2" w:tplc="0C0A0005" w:tentative="1">
-      <w:start w:val="1"/>
-      <w:numFmt w:val="bullet"/>
-      <w:lvlText w:val=""/>
-      <w:lvlJc w:val="left"/>
-      <w:pPr>
-        <w:ind w:left="2160" w:hanging="360"/>
-      </w:pPr>
-      <w:rPr>
-        <w:rFonts w:ascii="Wingdings" w:hAnsi="Wingdings" w:hint="default"/>
-      </w:rPr>
-    </w:lvl>
-    <w:lvl w:ilvl="3" w:tplc="0C0A0001" w:tentative="1">
-      <w:start w:val="1"/>
-      <w:numFmt w:val="bullet"/>
-      <w:lvlText w:val=""/>
-      <w:lvlJc w:val="left"/>
-      <w:pPr>
-        <w:ind w:left="2880" w:hanging="360"/>
-      </w:pPr>
-      <w:rPr>
-        <w:rFonts w:ascii="Symbol" w:hAnsi="Symbol" w:hint="default"/>
-      </w:rPr>
-    </w:lvl>
-    <w:lvl w:ilvl="4" w:tplc="0C0A0003" w:tentative="1">
-      <w:start w:val="1"/>
-      <w:numFmt w:val="bullet"/>
-      <w:lvlText w:val="o"/>
-      <w:lvlJc w:val="left"/>
-      <w:pPr>
-        <w:ind w:left="3600" w:hanging="360"/>
-      </w:pPr>
-      <w:rPr>
-        <w:rFonts w:ascii="Courier New" w:hAnsi="Courier New" w:cs="Courier New" w:hint="default"/>
-      </w:rPr>
-    </w:lvl>
-    <w:lvl w:ilvl="5" w:tplc="0C0A0005" w:tentative="1">
-      <w:start w:val="1"/>
-      <w:numFmt w:val="bullet"/>
-      <w:lvlText w:val=""/>
-      <w:lvlJc w:val="left"/>
-      <w:pPr>
-        <w:ind w:left="4320" w:hanging="360"/>
-      </w:pPr>
-      <w:rPr>
-        <w:rFonts w:ascii="Wingdings" w:hAnsi="Wingdings" w:hint="default"/>
-      </w:rPr>
-    </w:lvl>
-    <w:lvl w:ilvl="6" w:tplc="0C0A0001" w:tentative="1">
-      <w:start w:val="1"/>
-      <w:numFmt w:val="bullet"/>
-      <w:lvlText w:val=""/>
-      <w:lvlJc w:val="left"/>
-      <w:pPr>
-        <w:ind w:left="5040" w:hanging="360"/>
-      </w:pPr>
-      <w:rPr>
-        <w:rFonts w:ascii="Symbol" w:hAnsi="Symbol" w:hint="default"/>
-      </w:rPr>
-    </w:lvl>
-    <w:lvl w:ilvl="7" w:tplc="0C0A0003" w:tentative="1">
-      <w:start w:val="1"/>
-      <w:numFmt w:val="bullet"/>
-      <w:lvlText w:val="o"/>
-      <w:lvlJc w:val="left"/>
-      <w:pPr>
-        <w:ind w:left="5760" w:hanging="360"/>
-      </w:pPr>
-      <w:rPr>
-        <w:rFonts w:ascii="Courier New" w:hAnsi="Courier New" w:cs="Courier New" w:hint="default"/>
-      </w:rPr>
-    </w:lvl>
-    <w:lvl w:ilvl="8" w:tplc="0C0A0005" w:tentative="1">
-      <w:start w:val="1"/>
-      <w:numFmt w:val="bullet"/>
-      <w:lvlText w:val=""/>
-      <w:lvlJc w:val="left"/>
-      <w:pPr>
-        <w:ind w:left="6480" w:hanging="360"/>
-      </w:pPr>
-      <w:rPr>
-        <w:rFonts w:ascii="Wingdings" w:hAnsi="Wingdings" w:hint="default"/>
-      </w:rPr>
-    </w:lvl>
-  </w:abstractNum>
   <w:num w:numId="1">
+    <w:abstractNumId w:val="11"/>
+  </w:num>
+  <w:num w:numId="2">
+    <w:abstractNumId w:val="5"/>
+  </w:num>
+  <w:num w:numId="3">
+    <w:abstractNumId w:val="23"/>
+  </w:num>
+  <w:num w:numId="4">
+    <w:abstractNumId w:val="32"/>
+  </w:num>
+  <w:num w:numId="5">
+    <w:abstractNumId w:val="8"/>
+  </w:num>
+  <w:num w:numId="6">
+    <w:abstractNumId w:val="31"/>
+  </w:num>
+  <w:num w:numId="7">
+    <w:abstractNumId w:val="20"/>
+  </w:num>
+  <w:num w:numId="8">
+    <w:abstractNumId w:val="25"/>
+  </w:num>
+  <w:num w:numId="9">
+    <w:abstractNumId w:val="19"/>
+  </w:num>
+  <w:num w:numId="10">
+    <w:abstractNumId w:val="17"/>
+  </w:num>
+  <w:num w:numId="11">
+    <w:abstractNumId w:val="3"/>
+  </w:num>
+  <w:num w:numId="12">
+    <w:abstractNumId w:val="6"/>
+  </w:num>
+  <w:num w:numId="13">
+    <w:abstractNumId w:val="16"/>
+  </w:num>
+  <w:num w:numId="14">
+    <w:abstractNumId w:val="30"/>
+  </w:num>
+  <w:num w:numId="15">
+    <w:abstractNumId w:val="18"/>
+  </w:num>
+  <w:num w:numId="16">
+    <w:abstractNumId w:val="15"/>
+  </w:num>
+  <w:num w:numId="17">
+    <w:abstractNumId w:val="2"/>
+  </w:num>
+  <w:num w:numId="18">
+    <w:abstractNumId w:val="29"/>
+  </w:num>
+  <w:num w:numId="19">
+    <w:abstractNumId w:val="0"/>
+  </w:num>
+  <w:num w:numId="20">
+    <w:abstractNumId w:val="10"/>
+  </w:num>
+  <w:num w:numId="21">
+    <w:abstractNumId w:val="22"/>
+  </w:num>
+  <w:num w:numId="22">
+    <w:abstractNumId w:val="12"/>
+  </w:num>
+  <w:num w:numId="23">
+    <w:abstractNumId w:val="28"/>
+  </w:num>
+  <w:num w:numId="24">
     <w:abstractNumId w:val="14"/>
   </w:num>
-  <w:num w:numId="2">
-    <w:abstractNumId w:val="44"/>
+  <w:num w:numId="25">
+    <w:abstractNumId w:val="1"/>
   </w:num>
-  <w:num w:numId="3">
-    <w:abstractNumId w:val="5"/>
+  <w:num w:numId="26">
+    <w:abstractNumId w:val="27"/>
   </w:num>
-  <w:num w:numId="4">
-    <w:abstractNumId w:val="31"/>
+  <w:num w:numId="27">
+    <w:abstractNumId w:val="13"/>
   </w:num>
-  <w:num w:numId="5">
-    <w:abstractNumId w:val="45"/>
+  <w:num w:numId="28">
+    <w:abstractNumId w:val="24"/>
   </w:num>
-  <w:num w:numId="6">
+  <w:num w:numId="29">
+    <w:abstractNumId w:val="4"/>
+  </w:num>
+  <w:num w:numId="30">
     <w:abstractNumId w:val="9"/>
   </w:num>
-  <w:num w:numId="7">
-    <w:abstractNumId w:val="43"/>
+  <w:num w:numId="31">
+    <w:abstractNumId w:val="26"/>
   </w:num>
-  <w:num w:numId="8">
-    <w:abstractNumId w:val="28"/>
+  <w:num w:numId="32">
+    <w:abstractNumId w:val="21"/>
   </w:num>
-  <w:num w:numId="9">
-    <w:abstractNumId w:val="33"/>
-  </w:num>
-  <w:num w:numId="10">
-    <w:abstractNumId w:val="25"/>
-  </w:num>
-  <w:num w:numId="11">
-    <w:abstractNumId w:val="27"/>
-  </w:num>
-  <w:num w:numId="12">
-    <w:abstractNumId w:val="22"/>
-  </w:num>
-  <w:num w:numId="13">
+  <w:num w:numId="33">
     <w:abstractNumId w:val="7"/>
   </w:num>
-  <w:num w:numId="14">
-    <w:abstractNumId w:val="19"/>
-  </w:num>
-  <w:num w:numId="15">
-    <w:abstractNumId w:val="3"/>
-  </w:num>
-  <w:num w:numId="16">
-    <w:abstractNumId w:val="6"/>
-  </w:num>
-  <w:num w:numId="17">
-    <w:abstractNumId w:val="21"/>
-  </w:num>
-  <w:num w:numId="18">
-    <w:abstractNumId w:val="40"/>
-  </w:num>
-  <w:num w:numId="19">
-    <w:abstractNumId w:val="23"/>
-  </w:num>
-  <w:num w:numId="20">
-    <w:abstractNumId w:val="17"/>
-  </w:num>
-  <w:num w:numId="21">
-    <w:abstractNumId w:val="12"/>
-  </w:num>
-  <w:num w:numId="22">
-    <w:abstractNumId w:val="37"/>
-  </w:num>
-  <w:num w:numId="23">
-    <w:abstractNumId w:val="10"/>
-  </w:num>
-  <w:num w:numId="24">
-    <w:abstractNumId w:val="41"/>
-  </w:num>
-  <w:num w:numId="25">
-    <w:abstractNumId w:val="26"/>
-  </w:num>
-  <w:num w:numId="26">
-    <w:abstractNumId w:val="38"/>
-  </w:num>
-  <w:num w:numId="27">
-    <w:abstractNumId w:val="4"/>
-  </w:num>
-  <w:num w:numId="28">
-    <w:abstractNumId w:val="20"/>
-  </w:num>
-  <w:num w:numId="29">
-    <w:abstractNumId w:val="2"/>
-  </w:num>
-  <w:num w:numId="30">
-    <w:abstractNumId w:val="46"/>
-  </w:num>
-  <w:num w:numId="31">
-    <w:abstractNumId w:val="36"/>
-  </w:num>
-  <w:num w:numId="32">
-    <w:abstractNumId w:val="0"/>
-  </w:num>
-  <w:num w:numId="33">
-    <w:abstractNumId w:val="11"/>
-  </w:num>
-  <w:num w:numId="34">
-    <w:abstractNumId w:val="39"/>
-  </w:num>
-  <w:num w:numId="35">
-    <w:abstractNumId w:val="24"/>
-  </w:num>
-  <w:num w:numId="36">
-    <w:abstractNumId w:val="29"/>
-  </w:num>
-  <w:num w:numId="37">
-    <w:abstractNumId w:val="15"/>
-  </w:num>
-  <w:num w:numId="38">
-    <w:abstractNumId w:val="35"/>
-  </w:num>
-  <w:num w:numId="39">
-    <w:abstractNumId w:val="30"/>
-  </w:num>
-  <w:num w:numId="40">
-    <w:abstractNumId w:val="42"/>
-  </w:num>
-  <w:num w:numId="41">
-    <w:abstractNumId w:val="8"/>
-  </w:num>
-  <w:num w:numId="42">
-    <w:abstractNumId w:val="47"/>
-  </w:num>
-  <w:num w:numId="43">
-    <w:abstractNumId w:val="18"/>
-  </w:num>
-  <w:num w:numId="44">
-    <w:abstractNumId w:val="13"/>
-  </w:num>
-  <w:num w:numId="45">
-    <w:abstractNumId w:val="1"/>
-  </w:num>
-  <w:num w:numId="46">
-    <w:abstractNumId w:val="34"/>
-  </w:num>
-  <w:num w:numId="47">
-    <w:abstractNumId w:val="16"/>
-  </w:num>
-  <w:num w:numId="48">
-    <w:abstractNumId w:val="32"/>
-  </w:num>
+  <w:numIdMacAtCleanup w:val="33"/>
 </w:numbering>
 </file>
 
@@ -11806,7 +10476,7 @@
     <w:qFormat/>
     <w:pPr>
       <w:numPr>
-        <w:numId w:val="3"/>
+        <w:numId w:val="2"/>
       </w:numPr>
       <w:tabs>
         <w:tab w:val="left" w:pos="227"/>
@@ -11820,7 +10490,7 @@
     <w:qFormat/>
     <w:pPr>
       <w:numPr>
-        <w:numId w:val="4"/>
+        <w:numId w:val="3"/>
       </w:numPr>
     </w:pPr>
   </w:style>
@@ -11830,7 +10500,7 @@
     <w:qFormat/>
     <w:pPr>
       <w:numPr>
-        <w:numId w:val="5"/>
+        <w:numId w:val="4"/>
       </w:numPr>
     </w:pPr>
   </w:style>

--- a/documentacion.docx
+++ b/documentacion.docx
@@ -110,6 +110,7 @@
         </w:rPr>
         <w:t xml:space="preserve">1   </w:t>
       </w:r>
+      <w:proofErr w:type="gramStart"/>
       <w:r>
         <w:rPr>
           <w:lang w:val="es-ES"/>
@@ -122,6 +123,7 @@
         </w:rPr>
         <w:t>efinición</w:t>
       </w:r>
+      <w:proofErr w:type="gramEnd"/>
       <w:r>
         <w:rPr>
           <w:lang w:val="es-ES"/>
@@ -148,19 +150,11 @@
         </w:rPr>
         <w:t>El dominio seleccionado es cultura y entretenimiento, con énfasis en películas y series.</w:t>
       </w:r>
-    </w:p>
-    <w:p>
-      <w:pPr>
-        <w:pStyle w:val="p1a"/>
-        <w:rPr>
-          <w:lang w:val="es-ES"/>
-        </w:rPr>
-      </w:pPr>
-      <w:r>
-        <w:rPr>
-          <w:lang w:val="es-ES"/>
-        </w:rPr>
-        <w:t xml:space="preserve">   </w:t>
+      <w:r>
+        <w:rPr>
+          <w:lang w:val="es-ES"/>
+        </w:rPr>
+        <w:t xml:space="preserve"> </w:t>
       </w:r>
       <w:r>
         <w:rPr>
@@ -350,7 +344,7 @@
         <w:rPr>
           <w:lang w:val="es-ES"/>
         </w:rPr>
-        <w:t>Refinamiento y depuración del corpus documental (1,029 obras audiovisuales con metadatos expandidos).</w:t>
+        <w:t>Refinamiento y depuración del corpus documental.</w:t>
       </w:r>
     </w:p>
     <w:p>
@@ -409,6 +403,115 @@
     </w:p>
     <w:p>
       <w:pPr>
+        <w:ind w:firstLine="0"/>
+        <w:rPr>
+          <w:lang w:val="es-ES"/>
+        </w:rPr>
+      </w:pPr>
+    </w:p>
+    <w:p>
+      <w:pPr>
+        <w:ind w:firstLine="0"/>
+        <w:rPr>
+          <w:b/>
+          <w:bCs/>
+          <w:lang w:val="es-ES"/>
+        </w:rPr>
+      </w:pPr>
+      <w:r>
+        <w:rPr>
+          <w:b/>
+          <w:bCs/>
+          <w:lang w:val="es-ES"/>
+        </w:rPr>
+        <w:t>1.4 Alcance del Corte 3</w:t>
+      </w:r>
+    </w:p>
+    <w:p>
+      <w:pPr>
+        <w:ind w:firstLine="0"/>
+        <w:rPr>
+          <w:b/>
+          <w:bCs/>
+          <w:lang w:val="es-ES"/>
+        </w:rPr>
+      </w:pPr>
+    </w:p>
+    <w:p>
+      <w:pPr>
+        <w:pStyle w:val="Prrafodelista"/>
+        <w:numPr>
+          <w:ilvl w:val="0"/>
+          <w:numId w:val="34"/>
+        </w:numPr>
+        <w:rPr>
+          <w:lang w:val="es-ES"/>
+        </w:rPr>
+      </w:pPr>
+      <w:r>
+        <w:rPr>
+          <w:lang w:val="es-ES"/>
+        </w:rPr>
+        <w:t>Incorporación de una interfaz visual en Streamlit para facilitar la exploración del corpus mediante búsquedas en lenguaje natural.</w:t>
+      </w:r>
+    </w:p>
+    <w:p>
+      <w:pPr>
+        <w:pStyle w:val="Prrafodelista"/>
+        <w:numPr>
+          <w:ilvl w:val="0"/>
+          <w:numId w:val="34"/>
+        </w:numPr>
+        <w:rPr>
+          <w:lang w:val="es-ES"/>
+        </w:rPr>
+      </w:pPr>
+      <w:r>
+        <w:rPr>
+          <w:lang w:val="es-ES"/>
+        </w:rPr>
+        <w:lastRenderedPageBreak/>
+        <w:t>Incorporación del módulo de posicionamiento para ordenar y priorizar los resultados según señales de relevancia, metadatos y criterios visuales.</w:t>
+      </w:r>
+    </w:p>
+    <w:p>
+      <w:pPr>
+        <w:pStyle w:val="Prrafodelista"/>
+        <w:numPr>
+          <w:ilvl w:val="0"/>
+          <w:numId w:val="34"/>
+        </w:numPr>
+        <w:rPr>
+          <w:lang w:val="es-ES"/>
+        </w:rPr>
+      </w:pPr>
+      <w:r>
+        <w:rPr>
+          <w:lang w:val="es-ES"/>
+        </w:rPr>
+        <w:t>Integración de autenticación de usuarios, personalización de resultados y ordenamiento visual para mejorar la interacción con el sistema.</w:t>
+      </w:r>
+    </w:p>
+    <w:p>
+      <w:pPr>
+        <w:pStyle w:val="Prrafodelista"/>
+        <w:numPr>
+          <w:ilvl w:val="0"/>
+          <w:numId w:val="34"/>
+        </w:numPr>
+        <w:rPr>
+          <w:lang w:val="es-ES"/>
+        </w:rPr>
+      </w:pPr>
+      <w:r>
+        <w:rPr>
+          <w:lang w:val="es-ES"/>
+        </w:rPr>
+        <w:t>Implementación de un módulo de evaluación para medir el comportamiento del recuperador mediante métricas de recuperación de información.</w:t>
+      </w:r>
+    </w:p>
+    <w:p>
+      <w:pPr>
         <w:pStyle w:val="heading1"/>
         <w:rPr>
           <w:lang w:val="es-ES"/>
@@ -418,9 +521,9 @@
         <w:rPr>
           <w:lang w:val="es-ES"/>
         </w:rPr>
-        <w:lastRenderedPageBreak/>
         <w:t xml:space="preserve">2   </w:t>
       </w:r>
+      <w:proofErr w:type="gramStart"/>
       <w:r>
         <w:rPr>
           <w:lang w:val="es-ES"/>
@@ -433,6 +536,7 @@
         </w:rPr>
         <w:t>ocumentación</w:t>
       </w:r>
+      <w:proofErr w:type="gramEnd"/>
       <w:r>
         <w:rPr>
           <w:lang w:val="es-ES"/>
@@ -521,19 +625,11 @@
         </w:rPr>
         <w:t>un modelo de recuperación neuronal no básico basado en embeddings con Sentence Transformers.</w:t>
       </w:r>
-    </w:p>
-    <w:p>
-      <w:pPr>
-        <w:ind w:firstLine="0"/>
-        <w:rPr>
-          <w:lang w:val="es-ES"/>
-        </w:rPr>
-      </w:pPr>
-      <w:r>
-        <w:rPr>
-          <w:lang w:val="es-ES"/>
-        </w:rPr>
-        <w:t xml:space="preserve">   </w:t>
+      <w:r>
+        <w:rPr>
+          <w:lang w:val="es-ES"/>
+        </w:rPr>
+        <w:t xml:space="preserve"> </w:t>
       </w:r>
       <w:r>
         <w:rPr>
@@ -553,19 +649,11 @@
         </w:rPr>
         <w:t>sentence-transformers/paraphrase-multilingual-MiniLM-L12-v2</w:t>
       </w:r>
-    </w:p>
-    <w:p>
-      <w:pPr>
-        <w:ind w:firstLine="0"/>
-        <w:rPr>
-          <w:lang w:val="es-ES"/>
-        </w:rPr>
-      </w:pPr>
-      <w:r>
-        <w:rPr>
-          <w:lang w:val="es-ES"/>
-        </w:rPr>
-        <w:t xml:space="preserve">   </w:t>
+      <w:r>
+        <w:rPr>
+          <w:lang w:val="es-ES"/>
+        </w:rPr>
+        <w:t xml:space="preserve">. </w:t>
       </w:r>
       <w:r>
         <w:rPr>
@@ -578,20 +666,6 @@
           <w:lang w:val="es-ES"/>
         </w:rPr>
         <w:t xml:space="preserve"> </w:t>
-      </w:r>
-    </w:p>
-    <w:p>
-      <w:pPr>
-        <w:ind w:firstLine="0"/>
-        <w:rPr>
-          <w:lang w:val="es-ES"/>
-        </w:rPr>
-      </w:pPr>
-      <w:r>
-        <w:rPr>
-          <w:lang w:val="es-ES"/>
-        </w:rPr>
-        <w:t xml:space="preserve">   </w:t>
       </w:r>
       <w:r>
         <w:rPr>
@@ -664,6 +738,15 @@
     </w:p>
     <w:p>
       <w:pPr>
+        <w:pStyle w:val="Prrafodelista"/>
+        <w:ind w:left="720" w:firstLine="0"/>
+        <w:rPr>
+          <w:lang w:val="es-ES"/>
+        </w:rPr>
+      </w:pPr>
+    </w:p>
+    <w:p>
+      <w:pPr>
         <w:ind w:firstLine="0"/>
         <w:rPr>
           <w:lang w:val="es-ES"/>
@@ -857,25 +940,7 @@
         <w:rPr>
           <w:lang w:val="es-ES"/>
         </w:rPr>
-        <w:t xml:space="preserve"> </w:t>
-      </w:r>
-      <w:r>
-        <w:rPr>
-          <w:lang w:val="es-ES"/>
-        </w:rPr>
-        <w:t>Un modelo h</w:t>
-      </w:r>
-      <w:r>
-        <w:rPr>
-          <w:lang w:val="es-ES"/>
-        </w:rPr>
-        <w:t>í</w:t>
-      </w:r>
-      <w:r>
-        <w:rPr>
-          <w:lang w:val="es-ES"/>
-        </w:rPr>
-        <w:t>brido combina dos paradigmas complementarios:</w:t>
+        <w:t>:</w:t>
       </w:r>
     </w:p>
     <w:p>
@@ -973,49 +1038,8 @@
     <w:p>
       <w:pPr>
         <w:pStyle w:val="p1a"/>
-        <w:numPr>
-          <w:ilvl w:val="0"/>
-          <w:numId w:val="9"/>
-        </w:numPr>
-        <w:rPr>
-          <w:lang w:val="es-ES"/>
-        </w:rPr>
-      </w:pPr>
-      <w:r>
-        <w:rPr>
-          <w:lang w:val="es-ES"/>
-        </w:rPr>
-        <w:t xml:space="preserve">Entiende intencionalidad </w:t>
-      </w:r>
-      <w:r>
-        <w:rPr>
-          <w:lang w:val="es-ES"/>
-        </w:rPr>
-        <w:t>semántica</w:t>
-      </w:r>
-      <w:r>
-        <w:rPr>
-          <w:lang w:val="es-ES"/>
-        </w:rPr>
-        <w:t xml:space="preserve"> </w:t>
-      </w:r>
-      <w:r>
-        <w:rPr>
-          <w:lang w:val="es-ES"/>
-        </w:rPr>
-        <w:t>detrás</w:t>
-      </w:r>
-      <w:r>
-        <w:rPr>
-          <w:lang w:val="es-ES"/>
-        </w:rPr>
-        <w:t xml:space="preserve"> de la consulta.</w:t>
-      </w:r>
-    </w:p>
-    <w:p>
-      <w:pPr>
-        <w:pStyle w:val="p1a"/>
-        <w:rPr>
+        <w:rPr>
+          <w:u w:val="single"/>
           <w:lang w:val="es-ES"/>
         </w:rPr>
       </w:pPr>
@@ -1035,37 +1059,7 @@
         <w:rPr>
           <w:lang w:val="es-ES"/>
         </w:rPr>
-        <w:t>Recuperación</w:t>
-      </w:r>
-      <w:r>
-        <w:rPr>
-          <w:lang w:val="es-ES"/>
-        </w:rPr>
-        <w:t xml:space="preserve"> </w:t>
-      </w:r>
-      <w:r>
-        <w:rPr>
-          <w:lang w:val="es-ES"/>
-        </w:rPr>
-        <w:t>léxico</w:t>
-      </w:r>
-      <w:r>
-        <w:rPr>
-          <w:lang w:val="es-ES"/>
-        </w:rPr>
-        <w:t>-</w:t>
-      </w:r>
-      <w:r>
-        <w:rPr>
-          <w:lang w:val="es-ES"/>
-        </w:rPr>
-        <w:t>estadística</w:t>
-      </w:r>
-      <w:r>
-        <w:rPr>
-          <w:lang w:val="es-ES"/>
-        </w:rPr>
-        <w:t xml:space="preserve"> (TF-IDF):</w:t>
+        <w:t>Recuperación léxico‑estadística (TF‑IDF / índice invertido)</w:t>
       </w:r>
     </w:p>
     <w:p>
@@ -1073,7 +1067,7 @@
         <w:pStyle w:val="p1a"/>
         <w:numPr>
           <w:ilvl w:val="0"/>
-          <w:numId w:val="11"/>
+          <w:numId w:val="36"/>
         </w:numPr>
         <w:rPr>
           <w:lang w:val="es-ES"/>
@@ -1083,19 +1077,7 @@
         <w:rPr>
           <w:lang w:val="es-ES"/>
         </w:rPr>
-        <w:t xml:space="preserve">Excelente para coincidencias de </w:t>
-      </w:r>
-      <w:r>
-        <w:rPr>
-          <w:lang w:val="es-ES"/>
-        </w:rPr>
-        <w:t>términos</w:t>
-      </w:r>
-      <w:r>
-        <w:rPr>
-          <w:lang w:val="es-ES"/>
-        </w:rPr>
-        <w:t xml:space="preserve"> exactos y frecuencia.</w:t>
+        <w:t>Excelente para coincidencias exactas de términos y consultas que dependen de palabras clave.</w:t>
       </w:r>
     </w:p>
     <w:p>
@@ -1103,7 +1085,7 @@
         <w:pStyle w:val="p1a"/>
         <w:numPr>
           <w:ilvl w:val="0"/>
-          <w:numId w:val="11"/>
+          <w:numId w:val="36"/>
         </w:numPr>
         <w:rPr>
           <w:lang w:val="es-ES"/>
@@ -1113,84 +1095,16 @@
         <w:rPr>
           <w:lang w:val="es-ES"/>
         </w:rPr>
-        <w:t>El efecto IDF captura la importancia de palabras poco comunes.</w:t>
+        <w:t>Soporta búsquedas por metadatos (directores, actores, país, temporadas).</w:t>
       </w:r>
     </w:p>
     <w:p>
       <w:pPr>
         <w:pStyle w:val="p1a"/>
-        <w:numPr>
-          <w:ilvl w:val="0"/>
-          <w:numId w:val="11"/>
-        </w:numPr>
-        <w:rPr>
-          <w:lang w:val="es-ES"/>
-        </w:rPr>
-      </w:pPr>
-      <w:r>
-        <w:rPr>
-          <w:lang w:val="es-ES"/>
-        </w:rPr>
-        <w:t xml:space="preserve">Soporta </w:t>
-      </w:r>
-      <w:r>
-        <w:rPr>
-          <w:lang w:val="es-ES"/>
-        </w:rPr>
-        <w:t>búsquedas</w:t>
-      </w:r>
-      <w:r>
-        <w:rPr>
-          <w:lang w:val="es-ES"/>
-        </w:rPr>
-        <w:t xml:space="preserve"> por metadatos </w:t>
-      </w:r>
-      <w:r>
-        <w:rPr>
-          <w:lang w:val="es-ES"/>
-        </w:rPr>
-        <w:t>específicos</w:t>
-      </w:r>
-      <w:r>
-        <w:rPr>
-          <w:lang w:val="es-ES"/>
-        </w:rPr>
-        <w:t xml:space="preserve"> (directores, </w:t>
-      </w:r>
-      <w:r>
-        <w:rPr>
-          <w:lang w:val="es-ES"/>
-        </w:rPr>
-        <w:t>países</w:t>
-      </w:r>
-      <w:r>
-        <w:rPr>
-          <w:lang w:val="es-ES"/>
-        </w:rPr>
-        <w:t>, actores).</w:t>
-      </w:r>
-    </w:p>
-    <w:p>
-      <w:pPr>
-        <w:pStyle w:val="p1a"/>
-        <w:rPr>
-          <w:lang w:val="es-ES"/>
-        </w:rPr>
-      </w:pPr>
-    </w:p>
-    <w:p>
-      <w:pPr>
-        <w:pStyle w:val="p1a"/>
-        <w:rPr>
-          <w:lang w:val="es-ES"/>
-        </w:rPr>
-      </w:pPr>
-      <w:r>
-        <w:rPr>
-          <w:lang w:val="es-ES"/>
-        </w:rPr>
-        <w:t xml:space="preserve">   </w:t>
-      </w:r>
+        <w:rPr>
+          <w:lang w:val="es-ES"/>
+        </w:rPr>
+      </w:pPr>
       <w:r>
         <w:rPr>
           <w:lang w:val="es-ES"/>
@@ -1299,7 +1213,6 @@
         <w:rPr>
           <w:lang w:val="es-ES"/>
         </w:rPr>
-        <w:lastRenderedPageBreak/>
         <w:t xml:space="preserve">Robustez: Si la </w:t>
       </w:r>
       <w:r>
@@ -1463,8 +1376,8 @@
       <w:pPr>
         <w:pStyle w:val="p1a"/>
         <w:numPr>
-          <w:ilvl w:val="1"/>
-          <w:numId w:val="13"/>
+          <w:ilvl w:val="0"/>
+          <w:numId w:val="38"/>
         </w:numPr>
         <w:rPr>
           <w:lang w:val="es-ES"/>
@@ -1474,21 +1387,15 @@
         <w:rPr>
           <w:lang w:val="es-ES"/>
         </w:rPr>
-        <w:t>Búsqueda</w:t>
-      </w:r>
-      <w:r>
-        <w:rPr>
-          <w:lang w:val="es-ES"/>
-        </w:rPr>
-        <w:t xml:space="preserve"> densa: top-50 resultados por similitud coseno de embeddings.</w:t>
+        <w:t>Búsqueda densa: se calculan similitudes sobre embeddings y se obtienen top‑N candidatos (N es configurable; en código suele usarse valores como 50 por defecto).</w:t>
       </w:r>
     </w:p>
     <w:p>
       <w:pPr>
         <w:pStyle w:val="p1a"/>
         <w:numPr>
-          <w:ilvl w:val="1"/>
-          <w:numId w:val="13"/>
+          <w:ilvl w:val="0"/>
+          <w:numId w:val="38"/>
         </w:numPr>
         <w:rPr>
           <w:lang w:val="es-ES"/>
@@ -1498,69 +1405,15 @@
         <w:rPr>
           <w:lang w:val="es-ES"/>
         </w:rPr>
-        <w:t>Búsqueda</w:t>
-      </w:r>
-      <w:r>
-        <w:rPr>
-          <w:lang w:val="es-ES"/>
-        </w:rPr>
-        <w:t xml:space="preserve"> </w:t>
-      </w:r>
-      <w:r>
-        <w:rPr>
-          <w:lang w:val="es-ES"/>
-        </w:rPr>
-        <w:t>léxico</w:t>
-      </w:r>
-      <w:r>
-        <w:rPr>
-          <w:lang w:val="es-ES"/>
-        </w:rPr>
-        <w:t>-</w:t>
-      </w:r>
-      <w:r>
-        <w:rPr>
-          <w:lang w:val="es-ES"/>
-        </w:rPr>
-        <w:t>estadística</w:t>
-      </w:r>
-      <w:r>
-        <w:rPr>
-          <w:lang w:val="es-ES"/>
-        </w:rPr>
-        <w:t xml:space="preserve">: </w:t>
-      </w:r>
-      <w:r>
-        <w:rPr>
-          <w:lang w:val="es-ES"/>
-        </w:rPr>
-        <w:t>puntuación</w:t>
-      </w:r>
-      <w:r>
-        <w:rPr>
-          <w:lang w:val="es-ES"/>
-        </w:rPr>
-        <w:t xml:space="preserve"> TF-IDF para </w:t>
-      </w:r>
-      <w:r>
-        <w:rPr>
-          <w:lang w:val="es-ES"/>
-        </w:rPr>
-        <w:t>términos</w:t>
-      </w:r>
-      <w:r>
-        <w:rPr>
-          <w:lang w:val="es-ES"/>
-        </w:rPr>
-        <w:t xml:space="preserve"> de consulta.</w:t>
+        <w:t>Búsqueda léxica: se calcula puntuación léxica (TF‑IDF / coincidencia de términos) usando el índice en `index/index.json`.</w:t>
       </w:r>
     </w:p>
     <w:p>
       <w:pPr>
         <w:pStyle w:val="p1a"/>
         <w:numPr>
-          <w:ilvl w:val="1"/>
-          <w:numId w:val="13"/>
+          <w:ilvl w:val="0"/>
+          <w:numId w:val="38"/>
         </w:numPr>
         <w:rPr>
           <w:lang w:val="es-ES"/>
@@ -1570,69 +1423,15 @@
         <w:rPr>
           <w:lang w:val="es-ES"/>
         </w:rPr>
-        <w:t>Fusión</w:t>
-      </w:r>
-      <w:r>
-        <w:rPr>
-          <w:lang w:val="es-ES"/>
-        </w:rPr>
-        <w:t xml:space="preserve"> adaptativa: </w:t>
-      </w:r>
-      <w:r>
-        <w:rPr>
-          <w:lang w:val="es-ES"/>
-        </w:rPr>
-        <w:t>combinación</w:t>
-      </w:r>
-      <w:r>
-        <w:rPr>
-          <w:lang w:val="es-ES"/>
-        </w:rPr>
-        <w:t xml:space="preserve"> ponderada neural </w:t>
-      </w:r>
-      <w:r>
-        <w:rPr>
-          <w:lang w:val="es-ES"/>
-        </w:rPr>
-        <w:t>más</w:t>
-      </w:r>
-      <w:r>
-        <w:rPr>
-          <w:lang w:val="es-ES"/>
-        </w:rPr>
-        <w:t xml:space="preserve"> </w:t>
-      </w:r>
-      <w:r>
-        <w:rPr>
-          <w:lang w:val="es-ES"/>
-        </w:rPr>
-        <w:t>léxico</w:t>
-      </w:r>
-      <w:r>
-        <w:rPr>
-          <w:lang w:val="es-ES"/>
-        </w:rPr>
-        <w:t xml:space="preserve"> con peso ajustable (</w:t>
-      </w:r>
-      <w:r>
-        <w:rPr>
-          <w:lang w:val="es-ES"/>
-        </w:rPr>
-        <w:t>α</w:t>
-      </w:r>
-      <w:r>
-        <w:rPr>
-          <w:lang w:val="es-ES"/>
-        </w:rPr>
-        <w:t>).</w:t>
+        <w:t>Fusión adaptativa: los scores dense y léxico se combinan con pesos configurables (α) y se aplican boosts/penalizaciones por metadatos (tipo, año, país, actores).</w:t>
       </w:r>
     </w:p>
     <w:p>
       <w:pPr>
         <w:pStyle w:val="p1a"/>
         <w:numPr>
-          <w:ilvl w:val="1"/>
-          <w:numId w:val="13"/>
+          <w:ilvl w:val="0"/>
+          <w:numId w:val="38"/>
         </w:numPr>
         <w:rPr>
           <w:lang w:val="es-ES"/>
@@ -1642,36 +1441,11 @@
         <w:rPr>
           <w:lang w:val="es-ES"/>
         </w:rPr>
-        <w:t xml:space="preserve">Restricciones de tipo: filtro o </w:t>
-      </w:r>
-      <w:r>
-        <w:rPr>
-          <w:lang w:val="es-ES"/>
-        </w:rPr>
-        <w:t>penalización</w:t>
-      </w:r>
-      <w:r>
-        <w:rPr>
-          <w:lang w:val="es-ES"/>
-        </w:rPr>
-        <w:t xml:space="preserve"> para consultas que especifican "serie" o "</w:t>
-      </w:r>
-      <w:r>
-        <w:rPr>
-          <w:lang w:val="es-ES"/>
-        </w:rPr>
-        <w:t>película</w:t>
-      </w:r>
-      <w:r>
-        <w:rPr>
-          <w:lang w:val="es-ES"/>
-        </w:rPr>
-        <w:t>".</w:t>
-      </w:r>
-    </w:p>
-    <w:p>
-      <w:pPr>
-        <w:pStyle w:val="p1a"/>
+        <w:t>Filtrado por tipo: el sistema puede filtrar o penalizar resultados según la intención ("serie" vs "película").</w:t>
+      </w:r>
+    </w:p>
+    <w:p>
+      <w:pPr>
         <w:rPr>
           <w:lang w:val="es-ES"/>
         </w:rPr>
@@ -1704,19 +1478,13 @@
         <w:rPr>
           <w:lang w:val="es-ES"/>
         </w:rPr>
-        <w:t xml:space="preserve">Los candidatos se </w:t>
-      </w:r>
-      <w:r>
-        <w:rPr>
-          <w:lang w:val="es-ES"/>
-        </w:rPr>
-        <w:t>reevalúan</w:t>
-      </w:r>
-      <w:r>
-        <w:rPr>
-          <w:lang w:val="es-ES"/>
-        </w:rPr>
-        <w:t xml:space="preserve"> con un modelo CrossEncoder especializado.</w:t>
+        <w:t>L</w:t>
+      </w:r>
+      <w:r>
+        <w:rPr>
+          <w:lang w:val="es-ES"/>
+        </w:rPr>
+        <w:t>os candidatos resultantes se reevalúan con un CrossEncoder (re‑ranker) que evalúa pares (consulta, documento) para producir un score fino.</w:t>
       </w:r>
     </w:p>
     <w:p>
@@ -1734,55 +1502,7 @@
         <w:rPr>
           <w:lang w:val="es-ES"/>
         </w:rPr>
-        <w:t>El CrossEncoder analiza directamente cada par (consulta, documento) en lugar de embeddings independientes.</w:t>
-      </w:r>
-    </w:p>
-    <w:p>
-      <w:pPr>
-        <w:pStyle w:val="p1a"/>
-        <w:numPr>
-          <w:ilvl w:val="1"/>
-          <w:numId w:val="14"/>
-        </w:numPr>
-        <w:rPr>
-          <w:lang w:val="es-ES"/>
-        </w:rPr>
-      </w:pPr>
-      <w:r>
-        <w:rPr>
-          <w:lang w:val="es-ES"/>
-        </w:rPr>
-        <w:t>Fusión</w:t>
-      </w:r>
-      <w:r>
-        <w:rPr>
-          <w:lang w:val="es-ES"/>
-        </w:rPr>
-        <w:t xml:space="preserve"> final: score base combinado con score de re-ranking mediante </w:t>
-      </w:r>
-      <w:r>
-        <w:rPr>
-          <w:lang w:val="es-ES"/>
-        </w:rPr>
-        <w:t>fusión</w:t>
-      </w:r>
-      <w:r>
-        <w:rPr>
-          <w:lang w:val="es-ES"/>
-        </w:rPr>
-        <w:t xml:space="preserve"> ponderada para mayor </w:t>
-      </w:r>
-      <w:r>
-        <w:rPr>
-          <w:lang w:val="es-ES"/>
-        </w:rPr>
-        <w:t>precisión</w:t>
-      </w:r>
-      <w:r>
-        <w:rPr>
-          <w:lang w:val="es-ES"/>
-        </w:rPr>
-        <w:t>.</w:t>
+        <w:t>La fusión final combina score base y score de re‑ranking mediante ponderación para ordenar la lista definitiva.</w:t>
       </w:r>
     </w:p>
     <w:p>
@@ -1970,6 +1690,7 @@
         <w:rPr>
           <w:lang w:val="es-ES"/>
         </w:rPr>
+        <w:lastRenderedPageBreak/>
         <w:t>La consulta del usuario entra al retriever_wrapper.py, el cual consulta los índices y extrae el top-K de documentos candidatos</w:t>
       </w:r>
       <w:r>
@@ -1982,7 +1703,14 @@
         <w:rPr>
           <w:lang w:val="es-ES"/>
         </w:rPr>
-        <w:t>empleando internamente NeuralRetriever.search_with_web_expan</w:t>
+        <w:t xml:space="preserve">empleando internamente </w:t>
+      </w:r>
+      <w:proofErr w:type="spellStart"/>
+      <w:r>
+        <w:rPr>
+          <w:lang w:val="es-ES"/>
+        </w:rPr>
+        <w:t>NeuralRetriever.search_with_web_expan</w:t>
       </w:r>
       <w:r>
         <w:rPr>
@@ -1990,11 +1718,26 @@
         </w:rPr>
         <w:t>-</w:t>
       </w:r>
-      <w:r>
-        <w:rPr>
-          <w:lang w:val="es-ES"/>
-        </w:rPr>
-        <w:t>sion()</w:t>
+      <w:proofErr w:type="gramStart"/>
+      <w:r>
+        <w:rPr>
+          <w:lang w:val="es-ES"/>
+        </w:rPr>
+        <w:t>sion</w:t>
+      </w:r>
+      <w:proofErr w:type="spellEnd"/>
+      <w:r>
+        <w:rPr>
+          <w:lang w:val="es-ES"/>
+        </w:rPr>
+        <w:t>(</w:t>
+      </w:r>
+      <w:proofErr w:type="gramEnd"/>
+      <w:r>
+        <w:rPr>
+          <w:lang w:val="es-ES"/>
+        </w:rPr>
+        <w:t>)</w:t>
       </w:r>
     </w:p>
     <w:p>
@@ -2012,14 +1755,7 @@
         <w:rPr>
           <w:lang w:val="es-ES"/>
         </w:rPr>
-        <w:t xml:space="preserve">Si el umbral de confianza local es menor a un factor predefinido (ej. 0.72) o la cobertura léxica es baja, se dispara automáticamente </w:t>
-      </w:r>
-      <w:r>
-        <w:rPr>
-          <w:lang w:val="es-ES"/>
-        </w:rPr>
-        <w:lastRenderedPageBreak/>
-        <w:t xml:space="preserve">el web_expander.py para recabar información en la red, integrando lo scrapeado temporalmente. </w:t>
+        <w:t xml:space="preserve">Si el umbral de confianza local es menor a un factor predefinido (ej. 0.72) o la cobertura léxica es baja, se dispara automáticamente el web_expander.py para recabar información en la red, integrando lo scrapeado temporalmente. </w:t>
       </w:r>
     </w:p>
     <w:p>
@@ -2207,6 +1943,30 @@
           <w:lang w:val="es-ES"/>
         </w:rPr>
         <w:t>Ejecución completa: Invocando python main.py.</w:t>
+      </w:r>
+    </w:p>
+    <w:p>
+      <w:pPr>
+        <w:pStyle w:val="Prrafodelista"/>
+        <w:numPr>
+          <w:ilvl w:val="0"/>
+          <w:numId w:val="32"/>
+        </w:numPr>
+        <w:rPr>
+          <w:lang w:val="es-ES"/>
+        </w:rPr>
+      </w:pPr>
+      <w:r>
+        <w:rPr>
+          <w:lang w:val="es-ES"/>
+        </w:rPr>
+        <w:t>Interfaz visual: app.py implementa la interfaz en Streamlit</w:t>
+      </w:r>
+      <w:r>
+        <w:rPr>
+          <w:lang w:val="es-ES"/>
+        </w:rPr>
+        <w:t>.</w:t>
       </w:r>
     </w:p>
     <w:p>
@@ -2634,60 +2394,52 @@
           <w:lang w:val="es-ES"/>
         </w:rPr>
       </w:pPr>
-    </w:p>
-    <w:p>
-      <w:pPr>
-        <w:pStyle w:val="p1a"/>
-        <w:rPr>
-          <w:lang w:val="es-ES"/>
-        </w:rPr>
-      </w:pPr>
-      <w:r>
-        <w:rPr>
-          <w:lang w:val="es-ES"/>
-        </w:rPr>
-        <w:t xml:space="preserve">   </w:t>
-      </w:r>
-      <w:r>
-        <w:rPr>
-          <w:lang w:val="es-ES"/>
-        </w:rPr>
-        <w:t>Los documentos se ordenan por valor de similitud descendente.</w:t>
-      </w:r>
-    </w:p>
-    <w:p>
-      <w:pPr>
-        <w:pStyle w:val="p1a"/>
-        <w:rPr>
-          <w:lang w:val="es-ES"/>
-        </w:rPr>
-      </w:pPr>
-      <w:r>
-        <w:rPr>
-          <w:lang w:val="es-ES"/>
-        </w:rPr>
-        <w:t xml:space="preserve">   </w:t>
-      </w:r>
-      <w:r>
-        <w:rPr>
-          <w:lang w:val="es-ES"/>
-        </w:rPr>
-        <w:t>Interpretación de score:</w:t>
-      </w:r>
-    </w:p>
-    <w:p>
-      <w:pPr>
-        <w:rPr>
-          <w:lang w:val="es-ES"/>
-        </w:rPr>
-      </w:pPr>
-    </w:p>
-    <w:p>
-      <w:pPr>
-        <w:pStyle w:val="p1a"/>
+      <w:r>
+        <w:rPr>
+          <w:lang w:val="es-ES"/>
+        </w:rPr>
+        <w:lastRenderedPageBreak/>
+        <w:t xml:space="preserve">    </w:t>
+      </w:r>
+      <w:r>
+        <w:rPr>
+          <w:lang w:val="es-ES"/>
+        </w:rPr>
+        <w:t>Módulo de posicionamiento: positioning_module/ranking.py es el componente encargado de ajustar el orden final de los resultados, combinando señales de similitud, metadatos y criterios de relevancia visual.</w:t>
+      </w:r>
+    </w:p>
+    <w:p>
+      <w:pPr>
+        <w:rPr>
+          <w:lang w:val="es-ES"/>
+        </w:rPr>
+      </w:pPr>
+      <w:r>
+        <w:rPr>
+          <w:lang w:val="es-ES"/>
+        </w:rPr>
+        <w:t>Señal base: la similitud coseno entre embeddings de consulta y documento es una de las señales principales (embeddings calculados con SentenceTransformer).</w:t>
+      </w:r>
+    </w:p>
+    <w:p>
+      <w:pPr>
+        <w:rPr>
+          <w:lang w:val="es-ES"/>
+        </w:rPr>
+      </w:pPr>
+      <w:r>
+        <w:rPr>
+          <w:lang w:val="es-ES"/>
+        </w:rPr>
+        <w:t>Procedimiento real implementado:</w:t>
+      </w:r>
+    </w:p>
+    <w:p>
+      <w:pPr>
+        <w:pStyle w:val="Prrafodelista"/>
         <w:numPr>
           <w:ilvl w:val="0"/>
-          <w:numId w:val="16"/>
+          <w:numId w:val="39"/>
         </w:numPr>
         <w:rPr>
           <w:lang w:val="es-ES"/>
@@ -2697,15 +2449,15 @@
         <w:rPr>
           <w:lang w:val="es-ES"/>
         </w:rPr>
-        <w:t>Score cercano a 1: alta cercanía semántica entre consulta y documento.</w:t>
-      </w:r>
-    </w:p>
-    <w:p>
-      <w:pPr>
-        <w:pStyle w:val="p1a"/>
+        <w:t>Recuperación inicial por embeddings y por puntuación léxica.</w:t>
+      </w:r>
+    </w:p>
+    <w:p>
+      <w:pPr>
+        <w:pStyle w:val="Prrafodelista"/>
         <w:numPr>
           <w:ilvl w:val="0"/>
-          <w:numId w:val="16"/>
+          <w:numId w:val="39"/>
         </w:numPr>
         <w:rPr>
           <w:lang w:val="es-ES"/>
@@ -2715,68 +2467,15 @@
         <w:rPr>
           <w:lang w:val="es-ES"/>
         </w:rPr>
-        <w:t>Score cercano a 0: baja relación semántica.</w:t>
-      </w:r>
-    </w:p>
-    <w:p>
-      <w:pPr>
-        <w:pStyle w:val="p1a"/>
-        <w:rPr>
-          <w:lang w:val="es-ES"/>
-        </w:rPr>
-      </w:pPr>
-    </w:p>
-    <w:p>
-      <w:pPr>
-        <w:pStyle w:val="p1a"/>
-        <w:rPr>
-          <w:lang w:val="es-ES"/>
-        </w:rPr>
-      </w:pPr>
-    </w:p>
-    <w:p>
-      <w:pPr>
-        <w:pStyle w:val="p1a"/>
-        <w:rPr>
-          <w:lang w:val="es-ES"/>
-        </w:rPr>
-      </w:pPr>
-    </w:p>
-    <w:p>
-      <w:pPr>
-        <w:pStyle w:val="p1a"/>
-        <w:rPr>
-          <w:lang w:val="es-ES"/>
-        </w:rPr>
-      </w:pPr>
-      <w:r>
-        <w:rPr>
-          <w:lang w:val="es-ES"/>
-        </w:rPr>
-        <w:lastRenderedPageBreak/>
-        <w:t xml:space="preserve">   </w:t>
-      </w:r>
-      <w:r>
-        <w:rPr>
-          <w:lang w:val="es-ES"/>
-        </w:rPr>
-        <w:t>Procedimiento de ranking implementado:</w:t>
-      </w:r>
-    </w:p>
-    <w:p>
-      <w:pPr>
-        <w:pStyle w:val="p1a"/>
-        <w:rPr>
-          <w:lang w:val="es-ES"/>
-        </w:rPr>
-      </w:pPr>
-    </w:p>
-    <w:p>
-      <w:pPr>
-        <w:pStyle w:val="p1a"/>
+        <w:t>Combinación preliminar de scores (neural + léxico) con pesos configurables.</w:t>
+      </w:r>
+    </w:p>
+    <w:p>
+      <w:pPr>
+        <w:pStyle w:val="Prrafodelista"/>
         <w:numPr>
           <w:ilvl w:val="0"/>
-          <w:numId w:val="17"/>
+          <w:numId w:val="39"/>
         </w:numPr>
         <w:rPr>
           <w:lang w:val="es-ES"/>
@@ -2786,15 +2485,15 @@
         <w:rPr>
           <w:lang w:val="es-ES"/>
         </w:rPr>
-        <w:t>Se obtiene el vector de similitudes para todos los documentos.</w:t>
-      </w:r>
-    </w:p>
-    <w:p>
-      <w:pPr>
-        <w:pStyle w:val="p1a"/>
+        <w:t>Re‑ranking con CrossEncoder para refinar orden.</w:t>
+      </w:r>
+    </w:p>
+    <w:p>
+      <w:pPr>
+        <w:pStyle w:val="Prrafodelista"/>
         <w:numPr>
           <w:ilvl w:val="0"/>
-          <w:numId w:val="17"/>
+          <w:numId w:val="39"/>
         </w:numPr>
         <w:rPr>
           <w:lang w:val="es-ES"/>
@@ -2804,70 +2503,7 @@
         <w:rPr>
           <w:lang w:val="es-ES"/>
         </w:rPr>
-        <w:t>Se aplica ordenamiento descendente de índices por score.</w:t>
-      </w:r>
-    </w:p>
-    <w:p>
-      <w:pPr>
-        <w:pStyle w:val="p1a"/>
-        <w:numPr>
-          <w:ilvl w:val="0"/>
-          <w:numId w:val="17"/>
-        </w:numPr>
-        <w:rPr>
-          <w:lang w:val="es-ES"/>
-        </w:rPr>
-      </w:pPr>
-      <w:r>
-        <w:rPr>
-          <w:lang w:val="es-ES"/>
-        </w:rPr>
-        <w:t>Se recorta al top-k solicitado.</w:t>
-      </w:r>
-    </w:p>
-    <w:p>
-      <w:pPr>
-        <w:pStyle w:val="p1a"/>
-        <w:numPr>
-          <w:ilvl w:val="0"/>
-          <w:numId w:val="17"/>
-        </w:numPr>
-        <w:rPr>
-          <w:lang w:val="es-ES"/>
-        </w:rPr>
-      </w:pPr>
-      <w:r>
-        <w:rPr>
-          <w:lang w:val="es-ES"/>
-        </w:rPr>
-        <w:t>Los documentos resultantes se extraen como el "Contexto" relevante que alimentará la etapa de generación final.</w:t>
-      </w:r>
-    </w:p>
-    <w:p>
-      <w:pPr>
-        <w:rPr>
-          <w:lang w:val="es-ES"/>
-        </w:rPr>
-      </w:pPr>
-    </w:p>
-    <w:p>
-      <w:pPr>
-        <w:pStyle w:val="p1a"/>
-        <w:rPr>
-          <w:lang w:val="es-ES"/>
-        </w:rPr>
-      </w:pPr>
-      <w:r>
-        <w:rPr>
-          <w:lang w:val="es-ES"/>
-        </w:rPr>
-        <w:t xml:space="preserve">   </w:t>
-      </w:r>
-      <w:r>
-        <w:rPr>
-          <w:lang w:val="es-ES"/>
-        </w:rPr>
-        <w:t>Para el ordenamiento se usa una estrategia exacta sobre todo el corpus (no aproximada).</w:t>
+        <w:t>Ajustes finales por metadatos (año, país, tipo, actores) aplicados como boosts/penalizaciones.</w:t>
       </w:r>
     </w:p>
     <w:p>
@@ -2877,10 +2513,6 @@
           <w:lang w:val="es-ES"/>
         </w:rPr>
       </w:pPr>
-      <w:bookmarkStart w:id="1" w:name="OLE_LINK3"/>
-      <w:bookmarkStart w:id="2" w:name="OLE_LINK2"/>
-      <w:bookmarkEnd w:id="1"/>
-      <w:bookmarkEnd w:id="2"/>
       <w:r>
         <w:rPr>
           <w:lang w:val="es-ES"/>
@@ -3196,7 +2828,7 @@
             </m:ctrlPr>
           </m:dPr>
           <m:e>
-            <w:bookmarkStart w:id="3" w:name="_Hlk225549496"/>
+            <w:bookmarkStart w:id="1" w:name="_Hlk225549496"/>
             <m:r>
               <w:rPr>
                 <w:rFonts w:ascii="Cambria Math" w:hAnsi="Cambria Math"/>
@@ -3204,7 +2836,7 @@
               </w:rPr>
               <m:t>N</m:t>
             </m:r>
-            <w:bookmarkEnd w:id="3"/>
+            <w:bookmarkEnd w:id="1"/>
             <m:func>
               <m:funcPr>
                 <m:ctrlPr>
@@ -3249,236 +2881,10 @@
     </w:p>
     <w:p>
       <w:pPr>
-        <w:pStyle w:val="Prrafodelista"/>
-        <w:ind w:left="720" w:firstLine="0"/>
-        <w:rPr>
-          <w:lang w:val="es-ES"/>
-        </w:rPr>
-      </w:pPr>
-    </w:p>
-    <w:p>
-      <w:pPr>
-        <w:rPr>
-          <w:lang w:val="es-ES"/>
-        </w:rPr>
-      </w:pPr>
-      <w:r>
-        <w:rPr>
-          <w:lang w:val="es-ES"/>
-        </w:rPr>
-        <w:t>Para el corpus actual ajustado del corte 2 (1,029 documentos), este costo de clasificación de vectores es de ejecución casi inmediata en CPU. El costo temporal principal en esta nueva iteración ha pasado a concentrarse en la latencia de inferencia propia de la etapa de generación de texto del modelo RAG y el retraso de red producto de posibles consultas web externas.</w:t>
-      </w:r>
-    </w:p>
-    <w:p>
-      <w:pPr>
-        <w:pStyle w:val="heading2"/>
-        <w:rPr>
-          <w:lang w:val="es-ES"/>
-        </w:rPr>
-      </w:pPr>
-      <w:r>
-        <w:rPr>
-          <w:lang w:val="es-ES"/>
-        </w:rPr>
-        <w:t xml:space="preserve">2.6   </w:t>
-      </w:r>
-      <w:r>
-        <w:rPr>
-          <w:lang w:val="es-ES"/>
-        </w:rPr>
-        <w:t xml:space="preserve">Criterios de </w:t>
-      </w:r>
-      <w:r>
-        <w:rPr>
-          <w:lang w:val="es-ES"/>
-        </w:rPr>
-        <w:t>D</w:t>
-      </w:r>
-      <w:r>
-        <w:rPr>
-          <w:lang w:val="es-ES"/>
-        </w:rPr>
-        <w:t xml:space="preserve">esempate y </w:t>
-      </w:r>
-      <w:r>
-        <w:rPr>
-          <w:lang w:val="es-ES"/>
-        </w:rPr>
-        <w:t>E</w:t>
-      </w:r>
-      <w:r>
-        <w:rPr>
-          <w:lang w:val="es-ES"/>
-        </w:rPr>
-        <w:t xml:space="preserve">stabilidad del </w:t>
-      </w:r>
-      <w:r>
-        <w:rPr>
-          <w:lang w:val="es-ES"/>
-        </w:rPr>
-        <w:t>R</w:t>
-      </w:r>
-      <w:r>
-        <w:rPr>
-          <w:lang w:val="es-ES"/>
-        </w:rPr>
-        <w:t>anking</w:t>
-      </w:r>
-    </w:p>
-    <w:p>
-      <w:pPr>
-        <w:pStyle w:val="p1a"/>
-        <w:rPr>
-          <w:lang w:val="es-ES"/>
-        </w:rPr>
-      </w:pPr>
-      <w:r>
-        <w:rPr>
-          <w:lang w:val="es-ES"/>
-        </w:rPr>
-        <w:t xml:space="preserve">   </w:t>
-      </w:r>
-      <w:r>
-        <w:rPr>
-          <w:lang w:val="es-ES"/>
-        </w:rPr>
-        <w:t xml:space="preserve"> </w:t>
-      </w:r>
-      <w:r>
-        <w:rPr>
-          <w:lang w:val="es-ES"/>
-        </w:rPr>
-        <w:t>El criterio primario de orden es el score de similitud coseno.</w:t>
-      </w:r>
-    </w:p>
-    <w:p>
-      <w:pPr>
-        <w:pStyle w:val="p1a"/>
-        <w:rPr>
-          <w:lang w:val="es-ES"/>
-        </w:rPr>
-      </w:pPr>
-      <w:r>
-        <w:rPr>
-          <w:lang w:val="es-ES"/>
-        </w:rPr>
-        <w:t xml:space="preserve">   </w:t>
-      </w:r>
-      <w:r>
-        <w:rPr>
-          <w:lang w:val="es-ES"/>
-        </w:rPr>
-        <w:t xml:space="preserve"> Cuando dos documentos presentan scores idénticos, el orden relativo se define por la jerarquía técnica del arreglo de similitudes, asegurando que el contexto seleccionado para la generación sea estable. Para optimizar esta selección, el sistema prioriza documentos que presenten mayor coincidencia de género con la consulta, mejor completitud en sus metadatos y niveles superiores de popularidad o rating.</w:t>
-      </w:r>
-    </w:p>
-    <w:p>
-      <w:pPr>
-        <w:pStyle w:val="heading2"/>
-        <w:rPr>
-          <w:lang w:val="es-ES"/>
-        </w:rPr>
-      </w:pPr>
-      <w:r>
-        <w:rPr>
-          <w:lang w:val="es-ES"/>
-        </w:rPr>
-        <w:t>2.</w:t>
-      </w:r>
-      <w:r>
-        <w:rPr>
-          <w:lang w:val="es-ES"/>
-        </w:rPr>
-        <w:t>7</w:t>
-      </w:r>
-      <w:r>
-        <w:rPr>
-          <w:lang w:val="es-ES"/>
-        </w:rPr>
-        <w:t xml:space="preserve">   Fortalezas y </w:t>
-      </w:r>
-      <w:r>
-        <w:rPr>
-          <w:lang w:val="es-ES"/>
-        </w:rPr>
-        <w:t>L</w:t>
-      </w:r>
-      <w:r>
-        <w:rPr>
-          <w:lang w:val="es-ES"/>
-        </w:rPr>
-        <w:t xml:space="preserve">imitaciones del </w:t>
-      </w:r>
-      <w:r>
-        <w:rPr>
-          <w:lang w:val="es-ES"/>
-        </w:rPr>
-        <w:t>E</w:t>
-      </w:r>
-      <w:r>
-        <w:rPr>
-          <w:lang w:val="es-ES"/>
-        </w:rPr>
-        <w:t xml:space="preserve">nfoque </w:t>
-      </w:r>
-      <w:r>
-        <w:rPr>
-          <w:lang w:val="es-ES"/>
-        </w:rPr>
-        <w:t>A</w:t>
-      </w:r>
-      <w:r>
-        <w:rPr>
-          <w:lang w:val="es-ES"/>
-        </w:rPr>
-        <w:t>ctual</w:t>
-      </w:r>
-    </w:p>
-    <w:p>
-      <w:pPr>
-        <w:pStyle w:val="p1a"/>
-        <w:rPr>
-          <w:lang w:val="es-ES"/>
-        </w:rPr>
-      </w:pPr>
-      <w:r>
-        <w:rPr>
-          <w:lang w:val="es-ES"/>
-        </w:rPr>
-        <w:t xml:space="preserve">   </w:t>
-      </w:r>
-      <w:r>
-        <w:rPr>
-          <w:lang w:val="es-ES"/>
-        </w:rPr>
-        <w:t>Fortalezas</w:t>
-      </w:r>
-      <w:r>
-        <w:rPr>
-          <w:lang w:val="es-ES"/>
-        </w:rPr>
-        <w:t xml:space="preserve"> del Corte 2</w:t>
-      </w:r>
-      <w:r>
-        <w:rPr>
-          <w:lang w:val="es-ES"/>
-        </w:rPr>
-        <w:t>:</w:t>
-      </w:r>
-    </w:p>
-    <w:p>
-      <w:pPr>
-        <w:pStyle w:val="p1a"/>
-        <w:rPr>
-          <w:lang w:val="es-ES"/>
-        </w:rPr>
-      </w:pPr>
-    </w:p>
-    <w:p>
-      <w:pPr>
         <w:pStyle w:val="p1a"/>
         <w:numPr>
           <w:ilvl w:val="0"/>
-          <w:numId w:val="20"/>
+          <w:numId w:val="18"/>
         </w:numPr>
         <w:rPr>
           <w:lang w:val="es-ES"/>
@@ -3488,7 +2894,7 @@
         <w:rPr>
           <w:lang w:val="es-ES"/>
         </w:rPr>
-        <w:t xml:space="preserve">Comprensión y Síntesis: Gracias a RAG, el modelo ya no solo recupera datos, sino que redacta respuestas hiladas, explica relaciones complejas y elabora justificaciones en lenguaje humano. </w:t>
+        <w:t>Costo adicional de re-ranking: depende del número de candidatos procesados por el CrossEncoder.</w:t>
       </w:r>
     </w:p>
     <w:p>
@@ -3496,7 +2902,7 @@
         <w:pStyle w:val="p1a"/>
         <w:numPr>
           <w:ilvl w:val="0"/>
-          <w:numId w:val="20"/>
+          <w:numId w:val="18"/>
         </w:numPr>
         <w:rPr>
           <w:lang w:val="es-ES"/>
@@ -3506,16 +2912,177 @@
         <w:rPr>
           <w:lang w:val="es-ES"/>
         </w:rPr>
-        <w:lastRenderedPageBreak/>
-        <w:t xml:space="preserve">Cobertura Viva: La integración de un motor de búsqueda web en tiempo real elimina la frontera del dataset estático, permitiendo cubrir estrenos o temas altamente específicos. </w:t>
-      </w:r>
+        <w:t>Costo adicional de expansión web: variable, condicionado por la disponibilidad de la red y por la cantidad de documentos externos recuperados.</w:t>
+      </w:r>
+    </w:p>
+    <w:p>
+      <w:pPr>
+        <w:rPr>
+          <w:lang w:val="es-ES"/>
+        </w:rPr>
+      </w:pPr>
+    </w:p>
+    <w:p>
+      <w:pPr>
+        <w:rPr>
+          <w:lang w:val="es-ES"/>
+        </w:rPr>
+      </w:pPr>
+      <w:r>
+        <w:rPr>
+          <w:lang w:val="es-ES"/>
+        </w:rPr>
+        <w:t>En el corpus actual, el cálculo de similitud y ordenamiento se ejecuta con rapidez en CPU. No obstante, el tiempo total de respuesta puede aumentar por la inferencia del modelo generativo local y por la latencia asociada a la expansión web, en caso de activarse.</w:t>
+      </w:r>
+    </w:p>
+    <w:p>
+      <w:pPr>
+        <w:pStyle w:val="heading2"/>
+        <w:rPr>
+          <w:lang w:val="es-ES"/>
+        </w:rPr>
+      </w:pPr>
+      <w:r>
+        <w:rPr>
+          <w:lang w:val="es-ES"/>
+        </w:rPr>
+        <w:t xml:space="preserve">2.6   </w:t>
+      </w:r>
+      <w:r>
+        <w:rPr>
+          <w:lang w:val="es-ES"/>
+        </w:rPr>
+        <w:t xml:space="preserve">Criterios de </w:t>
+      </w:r>
+      <w:r>
+        <w:rPr>
+          <w:lang w:val="es-ES"/>
+        </w:rPr>
+        <w:t>D</w:t>
+      </w:r>
+      <w:r>
+        <w:rPr>
+          <w:lang w:val="es-ES"/>
+        </w:rPr>
+        <w:t xml:space="preserve">esempate y </w:t>
+      </w:r>
+      <w:r>
+        <w:rPr>
+          <w:lang w:val="es-ES"/>
+        </w:rPr>
+        <w:t>E</w:t>
+      </w:r>
+      <w:r>
+        <w:rPr>
+          <w:lang w:val="es-ES"/>
+        </w:rPr>
+        <w:t xml:space="preserve">stabilidad del </w:t>
+      </w:r>
+      <w:r>
+        <w:rPr>
+          <w:lang w:val="es-ES"/>
+        </w:rPr>
+        <w:t>R</w:t>
+      </w:r>
+      <w:r>
+        <w:rPr>
+          <w:lang w:val="es-ES"/>
+        </w:rPr>
+        <w:t>anking</w:t>
+      </w:r>
+    </w:p>
+    <w:p>
+      <w:pPr>
+        <w:pStyle w:val="p1a"/>
+        <w:rPr>
+          <w:lang w:val="es-ES"/>
+        </w:rPr>
+      </w:pPr>
+      <w:r>
+        <w:rPr>
+          <w:lang w:val="es-ES"/>
+        </w:rPr>
+        <w:t xml:space="preserve">   </w:t>
+      </w:r>
+      <w:r>
+        <w:rPr>
+          <w:lang w:val="es-ES"/>
+        </w:rPr>
+        <w:t xml:space="preserve"> </w:t>
+      </w:r>
+      <w:r>
+        <w:rPr>
+          <w:lang w:val="es-ES"/>
+        </w:rPr>
+        <w:t>El criterio principal de ordenamiento es la puntuación final obtenida tras combinar señales semánticas, léxicas y de re-ranking. El sistema busca mantener un comportamiento estable en la presentación de resultados, de modo que pequeñas variaciones numéricas no provoquen cambios drásticos en el orden.</w:t>
+      </w:r>
+    </w:p>
+    <w:p>
+      <w:pPr>
+        <w:pStyle w:val="p1a"/>
+        <w:rPr>
+          <w:lang w:val="es-ES"/>
+        </w:rPr>
+      </w:pPr>
+      <w:r>
+        <w:rPr>
+          <w:lang w:val="es-ES"/>
+        </w:rPr>
+        <w:t xml:space="preserve">   </w:t>
+      </w:r>
+      <w:r>
+        <w:rPr>
+          <w:lang w:val="es-ES"/>
+        </w:rPr>
+        <w:t xml:space="preserve">En la implementación </w:t>
+      </w:r>
+      <w:r>
+        <w:rPr>
+          <w:lang w:val="es-ES"/>
+        </w:rPr>
+        <w:t>final (Corte 3)</w:t>
+      </w:r>
+      <w:r>
+        <w:rPr>
+          <w:lang w:val="es-ES"/>
+        </w:rPr>
+        <w:t>, el desempate se apoya en la ordenación interna de los resultados y en la combinación de señales secundarias derivadas de metadatos. Entre estas señales se incluyen coincidencias con actores, géneros, tipo de contenido, país, año y otros atributos relevantes.</w:t>
+      </w:r>
+    </w:p>
+    <w:p>
+      <w:pPr>
+        <w:pStyle w:val="p1a"/>
+        <w:rPr>
+          <w:lang w:val="es-ES"/>
+        </w:rPr>
+      </w:pPr>
+      <w:r>
+        <w:rPr>
+          <w:lang w:val="es-ES"/>
+        </w:rPr>
+        <w:t xml:space="preserve">   E</w:t>
+      </w:r>
+      <w:r>
+        <w:rPr>
+          <w:lang w:val="es-ES"/>
+        </w:rPr>
+        <w:t>l sistema prioriza los siguientes criterios de forma general:</w:t>
+      </w:r>
+    </w:p>
+    <w:p>
+      <w:pPr>
+        <w:pStyle w:val="p1a"/>
+        <w:rPr>
+          <w:lang w:val="es-ES"/>
+        </w:rPr>
+      </w:pPr>
     </w:p>
     <w:p>
       <w:pPr>
         <w:pStyle w:val="p1a"/>
         <w:numPr>
           <w:ilvl w:val="0"/>
-          <w:numId w:val="20"/>
+          <w:numId w:val="40"/>
         </w:numPr>
         <w:rPr>
           <w:lang w:val="es-ES"/>
@@ -3525,57 +3092,15 @@
         <w:rPr>
           <w:lang w:val="es-ES"/>
         </w:rPr>
-        <w:t>Recuperación Resiliente: La base híbrida neuronal-léxica garantiza un soporte sólido de contexto para el LLM, compensando léxico exacto frente a aproximaciones de parafraseo.</w:t>
-      </w:r>
-    </w:p>
-    <w:p>
-      <w:pPr>
-        <w:rPr>
-          <w:lang w:val="es-ES"/>
-        </w:rPr>
-      </w:pPr>
+        <w:t>Relevancia final combinada.</w:t>
+      </w:r>
     </w:p>
     <w:p>
       <w:pPr>
         <w:pStyle w:val="p1a"/>
-        <w:rPr>
-          <w:lang w:val="es-ES"/>
-        </w:rPr>
-      </w:pPr>
-    </w:p>
-    <w:p>
-      <w:pPr>
-        <w:pStyle w:val="p1a"/>
-        <w:rPr>
-          <w:lang w:val="es-ES"/>
-        </w:rPr>
-      </w:pPr>
-      <w:r>
-        <w:rPr>
-          <w:lang w:val="es-ES"/>
-        </w:rPr>
-        <w:t xml:space="preserve">   </w:t>
-      </w:r>
-      <w:r>
-        <w:rPr>
-          <w:lang w:val="es-ES"/>
-        </w:rPr>
-        <w:t>Limitaciones actuales:</w:t>
-      </w:r>
-    </w:p>
-    <w:p>
-      <w:pPr>
-        <w:rPr>
-          <w:lang w:val="es-ES"/>
-        </w:rPr>
-      </w:pPr>
-    </w:p>
-    <w:p>
-      <w:pPr>
-        <w:pStyle w:val="Prrafodelista"/>
         <w:numPr>
           <w:ilvl w:val="0"/>
-          <w:numId w:val="33"/>
+          <w:numId w:val="40"/>
         </w:numPr>
         <w:rPr>
           <w:lang w:val="es-ES"/>
@@ -3585,15 +3110,16 @@
         <w:rPr>
           <w:lang w:val="es-ES"/>
         </w:rPr>
-        <w:t>Latencia Global: El tiempo de respuesta se incrementó notablemente (de milisegundos a varios segundos) debido al tiempo requerido por la inferencia del generador (LLM) y las lecturas de los crawlers externos en tiempo real.</w:t>
-      </w:r>
-    </w:p>
-    <w:p>
-      <w:pPr>
-        <w:pStyle w:val="Prrafodelista"/>
+        <w:lastRenderedPageBreak/>
+        <w:t xml:space="preserve"> Relevancia semántica base.</w:t>
+      </w:r>
+    </w:p>
+    <w:p>
+      <w:pPr>
+        <w:pStyle w:val="p1a"/>
         <w:numPr>
           <w:ilvl w:val="0"/>
-          <w:numId w:val="33"/>
+          <w:numId w:val="40"/>
         </w:numPr>
         <w:rPr>
           <w:lang w:val="es-ES"/>
@@ -3603,16 +3129,1068 @@
         <w:rPr>
           <w:lang w:val="es-ES"/>
         </w:rPr>
-        <w:t>Riesgo de Alucinación Menor: Pese al anclaje en documentos verificados (RAG), existe la posibilidad inherente de que el LLM sufra desviaciones generativas si el prompt recuperado es difuso.</w:t>
+        <w:t>Coincidencia léxica.</w:t>
       </w:r>
     </w:p>
     <w:p>
       <w:pPr>
         <w:pStyle w:val="p1a"/>
-        <w:rPr>
-          <w:lang w:val="es-ES"/>
-        </w:rPr>
-      </w:pPr>
+        <w:numPr>
+          <w:ilvl w:val="0"/>
+          <w:numId w:val="40"/>
+        </w:numPr>
+        <w:rPr>
+          <w:lang w:val="es-ES"/>
+        </w:rPr>
+      </w:pPr>
+      <w:r>
+        <w:rPr>
+          <w:lang w:val="es-ES"/>
+        </w:rPr>
+        <w:t>Señales de metadatos.</w:t>
+      </w:r>
+    </w:p>
+    <w:p>
+      <w:pPr>
+        <w:pStyle w:val="p1a"/>
+        <w:numPr>
+          <w:ilvl w:val="0"/>
+          <w:numId w:val="40"/>
+        </w:numPr>
+        <w:rPr>
+          <w:lang w:val="es-ES"/>
+        </w:rPr>
+      </w:pPr>
+      <w:r>
+        <w:rPr>
+          <w:lang w:val="es-ES"/>
+        </w:rPr>
+        <w:t>Tipo de contenido solicitado.</w:t>
+      </w:r>
+    </w:p>
+    <w:p>
+      <w:pPr>
+        <w:pStyle w:val="p1a"/>
+        <w:numPr>
+          <w:ilvl w:val="0"/>
+          <w:numId w:val="40"/>
+        </w:numPr>
+        <w:rPr>
+          <w:lang w:val="es-ES"/>
+        </w:rPr>
+      </w:pPr>
+      <w:r>
+        <w:rPr>
+          <w:lang w:val="es-ES"/>
+        </w:rPr>
+        <w:t>Identificador estable del documento como criterio final de consistencia.</w:t>
+      </w:r>
+    </w:p>
+    <w:p>
+      <w:pPr>
+        <w:pStyle w:val="p1a"/>
+        <w:rPr>
+          <w:lang w:val="es-ES"/>
+        </w:rPr>
+      </w:pPr>
+    </w:p>
+    <w:p>
+      <w:pPr>
+        <w:pStyle w:val="p1a"/>
+        <w:rPr>
+          <w:lang w:val="es-ES"/>
+        </w:rPr>
+      </w:pPr>
+      <w:r>
+        <w:rPr>
+          <w:lang w:val="es-ES"/>
+        </w:rPr>
+        <w:t xml:space="preserve">   </w:t>
+      </w:r>
+      <w:r>
+        <w:rPr>
+          <w:lang w:val="es-ES"/>
+        </w:rPr>
+        <w:t>Este enfoque favorece la estabilidad del ranking y mejora la experiencia de usuario al evitar reordenamientos arbitrarios entre consultas similares.</w:t>
+      </w:r>
+    </w:p>
+    <w:p>
+      <w:pPr>
+        <w:pStyle w:val="heading1"/>
+        <w:rPr>
+          <w:lang w:val="es-ES"/>
+        </w:rPr>
+      </w:pPr>
+      <w:r>
+        <w:rPr>
+          <w:lang w:val="es-ES"/>
+        </w:rPr>
+        <w:t>3</w:t>
+      </w:r>
+      <w:r>
+        <w:rPr>
+          <w:lang w:val="es-ES"/>
+        </w:rPr>
+        <w:t xml:space="preserve">   </w:t>
+      </w:r>
+      <w:proofErr w:type="gramStart"/>
+      <w:r>
+        <w:rPr>
+          <w:lang w:val="es-ES"/>
+        </w:rPr>
+        <w:t>Diseño</w:t>
+      </w:r>
+      <w:proofErr w:type="gramEnd"/>
+      <w:r>
+        <w:rPr>
+          <w:lang w:val="es-ES"/>
+        </w:rPr>
+        <w:t xml:space="preserve"> de la interfaz visual y posicionamiento de la información</w:t>
+      </w:r>
+    </w:p>
+    <w:p>
+      <w:pPr>
+        <w:pStyle w:val="p1a"/>
+        <w:rPr>
+          <w:lang w:val="es-ES"/>
+        </w:rPr>
+      </w:pPr>
+    </w:p>
+    <w:p>
+      <w:pPr>
+        <w:rPr>
+          <w:lang w:val="es-ES"/>
+        </w:rPr>
+      </w:pPr>
+      <w:r>
+        <w:rPr>
+          <w:lang w:val="es-ES"/>
+        </w:rPr>
+        <w:t>La interfaz visual del sistema fue diseñada con el objetivo de facilitar la exploración del corpus de forma clara, jerarquizada e intuitiva. Para ello, se optó por una presentación en tarjetas, donde cada resultado se muestra como una unidad visual independiente que resume los atributos más relevantes del documento: título, tipo de contenido, puntuación, año, valoración y sinopsis.</w:t>
+      </w:r>
+    </w:p>
+    <w:p>
+      <w:pPr>
+        <w:rPr>
+          <w:lang w:val="es-ES"/>
+        </w:rPr>
+      </w:pPr>
+      <w:r>
+        <w:rPr>
+          <w:lang w:val="es-ES"/>
+        </w:rPr>
+        <w:t>En términos de distribución visual, la información se organiza siguiendo una jerarquía de atención. En primer lugar, se ubican los elementos asociados a la relevancia de la búsqueda, como la posición en el ranking y la puntuación obtenida. Posteriormente, se presentan los metadatos descriptivos del contenido, lo que permite identificar con rapidez si el documento recuperado responde a la intención de la consulta. Finalmente, la sinopsis aparece como un elemento complementario para profundizar en la comprensión del resultado.</w:t>
+      </w:r>
+    </w:p>
+    <w:p>
+      <w:pPr>
+        <w:ind w:firstLine="0"/>
+        <w:rPr>
+          <w:lang w:val="es-ES"/>
+        </w:rPr>
+      </w:pPr>
+      <w:r>
+        <w:rPr>
+          <w:lang w:val="es-ES"/>
+        </w:rPr>
+        <w:t xml:space="preserve">    </w:t>
+      </w:r>
+      <w:r>
+        <w:rPr>
+          <w:lang w:val="es-ES"/>
+        </w:rPr>
+        <w:t>Asimismo, el panel lateral concentra los controles de búsqueda, los parámetros de recuperación y los ejemplos de consultas, con el propósito de separar claramente las acciones de configuración respecto de la visualización de resultados. Esta organización mejora la legibilidad general de la interfaz y favorece una interacción más ordenada con el sistema.</w:t>
+      </w:r>
+    </w:p>
+    <w:p>
+      <w:pPr>
+        <w:pStyle w:val="heading1"/>
+        <w:rPr>
+          <w:lang w:val="es-ES"/>
+        </w:rPr>
+      </w:pPr>
+      <w:r>
+        <w:rPr>
+          <w:lang w:val="es-ES"/>
+        </w:rPr>
+        <w:t>4</w:t>
+      </w:r>
+      <w:r>
+        <w:rPr>
+          <w:lang w:val="es-ES"/>
+        </w:rPr>
+        <w:t xml:space="preserve">  </w:t>
+      </w:r>
+      <w:r>
+        <w:rPr>
+          <w:lang w:val="es-ES"/>
+        </w:rPr>
+        <w:t xml:space="preserve"> </w:t>
+      </w:r>
+      <w:proofErr w:type="gramStart"/>
+      <w:r>
+        <w:rPr>
+          <w:lang w:val="es-ES"/>
+        </w:rPr>
+        <w:t>Justificación</w:t>
+      </w:r>
+      <w:proofErr w:type="gramEnd"/>
+      <w:r>
+        <w:rPr>
+          <w:lang w:val="es-ES"/>
+        </w:rPr>
+        <w:t xml:space="preserve"> de las estrategias de posicionamiento implementadas</w:t>
+      </w:r>
+      <w:r>
+        <w:rPr>
+          <w:lang w:val="es-ES"/>
+        </w:rPr>
+        <w:t xml:space="preserve"> </w:t>
+      </w:r>
+    </w:p>
+    <w:p>
+      <w:pPr>
+        <w:pStyle w:val="p1a"/>
+        <w:rPr>
+          <w:lang w:val="es-ES"/>
+        </w:rPr>
+      </w:pPr>
+      <w:r>
+        <w:rPr>
+          <w:lang w:val="es-ES"/>
+        </w:rPr>
+        <w:t xml:space="preserve">  </w:t>
+      </w:r>
+      <w:r>
+        <w:rPr>
+          <w:lang w:val="es-ES"/>
+        </w:rPr>
+        <w:t>La estrategia de posicionamiento adoptada en el proyecto busca un equilibrio práctico entre precisión, cobertura y experiencia de usuario. Se fundamenta en cuatro decisiones principales, cada una respaldada por componentes concretos del código:</w:t>
+      </w:r>
+    </w:p>
+    <w:p>
+      <w:pPr>
+        <w:pStyle w:val="p1a"/>
+        <w:rPr>
+          <w:lang w:val="es-ES"/>
+        </w:rPr>
+      </w:pPr>
+    </w:p>
+    <w:p>
+      <w:pPr>
+        <w:pStyle w:val="p1a"/>
+        <w:numPr>
+          <w:ilvl w:val="0"/>
+          <w:numId w:val="42"/>
+        </w:numPr>
+        <w:rPr>
+          <w:lang w:val="es-ES"/>
+        </w:rPr>
+      </w:pPr>
+      <w:r>
+        <w:rPr>
+          <w:lang w:val="es-ES"/>
+        </w:rPr>
+        <w:t>Hibridación semántica‑léxica: la fusión de señales neurales y léxicas se implementa en compute_hybrid_fusion (positioning_module/ranking.py) y se controla por el parámetro Alpha. Esta decisión garantiza que el sistema capture intención (embeddings) y, al mismo tiempo, mantenga precisión en búsquedas por entidades o términos exactos (índice léxico).</w:t>
+      </w:r>
+    </w:p>
+    <w:p>
+      <w:pPr>
+        <w:pStyle w:val="p1a"/>
+        <w:numPr>
+          <w:ilvl w:val="0"/>
+          <w:numId w:val="42"/>
+        </w:numPr>
+        <w:rPr>
+          <w:lang w:val="es-ES"/>
+        </w:rPr>
+      </w:pPr>
+      <w:r>
+        <w:rPr>
+          <w:lang w:val="es-ES"/>
+        </w:rPr>
+        <w:t xml:space="preserve">Re‑ranking fino con Cross‑Encoder: cuando la topología de candidatos presenta ambigüedad, aplicamos un re‑ranking por Cross‑Encoder y lo mezclamos con el score base mediante compute_rerank_fusion y </w:t>
+      </w:r>
+      <w:r>
+        <w:rPr>
+          <w:lang w:val="es-ES"/>
+        </w:rPr>
+        <w:lastRenderedPageBreak/>
+        <w:t>NeuralRetriever.rerank_candidates. Así se resuelven empates semánticos y se obtiene mayor coherencia en el top‑K final.</w:t>
+      </w:r>
+    </w:p>
+    <w:p>
+      <w:pPr>
+        <w:pStyle w:val="p1a"/>
+        <w:numPr>
+          <w:ilvl w:val="0"/>
+          <w:numId w:val="42"/>
+        </w:numPr>
+        <w:rPr>
+          <w:lang w:val="es-ES"/>
+        </w:rPr>
+      </w:pPr>
+      <w:r>
+        <w:rPr>
+          <w:lang w:val="es-ES"/>
+        </w:rPr>
+        <w:t>Prioridad de metadata y frescura: el posicionamiento aplica boosts y penalizaciones explícitas para título, director/creador, actores, temporadas y año (funciones metadata_match_score, actor_alignment_score,</w:t>
+      </w:r>
+      <w:r>
+        <w:rPr>
+          <w:lang w:val="es-ES"/>
+        </w:rPr>
+        <w:t xml:space="preserve"> </w:t>
+      </w:r>
+      <w:r>
+        <w:rPr>
+          <w:lang w:val="es-ES"/>
+        </w:rPr>
+        <w:t>season</w:t>
+      </w:r>
+      <w:r>
+        <w:rPr>
+          <w:lang w:val="es-ES"/>
+        </w:rPr>
+        <w:t xml:space="preserve"> </w:t>
+      </w:r>
+      <w:r>
+        <w:rPr>
+          <w:lang w:val="es-ES"/>
+        </w:rPr>
+        <w:t>alignment_score, year_alignment_score en positioning_module/ranking.py). Además, _freshness_score incorpora una señal temporal que favorece contenido más reciente cuando procede.</w:t>
+      </w:r>
+    </w:p>
+    <w:p>
+      <w:pPr>
+        <w:pStyle w:val="p1a"/>
+        <w:numPr>
+          <w:ilvl w:val="0"/>
+          <w:numId w:val="42"/>
+        </w:numPr>
+        <w:rPr>
+          <w:lang w:val="es-ES"/>
+        </w:rPr>
+      </w:pPr>
+      <w:r>
+        <w:rPr>
+          <w:lang w:val="es-ES"/>
+        </w:rPr>
+        <w:t xml:space="preserve">Robustez y cobertura externa: el sistema monitoriza la cobertura léxica local (query_lexical_coverage) y, si la confianza es baja, activa search_with_web_expansion para traer documentos web adicionales (web_search/). </w:t>
+      </w:r>
+    </w:p>
+    <w:p>
+      <w:pPr>
+        <w:pStyle w:val="p1a"/>
+        <w:rPr>
+          <w:lang w:val="es-ES"/>
+        </w:rPr>
+      </w:pPr>
+    </w:p>
+    <w:p>
+      <w:pPr>
+        <w:pStyle w:val="p1a"/>
+        <w:rPr>
+          <w:lang w:val="es-ES"/>
+        </w:rPr>
+      </w:pPr>
+      <w:r>
+        <w:rPr>
+          <w:lang w:val="es-ES"/>
+        </w:rPr>
+        <w:t xml:space="preserve">   </w:t>
+      </w:r>
+      <w:r>
+        <w:rPr>
+          <w:lang w:val="es-ES"/>
+        </w:rPr>
+        <w:t>Complementariamente, la personalización (módulo recommendation_module) respeta la señal del retriever como prioritaria y re‑puntúa resultados usando historial, géneros y vistas, preservando top‑N en búsquedas de metadata específica. Para desempates y trazabilidad, el tie‑breaker determinista (build_positioning_tie_breaker) combina completitud de metadata, match de género y posición original, lo que produce un orden reproducible y explicable.</w:t>
+      </w:r>
+    </w:p>
+    <w:p>
+      <w:pPr>
+        <w:pStyle w:val="heading1"/>
+        <w:rPr>
+          <w:lang w:val="es-ES"/>
+        </w:rPr>
+      </w:pPr>
+      <w:r>
+        <w:rPr>
+          <w:lang w:val="es-ES"/>
+        </w:rPr>
+        <w:t xml:space="preserve">5  </w:t>
+      </w:r>
+      <w:r>
+        <w:rPr>
+          <w:lang w:val="es-ES"/>
+        </w:rPr>
+        <w:t xml:space="preserve"> </w:t>
+      </w:r>
+      <w:proofErr w:type="gramStart"/>
+      <w:r>
+        <w:rPr>
+          <w:lang w:val="es-ES"/>
+        </w:rPr>
+        <w:t>Módulos</w:t>
+      </w:r>
+      <w:proofErr w:type="gramEnd"/>
+      <w:r>
+        <w:rPr>
+          <w:lang w:val="es-ES"/>
+        </w:rPr>
+        <w:t xml:space="preserve"> adicionales de recomendación y evaluación</w:t>
+      </w:r>
+    </w:p>
+    <w:p>
+      <w:pPr>
+        <w:pStyle w:val="p1a"/>
+        <w:rPr>
+          <w:lang w:val="es-ES"/>
+        </w:rPr>
+      </w:pPr>
+      <w:r>
+        <w:rPr>
+          <w:lang w:val="es-ES"/>
+        </w:rPr>
+        <w:t xml:space="preserve">  </w:t>
+      </w:r>
+      <w:r>
+        <w:rPr>
+          <w:lang w:val="es-ES"/>
+        </w:rPr>
+        <w:t>Además del motor principal de recuperación, el sistema incorpora un módulo de recomendación orientado a personalizar la experiencia del usuario. Este componente utiliza el historial de búsquedas, las interacciones previas y las preferencias registradas para ajustar la selección de resultados y ofrecer sugerencias más cercanas a los intereses de cada persona. De esta manera, el sistema no solo recupera contenido relevante para la consulta actual, sino que también adapta parte de la salida al perfil del usuario.</w:t>
+      </w:r>
+    </w:p>
+    <w:p>
+      <w:pPr>
+        <w:pStyle w:val="p1a"/>
+        <w:rPr>
+          <w:lang w:val="es-ES"/>
+        </w:rPr>
+      </w:pPr>
+    </w:p>
+    <w:p>
+      <w:pPr>
+        <w:pStyle w:val="p1a"/>
+        <w:rPr>
+          <w:lang w:val="es-ES"/>
+        </w:rPr>
+      </w:pPr>
+      <w:r>
+        <w:rPr>
+          <w:lang w:val="es-ES"/>
+        </w:rPr>
+        <w:t xml:space="preserve">  </w:t>
+      </w:r>
+      <w:r>
+        <w:rPr>
+          <w:lang w:val="es-ES"/>
+        </w:rPr>
+        <w:t>El proyecto también incluye un módulo de evaluación que permite analizar el comportamiento del recuperador mediante métricas propias de recuperación de información. Gracias a este componente es posible medir la calidad de los resultados, comparar el desempeño entre distintas consultas y verificar si las estrategias de búsqueda y ordenamiento mantienen un nivel adecuado de relevancia. En conjunto, esta evaluación aporta una base objetiva para revisar el funcionamiento del sistema y justificar futuras mejoras.</w:t>
+      </w:r>
+    </w:p>
+    <w:p>
+      <w:pPr>
+        <w:pStyle w:val="heading1"/>
+        <w:rPr>
+          <w:lang w:val="es-ES"/>
+        </w:rPr>
+      </w:pPr>
+      <w:r>
+        <w:rPr>
+          <w:lang w:val="es-ES"/>
+        </w:rPr>
+        <w:t>6</w:t>
+      </w:r>
+      <w:r>
+        <w:rPr>
+          <w:lang w:val="es-ES"/>
+        </w:rPr>
+        <w:t xml:space="preserve">   </w:t>
+      </w:r>
+      <w:proofErr w:type="gramStart"/>
+      <w:r>
+        <w:rPr>
+          <w:lang w:val="es-ES"/>
+        </w:rPr>
+        <w:t>Est</w:t>
+      </w:r>
+      <w:r>
+        <w:rPr>
+          <w:lang w:val="es-ES"/>
+        </w:rPr>
+        <w:t>ructura</w:t>
+      </w:r>
+      <w:proofErr w:type="gramEnd"/>
+      <w:r>
+        <w:rPr>
+          <w:lang w:val="es-ES"/>
+        </w:rPr>
+        <w:t xml:space="preserve"> de la implementación</w:t>
+      </w:r>
+    </w:p>
+    <w:p>
+      <w:pPr>
+        <w:pStyle w:val="p1a"/>
+        <w:rPr>
+          <w:lang w:val="es-ES"/>
+        </w:rPr>
+      </w:pPr>
+      <w:r>
+        <w:rPr>
+          <w:lang w:val="es-ES"/>
+        </w:rPr>
+        <w:t xml:space="preserve">   </w:t>
+      </w:r>
+      <w:r>
+        <w:rPr>
+          <w:lang w:val="es-ES"/>
+        </w:rPr>
+        <w:t>El sistema CulturaSearch está organizado en módulos independientes pero integrados, cada uno con una responsabilidad específica dentro del flujo general de recuperación de información.</w:t>
+      </w:r>
+    </w:p>
+    <w:p>
+      <w:pPr>
+        <w:pStyle w:val="p1a"/>
+        <w:numPr>
+          <w:ilvl w:val="0"/>
+          <w:numId w:val="41"/>
+        </w:numPr>
+        <w:rPr>
+          <w:lang w:val="es-ES"/>
+        </w:rPr>
+      </w:pPr>
+      <w:r>
+        <w:rPr>
+          <w:lang w:val="es-ES"/>
+        </w:rPr>
+        <w:t>crawler/: descubre Urls de películas y series a partir de fuentes semilla.</w:t>
+      </w:r>
+    </w:p>
+    <w:p>
+      <w:pPr>
+        <w:pStyle w:val="p1a"/>
+        <w:numPr>
+          <w:ilvl w:val="0"/>
+          <w:numId w:val="41"/>
+        </w:numPr>
+        <w:rPr>
+          <w:lang w:val="es-ES"/>
+        </w:rPr>
+      </w:pPr>
+      <w:r>
+        <w:rPr>
+          <w:lang w:val="es-ES"/>
+        </w:rPr>
+        <w:t>scraper/: extrae y estructura los metadatos de las páginas descubiertas.</w:t>
+      </w:r>
+    </w:p>
+    <w:p>
+      <w:pPr>
+        <w:pStyle w:val="p1a"/>
+        <w:numPr>
+          <w:ilvl w:val="0"/>
+          <w:numId w:val="41"/>
+        </w:numPr>
+        <w:rPr>
+          <w:lang w:val="es-ES"/>
+        </w:rPr>
+      </w:pPr>
+      <w:r>
+        <w:rPr>
+          <w:lang w:val="es-ES"/>
+        </w:rPr>
+        <w:lastRenderedPageBreak/>
+        <w:t>index/: construye y limpia el índice léxico invertido.</w:t>
+      </w:r>
+    </w:p>
+    <w:p>
+      <w:pPr>
+        <w:pStyle w:val="p1a"/>
+        <w:numPr>
+          <w:ilvl w:val="0"/>
+          <w:numId w:val="41"/>
+        </w:numPr>
+        <w:rPr>
+          <w:lang w:val="es-ES"/>
+        </w:rPr>
+      </w:pPr>
+      <w:r>
+        <w:rPr>
+          <w:lang w:val="es-ES"/>
+        </w:rPr>
+        <w:t>bd/: almacena el índice vectorial, embeddings y metadatos asociados.</w:t>
+      </w:r>
+    </w:p>
+    <w:p>
+      <w:pPr>
+        <w:pStyle w:val="p1a"/>
+        <w:numPr>
+          <w:ilvl w:val="0"/>
+          <w:numId w:val="41"/>
+        </w:numPr>
+        <w:rPr>
+          <w:lang w:val="es-ES"/>
+        </w:rPr>
+      </w:pPr>
+      <w:r>
+        <w:rPr>
+          <w:lang w:val="es-ES"/>
+        </w:rPr>
+        <w:t>neural_based_model/: implementa el recuperador neuronal y el re-ranking.</w:t>
+      </w:r>
+    </w:p>
+    <w:p>
+      <w:pPr>
+        <w:pStyle w:val="p1a"/>
+        <w:numPr>
+          <w:ilvl w:val="0"/>
+          <w:numId w:val="41"/>
+        </w:numPr>
+        <w:rPr>
+          <w:lang w:val="es-ES"/>
+        </w:rPr>
+      </w:pPr>
+      <w:r>
+        <w:rPr>
+          <w:lang w:val="es-ES"/>
+        </w:rPr>
+        <w:t>positioning_module/: gestiona puntuaciones combinadas y estrategias de posicionamiento.</w:t>
+      </w:r>
+    </w:p>
+    <w:p>
+      <w:pPr>
+        <w:pStyle w:val="p1a"/>
+        <w:numPr>
+          <w:ilvl w:val="0"/>
+          <w:numId w:val="41"/>
+        </w:numPr>
+        <w:rPr>
+          <w:lang w:val="es-ES"/>
+        </w:rPr>
+      </w:pPr>
+      <w:r>
+        <w:rPr>
+          <w:lang w:val="es-ES"/>
+        </w:rPr>
+        <w:t>rag_module/: coordina la recuperación aumentada con generación de texto.</w:t>
+      </w:r>
+    </w:p>
+    <w:p>
+      <w:pPr>
+        <w:pStyle w:val="p1a"/>
+        <w:numPr>
+          <w:ilvl w:val="0"/>
+          <w:numId w:val="41"/>
+        </w:numPr>
+        <w:rPr>
+          <w:lang w:val="es-ES"/>
+        </w:rPr>
+      </w:pPr>
+      <w:r>
+        <w:rPr>
+          <w:lang w:val="es-ES"/>
+        </w:rPr>
+        <w:t>web_search/: permite expansión web cuando la confianza local es baja.</w:t>
+      </w:r>
+    </w:p>
+    <w:p>
+      <w:pPr>
+        <w:pStyle w:val="p1a"/>
+        <w:numPr>
+          <w:ilvl w:val="0"/>
+          <w:numId w:val="41"/>
+        </w:numPr>
+        <w:rPr>
+          <w:lang w:val="es-ES"/>
+        </w:rPr>
+      </w:pPr>
+      <w:r>
+        <w:rPr>
+          <w:lang w:val="es-ES"/>
+        </w:rPr>
+        <w:t>recommendation_module/: gestiona el perfil del usuario y la personalización.</w:t>
+      </w:r>
+    </w:p>
+    <w:p>
+      <w:pPr>
+        <w:pStyle w:val="p1a"/>
+        <w:numPr>
+          <w:ilvl w:val="0"/>
+          <w:numId w:val="41"/>
+        </w:numPr>
+        <w:rPr>
+          <w:lang w:val="es-ES"/>
+        </w:rPr>
+      </w:pPr>
+      <w:r>
+        <w:rPr>
+          <w:lang w:val="es-ES"/>
+        </w:rPr>
+        <w:t>evaluation_module/: mide el desempeño del sistema con métricas de recuperación.</w:t>
+      </w:r>
+    </w:p>
+    <w:p>
+      <w:pPr>
+        <w:pStyle w:val="p1a"/>
+        <w:numPr>
+          <w:ilvl w:val="0"/>
+          <w:numId w:val="41"/>
+        </w:numPr>
+        <w:rPr>
+          <w:lang w:val="es-ES"/>
+        </w:rPr>
+      </w:pPr>
+      <w:r>
+        <w:rPr>
+          <w:lang w:val="es-ES"/>
+        </w:rPr>
+        <w:t>estadisticas/: contiene scripts para análisis cuantitativo del corpus.</w:t>
+      </w:r>
+    </w:p>
+    <w:p>
+      <w:pPr>
+        <w:pStyle w:val="p1a"/>
+        <w:numPr>
+          <w:ilvl w:val="0"/>
+          <w:numId w:val="41"/>
+        </w:numPr>
+        <w:rPr>
+          <w:lang w:val="es-ES"/>
+        </w:rPr>
+      </w:pPr>
+      <w:r>
+        <w:rPr>
+          <w:lang w:val="es-ES"/>
+        </w:rPr>
+        <w:t>app.py: implementa la interfaz visual del sistema.</w:t>
+      </w:r>
+    </w:p>
+    <w:p>
+      <w:pPr>
+        <w:pStyle w:val="p1a"/>
+        <w:numPr>
+          <w:ilvl w:val="0"/>
+          <w:numId w:val="41"/>
+        </w:numPr>
+        <w:rPr>
+          <w:lang w:val="es-ES"/>
+        </w:rPr>
+      </w:pPr>
+      <w:r>
+        <w:rPr>
+          <w:lang w:val="es-ES"/>
+        </w:rPr>
+        <w:t>main.py: actúa como lanzador general para los componentes principales.</w:t>
+      </w:r>
+    </w:p>
+    <w:p>
+      <w:pPr>
+        <w:pStyle w:val="p1a"/>
+        <w:rPr>
+          <w:lang w:val="es-ES"/>
+        </w:rPr>
+      </w:pPr>
+    </w:p>
+    <w:p>
+      <w:pPr>
+        <w:pStyle w:val="p1a"/>
+        <w:rPr>
+          <w:lang w:val="es-ES"/>
+        </w:rPr>
+      </w:pPr>
+      <w:r>
+        <w:rPr>
+          <w:lang w:val="es-ES"/>
+        </w:rPr>
+        <w:t xml:space="preserve">   </w:t>
+      </w:r>
+      <w:r>
+        <w:rPr>
+          <w:lang w:val="es-ES"/>
+        </w:rPr>
+        <w:t>Esta organización modular permite mantener una arquitectura escalable, reutilizable y fácil de depurar.</w:t>
+      </w:r>
+    </w:p>
+    <w:p>
+      <w:pPr>
+        <w:pStyle w:val="heading1"/>
+        <w:rPr>
+          <w:lang w:val="es-ES"/>
+        </w:rPr>
+      </w:pPr>
+      <w:proofErr w:type="gramStart"/>
+      <w:r>
+        <w:rPr>
+          <w:lang w:val="es-ES"/>
+        </w:rPr>
+        <w:t xml:space="preserve">7  </w:t>
+      </w:r>
+      <w:r>
+        <w:rPr>
+          <w:lang w:val="es-ES"/>
+        </w:rPr>
+        <w:t>Opinión</w:t>
+      </w:r>
+      <w:proofErr w:type="gramEnd"/>
+      <w:r>
+        <w:rPr>
+          <w:lang w:val="es-ES"/>
+        </w:rPr>
+        <w:t xml:space="preserve"> crítica del proyecto implementado</w:t>
+      </w:r>
+      <w:r>
+        <w:rPr>
+          <w:lang w:val="es-ES"/>
+        </w:rPr>
+        <w:t xml:space="preserve"> </w:t>
+      </w:r>
+    </w:p>
+    <w:p>
+      <w:pPr>
+        <w:pStyle w:val="p1a"/>
+        <w:rPr>
+          <w:lang w:val="es-ES"/>
+        </w:rPr>
+      </w:pPr>
+      <w:r>
+        <w:rPr>
+          <w:lang w:val="es-ES"/>
+        </w:rPr>
+        <w:t xml:space="preserve">   </w:t>
+      </w:r>
+      <w:r>
+        <w:rPr>
+          <w:lang w:val="es-ES"/>
+        </w:rPr>
+        <w:t>Desde una perspectiva crítica, el proyecto presenta una evolución sólida y coherente respecto a una recuperación básica de información. Entre sus principales bondades se destaca la integración de múltiples enfoques complementarios: recuperación semántica con embeddings, señales léxicas, re-ranking, expansión web, interfaz visual y personalización basada en el perfil del usuario. Esta combinación convierte al sistema en una plataforma más completa y cercana a escenarios reales de búsqueda y exploración de contenido.</w:t>
+      </w:r>
+    </w:p>
+    <w:p>
+      <w:pPr>
+        <w:pStyle w:val="p1a"/>
+        <w:rPr>
+          <w:lang w:val="es-ES"/>
+        </w:rPr>
+      </w:pPr>
+      <w:r>
+        <w:rPr>
+          <w:lang w:val="es-ES"/>
+        </w:rPr>
+        <w:t xml:space="preserve">   </w:t>
+      </w:r>
+      <w:r>
+        <w:rPr>
+          <w:lang w:val="es-ES"/>
+        </w:rPr>
+        <w:t>No obstante, también se identifican insuficiencias. La primera de ellas es la dependencia de componentes externos, como Ollama y la conectividad web, lo cual puede afectar la disponibilidad y la latencia del sistema. En segundo lugar, la complejidad de la arquitectura incrementa el costo de mantenimiento y hace necesario documentar con precisión cada módulo para facilitar su evolución futura. Finalmente, aunque la interfaz mejora notablemente la experiencia de uso, su efectividad depende en gran medida de la calidad de los datos recuperados y de la consistencia de los metadatos disponibles en el corpus.</w:t>
+      </w:r>
+    </w:p>
+    <w:p>
+      <w:pPr>
+        <w:pStyle w:val="heading1"/>
+        <w:rPr>
+          <w:lang w:val="es-ES"/>
+        </w:rPr>
+      </w:pPr>
+      <w:proofErr w:type="gramStart"/>
+      <w:r>
+        <w:rPr>
+          <w:lang w:val="es-ES"/>
+        </w:rPr>
+        <w:t xml:space="preserve">8  </w:t>
+      </w:r>
+      <w:r>
+        <w:rPr>
+          <w:lang w:val="es-ES"/>
+        </w:rPr>
+        <w:t>Deficiencias</w:t>
+      </w:r>
+      <w:proofErr w:type="gramEnd"/>
+      <w:r>
+        <w:rPr>
+          <w:lang w:val="es-ES"/>
+        </w:rPr>
+        <w:t xml:space="preserve"> detectadas por el equipo y posibles soluciones</w:t>
+      </w:r>
+    </w:p>
+    <w:p>
+      <w:pPr>
+        <w:pStyle w:val="p1a"/>
+        <w:numPr>
+          <w:ilvl w:val="0"/>
+          <w:numId w:val="43"/>
+        </w:numPr>
+        <w:rPr>
+          <w:lang w:val="es-ES"/>
+        </w:rPr>
+      </w:pPr>
+      <w:r>
+        <w:rPr>
+          <w:lang w:val="es-ES"/>
+        </w:rPr>
+        <w:t>Dependencia del modelo local</w:t>
+      </w:r>
+      <w:r>
+        <w:t xml:space="preserve">: </w:t>
+      </w:r>
+      <w:r>
+        <w:rPr>
+          <w:lang w:val="es-ES"/>
+        </w:rPr>
+        <w:t>Si Ollama falla, el sistema deja de responder. Se propone añadir mecanismos de respaldo para que la funcionalidad se degrade sin interrumpirse por completo.</w:t>
+      </w:r>
+    </w:p>
+    <w:p>
+      <w:pPr>
+        <w:pStyle w:val="p1a"/>
+        <w:numPr>
+          <w:ilvl w:val="0"/>
+          <w:numId w:val="43"/>
+        </w:numPr>
+        <w:rPr>
+          <w:lang w:val="es-ES"/>
+        </w:rPr>
+      </w:pPr>
+      <w:r>
+        <w:rPr>
+          <w:lang w:val="es-ES"/>
+        </w:rPr>
+        <w:t>Riesgos de la expansión web</w:t>
+      </w:r>
+      <w:r>
+        <w:rPr>
+          <w:lang w:val="es-ES"/>
+        </w:rPr>
+        <w:t xml:space="preserve">: </w:t>
+      </w:r>
+      <w:r>
+        <w:rPr>
+          <w:lang w:val="es-ES"/>
+        </w:rPr>
+        <w:t>La búsqueda en internet depende de la red y de fuentes externas. Se sugiere mejorar el uso de caché, reforzar la detección de errores y limitar cuándo se activa la búsqueda online.</w:t>
+      </w:r>
+    </w:p>
+    <w:p>
+      <w:pPr>
+        <w:pStyle w:val="p1a"/>
+        <w:numPr>
+          <w:ilvl w:val="0"/>
+          <w:numId w:val="43"/>
+        </w:numPr>
+        <w:rPr>
+          <w:lang w:val="es-ES"/>
+        </w:rPr>
+      </w:pPr>
+      <w:r>
+        <w:rPr>
+          <w:lang w:val="es-ES"/>
+        </w:rPr>
+        <w:lastRenderedPageBreak/>
+        <w:t>Personalización limitada al inicio: El sistema personaliza mejor tras varias interacciones; al principio el perfil es pobre. Una solución sería incluir una configuración inicial o preferencias básicas para construir un perfil mínimo.</w:t>
+      </w:r>
+    </w:p>
+    <w:p>
+      <w:pPr>
+        <w:pStyle w:val="p1a"/>
+        <w:numPr>
+          <w:ilvl w:val="0"/>
+          <w:numId w:val="43"/>
+        </w:numPr>
+        <w:rPr>
+          <w:lang w:val="es-ES"/>
+        </w:rPr>
+      </w:pPr>
+      <w:r>
+        <w:rPr>
+          <w:lang w:val="es-ES"/>
+        </w:rPr>
+        <w:t>Mantenimiento del corpus y documentación</w:t>
+      </w:r>
+      <w:r>
+        <w:rPr>
+          <w:lang w:val="es-ES"/>
+        </w:rPr>
+        <w:t xml:space="preserve">: </w:t>
+      </w:r>
+      <w:r>
+        <w:rPr>
+          <w:lang w:val="es-ES"/>
+        </w:rPr>
+        <w:t>Los índices y la documentación deben actualizarse junto con el corpus. Se recomienda automatizar la reconstrucción de índices y revisar periódicamente la documentación técnica.</w:t>
+      </w:r>
+    </w:p>
+    <w:p>
+      <w:pPr>
+        <w:pStyle w:val="p1a"/>
+        <w:rPr>
+          <w:lang w:val="es-ES"/>
+        </w:rPr>
+      </w:pPr>
+    </w:p>
+    <w:p>
+      <w:pPr>
+        <w:pStyle w:val="heading1"/>
+        <w:rPr>
+          <w:lang w:val="es-ES"/>
+        </w:rPr>
+      </w:pPr>
+      <w:proofErr w:type="gramStart"/>
+      <w:r>
+        <w:rPr>
+          <w:lang w:val="es-ES"/>
+        </w:rPr>
+        <w:t xml:space="preserve">9  </w:t>
+      </w:r>
+      <w:r>
+        <w:rPr>
+          <w:lang w:val="es-ES"/>
+        </w:rPr>
+        <w:t>Estadísticas</w:t>
+      </w:r>
+      <w:proofErr w:type="gramEnd"/>
+      <w:r>
+        <w:rPr>
+          <w:lang w:val="es-ES"/>
+        </w:rPr>
+        <w:t xml:space="preserve"> </w:t>
+      </w:r>
+      <w:r>
+        <w:rPr>
+          <w:lang w:val="es-ES"/>
+        </w:rPr>
+        <w:t>B</w:t>
+      </w:r>
+      <w:r>
+        <w:rPr>
+          <w:lang w:val="es-ES"/>
+        </w:rPr>
+        <w:t xml:space="preserve">ásicas del </w:t>
+      </w:r>
+      <w:r>
+        <w:rPr>
+          <w:lang w:val="es-ES"/>
+        </w:rPr>
+        <w:t>C</w:t>
+      </w:r>
+      <w:r>
+        <w:rPr>
+          <w:lang w:val="es-ES"/>
+        </w:rPr>
+        <w:t xml:space="preserve">orpus </w:t>
+      </w:r>
+      <w:r>
+        <w:rPr>
+          <w:lang w:val="es-ES"/>
+        </w:rPr>
+        <w:t>R</w:t>
+      </w:r>
+      <w:r>
+        <w:rPr>
+          <w:lang w:val="es-ES"/>
+        </w:rPr>
+        <w:t>ecopilado</w:t>
+      </w:r>
     </w:p>
     <w:p>
       <w:pPr>
@@ -3625,31 +4203,31 @@
         <w:rPr>
           <w:lang w:val="es-ES"/>
         </w:rPr>
-        <w:t>2.</w:t>
-      </w:r>
-      <w:r>
-        <w:rPr>
-          <w:lang w:val="es-ES"/>
-        </w:rPr>
-        <w:t>8</w:t>
-      </w:r>
-      <w:r>
-        <w:rPr>
-          <w:lang w:val="es-ES"/>
-        </w:rPr>
-        <w:t xml:space="preserve">   Justificación </w:t>
-      </w:r>
-      <w:r>
-        <w:rPr>
-          <w:lang w:val="es-ES"/>
-        </w:rPr>
-        <w:t>T</w:t>
-      </w:r>
-      <w:r>
-        <w:rPr>
-          <w:lang w:val="es-ES"/>
-        </w:rPr>
-        <w:t>écnica</w:t>
+        <w:t>9</w:t>
+      </w:r>
+      <w:r>
+        <w:rPr>
+          <w:lang w:val="es-ES"/>
+        </w:rPr>
+        <w:t>.</w:t>
+      </w:r>
+      <w:r>
+        <w:rPr>
+          <w:lang w:val="es-ES"/>
+        </w:rPr>
+        <w:t>1</w:t>
+      </w:r>
+      <w:r>
+        <w:rPr>
+          <w:lang w:val="es-ES"/>
+        </w:rPr>
+        <w:t xml:space="preserve">   </w:t>
+      </w:r>
+      <w:r>
+        <w:rPr>
+          <w:lang w:val="es-ES"/>
+        </w:rPr>
+        <w:t>Tamaño General del Corpus</w:t>
       </w:r>
     </w:p>
     <w:p>
@@ -3663,147 +4241,13 @@
         <w:rPr>
           <w:lang w:val="es-ES"/>
         </w:rPr>
-        <w:t xml:space="preserve">   </w:t>
-      </w:r>
-      <w:r>
-        <w:rPr>
-          <w:lang w:val="es-ES"/>
-        </w:rPr>
-        <w:t>La migración de un sistema exclusivo de recuperación (Corte 1) a una arquitectura conversacional aumentada (Corte 2) se justifica por la evolución en la interacción hombre-máquina moderna. Un sistema puramente extractivo obliga al usuario a evaluar individualmente múltiples resultados. Al implementar un Pipeline RAG con fall-back a web automática, la plataforma asume el costo cognitivo de analizar los resultados, sintetizando recomendaciones directas, escalando enormemente la calidad percibida de las respuestas y evitando devolver "vacíos" cuando las bases locales no son suficientes.</w:t>
-      </w:r>
-    </w:p>
-    <w:p>
-      <w:pPr>
-        <w:pStyle w:val="heading1"/>
-        <w:rPr>
-          <w:lang w:val="es-ES"/>
-        </w:rPr>
-      </w:pPr>
-      <w:r>
-        <w:rPr>
-          <w:lang w:val="es-ES"/>
-        </w:rPr>
-        <w:t xml:space="preserve">3   </w:t>
-      </w:r>
-      <w:r>
-        <w:rPr>
-          <w:lang w:val="es-ES"/>
-        </w:rPr>
-        <w:t xml:space="preserve">Estadísticas </w:t>
-      </w:r>
-      <w:r>
-        <w:rPr>
-          <w:lang w:val="es-ES"/>
-        </w:rPr>
-        <w:t>B</w:t>
-      </w:r>
-      <w:r>
-        <w:rPr>
-          <w:lang w:val="es-ES"/>
-        </w:rPr>
-        <w:t xml:space="preserve">ásicas del </w:t>
-      </w:r>
-      <w:r>
-        <w:rPr>
-          <w:lang w:val="es-ES"/>
-        </w:rPr>
-        <w:t>C</w:t>
-      </w:r>
-      <w:r>
-        <w:rPr>
-          <w:lang w:val="es-ES"/>
-        </w:rPr>
-        <w:t xml:space="preserve">orpus </w:t>
-      </w:r>
-      <w:r>
-        <w:rPr>
-          <w:lang w:val="es-ES"/>
-        </w:rPr>
-        <w:t>R</w:t>
-      </w:r>
-      <w:r>
-        <w:rPr>
-          <w:lang w:val="es-ES"/>
-        </w:rPr>
-        <w:t>ecopilado</w:t>
-      </w:r>
-    </w:p>
-    <w:p>
-      <w:pPr>
-        <w:pStyle w:val="p1a"/>
-        <w:rPr>
-          <w:lang w:val="es-ES"/>
-        </w:rPr>
-      </w:pPr>
-      <w:r>
-        <w:rPr>
-          <w:lang w:val="es-ES"/>
-        </w:rPr>
-        <w:t xml:space="preserve">   </w:t>
-      </w:r>
-      <w:r>
-        <w:rPr>
-          <w:lang w:val="es-ES"/>
-        </w:rPr>
-        <w:t>Tras las recientes iteraciones, el corpus ha sufrido una reestructuración, mejorando en riqueza textual.</w:t>
-      </w:r>
-    </w:p>
-    <w:p>
-      <w:pPr>
-        <w:pStyle w:val="heading2"/>
-        <w:rPr>
-          <w:lang w:val="es-ES"/>
-        </w:rPr>
-      </w:pPr>
-      <w:r>
-        <w:rPr>
-          <w:lang w:val="es-ES"/>
-        </w:rPr>
-        <w:t>3</w:t>
-      </w:r>
-      <w:r>
-        <w:rPr>
-          <w:lang w:val="es-ES"/>
-        </w:rPr>
-        <w:t>.</w:t>
-      </w:r>
-      <w:r>
-        <w:rPr>
-          <w:lang w:val="es-ES"/>
-        </w:rPr>
-        <w:t>1</w:t>
-      </w:r>
-      <w:r>
-        <w:rPr>
-          <w:lang w:val="es-ES"/>
-        </w:rPr>
-        <w:t xml:space="preserve">   </w:t>
-      </w:r>
-      <w:r>
-        <w:rPr>
-          <w:lang w:val="es-ES"/>
-        </w:rPr>
-        <w:t>Tamaño General del Corpus</w:t>
-      </w:r>
-    </w:p>
-    <w:p>
-      <w:pPr>
-        <w:pStyle w:val="p1a"/>
-        <w:rPr>
-          <w:lang w:val="es-ES"/>
-        </w:rPr>
-      </w:pPr>
-      <w:r>
-        <w:rPr>
-          <w:lang w:val="es-ES"/>
-        </w:rPr>
         <w:t xml:space="preserve">   T</w:t>
       </w:r>
       <w:r>
         <w:rPr>
           <w:lang w:val="es-ES"/>
         </w:rPr>
-        <w:t>ras el proceso de crawling y scraping realizado para este corte, se ha consolidado un corpus con las siguientes métricas de volumen:</w:t>
+        <w:t>ras el proceso de crawling y scraping realizado, se ha consolidado un corpus con las siguientes métricas de volumen:</w:t>
       </w:r>
     </w:p>
     <w:p>
@@ -3835,7 +4279,7 @@
         <w:rPr>
           <w:lang w:val="es-ES"/>
         </w:rPr>
-        <w:t>1029</w:t>
+        <w:t>2684</w:t>
       </w:r>
       <w:r>
         <w:rPr>
@@ -3865,7 +4309,7 @@
         <w:rPr>
           <w:lang w:val="es-ES"/>
         </w:rPr>
-        <w:t>383</w:t>
+        <w:t>1541</w:t>
       </w:r>
       <w:r>
         <w:rPr>
@@ -3895,7 +4339,7 @@
         <w:rPr>
           <w:lang w:val="es-ES"/>
         </w:rPr>
-        <w:t>646</w:t>
+        <w:t>1143</w:t>
       </w:r>
       <w:r>
         <w:rPr>
@@ -3910,40 +4354,24 @@
           <w:lang w:val="es-ES"/>
         </w:rPr>
       </w:pPr>
-    </w:p>
-    <w:p>
-      <w:pPr>
-        <w:rPr>
-          <w:lang w:val="es-ES"/>
-        </w:rPr>
-      </w:pPr>
-    </w:p>
-    <w:p>
-      <w:pPr>
-        <w:pStyle w:val="figurelegend"/>
-        <w:rPr>
-          <w:lang w:val="es-ES"/>
-        </w:rPr>
-      </w:pPr>
       <w:r>
         <w:rPr>
           <w:noProof/>
           <w:lang w:val="es-ES"/>
         </w:rPr>
-        <w:lastRenderedPageBreak/>
         <w:drawing>
-          <wp:anchor distT="0" distB="0" distL="114300" distR="114300" simplePos="0" relativeHeight="251661312" behindDoc="0" locked="0" layoutInCell="1" allowOverlap="1" wp14:anchorId="42C73D2D" wp14:editId="7734CC80">
+          <wp:anchor distT="0" distB="0" distL="114300" distR="114300" simplePos="0" relativeHeight="251664384" behindDoc="0" locked="0" layoutInCell="1" allowOverlap="1" wp14:anchorId="2FE420E1" wp14:editId="15752F01">
             <wp:simplePos x="0" y="0"/>
-            <wp:positionH relativeFrom="column">
-              <wp:posOffset>684372</wp:posOffset>
+            <wp:positionH relativeFrom="margin">
+              <wp:posOffset>798138</wp:posOffset>
             </wp:positionH>
             <wp:positionV relativeFrom="paragraph">
-              <wp:posOffset>231</wp:posOffset>
+              <wp:posOffset>218440</wp:posOffset>
             </wp:positionV>
-            <wp:extent cx="3033582" cy="2022533"/>
-            <wp:effectExtent l="0" t="0" r="0" b="0"/>
+            <wp:extent cx="2988310" cy="1991995"/>
+            <wp:effectExtent l="0" t="0" r="2540" b="8255"/>
             <wp:wrapTopAndBottom/>
-            <wp:docPr id="1" name="Imagen 1"/>
+            <wp:docPr id="2" name="Imagen 2"/>
             <wp:cNvGraphicFramePr>
               <a:graphicFrameLocks xmlns:a="http://schemas.openxmlformats.org/drawingml/2006/main" noChangeAspect="1"/>
             </wp:cNvGraphicFramePr>
@@ -3951,7 +4379,7 @@
               <a:graphicData uri="http://schemas.openxmlformats.org/drawingml/2006/picture">
                 <pic:pic xmlns:pic="http://schemas.openxmlformats.org/drawingml/2006/picture">
                   <pic:nvPicPr>
-                    <pic:cNvPr id="1" name="Imagen 1"/>
+                    <pic:cNvPr id="2" name="Imagen 2"/>
                     <pic:cNvPicPr/>
                   </pic:nvPicPr>
                   <pic:blipFill>
@@ -3969,7 +4397,7 @@
                   <pic:spPr>
                     <a:xfrm>
                       <a:off x="0" y="0"/>
-                      <a:ext cx="3039257" cy="2026317"/>
+                      <a:ext cx="2988310" cy="1991995"/>
                     </a:xfrm>
                     <a:prstGeom prst="rect">
                       <a:avLst/>
@@ -3987,6 +4415,21 @@
           </wp:anchor>
         </w:drawing>
       </w:r>
+    </w:p>
+    <w:p>
+      <w:pPr>
+        <w:rPr>
+          <w:lang w:val="es-ES"/>
+        </w:rPr>
+      </w:pPr>
+    </w:p>
+    <w:p>
+      <w:pPr>
+        <w:pStyle w:val="figurelegend"/>
+        <w:rPr>
+          <w:lang w:val="es-ES"/>
+        </w:rPr>
+      </w:pPr>
       <w:r>
         <w:rPr>
           <w:b/>
@@ -4052,7 +4495,7 @@
         <w:rPr>
           <w:lang w:val="es-ES"/>
         </w:rPr>
-        <w:t>3</w:t>
+        <w:t>9</w:t>
       </w:r>
       <w:r>
         <w:rPr>
@@ -4135,6 +4578,7 @@
         <w:rPr>
           <w:lang w:val="es-ES"/>
         </w:rPr>
+        <w:lastRenderedPageBreak/>
         <w:t>Promedio de palabras por documento:</w:t>
       </w:r>
       <w:r>
@@ -4147,7 +4591,25 @@
         <w:rPr>
           <w:lang w:val="es-ES"/>
         </w:rPr>
-        <w:t>139.75</w:t>
+        <w:t>13</w:t>
+      </w:r>
+      <w:r>
+        <w:rPr>
+          <w:lang w:val="es-ES"/>
+        </w:rPr>
+        <w:t>8</w:t>
+      </w:r>
+      <w:r>
+        <w:rPr>
+          <w:lang w:val="es-ES"/>
+        </w:rPr>
+        <w:t>.</w:t>
+      </w:r>
+      <w:r>
+        <w:rPr>
+          <w:lang w:val="es-ES"/>
+        </w:rPr>
+        <w:t>90</w:t>
       </w:r>
     </w:p>
     <w:p>
@@ -4177,7 +4639,13 @@
         <w:rPr>
           <w:lang w:val="es-ES"/>
         </w:rPr>
-        <w:t>831</w:t>
+        <w:t>8</w:t>
+      </w:r>
+      <w:r>
+        <w:rPr>
+          <w:lang w:val="es-ES"/>
+        </w:rPr>
+        <w:t>29</w:t>
       </w:r>
       <w:r>
         <w:rPr>
@@ -4189,7 +4657,7 @@
         <w:rPr>
           <w:lang w:val="es-ES"/>
         </w:rPr>
-        <w:t>64</w:t>
+        <w:t>92</w:t>
       </w:r>
     </w:p>
     <w:p>
@@ -4213,7 +4681,7 @@
         <w:rPr>
           <w:lang w:val="es-ES"/>
         </w:rPr>
-        <w:t>2</w:t>
+        <w:t>1</w:t>
       </w:r>
     </w:p>
     <w:p>
@@ -4237,7 +4705,7 @@
         <w:rPr>
           <w:lang w:val="es-ES"/>
         </w:rPr>
-        <w:t>429</w:t>
+        <w:t>520</w:t>
       </w:r>
     </w:p>
     <w:p>
@@ -4251,7 +4719,7 @@
         <w:rPr>
           <w:lang w:val="es-ES"/>
         </w:rPr>
-        <w:t>3</w:t>
+        <w:t>9</w:t>
       </w:r>
       <w:r>
         <w:rPr>
@@ -4349,7 +4817,13 @@
         <w:rPr>
           <w:lang w:val="es-ES"/>
         </w:rPr>
-        <w:t>31</w:t>
+        <w:t>3</w:t>
+      </w:r>
+      <w:r>
+        <w:rPr>
+          <w:lang w:val="es-ES"/>
+        </w:rPr>
+        <w:t>4</w:t>
       </w:r>
       <w:r>
         <w:rPr>
@@ -4361,19 +4835,31 @@
         <w:rPr>
           <w:lang w:val="es-ES"/>
         </w:rPr>
-        <w:t>453</w:t>
-      </w:r>
-      <w:r>
-        <w:rPr>
-          <w:lang w:val="es-ES"/>
-        </w:rPr>
-        <w:t xml:space="preserve"> documentos) y Comedia (</w:t>
-      </w:r>
-      <w:r>
-        <w:rPr>
-          <w:lang w:val="es-ES"/>
-        </w:rPr>
-        <w:t>239</w:t>
+        <w:t>1102</w:t>
+      </w:r>
+      <w:r>
+        <w:rPr>
+          <w:lang w:val="es-ES"/>
+        </w:rPr>
+        <w:t xml:space="preserve"> documentos) y </w:t>
+      </w:r>
+      <w:r>
+        <w:rPr>
+          <w:lang w:val="es-ES"/>
+        </w:rPr>
+        <w:t>Acción</w:t>
+      </w:r>
+      <w:r>
+        <w:rPr>
+          <w:lang w:val="es-ES"/>
+        </w:rPr>
+        <w:t xml:space="preserve"> (</w:t>
+      </w:r>
+      <w:r>
+        <w:rPr>
+          <w:lang w:val="es-ES"/>
+        </w:rPr>
+        <w:t>666</w:t>
       </w:r>
       <w:r>
         <w:rPr>
@@ -4385,19 +4871,19 @@
         <w:rPr>
           <w:lang w:val="es-ES"/>
         </w:rPr>
-        <w:t>Animación</w:t>
-      </w:r>
-      <w:r>
-        <w:rPr>
-          <w:lang w:val="es-ES"/>
-        </w:rPr>
-        <w:t xml:space="preserve"> (2</w:t>
-      </w:r>
-      <w:r>
-        <w:rPr>
-          <w:lang w:val="es-ES"/>
-        </w:rPr>
-        <w:t>23</w:t>
+        <w:t>Comedia</w:t>
+      </w:r>
+      <w:r>
+        <w:rPr>
+          <w:lang w:val="es-ES"/>
+        </w:rPr>
+        <w:t xml:space="preserve"> (</w:t>
+      </w:r>
+      <w:r>
+        <w:rPr>
+          <w:lang w:val="es-ES"/>
+        </w:rPr>
+        <w:t>598</w:t>
       </w:r>
       <w:r>
         <w:rPr>
@@ -4409,13 +4895,13 @@
         <w:rPr>
           <w:lang w:val="es-ES"/>
         </w:rPr>
-        <w:t>, A</w:t>
-      </w:r>
-      <w:r>
-        <w:rPr>
-          <w:lang w:val="es-ES"/>
-        </w:rPr>
-        <w:t>ventura</w:t>
+        <w:t xml:space="preserve">, </w:t>
+      </w:r>
+      <w:r>
+        <w:rPr>
+          <w:lang w:val="es-ES"/>
+        </w:rPr>
+        <w:t>Suspense</w:t>
       </w:r>
       <w:r>
         <w:rPr>
@@ -4427,7 +4913,7 @@
         <w:rPr>
           <w:lang w:val="es-ES"/>
         </w:rPr>
-        <w:t>182</w:t>
+        <w:t>495</w:t>
       </w:r>
       <w:r>
         <w:rPr>
@@ -4445,7 +4931,7 @@
         <w:rPr>
           <w:lang w:val="es-ES"/>
         </w:rPr>
-        <w:t>Suspense</w:t>
+        <w:t>Aventura</w:t>
       </w:r>
       <w:r>
         <w:rPr>
@@ -4457,7 +4943,7 @@
         <w:rPr>
           <w:lang w:val="es-ES"/>
         </w:rPr>
-        <w:t>170</w:t>
+        <w:t>441</w:t>
       </w:r>
       <w:r>
         <w:rPr>
@@ -4485,106 +4971,22 @@
       </w:pPr>
       <w:r>
         <w:rPr>
-          <w:lang w:val="es-ES"/>
-        </w:rPr>
-        <w:t xml:space="preserve">Alcance Global: El sistema integra obras de </w:t>
-      </w:r>
-      <w:r>
-        <w:rPr>
-          <w:lang w:val="es-ES"/>
-        </w:rPr>
-        <w:t>109</w:t>
-      </w:r>
-      <w:r>
-        <w:rPr>
-          <w:lang w:val="es-ES"/>
-        </w:rPr>
-        <w:t xml:space="preserve"> países de origen. Destaca la hegemonía de producciones de Estados Unidos (</w:t>
-      </w:r>
-      <w:r>
-        <w:rPr>
-          <w:lang w:val="es-ES"/>
-        </w:rPr>
-        <w:t>518</w:t>
-      </w:r>
-      <w:r>
-        <w:rPr>
-          <w:lang w:val="es-ES"/>
-        </w:rPr>
-        <w:t>), seguida por una presencia significativa de España (</w:t>
-      </w:r>
-      <w:r>
-        <w:rPr>
-          <w:lang w:val="es-ES"/>
-        </w:rPr>
-        <w:t>135</w:t>
-      </w:r>
-      <w:r>
-        <w:rPr>
-          <w:lang w:val="es-ES"/>
-        </w:rPr>
-        <w:t xml:space="preserve">) y </w:t>
-      </w:r>
-      <w:r>
-        <w:rPr>
-          <w:lang w:val="es-ES"/>
-        </w:rPr>
-        <w:t>Gran Bretaña</w:t>
-      </w:r>
-      <w:r>
-        <w:rPr>
-          <w:lang w:val="es-ES"/>
-        </w:rPr>
-        <w:t xml:space="preserve"> (</w:t>
-      </w:r>
-      <w:r>
-        <w:rPr>
-          <w:lang w:val="es-ES"/>
-        </w:rPr>
-        <w:t>57</w:t>
-      </w:r>
-      <w:r>
-        <w:rPr>
-          <w:lang w:val="es-ES"/>
-        </w:rPr>
-        <w:t>).</w:t>
-      </w:r>
-    </w:p>
-    <w:p>
-      <w:pPr>
-        <w:pStyle w:val="figurelegend"/>
-        <w:rPr>
-          <w:b/>
-          <w:lang w:val="es-ES"/>
-        </w:rPr>
-      </w:pPr>
-      <w:r>
-        <w:rPr>
           <w:noProof/>
           <w:lang w:val="es-ES"/>
         </w:rPr>
-        <w:lastRenderedPageBreak/>
         <w:drawing>
-          <wp:anchor distT="0" distB="0" distL="114300" distR="114300" simplePos="0" relativeHeight="251662336" behindDoc="0" locked="0" layoutInCell="1" allowOverlap="1" wp14:anchorId="5001E236" wp14:editId="64693E1D">
+          <wp:anchor distT="0" distB="0" distL="114300" distR="114300" simplePos="0" relativeHeight="251665408" behindDoc="0" locked="0" layoutInCell="1" allowOverlap="1" wp14:anchorId="44141D75" wp14:editId="0D31468C">
             <wp:simplePos x="0" y="0"/>
             <wp:positionH relativeFrom="margin">
               <wp:align>left</wp:align>
             </wp:positionH>
             <wp:positionV relativeFrom="paragraph">
-              <wp:posOffset>0</wp:posOffset>
+              <wp:posOffset>594995</wp:posOffset>
             </wp:positionV>
-            <wp:extent cx="4906010" cy="2943890"/>
-            <wp:effectExtent l="0" t="0" r="8890" b="8890"/>
-            <wp:wrapThrough wrapText="bothSides">
-              <wp:wrapPolygon edited="0">
-                <wp:start x="0" y="0"/>
-                <wp:lineTo x="0" y="21525"/>
-                <wp:lineTo x="21555" y="21525"/>
-                <wp:lineTo x="21555" y="0"/>
-                <wp:lineTo x="0" y="0"/>
-              </wp:wrapPolygon>
-            </wp:wrapThrough>
-            <wp:docPr id="5" name="Imagen 5"/>
+            <wp:extent cx="4589145" cy="2753360"/>
+            <wp:effectExtent l="0" t="0" r="1905" b="8890"/>
+            <wp:wrapTopAndBottom/>
+            <wp:docPr id="3" name="Imagen 3"/>
             <wp:cNvGraphicFramePr>
               <a:graphicFrameLocks xmlns:a="http://schemas.openxmlformats.org/drawingml/2006/main" noChangeAspect="1"/>
             </wp:cNvGraphicFramePr>
@@ -4592,7 +4994,7 @@
               <a:graphicData uri="http://schemas.openxmlformats.org/drawingml/2006/picture">
                 <pic:pic xmlns:pic="http://schemas.openxmlformats.org/drawingml/2006/picture">
                   <pic:nvPicPr>
-                    <pic:cNvPr id="5" name="Imagen 5"/>
+                    <pic:cNvPr id="3" name="Imagen 3"/>
                     <pic:cNvPicPr/>
                   </pic:nvPicPr>
                   <pic:blipFill>
@@ -4610,7 +5012,7 @@
                   <pic:spPr>
                     <a:xfrm>
                       <a:off x="0" y="0"/>
-                      <a:ext cx="4906010" cy="2943890"/>
+                      <a:ext cx="4589145" cy="2753360"/>
                     </a:xfrm>
                     <a:prstGeom prst="rect">
                       <a:avLst/>
@@ -4628,6 +5030,84 @@
           </wp:anchor>
         </w:drawing>
       </w:r>
+      <w:r>
+        <w:rPr>
+          <w:lang w:val="es-ES"/>
+        </w:rPr>
+        <w:t xml:space="preserve">Alcance Global: El sistema integra obras de </w:t>
+      </w:r>
+      <w:r>
+        <w:rPr>
+          <w:lang w:val="es-ES"/>
+        </w:rPr>
+        <w:t>41</w:t>
+      </w:r>
+      <w:r>
+        <w:rPr>
+          <w:lang w:val="es-ES"/>
+        </w:rPr>
+        <w:t xml:space="preserve"> países de origen. Destaca la hegemonía de producciones de Estados Unidos (</w:t>
+      </w:r>
+      <w:r>
+        <w:rPr>
+          <w:lang w:val="es-ES"/>
+        </w:rPr>
+        <w:t>5</w:t>
+      </w:r>
+      <w:r>
+        <w:rPr>
+          <w:lang w:val="es-ES"/>
+        </w:rPr>
+        <w:t>82</w:t>
+      </w:r>
+      <w:r>
+        <w:rPr>
+          <w:lang w:val="es-ES"/>
+        </w:rPr>
+        <w:t>), seguida por una presencia significativa de España (</w:t>
+      </w:r>
+      <w:r>
+        <w:rPr>
+          <w:lang w:val="es-ES"/>
+        </w:rPr>
+        <w:t>1</w:t>
+      </w:r>
+      <w:r>
+        <w:rPr>
+          <w:lang w:val="es-ES"/>
+        </w:rPr>
+        <w:t>28</w:t>
+      </w:r>
+      <w:r>
+        <w:rPr>
+          <w:lang w:val="es-ES"/>
+        </w:rPr>
+        <w:t xml:space="preserve">) y </w:t>
+      </w:r>
+      <w:r>
+        <w:rPr>
+          <w:lang w:val="es-ES"/>
+        </w:rPr>
+        <w:t>Gran Bretaña</w:t>
+      </w:r>
+      <w:r>
+        <w:rPr>
+          <w:lang w:val="es-ES"/>
+        </w:rPr>
+        <w:t xml:space="preserve"> (</w:t>
+      </w:r>
+      <w:r>
+        <w:rPr>
+          <w:lang w:val="es-ES"/>
+        </w:rPr>
+        <w:t>86</w:t>
+      </w:r>
+      <w:r>
+        <w:rPr>
+          <w:lang w:val="es-ES"/>
+        </w:rPr>
+        <w:t>).</w:t>
+      </w:r>
     </w:p>
     <w:p>
       <w:pPr>
@@ -4682,10 +5162,27 @@
           <w:lang w:val="es-ES"/>
         </w:rPr>
       </w:pPr>
-      <w:r>
-        <w:rPr>
-          <w:lang w:val="es-ES"/>
-        </w:rPr>
+    </w:p>
+    <w:p>
+      <w:pPr>
+        <w:ind w:firstLine="0"/>
+        <w:rPr>
+          <w:lang w:val="es-ES"/>
+        </w:rPr>
+      </w:pPr>
+    </w:p>
+    <w:p>
+      <w:pPr>
+        <w:ind w:firstLine="0"/>
+        <w:rPr>
+          <w:lang w:val="es-ES"/>
+        </w:rPr>
+      </w:pPr>
+      <w:r>
+        <w:rPr>
+          <w:lang w:val="es-ES"/>
+        </w:rPr>
+        <w:lastRenderedPageBreak/>
         <w:t>Entidades y Personalidades</w:t>
       </w:r>
     </w:p>
@@ -4712,13 +5209,19 @@
         <w:rPr>
           <w:lang w:val="es-ES"/>
         </w:rPr>
-        <w:t xml:space="preserve">Directores: Se identificaron </w:t>
-      </w:r>
-      <w:r>
-        <w:rPr>
-          <w:lang w:val="es-ES"/>
-        </w:rPr>
-        <w:t>382</w:t>
+        <w:t>Directores: Se identificaron</w:t>
+      </w:r>
+      <w:r>
+        <w:rPr>
+          <w:lang w:val="es-ES"/>
+        </w:rPr>
+        <w:t xml:space="preserve"> </w:t>
+      </w:r>
+      <w:r>
+        <w:rPr>
+          <w:lang w:val="es-ES"/>
+        </w:rPr>
+        <w:t>1190</w:t>
       </w:r>
       <w:r>
         <w:rPr>
@@ -4742,13 +5245,19 @@
         <w:rPr>
           <w:lang w:val="es-ES"/>
         </w:rPr>
-        <w:t xml:space="preserve">Elenco: El corpus cuenta con una base de </w:t>
-      </w:r>
-      <w:r>
-        <w:rPr>
-          <w:lang w:val="es-ES"/>
-        </w:rPr>
-        <w:t>2352</w:t>
+        <w:t>Elenco: El corpus cuenta con una base de</w:t>
+      </w:r>
+      <w:r>
+        <w:rPr>
+          <w:lang w:val="es-ES"/>
+        </w:rPr>
+        <w:t xml:space="preserve"> </w:t>
+      </w:r>
+      <w:r>
+        <w:rPr>
+          <w:lang w:val="es-ES"/>
+        </w:rPr>
+        <w:t>4761</w:t>
       </w:r>
       <w:r>
         <w:rPr>
@@ -4814,7 +5323,13 @@
         <w:rPr>
           <w:lang w:val="es-ES"/>
         </w:rPr>
-        <w:t>3.69</w:t>
+        <w:t>3.</w:t>
+      </w:r>
+      <w:r>
+        <w:rPr>
+          <w:lang w:val="es-ES"/>
+        </w:rPr>
+        <w:t>55</w:t>
       </w:r>
       <w:r>
         <w:rPr>
@@ -4877,20 +5392,19 @@
           <w:noProof/>
           <w:lang w:val="es-ES"/>
         </w:rPr>
-        <w:lastRenderedPageBreak/>
         <w:drawing>
-          <wp:anchor distT="0" distB="0" distL="114300" distR="114300" simplePos="0" relativeHeight="251663360" behindDoc="0" locked="0" layoutInCell="1" allowOverlap="1" wp14:anchorId="4C91A187" wp14:editId="2C1075A0">
+          <wp:anchor distT="0" distB="0" distL="114300" distR="114300" simplePos="0" relativeHeight="251666432" behindDoc="0" locked="0" layoutInCell="1" allowOverlap="1" wp14:anchorId="65DD1907" wp14:editId="6746F18B">
             <wp:simplePos x="0" y="0"/>
-            <wp:positionH relativeFrom="margin">
-              <wp:posOffset>-136525</wp:posOffset>
+            <wp:positionH relativeFrom="column">
+              <wp:posOffset>-229235</wp:posOffset>
             </wp:positionH>
             <wp:positionV relativeFrom="paragraph">
-              <wp:posOffset>0</wp:posOffset>
+              <wp:posOffset>212301</wp:posOffset>
             </wp:positionV>
             <wp:extent cx="4391660" cy="2745105"/>
             <wp:effectExtent l="0" t="0" r="8890" b="0"/>
             <wp:wrapTopAndBottom/>
-            <wp:docPr id="6" name="Imagen 6"/>
+            <wp:docPr id="4" name="Imagen 4"/>
             <wp:cNvGraphicFramePr>
               <a:graphicFrameLocks xmlns:a="http://schemas.openxmlformats.org/drawingml/2006/main" noChangeAspect="1"/>
             </wp:cNvGraphicFramePr>
@@ -4898,7 +5412,7 @@
               <a:graphicData uri="http://schemas.openxmlformats.org/drawingml/2006/picture">
                 <pic:pic xmlns:pic="http://schemas.openxmlformats.org/drawingml/2006/picture">
                   <pic:nvPicPr>
-                    <pic:cNvPr id="6" name="Imagen 6"/>
+                    <pic:cNvPr id="4" name="Imagen 4"/>
                     <pic:cNvPicPr/>
                   </pic:nvPicPr>
                   <pic:blipFill>
@@ -4999,12 +5513,12 @@
           <w:lang w:val="es-ES"/>
         </w:rPr>
       </w:pPr>
-      <w:bookmarkStart w:id="4" w:name="_Hlk225554234"/>
-      <w:r>
-        <w:rPr>
-          <w:lang w:val="es-ES"/>
-        </w:rPr>
-        <w:t>3</w:t>
+      <w:bookmarkStart w:id="2" w:name="_Hlk225554234"/>
+      <w:r>
+        <w:rPr>
+          <w:lang w:val="es-ES"/>
+        </w:rPr>
+        <w:t>9</w:t>
       </w:r>
       <w:r>
         <w:rPr>
@@ -5037,7 +5551,7 @@
         <w:t>Análisis del Rango Temporal</w:t>
       </w:r>
     </w:p>
-    <w:bookmarkEnd w:id="4"/>
+    <w:bookmarkEnd w:id="2"/>
     <w:p>
       <w:pPr>
         <w:ind w:firstLine="0"/>
@@ -5087,7 +5601,13 @@
         <w:rPr>
           <w:lang w:val="es-ES"/>
         </w:rPr>
-        <w:t>40</w:t>
+        <w:t>4</w:t>
+      </w:r>
+      <w:r>
+        <w:rPr>
+          <w:lang w:val="es-ES"/>
+        </w:rPr>
+        <w:t>4</w:t>
       </w:r>
     </w:p>
     <w:p>
@@ -5145,21 +5665,18 @@
       </w:r>
       <w:r>
         <w:rPr>
-          <w:u w:val="single"/>
           <w:lang w:val="es-ES"/>
         </w:rPr>
         <w:t>per</w:t>
       </w:r>
       <w:r>
         <w:rPr>
-          <w:u w:val="single"/>
           <w:lang w:val="es-ES"/>
         </w:rPr>
         <w:t>í</w:t>
       </w:r>
       <w:r>
         <w:rPr>
-          <w:u w:val="single"/>
           <w:lang w:val="es-ES"/>
         </w:rPr>
         <w:t>odo</w:t>
@@ -5174,7 +5691,13 @@
         <w:rPr>
           <w:lang w:val="es-ES"/>
         </w:rPr>
-        <w:t>88</w:t>
+        <w:t>8</w:t>
+      </w:r>
+      <w:r>
+        <w:rPr>
+          <w:lang w:val="es-ES"/>
+        </w:rPr>
+        <w:t>4</w:t>
       </w:r>
       <w:r>
         <w:rPr>
@@ -5185,287 +5708,23 @@
     </w:p>
     <w:p>
       <w:pPr>
-        <w:pStyle w:val="heading2"/>
-        <w:rPr>
-          <w:lang w:val="es-ES"/>
-        </w:rPr>
-      </w:pPr>
-      <w:r>
-        <w:rPr>
-          <w:lang w:val="es-ES"/>
-        </w:rPr>
-        <w:t>3</w:t>
-      </w:r>
-      <w:r>
-        <w:rPr>
-          <w:lang w:val="es-ES"/>
-        </w:rPr>
-        <w:t>.</w:t>
-      </w:r>
-      <w:r>
-        <w:rPr>
-          <w:lang w:val="es-ES"/>
-        </w:rPr>
-        <w:t>5</w:t>
+        <w:pStyle w:val="heading1"/>
+        <w:rPr>
+          <w:lang w:val="es-ES"/>
+        </w:rPr>
+      </w:pPr>
+      <w:r>
+        <w:rPr>
+          <w:lang w:val="es-ES"/>
+        </w:rPr>
+        <w:lastRenderedPageBreak/>
+        <w:t>10</w:t>
       </w:r>
       <w:r>
         <w:rPr>
           <w:lang w:val="es-ES"/>
         </w:rPr>
         <w:t xml:space="preserve">   </w:t>
-      </w:r>
-      <w:r>
-        <w:rPr>
-          <w:lang w:val="es-ES"/>
-        </w:rPr>
-        <w:t xml:space="preserve"> </w:t>
-      </w:r>
-      <w:r>
-        <w:rPr>
-          <w:lang w:val="es-ES"/>
-        </w:rPr>
-        <w:t>Estructura del Índice Invertido</w:t>
-      </w:r>
-    </w:p>
-    <w:p>
-      <w:pPr>
-        <w:ind w:firstLine="0"/>
-        <w:rPr>
-          <w:lang w:val="es-ES"/>
-        </w:rPr>
-      </w:pPr>
-      <w:r>
-        <w:rPr>
-          <w:lang w:val="es-ES"/>
-        </w:rPr>
-        <w:t xml:space="preserve">Para optimizar la recuperación y superar la búsqueda secuencial, se implementó un índice invertido basado en frecuencias de términos. Tras </w:t>
-      </w:r>
-      <w:r>
-        <w:rPr>
-          <w:lang w:val="es-ES"/>
-        </w:rPr>
-        <w:t xml:space="preserve">el refinamiento </w:t>
-      </w:r>
-      <w:r>
-        <w:rPr>
-          <w:lang w:val="es-ES"/>
-        </w:rPr>
-        <w:t>del corpus, la estructura presenta los siguientes indicadores técnicos</w:t>
-      </w:r>
-      <w:r>
-        <w:rPr>
-          <w:lang w:val="es-ES"/>
-        </w:rPr>
-        <w:t>:</w:t>
-      </w:r>
-    </w:p>
-    <w:p>
-      <w:pPr>
-        <w:ind w:firstLine="0"/>
-        <w:rPr>
-          <w:lang w:val="es-ES"/>
-        </w:rPr>
-      </w:pPr>
-    </w:p>
-    <w:p>
-      <w:pPr>
-        <w:pStyle w:val="Prrafodelista"/>
-        <w:numPr>
-          <w:ilvl w:val="0"/>
-          <w:numId w:val="28"/>
-        </w:numPr>
-        <w:rPr>
-          <w:lang w:val="es-ES"/>
-        </w:rPr>
-      </w:pPr>
-      <w:r>
-        <w:rPr>
-          <w:lang w:val="es-ES"/>
-        </w:rPr>
-        <w:t xml:space="preserve">Tamaño del Vocabulario: Se han indexado un total de </w:t>
-      </w:r>
-      <w:r>
-        <w:rPr>
-          <w:lang w:val="es-ES"/>
-        </w:rPr>
-        <w:t>1</w:t>
-      </w:r>
-      <w:r>
-        <w:rPr>
-          <w:lang w:val="es-ES"/>
-        </w:rPr>
-        <w:t>4507</w:t>
-      </w:r>
-      <w:r>
-        <w:rPr>
-          <w:lang w:val="es-ES"/>
-        </w:rPr>
-        <w:t xml:space="preserve"> </w:t>
-      </w:r>
-      <w:r>
-        <w:rPr>
-          <w:lang w:val="es-ES"/>
-        </w:rPr>
-        <w:t>términos únicos tras el proceso de tokenización y stemming.</w:t>
-      </w:r>
-    </w:p>
-    <w:p>
-      <w:pPr>
-        <w:pStyle w:val="Prrafodelista"/>
-        <w:numPr>
-          <w:ilvl w:val="0"/>
-          <w:numId w:val="28"/>
-        </w:numPr>
-        <w:rPr>
-          <w:lang w:val="es-ES"/>
-        </w:rPr>
-      </w:pPr>
-      <w:r>
-        <w:rPr>
-          <w:lang w:val="es-ES"/>
-        </w:rPr>
-        <w:t xml:space="preserve">Densidad del Índice: En promedio, cada término del vocabulario está vinculado a </w:t>
-      </w:r>
-      <w:r>
-        <w:rPr>
-          <w:lang w:val="es-ES"/>
-        </w:rPr>
-        <w:t>5.34</w:t>
-      </w:r>
-      <w:r>
-        <w:rPr>
-          <w:lang w:val="es-ES"/>
-        </w:rPr>
-        <w:t xml:space="preserve"> documentos. Esto indica una alta especificidad en el léxico recolectado, lo cual minimiza el ruido en la recuperación.</w:t>
-      </w:r>
-    </w:p>
-    <w:p>
-      <w:pPr>
-        <w:pStyle w:val="Prrafodelista"/>
-        <w:numPr>
-          <w:ilvl w:val="0"/>
-          <w:numId w:val="28"/>
-        </w:numPr>
-        <w:rPr>
-          <w:lang w:val="es-ES"/>
-        </w:rPr>
-      </w:pPr>
-      <w:r>
-        <w:rPr>
-          <w:lang w:val="es-ES"/>
-        </w:rPr>
-        <w:lastRenderedPageBreak/>
-        <w:t xml:space="preserve">Alcance y Frecuencia de Términos: </w:t>
-      </w:r>
-      <w:r>
-        <w:rPr>
-          <w:lang w:val="es-ES"/>
-        </w:rPr>
-        <w:t>En el</w:t>
-      </w:r>
-      <w:r>
-        <w:rPr>
-          <w:lang w:val="es-ES"/>
-        </w:rPr>
-        <w:t xml:space="preserve"> análisis de los términos con mayor presencia en el corpus </w:t>
-      </w:r>
-      <w:r>
-        <w:rPr>
-          <w:lang w:val="es-ES"/>
-        </w:rPr>
-        <w:t>s</w:t>
-      </w:r>
-      <w:r>
-        <w:rPr>
-          <w:lang w:val="es-ES"/>
-        </w:rPr>
-        <w:t>e destacan raíces como '</w:t>
-      </w:r>
-      <w:r>
-        <w:rPr>
-          <w:lang w:val="es-ES"/>
-        </w:rPr>
-        <w:t>seri</w:t>
-      </w:r>
-      <w:r>
-        <w:rPr>
-          <w:lang w:val="es-ES"/>
-        </w:rPr>
-        <w:t>' (</w:t>
-      </w:r>
-      <w:r>
-        <w:rPr>
-          <w:lang w:val="es-ES"/>
-        </w:rPr>
-        <w:t>683</w:t>
-      </w:r>
-      <w:r>
-        <w:rPr>
-          <w:lang w:val="es-ES"/>
-        </w:rPr>
-        <w:t xml:space="preserve"> documentos) y '</w:t>
-      </w:r>
-      <w:r>
-        <w:rPr>
-          <w:lang w:val="es-ES"/>
-        </w:rPr>
-        <w:t>eeuu</w:t>
-      </w:r>
-      <w:r>
-        <w:rPr>
-          <w:lang w:val="es-ES"/>
-        </w:rPr>
-        <w:t>' (</w:t>
-      </w:r>
-      <w:r>
-        <w:rPr>
-          <w:lang w:val="es-ES"/>
-        </w:rPr>
-        <w:t>566</w:t>
-      </w:r>
-      <w:r>
-        <w:rPr>
-          <w:lang w:val="es-ES"/>
-        </w:rPr>
-        <w:t>). Asimismo, la presencia de raíces temáticas como 'dram' (</w:t>
-      </w:r>
-      <w:r>
-        <w:rPr>
-          <w:lang w:val="es-ES"/>
-        </w:rPr>
-        <w:t>463</w:t>
-      </w:r>
-      <w:r>
-        <w:rPr>
-          <w:lang w:val="es-ES"/>
-        </w:rPr>
-        <w:t xml:space="preserve">) confirma la coherencia del índice con </w:t>
-      </w:r>
-      <w:r>
-        <w:rPr>
-          <w:lang w:val="es-ES"/>
-        </w:rPr>
-        <w:t>el</w:t>
-      </w:r>
-      <w:r>
-        <w:rPr>
-          <w:lang w:val="es-ES"/>
-        </w:rPr>
-        <w:t xml:space="preserve"> género predominante (Drama), asegurando que el sistema recupere contenido alineado con las categorías principales del conjunto de datos.</w:t>
-      </w:r>
-    </w:p>
-    <w:p>
-      <w:pPr>
-        <w:pStyle w:val="heading1"/>
-        <w:rPr>
-          <w:lang w:val="es-ES"/>
-        </w:rPr>
-      </w:pPr>
-      <w:r>
-        <w:rPr>
-          <w:lang w:val="es-ES"/>
-        </w:rPr>
-        <w:t xml:space="preserve">4   </w:t>
       </w:r>
       <w:r>
         <w:rPr>
@@ -5588,7 +5847,21 @@
         <w:rPr>
           <w:sz w:val="18"/>
         </w:rPr>
-        <w:t>Reimers, N., &amp; Gurevych, I. (2019). Sentence-BERT: Sentence Embeddings using Siamese BERT-Networks. Proceedings of the 2019 Conference on Empirical Methods in Natural Language Processing (EMNLP)</w:t>
+        <w:t xml:space="preserve">Reimers, N., &amp; </w:t>
+      </w:r>
+      <w:proofErr w:type="spellStart"/>
+      <w:r>
+        <w:rPr>
+          <w:sz w:val="18"/>
+        </w:rPr>
+        <w:t>Gurevych</w:t>
+      </w:r>
+      <w:proofErr w:type="spellEnd"/>
+      <w:r>
+        <w:rPr>
+          <w:sz w:val="18"/>
+        </w:rPr>
+        <w:t>, I. (2019). Sentence-BERT: Sentence Embeddings using Siamese BERT-Networks. Proceedings of the 2019 Conference on Empirical Methods in Natural Language Processing (EMNLP)</w:t>
       </w:r>
     </w:p>
     <w:p>
@@ -5596,6 +5869,7 @@
         <w:ind w:left="227" w:hanging="227"/>
         <w:rPr>
           <w:sz w:val="18"/>
+          <w:u w:val="single"/>
         </w:rPr>
       </w:pPr>
       <w:r>
@@ -6101,6 +6375,95 @@
     </w:lvl>
   </w:abstractNum>
   <w:abstractNum w:abstractNumId="4" w15:restartNumberingAfterBreak="0">
+    <w:nsid w:val="0C01214F"/>
+    <w:multiLevelType w:val="hybridMultilevel"/>
+    <w:tmpl w:val="C01C6D78"/>
+    <w:lvl w:ilvl="0" w:tplc="36E08ECE">
+      <w:start w:val="1"/>
+      <w:numFmt w:val="decimal"/>
+      <w:lvlText w:val="%1."/>
+      <w:lvlJc w:val="left"/>
+      <w:pPr>
+        <w:ind w:left="720" w:hanging="360"/>
+      </w:pPr>
+      <w:rPr>
+        <w:rFonts w:ascii="Times" w:eastAsia="Times New Roman" w:hAnsi="Times" w:cs="Times"/>
+      </w:rPr>
+    </w:lvl>
+    <w:lvl w:ilvl="1" w:tplc="0C0A0019" w:tentative="1">
+      <w:start w:val="1"/>
+      <w:numFmt w:val="lowerLetter"/>
+      <w:lvlText w:val="%2."/>
+      <w:lvlJc w:val="left"/>
+      <w:pPr>
+        <w:ind w:left="1440" w:hanging="360"/>
+      </w:pPr>
+    </w:lvl>
+    <w:lvl w:ilvl="2" w:tplc="0C0A001B" w:tentative="1">
+      <w:start w:val="1"/>
+      <w:numFmt w:val="lowerRoman"/>
+      <w:lvlText w:val="%3."/>
+      <w:lvlJc w:val="right"/>
+      <w:pPr>
+        <w:ind w:left="2160" w:hanging="180"/>
+      </w:pPr>
+    </w:lvl>
+    <w:lvl w:ilvl="3" w:tplc="0C0A000F" w:tentative="1">
+      <w:start w:val="1"/>
+      <w:numFmt w:val="decimal"/>
+      <w:lvlText w:val="%4."/>
+      <w:lvlJc w:val="left"/>
+      <w:pPr>
+        <w:ind w:left="2880" w:hanging="360"/>
+      </w:pPr>
+    </w:lvl>
+    <w:lvl w:ilvl="4" w:tplc="0C0A0019" w:tentative="1">
+      <w:start w:val="1"/>
+      <w:numFmt w:val="lowerLetter"/>
+      <w:lvlText w:val="%5."/>
+      <w:lvlJc w:val="left"/>
+      <w:pPr>
+        <w:ind w:left="3600" w:hanging="360"/>
+      </w:pPr>
+    </w:lvl>
+    <w:lvl w:ilvl="5" w:tplc="0C0A001B" w:tentative="1">
+      <w:start w:val="1"/>
+      <w:numFmt w:val="lowerRoman"/>
+      <w:lvlText w:val="%6."/>
+      <w:lvlJc w:val="right"/>
+      <w:pPr>
+        <w:ind w:left="4320" w:hanging="180"/>
+      </w:pPr>
+    </w:lvl>
+    <w:lvl w:ilvl="6" w:tplc="0C0A000F" w:tentative="1">
+      <w:start w:val="1"/>
+      <w:numFmt w:val="decimal"/>
+      <w:lvlText w:val="%7."/>
+      <w:lvlJc w:val="left"/>
+      <w:pPr>
+        <w:ind w:left="5040" w:hanging="360"/>
+      </w:pPr>
+    </w:lvl>
+    <w:lvl w:ilvl="7" w:tplc="0C0A0019" w:tentative="1">
+      <w:start w:val="1"/>
+      <w:numFmt w:val="lowerLetter"/>
+      <w:lvlText w:val="%8."/>
+      <w:lvlJc w:val="left"/>
+      <w:pPr>
+        <w:ind w:left="5760" w:hanging="360"/>
+      </w:pPr>
+    </w:lvl>
+    <w:lvl w:ilvl="8" w:tplc="0C0A001B" w:tentative="1">
+      <w:start w:val="1"/>
+      <w:numFmt w:val="lowerRoman"/>
+      <w:lvlText w:val="%9."/>
+      <w:lvlJc w:val="right"/>
+      <w:pPr>
+        <w:ind w:left="6480" w:hanging="180"/>
+      </w:pPr>
+    </w:lvl>
+  </w:abstractNum>
+  <w:abstractNum w:abstractNumId="5" w15:restartNumberingAfterBreak="0">
     <w:nsid w:val="0F0F5C55"/>
     <w:multiLevelType w:val="hybridMultilevel"/>
     <w:tmpl w:val="044A0A98"/>
@@ -6213,7 +6576,7 @@
       </w:rPr>
     </w:lvl>
   </w:abstractNum>
-  <w:abstractNum w:abstractNumId="5" w15:restartNumberingAfterBreak="0">
+  <w:abstractNum w:abstractNumId="6" w15:restartNumberingAfterBreak="0">
     <w:nsid w:val="13D57BB3"/>
     <w:multiLevelType w:val="multilevel"/>
     <w:tmpl w:val="8F180FC8"/>
@@ -6330,10 +6693,123 @@
       </w:pPr>
     </w:lvl>
   </w:abstractNum>
-  <w:abstractNum w:abstractNumId="6" w15:restartNumberingAfterBreak="0">
+  <w:abstractNum w:abstractNumId="7" w15:restartNumberingAfterBreak="0">
+    <w:nsid w:val="16C36C69"/>
+    <w:multiLevelType w:val="hybridMultilevel"/>
+    <w:tmpl w:val="860624C0"/>
+    <w:lvl w:ilvl="0" w:tplc="0C0A0001">
+      <w:start w:val="1"/>
+      <w:numFmt w:val="bullet"/>
+      <w:lvlText w:val=""/>
+      <w:lvlJc w:val="left"/>
+      <w:pPr>
+        <w:ind w:left="1418" w:hanging="360"/>
+      </w:pPr>
+      <w:rPr>
+        <w:rFonts w:ascii="Symbol" w:hAnsi="Symbol" w:hint="default"/>
+      </w:rPr>
+    </w:lvl>
+    <w:lvl w:ilvl="1" w:tplc="0C0A0003" w:tentative="1">
+      <w:start w:val="1"/>
+      <w:numFmt w:val="bullet"/>
+      <w:lvlText w:val="o"/>
+      <w:lvlJc w:val="left"/>
+      <w:pPr>
+        <w:ind w:left="2138" w:hanging="360"/>
+      </w:pPr>
+      <w:rPr>
+        <w:rFonts w:ascii="Courier New" w:hAnsi="Courier New" w:cs="Courier New" w:hint="default"/>
+      </w:rPr>
+    </w:lvl>
+    <w:lvl w:ilvl="2" w:tplc="0C0A0005" w:tentative="1">
+      <w:start w:val="1"/>
+      <w:numFmt w:val="bullet"/>
+      <w:lvlText w:val=""/>
+      <w:lvlJc w:val="left"/>
+      <w:pPr>
+        <w:ind w:left="2858" w:hanging="360"/>
+      </w:pPr>
+      <w:rPr>
+        <w:rFonts w:ascii="Wingdings" w:hAnsi="Wingdings" w:hint="default"/>
+      </w:rPr>
+    </w:lvl>
+    <w:lvl w:ilvl="3" w:tplc="0C0A0001" w:tentative="1">
+      <w:start w:val="1"/>
+      <w:numFmt w:val="bullet"/>
+      <w:lvlText w:val=""/>
+      <w:lvlJc w:val="left"/>
+      <w:pPr>
+        <w:ind w:left="3578" w:hanging="360"/>
+      </w:pPr>
+      <w:rPr>
+        <w:rFonts w:ascii="Symbol" w:hAnsi="Symbol" w:hint="default"/>
+      </w:rPr>
+    </w:lvl>
+    <w:lvl w:ilvl="4" w:tplc="0C0A0003" w:tentative="1">
+      <w:start w:val="1"/>
+      <w:numFmt w:val="bullet"/>
+      <w:lvlText w:val="o"/>
+      <w:lvlJc w:val="left"/>
+      <w:pPr>
+        <w:ind w:left="4298" w:hanging="360"/>
+      </w:pPr>
+      <w:rPr>
+        <w:rFonts w:ascii="Courier New" w:hAnsi="Courier New" w:cs="Courier New" w:hint="default"/>
+      </w:rPr>
+    </w:lvl>
+    <w:lvl w:ilvl="5" w:tplc="0C0A0005" w:tentative="1">
+      <w:start w:val="1"/>
+      <w:numFmt w:val="bullet"/>
+      <w:lvlText w:val=""/>
+      <w:lvlJc w:val="left"/>
+      <w:pPr>
+        <w:ind w:left="5018" w:hanging="360"/>
+      </w:pPr>
+      <w:rPr>
+        <w:rFonts w:ascii="Wingdings" w:hAnsi="Wingdings" w:hint="default"/>
+      </w:rPr>
+    </w:lvl>
+    <w:lvl w:ilvl="6" w:tplc="0C0A0001" w:tentative="1">
+      <w:start w:val="1"/>
+      <w:numFmt w:val="bullet"/>
+      <w:lvlText w:val=""/>
+      <w:lvlJc w:val="left"/>
+      <w:pPr>
+        <w:ind w:left="5738" w:hanging="360"/>
+      </w:pPr>
+      <w:rPr>
+        <w:rFonts w:ascii="Symbol" w:hAnsi="Symbol" w:hint="default"/>
+      </w:rPr>
+    </w:lvl>
+    <w:lvl w:ilvl="7" w:tplc="0C0A0003" w:tentative="1">
+      <w:start w:val="1"/>
+      <w:numFmt w:val="bullet"/>
+      <w:lvlText w:val="o"/>
+      <w:lvlJc w:val="left"/>
+      <w:pPr>
+        <w:ind w:left="6458" w:hanging="360"/>
+      </w:pPr>
+      <w:rPr>
+        <w:rFonts w:ascii="Courier New" w:hAnsi="Courier New" w:cs="Courier New" w:hint="default"/>
+      </w:rPr>
+    </w:lvl>
+    <w:lvl w:ilvl="8" w:tplc="0C0A0005" w:tentative="1">
+      <w:start w:val="1"/>
+      <w:numFmt w:val="bullet"/>
+      <w:lvlText w:val=""/>
+      <w:lvlJc w:val="left"/>
+      <w:pPr>
+        <w:ind w:left="7178" w:hanging="360"/>
+      </w:pPr>
+      <w:rPr>
+        <w:rFonts w:ascii="Wingdings" w:hAnsi="Wingdings" w:hint="default"/>
+      </w:rPr>
+    </w:lvl>
+  </w:abstractNum>
+  <w:abstractNum w:abstractNumId="8" w15:restartNumberingAfterBreak="0">
     <w:nsid w:val="1A1C551C"/>
     <w:multiLevelType w:val="hybridMultilevel"/>
-    <w:tmpl w:val="E58A64D2"/>
+    <w:tmpl w:val="5740BD9C"/>
     <w:lvl w:ilvl="0" w:tplc="540A0003">
       <w:start w:val="1"/>
       <w:numFmt w:val="bullet"/>
@@ -6443,7 +6919,120 @@
       </w:rPr>
     </w:lvl>
   </w:abstractNum>
-  <w:abstractNum w:abstractNumId="7" w15:restartNumberingAfterBreak="0">
+  <w:abstractNum w:abstractNumId="9" w15:restartNumberingAfterBreak="0">
+    <w:nsid w:val="1B8154DA"/>
+    <w:multiLevelType w:val="hybridMultilevel"/>
+    <w:tmpl w:val="EEE094EC"/>
+    <w:lvl w:ilvl="0" w:tplc="0C0A0001">
+      <w:start w:val="1"/>
+      <w:numFmt w:val="bullet"/>
+      <w:lvlText w:val=""/>
+      <w:lvlJc w:val="left"/>
+      <w:pPr>
+        <w:ind w:left="720" w:hanging="360"/>
+      </w:pPr>
+      <w:rPr>
+        <w:rFonts w:ascii="Symbol" w:hAnsi="Symbol" w:hint="default"/>
+      </w:rPr>
+    </w:lvl>
+    <w:lvl w:ilvl="1" w:tplc="0C0A0003" w:tentative="1">
+      <w:start w:val="1"/>
+      <w:numFmt w:val="bullet"/>
+      <w:lvlText w:val="o"/>
+      <w:lvlJc w:val="left"/>
+      <w:pPr>
+        <w:ind w:left="1440" w:hanging="360"/>
+      </w:pPr>
+      <w:rPr>
+        <w:rFonts w:ascii="Courier New" w:hAnsi="Courier New" w:cs="Courier New" w:hint="default"/>
+      </w:rPr>
+    </w:lvl>
+    <w:lvl w:ilvl="2" w:tplc="0C0A0005" w:tentative="1">
+      <w:start w:val="1"/>
+      <w:numFmt w:val="bullet"/>
+      <w:lvlText w:val=""/>
+      <w:lvlJc w:val="left"/>
+      <w:pPr>
+        <w:ind w:left="2160" w:hanging="360"/>
+      </w:pPr>
+      <w:rPr>
+        <w:rFonts w:ascii="Wingdings" w:hAnsi="Wingdings" w:hint="default"/>
+      </w:rPr>
+    </w:lvl>
+    <w:lvl w:ilvl="3" w:tplc="0C0A0001" w:tentative="1">
+      <w:start w:val="1"/>
+      <w:numFmt w:val="bullet"/>
+      <w:lvlText w:val=""/>
+      <w:lvlJc w:val="left"/>
+      <w:pPr>
+        <w:ind w:left="2880" w:hanging="360"/>
+      </w:pPr>
+      <w:rPr>
+        <w:rFonts w:ascii="Symbol" w:hAnsi="Symbol" w:hint="default"/>
+      </w:rPr>
+    </w:lvl>
+    <w:lvl w:ilvl="4" w:tplc="0C0A0003" w:tentative="1">
+      <w:start w:val="1"/>
+      <w:numFmt w:val="bullet"/>
+      <w:lvlText w:val="o"/>
+      <w:lvlJc w:val="left"/>
+      <w:pPr>
+        <w:ind w:left="3600" w:hanging="360"/>
+      </w:pPr>
+      <w:rPr>
+        <w:rFonts w:ascii="Courier New" w:hAnsi="Courier New" w:cs="Courier New" w:hint="default"/>
+      </w:rPr>
+    </w:lvl>
+    <w:lvl w:ilvl="5" w:tplc="0C0A0005" w:tentative="1">
+      <w:start w:val="1"/>
+      <w:numFmt w:val="bullet"/>
+      <w:lvlText w:val=""/>
+      <w:lvlJc w:val="left"/>
+      <w:pPr>
+        <w:ind w:left="4320" w:hanging="360"/>
+      </w:pPr>
+      <w:rPr>
+        <w:rFonts w:ascii="Wingdings" w:hAnsi="Wingdings" w:hint="default"/>
+      </w:rPr>
+    </w:lvl>
+    <w:lvl w:ilvl="6" w:tplc="0C0A0001" w:tentative="1">
+      <w:start w:val="1"/>
+      <w:numFmt w:val="bullet"/>
+      <w:lvlText w:val=""/>
+      <w:lvlJc w:val="left"/>
+      <w:pPr>
+        <w:ind w:left="5040" w:hanging="360"/>
+      </w:pPr>
+      <w:rPr>
+        <w:rFonts w:ascii="Symbol" w:hAnsi="Symbol" w:hint="default"/>
+      </w:rPr>
+    </w:lvl>
+    <w:lvl w:ilvl="7" w:tplc="0C0A0003" w:tentative="1">
+      <w:start w:val="1"/>
+      <w:numFmt w:val="bullet"/>
+      <w:lvlText w:val="o"/>
+      <w:lvlJc w:val="left"/>
+      <w:pPr>
+        <w:ind w:left="5760" w:hanging="360"/>
+      </w:pPr>
+      <w:rPr>
+        <w:rFonts w:ascii="Courier New" w:hAnsi="Courier New" w:cs="Courier New" w:hint="default"/>
+      </w:rPr>
+    </w:lvl>
+    <w:lvl w:ilvl="8" w:tplc="0C0A0005" w:tentative="1">
+      <w:start w:val="1"/>
+      <w:numFmt w:val="bullet"/>
+      <w:lvlText w:val=""/>
+      <w:lvlJc w:val="left"/>
+      <w:pPr>
+        <w:ind w:left="6480" w:hanging="360"/>
+      </w:pPr>
+      <w:rPr>
+        <w:rFonts w:ascii="Wingdings" w:hAnsi="Wingdings" w:hint="default"/>
+      </w:rPr>
+    </w:lvl>
+  </w:abstractNum>
+  <w:abstractNum w:abstractNumId="10" w15:restartNumberingAfterBreak="0">
     <w:nsid w:val="21D808FD"/>
     <w:multiLevelType w:val="hybridMultilevel"/>
     <w:tmpl w:val="FB160FE8"/>
@@ -6556,7 +7145,7 @@
       </w:rPr>
     </w:lvl>
   </w:abstractNum>
-  <w:abstractNum w:abstractNumId="8" w15:restartNumberingAfterBreak="0">
+  <w:abstractNum w:abstractNumId="11" w15:restartNumberingAfterBreak="0">
     <w:nsid w:val="2698550C"/>
     <w:multiLevelType w:val="hybridMultilevel"/>
     <w:tmpl w:val="06BA5422"/>
@@ -6669,7 +7258,7 @@
       </w:rPr>
     </w:lvl>
   </w:abstractNum>
-  <w:abstractNum w:abstractNumId="9" w15:restartNumberingAfterBreak="0">
+  <w:abstractNum w:abstractNumId="12" w15:restartNumberingAfterBreak="0">
     <w:nsid w:val="27F63131"/>
     <w:multiLevelType w:val="hybridMultilevel"/>
     <w:tmpl w:val="C6624020"/>
@@ -6782,7 +7371,7 @@
       </w:rPr>
     </w:lvl>
   </w:abstractNum>
-  <w:abstractNum w:abstractNumId="10" w15:restartNumberingAfterBreak="0">
+  <w:abstractNum w:abstractNumId="13" w15:restartNumberingAfterBreak="0">
     <w:nsid w:val="2B547B66"/>
     <w:multiLevelType w:val="hybridMultilevel"/>
     <w:tmpl w:val="8576909A"/>
@@ -6895,7 +7484,7 @@
       </w:rPr>
     </w:lvl>
   </w:abstractNum>
-  <w:abstractNum w:abstractNumId="11" w15:restartNumberingAfterBreak="0">
+  <w:abstractNum w:abstractNumId="14" w15:restartNumberingAfterBreak="0">
     <w:nsid w:val="2FE93DA1"/>
     <w:multiLevelType w:val="multilevel"/>
     <w:tmpl w:val="1EEA4B80"/>
@@ -7026,7 +7615,7 @@
       </w:rPr>
     </w:lvl>
   </w:abstractNum>
-  <w:abstractNum w:abstractNumId="12" w15:restartNumberingAfterBreak="0">
+  <w:abstractNum w:abstractNumId="15" w15:restartNumberingAfterBreak="0">
     <w:nsid w:val="31165506"/>
     <w:multiLevelType w:val="hybridMultilevel"/>
     <w:tmpl w:val="251C0816"/>
@@ -7139,7 +7728,7 @@
       </w:rPr>
     </w:lvl>
   </w:abstractNum>
-  <w:abstractNum w:abstractNumId="13" w15:restartNumberingAfterBreak="0">
+  <w:abstractNum w:abstractNumId="16" w15:restartNumberingAfterBreak="0">
     <w:nsid w:val="31F71104"/>
     <w:multiLevelType w:val="hybridMultilevel"/>
     <w:tmpl w:val="D83E7E50"/>
@@ -7252,7 +7841,7 @@
       </w:rPr>
     </w:lvl>
   </w:abstractNum>
-  <w:abstractNum w:abstractNumId="14" w15:restartNumberingAfterBreak="0">
+  <w:abstractNum w:abstractNumId="17" w15:restartNumberingAfterBreak="0">
     <w:nsid w:val="3470752F"/>
     <w:multiLevelType w:val="hybridMultilevel"/>
     <w:tmpl w:val="A4027CCA"/>
@@ -7365,7 +7954,120 @@
       </w:rPr>
     </w:lvl>
   </w:abstractNum>
-  <w:abstractNum w:abstractNumId="15" w15:restartNumberingAfterBreak="0">
+  <w:abstractNum w:abstractNumId="18" w15:restartNumberingAfterBreak="0">
+    <w:nsid w:val="35E60314"/>
+    <w:multiLevelType w:val="hybridMultilevel"/>
+    <w:tmpl w:val="8E34FF70"/>
+    <w:lvl w:ilvl="0" w:tplc="0C0A0001">
+      <w:start w:val="1"/>
+      <w:numFmt w:val="bullet"/>
+      <w:lvlText w:val=""/>
+      <w:lvlJc w:val="left"/>
+      <w:pPr>
+        <w:ind w:left="1473" w:hanging="360"/>
+      </w:pPr>
+      <w:rPr>
+        <w:rFonts w:ascii="Symbol" w:hAnsi="Symbol" w:hint="default"/>
+      </w:rPr>
+    </w:lvl>
+    <w:lvl w:ilvl="1" w:tplc="0C0A0003" w:tentative="1">
+      <w:start w:val="1"/>
+      <w:numFmt w:val="bullet"/>
+      <w:lvlText w:val="o"/>
+      <w:lvlJc w:val="left"/>
+      <w:pPr>
+        <w:ind w:left="2193" w:hanging="360"/>
+      </w:pPr>
+      <w:rPr>
+        <w:rFonts w:ascii="Courier New" w:hAnsi="Courier New" w:cs="Courier New" w:hint="default"/>
+      </w:rPr>
+    </w:lvl>
+    <w:lvl w:ilvl="2" w:tplc="0C0A0005" w:tentative="1">
+      <w:start w:val="1"/>
+      <w:numFmt w:val="bullet"/>
+      <w:lvlText w:val=""/>
+      <w:lvlJc w:val="left"/>
+      <w:pPr>
+        <w:ind w:left="2913" w:hanging="360"/>
+      </w:pPr>
+      <w:rPr>
+        <w:rFonts w:ascii="Wingdings" w:hAnsi="Wingdings" w:hint="default"/>
+      </w:rPr>
+    </w:lvl>
+    <w:lvl w:ilvl="3" w:tplc="0C0A0001" w:tentative="1">
+      <w:start w:val="1"/>
+      <w:numFmt w:val="bullet"/>
+      <w:lvlText w:val=""/>
+      <w:lvlJc w:val="left"/>
+      <w:pPr>
+        <w:ind w:left="3633" w:hanging="360"/>
+      </w:pPr>
+      <w:rPr>
+        <w:rFonts w:ascii="Symbol" w:hAnsi="Symbol" w:hint="default"/>
+      </w:rPr>
+    </w:lvl>
+    <w:lvl w:ilvl="4" w:tplc="0C0A0003" w:tentative="1">
+      <w:start w:val="1"/>
+      <w:numFmt w:val="bullet"/>
+      <w:lvlText w:val="o"/>
+      <w:lvlJc w:val="left"/>
+      <w:pPr>
+        <w:ind w:left="4353" w:hanging="360"/>
+      </w:pPr>
+      <w:rPr>
+        <w:rFonts w:ascii="Courier New" w:hAnsi="Courier New" w:cs="Courier New" w:hint="default"/>
+      </w:rPr>
+    </w:lvl>
+    <w:lvl w:ilvl="5" w:tplc="0C0A0005" w:tentative="1">
+      <w:start w:val="1"/>
+      <w:numFmt w:val="bullet"/>
+      <w:lvlText w:val=""/>
+      <w:lvlJc w:val="left"/>
+      <w:pPr>
+        <w:ind w:left="5073" w:hanging="360"/>
+      </w:pPr>
+      <w:rPr>
+        <w:rFonts w:ascii="Wingdings" w:hAnsi="Wingdings" w:hint="default"/>
+      </w:rPr>
+    </w:lvl>
+    <w:lvl w:ilvl="6" w:tplc="0C0A0001" w:tentative="1">
+      <w:start w:val="1"/>
+      <w:numFmt w:val="bullet"/>
+      <w:lvlText w:val=""/>
+      <w:lvlJc w:val="left"/>
+      <w:pPr>
+        <w:ind w:left="5793" w:hanging="360"/>
+      </w:pPr>
+      <w:rPr>
+        <w:rFonts w:ascii="Symbol" w:hAnsi="Symbol" w:hint="default"/>
+      </w:rPr>
+    </w:lvl>
+    <w:lvl w:ilvl="7" w:tplc="0C0A0003" w:tentative="1">
+      <w:start w:val="1"/>
+      <w:numFmt w:val="bullet"/>
+      <w:lvlText w:val="o"/>
+      <w:lvlJc w:val="left"/>
+      <w:pPr>
+        <w:ind w:left="6513" w:hanging="360"/>
+      </w:pPr>
+      <w:rPr>
+        <w:rFonts w:ascii="Courier New" w:hAnsi="Courier New" w:cs="Courier New" w:hint="default"/>
+      </w:rPr>
+    </w:lvl>
+    <w:lvl w:ilvl="8" w:tplc="0C0A0005" w:tentative="1">
+      <w:start w:val="1"/>
+      <w:numFmt w:val="bullet"/>
+      <w:lvlText w:val=""/>
+      <w:lvlJc w:val="left"/>
+      <w:pPr>
+        <w:ind w:left="7233" w:hanging="360"/>
+      </w:pPr>
+      <w:rPr>
+        <w:rFonts w:ascii="Wingdings" w:hAnsi="Wingdings" w:hint="default"/>
+      </w:rPr>
+    </w:lvl>
+  </w:abstractNum>
+  <w:abstractNum w:abstractNumId="19" w15:restartNumberingAfterBreak="0">
     <w:nsid w:val="36DC5F0E"/>
     <w:multiLevelType w:val="hybridMultilevel"/>
     <w:tmpl w:val="DB641EC0"/>
@@ -7478,7 +8180,7 @@
       </w:rPr>
     </w:lvl>
   </w:abstractNum>
-  <w:abstractNum w:abstractNumId="16" w15:restartNumberingAfterBreak="0">
+  <w:abstractNum w:abstractNumId="20" w15:restartNumberingAfterBreak="0">
     <w:nsid w:val="372D0393"/>
     <w:multiLevelType w:val="hybridMultilevel"/>
     <w:tmpl w:val="A638343E"/>
@@ -7591,7 +8293,120 @@
       </w:rPr>
     </w:lvl>
   </w:abstractNum>
-  <w:abstractNum w:abstractNumId="17" w15:restartNumberingAfterBreak="0">
+  <w:abstractNum w:abstractNumId="21" w15:restartNumberingAfterBreak="0">
+    <w:nsid w:val="39D85E47"/>
+    <w:multiLevelType w:val="hybridMultilevel"/>
+    <w:tmpl w:val="39D4E58A"/>
+    <w:lvl w:ilvl="0" w:tplc="0C0A0001">
+      <w:start w:val="1"/>
+      <w:numFmt w:val="bullet"/>
+      <w:lvlText w:val=""/>
+      <w:lvlJc w:val="left"/>
+      <w:pPr>
+        <w:ind w:left="1593" w:hanging="360"/>
+      </w:pPr>
+      <w:rPr>
+        <w:rFonts w:ascii="Symbol" w:hAnsi="Symbol" w:hint="default"/>
+      </w:rPr>
+    </w:lvl>
+    <w:lvl w:ilvl="1" w:tplc="0C0A0003" w:tentative="1">
+      <w:start w:val="1"/>
+      <w:numFmt w:val="bullet"/>
+      <w:lvlText w:val="o"/>
+      <w:lvlJc w:val="left"/>
+      <w:pPr>
+        <w:ind w:left="2313" w:hanging="360"/>
+      </w:pPr>
+      <w:rPr>
+        <w:rFonts w:ascii="Courier New" w:hAnsi="Courier New" w:cs="Courier New" w:hint="default"/>
+      </w:rPr>
+    </w:lvl>
+    <w:lvl w:ilvl="2" w:tplc="0C0A0005" w:tentative="1">
+      <w:start w:val="1"/>
+      <w:numFmt w:val="bullet"/>
+      <w:lvlText w:val=""/>
+      <w:lvlJc w:val="left"/>
+      <w:pPr>
+        <w:ind w:left="3033" w:hanging="360"/>
+      </w:pPr>
+      <w:rPr>
+        <w:rFonts w:ascii="Wingdings" w:hAnsi="Wingdings" w:hint="default"/>
+      </w:rPr>
+    </w:lvl>
+    <w:lvl w:ilvl="3" w:tplc="0C0A0001" w:tentative="1">
+      <w:start w:val="1"/>
+      <w:numFmt w:val="bullet"/>
+      <w:lvlText w:val=""/>
+      <w:lvlJc w:val="left"/>
+      <w:pPr>
+        <w:ind w:left="3753" w:hanging="360"/>
+      </w:pPr>
+      <w:rPr>
+        <w:rFonts w:ascii="Symbol" w:hAnsi="Symbol" w:hint="default"/>
+      </w:rPr>
+    </w:lvl>
+    <w:lvl w:ilvl="4" w:tplc="0C0A0003" w:tentative="1">
+      <w:start w:val="1"/>
+      <w:numFmt w:val="bullet"/>
+      <w:lvlText w:val="o"/>
+      <w:lvlJc w:val="left"/>
+      <w:pPr>
+        <w:ind w:left="4473" w:hanging="360"/>
+      </w:pPr>
+      <w:rPr>
+        <w:rFonts w:ascii="Courier New" w:hAnsi="Courier New" w:cs="Courier New" w:hint="default"/>
+      </w:rPr>
+    </w:lvl>
+    <w:lvl w:ilvl="5" w:tplc="0C0A0005" w:tentative="1">
+      <w:start w:val="1"/>
+      <w:numFmt w:val="bullet"/>
+      <w:lvlText w:val=""/>
+      <w:lvlJc w:val="left"/>
+      <w:pPr>
+        <w:ind w:left="5193" w:hanging="360"/>
+      </w:pPr>
+      <w:rPr>
+        <w:rFonts w:ascii="Wingdings" w:hAnsi="Wingdings" w:hint="default"/>
+      </w:rPr>
+    </w:lvl>
+    <w:lvl w:ilvl="6" w:tplc="0C0A0001" w:tentative="1">
+      <w:start w:val="1"/>
+      <w:numFmt w:val="bullet"/>
+      <w:lvlText w:val=""/>
+      <w:lvlJc w:val="left"/>
+      <w:pPr>
+        <w:ind w:left="5913" w:hanging="360"/>
+      </w:pPr>
+      <w:rPr>
+        <w:rFonts w:ascii="Symbol" w:hAnsi="Symbol" w:hint="default"/>
+      </w:rPr>
+    </w:lvl>
+    <w:lvl w:ilvl="7" w:tplc="0C0A0003" w:tentative="1">
+      <w:start w:val="1"/>
+      <w:numFmt w:val="bullet"/>
+      <w:lvlText w:val="o"/>
+      <w:lvlJc w:val="left"/>
+      <w:pPr>
+        <w:ind w:left="6633" w:hanging="360"/>
+      </w:pPr>
+      <w:rPr>
+        <w:rFonts w:ascii="Courier New" w:hAnsi="Courier New" w:cs="Courier New" w:hint="default"/>
+      </w:rPr>
+    </w:lvl>
+    <w:lvl w:ilvl="8" w:tplc="0C0A0005" w:tentative="1">
+      <w:start w:val="1"/>
+      <w:numFmt w:val="bullet"/>
+      <w:lvlText w:val=""/>
+      <w:lvlJc w:val="left"/>
+      <w:pPr>
+        <w:ind w:left="7353" w:hanging="360"/>
+      </w:pPr>
+      <w:rPr>
+        <w:rFonts w:ascii="Wingdings" w:hAnsi="Wingdings" w:hint="default"/>
+      </w:rPr>
+    </w:lvl>
+  </w:abstractNum>
+  <w:abstractNum w:abstractNumId="22" w15:restartNumberingAfterBreak="0">
     <w:nsid w:val="442A3129"/>
     <w:multiLevelType w:val="hybridMultilevel"/>
     <w:tmpl w:val="52782CFC"/>
@@ -7704,7 +8519,120 @@
       </w:rPr>
     </w:lvl>
   </w:abstractNum>
-  <w:abstractNum w:abstractNumId="18" w15:restartNumberingAfterBreak="0">
+  <w:abstractNum w:abstractNumId="23" w15:restartNumberingAfterBreak="0">
+    <w:nsid w:val="4C521D7A"/>
+    <w:multiLevelType w:val="hybridMultilevel"/>
+    <w:tmpl w:val="0EC28E9A"/>
+    <w:lvl w:ilvl="0" w:tplc="0C0A0001">
+      <w:start w:val="1"/>
+      <w:numFmt w:val="bullet"/>
+      <w:lvlText w:val=""/>
+      <w:lvlJc w:val="left"/>
+      <w:pPr>
+        <w:ind w:left="1276" w:hanging="360"/>
+      </w:pPr>
+      <w:rPr>
+        <w:rFonts w:ascii="Symbol" w:hAnsi="Symbol" w:hint="default"/>
+      </w:rPr>
+    </w:lvl>
+    <w:lvl w:ilvl="1" w:tplc="0C0A0003" w:tentative="1">
+      <w:start w:val="1"/>
+      <w:numFmt w:val="bullet"/>
+      <w:lvlText w:val="o"/>
+      <w:lvlJc w:val="left"/>
+      <w:pPr>
+        <w:ind w:left="1996" w:hanging="360"/>
+      </w:pPr>
+      <w:rPr>
+        <w:rFonts w:ascii="Courier New" w:hAnsi="Courier New" w:cs="Courier New" w:hint="default"/>
+      </w:rPr>
+    </w:lvl>
+    <w:lvl w:ilvl="2" w:tplc="0C0A0005" w:tentative="1">
+      <w:start w:val="1"/>
+      <w:numFmt w:val="bullet"/>
+      <w:lvlText w:val=""/>
+      <w:lvlJc w:val="left"/>
+      <w:pPr>
+        <w:ind w:left="2716" w:hanging="360"/>
+      </w:pPr>
+      <w:rPr>
+        <w:rFonts w:ascii="Wingdings" w:hAnsi="Wingdings" w:hint="default"/>
+      </w:rPr>
+    </w:lvl>
+    <w:lvl w:ilvl="3" w:tplc="0C0A0001" w:tentative="1">
+      <w:start w:val="1"/>
+      <w:numFmt w:val="bullet"/>
+      <w:lvlText w:val=""/>
+      <w:lvlJc w:val="left"/>
+      <w:pPr>
+        <w:ind w:left="3436" w:hanging="360"/>
+      </w:pPr>
+      <w:rPr>
+        <w:rFonts w:ascii="Symbol" w:hAnsi="Symbol" w:hint="default"/>
+      </w:rPr>
+    </w:lvl>
+    <w:lvl w:ilvl="4" w:tplc="0C0A0003" w:tentative="1">
+      <w:start w:val="1"/>
+      <w:numFmt w:val="bullet"/>
+      <w:lvlText w:val="o"/>
+      <w:lvlJc w:val="left"/>
+      <w:pPr>
+        <w:ind w:left="4156" w:hanging="360"/>
+      </w:pPr>
+      <w:rPr>
+        <w:rFonts w:ascii="Courier New" w:hAnsi="Courier New" w:cs="Courier New" w:hint="default"/>
+      </w:rPr>
+    </w:lvl>
+    <w:lvl w:ilvl="5" w:tplc="0C0A0005" w:tentative="1">
+      <w:start w:val="1"/>
+      <w:numFmt w:val="bullet"/>
+      <w:lvlText w:val=""/>
+      <w:lvlJc w:val="left"/>
+      <w:pPr>
+        <w:ind w:left="4876" w:hanging="360"/>
+      </w:pPr>
+      <w:rPr>
+        <w:rFonts w:ascii="Wingdings" w:hAnsi="Wingdings" w:hint="default"/>
+      </w:rPr>
+    </w:lvl>
+    <w:lvl w:ilvl="6" w:tplc="0C0A0001" w:tentative="1">
+      <w:start w:val="1"/>
+      <w:numFmt w:val="bullet"/>
+      <w:lvlText w:val=""/>
+      <w:lvlJc w:val="left"/>
+      <w:pPr>
+        <w:ind w:left="5596" w:hanging="360"/>
+      </w:pPr>
+      <w:rPr>
+        <w:rFonts w:ascii="Symbol" w:hAnsi="Symbol" w:hint="default"/>
+      </w:rPr>
+    </w:lvl>
+    <w:lvl w:ilvl="7" w:tplc="0C0A0003" w:tentative="1">
+      <w:start w:val="1"/>
+      <w:numFmt w:val="bullet"/>
+      <w:lvlText w:val="o"/>
+      <w:lvlJc w:val="left"/>
+      <w:pPr>
+        <w:ind w:left="6316" w:hanging="360"/>
+      </w:pPr>
+      <w:rPr>
+        <w:rFonts w:ascii="Courier New" w:hAnsi="Courier New" w:cs="Courier New" w:hint="default"/>
+      </w:rPr>
+    </w:lvl>
+    <w:lvl w:ilvl="8" w:tplc="0C0A0005" w:tentative="1">
+      <w:start w:val="1"/>
+      <w:numFmt w:val="bullet"/>
+      <w:lvlText w:val=""/>
+      <w:lvlJc w:val="left"/>
+      <w:pPr>
+        <w:ind w:left="7036" w:hanging="360"/>
+      </w:pPr>
+      <w:rPr>
+        <w:rFonts w:ascii="Wingdings" w:hAnsi="Wingdings" w:hint="default"/>
+      </w:rPr>
+    </w:lvl>
+  </w:abstractNum>
+  <w:abstractNum w:abstractNumId="24" w15:restartNumberingAfterBreak="0">
     <w:nsid w:val="4C5341CB"/>
     <w:multiLevelType w:val="hybridMultilevel"/>
     <w:tmpl w:val="8FCAA910"/>
@@ -7790,7 +8718,7 @@
       </w:pPr>
     </w:lvl>
   </w:abstractNum>
-  <w:abstractNum w:abstractNumId="19" w15:restartNumberingAfterBreak="0">
+  <w:abstractNum w:abstractNumId="25" w15:restartNumberingAfterBreak="0">
     <w:nsid w:val="54E655C0"/>
     <w:multiLevelType w:val="hybridMultilevel"/>
     <w:tmpl w:val="00982A56"/>
@@ -7903,7 +8831,7 @@
       </w:rPr>
     </w:lvl>
   </w:abstractNum>
-  <w:abstractNum w:abstractNumId="20" w15:restartNumberingAfterBreak="0">
+  <w:abstractNum w:abstractNumId="26" w15:restartNumberingAfterBreak="0">
     <w:nsid w:val="557411D4"/>
     <w:multiLevelType w:val="hybridMultilevel"/>
     <w:tmpl w:val="2DF431C2"/>
@@ -8016,7 +8944,7 @@
       </w:rPr>
     </w:lvl>
   </w:abstractNum>
-  <w:abstractNum w:abstractNumId="21" w15:restartNumberingAfterBreak="0">
+  <w:abstractNum w:abstractNumId="27" w15:restartNumberingAfterBreak="0">
     <w:nsid w:val="55ED2025"/>
     <w:multiLevelType w:val="hybridMultilevel"/>
     <w:tmpl w:val="AA7832C0"/>
@@ -8129,7 +9057,7 @@
       </w:rPr>
     </w:lvl>
   </w:abstractNum>
-  <w:abstractNum w:abstractNumId="22" w15:restartNumberingAfterBreak="0">
+  <w:abstractNum w:abstractNumId="28" w15:restartNumberingAfterBreak="0">
     <w:nsid w:val="59E20D13"/>
     <w:multiLevelType w:val="hybridMultilevel"/>
     <w:tmpl w:val="9586E3C4"/>
@@ -8242,7 +9170,7 @@
       </w:rPr>
     </w:lvl>
   </w:abstractNum>
-  <w:abstractNum w:abstractNumId="23" w15:restartNumberingAfterBreak="0">
+  <w:abstractNum w:abstractNumId="29" w15:restartNumberingAfterBreak="0">
     <w:nsid w:val="5DDA41F3"/>
     <w:multiLevelType w:val="multilevel"/>
     <w:tmpl w:val="8BB415B4"/>
@@ -8359,7 +9287,7 @@
       </w:pPr>
     </w:lvl>
   </w:abstractNum>
-  <w:abstractNum w:abstractNumId="24" w15:restartNumberingAfterBreak="0">
+  <w:abstractNum w:abstractNumId="30" w15:restartNumberingAfterBreak="0">
     <w:nsid w:val="5F3F463A"/>
     <w:multiLevelType w:val="hybridMultilevel"/>
     <w:tmpl w:val="BF28FC80"/>
@@ -8472,7 +9400,7 @@
       </w:rPr>
     </w:lvl>
   </w:abstractNum>
-  <w:abstractNum w:abstractNumId="25" w15:restartNumberingAfterBreak="0">
+  <w:abstractNum w:abstractNumId="31" w15:restartNumberingAfterBreak="0">
     <w:nsid w:val="5F6D337E"/>
     <w:multiLevelType w:val="hybridMultilevel"/>
     <w:tmpl w:val="BA701130"/>
@@ -8560,7 +9488,93 @@
       </w:pPr>
     </w:lvl>
   </w:abstractNum>
-  <w:abstractNum w:abstractNumId="26" w15:restartNumberingAfterBreak="0">
+  <w:abstractNum w:abstractNumId="32" w15:restartNumberingAfterBreak="0">
+    <w:nsid w:val="612059C1"/>
+    <w:multiLevelType w:val="hybridMultilevel"/>
+    <w:tmpl w:val="1F30D07E"/>
+    <w:lvl w:ilvl="0" w:tplc="0C0A000F">
+      <w:start w:val="1"/>
+      <w:numFmt w:val="decimal"/>
+      <w:lvlText w:val="%1."/>
+      <w:lvlJc w:val="left"/>
+      <w:pPr>
+        <w:ind w:left="993" w:hanging="360"/>
+      </w:pPr>
+    </w:lvl>
+    <w:lvl w:ilvl="1" w:tplc="0C0A0019" w:tentative="1">
+      <w:start w:val="1"/>
+      <w:numFmt w:val="lowerLetter"/>
+      <w:lvlText w:val="%2."/>
+      <w:lvlJc w:val="left"/>
+      <w:pPr>
+        <w:ind w:left="1713" w:hanging="360"/>
+      </w:pPr>
+    </w:lvl>
+    <w:lvl w:ilvl="2" w:tplc="0C0A001B" w:tentative="1">
+      <w:start w:val="1"/>
+      <w:numFmt w:val="lowerRoman"/>
+      <w:lvlText w:val="%3."/>
+      <w:lvlJc w:val="right"/>
+      <w:pPr>
+        <w:ind w:left="2433" w:hanging="180"/>
+      </w:pPr>
+    </w:lvl>
+    <w:lvl w:ilvl="3" w:tplc="0C0A000F" w:tentative="1">
+      <w:start w:val="1"/>
+      <w:numFmt w:val="decimal"/>
+      <w:lvlText w:val="%4."/>
+      <w:lvlJc w:val="left"/>
+      <w:pPr>
+        <w:ind w:left="3153" w:hanging="360"/>
+      </w:pPr>
+    </w:lvl>
+    <w:lvl w:ilvl="4" w:tplc="0C0A0019" w:tentative="1">
+      <w:start w:val="1"/>
+      <w:numFmt w:val="lowerLetter"/>
+      <w:lvlText w:val="%5."/>
+      <w:lvlJc w:val="left"/>
+      <w:pPr>
+        <w:ind w:left="3873" w:hanging="360"/>
+      </w:pPr>
+    </w:lvl>
+    <w:lvl w:ilvl="5" w:tplc="0C0A001B" w:tentative="1">
+      <w:start w:val="1"/>
+      <w:numFmt w:val="lowerRoman"/>
+      <w:lvlText w:val="%6."/>
+      <w:lvlJc w:val="right"/>
+      <w:pPr>
+        <w:ind w:left="4593" w:hanging="180"/>
+      </w:pPr>
+    </w:lvl>
+    <w:lvl w:ilvl="6" w:tplc="0C0A000F" w:tentative="1">
+      <w:start w:val="1"/>
+      <w:numFmt w:val="decimal"/>
+      <w:lvlText w:val="%7."/>
+      <w:lvlJc w:val="left"/>
+      <w:pPr>
+        <w:ind w:left="5313" w:hanging="360"/>
+      </w:pPr>
+    </w:lvl>
+    <w:lvl w:ilvl="7" w:tplc="0C0A0019" w:tentative="1">
+      <w:start w:val="1"/>
+      <w:numFmt w:val="lowerLetter"/>
+      <w:lvlText w:val="%8."/>
+      <w:lvlJc w:val="left"/>
+      <w:pPr>
+        <w:ind w:left="6033" w:hanging="360"/>
+      </w:pPr>
+    </w:lvl>
+    <w:lvl w:ilvl="8" w:tplc="0C0A001B" w:tentative="1">
+      <w:start w:val="1"/>
+      <w:numFmt w:val="lowerRoman"/>
+      <w:lvlText w:val="%9."/>
+      <w:lvlJc w:val="right"/>
+      <w:pPr>
+        <w:ind w:left="6753" w:hanging="180"/>
+      </w:pPr>
+    </w:lvl>
+  </w:abstractNum>
+  <w:abstractNum w:abstractNumId="33" w15:restartNumberingAfterBreak="0">
     <w:nsid w:val="641D76CE"/>
     <w:multiLevelType w:val="hybridMultilevel"/>
     <w:tmpl w:val="37C28E2C"/>
@@ -8673,7 +9687,7 @@
       </w:rPr>
     </w:lvl>
   </w:abstractNum>
-  <w:abstractNum w:abstractNumId="27" w15:restartNumberingAfterBreak="0">
+  <w:abstractNum w:abstractNumId="34" w15:restartNumberingAfterBreak="0">
     <w:nsid w:val="64D63203"/>
     <w:multiLevelType w:val="hybridMultilevel"/>
     <w:tmpl w:val="B1B28DC2"/>
@@ -8786,7 +9800,7 @@
       </w:rPr>
     </w:lvl>
   </w:abstractNum>
-  <w:abstractNum w:abstractNumId="28" w15:restartNumberingAfterBreak="0">
+  <w:abstractNum w:abstractNumId="35" w15:restartNumberingAfterBreak="0">
     <w:nsid w:val="671E3F10"/>
     <w:multiLevelType w:val="hybridMultilevel"/>
     <w:tmpl w:val="123E2B8E"/>
@@ -8899,7 +9913,7 @@
       </w:rPr>
     </w:lvl>
   </w:abstractNum>
-  <w:abstractNum w:abstractNumId="29" w15:restartNumberingAfterBreak="0">
+  <w:abstractNum w:abstractNumId="36" w15:restartNumberingAfterBreak="0">
     <w:nsid w:val="6A62777C"/>
     <w:multiLevelType w:val="hybridMultilevel"/>
     <w:tmpl w:val="68F0608C"/>
@@ -9012,7 +10026,93 @@
       </w:rPr>
     </w:lvl>
   </w:abstractNum>
-  <w:abstractNum w:abstractNumId="30" w15:restartNumberingAfterBreak="0">
+  <w:abstractNum w:abstractNumId="37" w15:restartNumberingAfterBreak="0">
+    <w:nsid w:val="72E620A4"/>
+    <w:multiLevelType w:val="hybridMultilevel"/>
+    <w:tmpl w:val="DA06CFE0"/>
+    <w:lvl w:ilvl="0" w:tplc="0C0A000F">
+      <w:start w:val="1"/>
+      <w:numFmt w:val="decimal"/>
+      <w:lvlText w:val="%1."/>
+      <w:lvlJc w:val="left"/>
+      <w:pPr>
+        <w:ind w:left="775" w:hanging="360"/>
+      </w:pPr>
+    </w:lvl>
+    <w:lvl w:ilvl="1" w:tplc="0C0A0019" w:tentative="1">
+      <w:start w:val="1"/>
+      <w:numFmt w:val="lowerLetter"/>
+      <w:lvlText w:val="%2."/>
+      <w:lvlJc w:val="left"/>
+      <w:pPr>
+        <w:ind w:left="1495" w:hanging="360"/>
+      </w:pPr>
+    </w:lvl>
+    <w:lvl w:ilvl="2" w:tplc="0C0A001B" w:tentative="1">
+      <w:start w:val="1"/>
+      <w:numFmt w:val="lowerRoman"/>
+      <w:lvlText w:val="%3."/>
+      <w:lvlJc w:val="right"/>
+      <w:pPr>
+        <w:ind w:left="2215" w:hanging="180"/>
+      </w:pPr>
+    </w:lvl>
+    <w:lvl w:ilvl="3" w:tplc="0C0A000F" w:tentative="1">
+      <w:start w:val="1"/>
+      <w:numFmt w:val="decimal"/>
+      <w:lvlText w:val="%4."/>
+      <w:lvlJc w:val="left"/>
+      <w:pPr>
+        <w:ind w:left="2935" w:hanging="360"/>
+      </w:pPr>
+    </w:lvl>
+    <w:lvl w:ilvl="4" w:tplc="0C0A0019" w:tentative="1">
+      <w:start w:val="1"/>
+      <w:numFmt w:val="lowerLetter"/>
+      <w:lvlText w:val="%5."/>
+      <w:lvlJc w:val="left"/>
+      <w:pPr>
+        <w:ind w:left="3655" w:hanging="360"/>
+      </w:pPr>
+    </w:lvl>
+    <w:lvl w:ilvl="5" w:tplc="0C0A001B" w:tentative="1">
+      <w:start w:val="1"/>
+      <w:numFmt w:val="lowerRoman"/>
+      <w:lvlText w:val="%6."/>
+      <w:lvlJc w:val="right"/>
+      <w:pPr>
+        <w:ind w:left="4375" w:hanging="180"/>
+      </w:pPr>
+    </w:lvl>
+    <w:lvl w:ilvl="6" w:tplc="0C0A000F" w:tentative="1">
+      <w:start w:val="1"/>
+      <w:numFmt w:val="decimal"/>
+      <w:lvlText w:val="%7."/>
+      <w:lvlJc w:val="left"/>
+      <w:pPr>
+        <w:ind w:left="5095" w:hanging="360"/>
+      </w:pPr>
+    </w:lvl>
+    <w:lvl w:ilvl="7" w:tplc="0C0A0019" w:tentative="1">
+      <w:start w:val="1"/>
+      <w:numFmt w:val="lowerLetter"/>
+      <w:lvlText w:val="%8."/>
+      <w:lvlJc w:val="left"/>
+      <w:pPr>
+        <w:ind w:left="5815" w:hanging="360"/>
+      </w:pPr>
+    </w:lvl>
+    <w:lvl w:ilvl="8" w:tplc="0C0A001B" w:tentative="1">
+      <w:start w:val="1"/>
+      <w:numFmt w:val="lowerRoman"/>
+      <w:lvlText w:val="%9."/>
+      <w:lvlJc w:val="right"/>
+      <w:pPr>
+        <w:ind w:left="6535" w:hanging="180"/>
+      </w:pPr>
+    </w:lvl>
+  </w:abstractNum>
+  <w:abstractNum w:abstractNumId="38" w15:restartNumberingAfterBreak="0">
     <w:nsid w:val="7396150E"/>
     <w:multiLevelType w:val="hybridMultilevel"/>
     <w:tmpl w:val="C208547A"/>
@@ -9125,7 +10225,120 @@
       </w:rPr>
     </w:lvl>
   </w:abstractNum>
-  <w:abstractNum w:abstractNumId="31" w15:restartNumberingAfterBreak="0">
+  <w:abstractNum w:abstractNumId="39" w15:restartNumberingAfterBreak="0">
+    <w:nsid w:val="752E4251"/>
+    <w:multiLevelType w:val="hybridMultilevel"/>
+    <w:tmpl w:val="BADE49E4"/>
+    <w:lvl w:ilvl="0" w:tplc="0C0A0001">
+      <w:start w:val="1"/>
+      <w:numFmt w:val="bullet"/>
+      <w:lvlText w:val=""/>
+      <w:lvlJc w:val="left"/>
+      <w:pPr>
+        <w:ind w:left="720" w:hanging="360"/>
+      </w:pPr>
+      <w:rPr>
+        <w:rFonts w:ascii="Symbol" w:hAnsi="Symbol" w:hint="default"/>
+      </w:rPr>
+    </w:lvl>
+    <w:lvl w:ilvl="1" w:tplc="0C0A0003" w:tentative="1">
+      <w:start w:val="1"/>
+      <w:numFmt w:val="bullet"/>
+      <w:lvlText w:val="o"/>
+      <w:lvlJc w:val="left"/>
+      <w:pPr>
+        <w:ind w:left="1440" w:hanging="360"/>
+      </w:pPr>
+      <w:rPr>
+        <w:rFonts w:ascii="Courier New" w:hAnsi="Courier New" w:cs="Courier New" w:hint="default"/>
+      </w:rPr>
+    </w:lvl>
+    <w:lvl w:ilvl="2" w:tplc="0C0A0005" w:tentative="1">
+      <w:start w:val="1"/>
+      <w:numFmt w:val="bullet"/>
+      <w:lvlText w:val=""/>
+      <w:lvlJc w:val="left"/>
+      <w:pPr>
+        <w:ind w:left="2160" w:hanging="360"/>
+      </w:pPr>
+      <w:rPr>
+        <w:rFonts w:ascii="Wingdings" w:hAnsi="Wingdings" w:hint="default"/>
+      </w:rPr>
+    </w:lvl>
+    <w:lvl w:ilvl="3" w:tplc="0C0A0001" w:tentative="1">
+      <w:start w:val="1"/>
+      <w:numFmt w:val="bullet"/>
+      <w:lvlText w:val=""/>
+      <w:lvlJc w:val="left"/>
+      <w:pPr>
+        <w:ind w:left="2880" w:hanging="360"/>
+      </w:pPr>
+      <w:rPr>
+        <w:rFonts w:ascii="Symbol" w:hAnsi="Symbol" w:hint="default"/>
+      </w:rPr>
+    </w:lvl>
+    <w:lvl w:ilvl="4" w:tplc="0C0A0003" w:tentative="1">
+      <w:start w:val="1"/>
+      <w:numFmt w:val="bullet"/>
+      <w:lvlText w:val="o"/>
+      <w:lvlJc w:val="left"/>
+      <w:pPr>
+        <w:ind w:left="3600" w:hanging="360"/>
+      </w:pPr>
+      <w:rPr>
+        <w:rFonts w:ascii="Courier New" w:hAnsi="Courier New" w:cs="Courier New" w:hint="default"/>
+      </w:rPr>
+    </w:lvl>
+    <w:lvl w:ilvl="5" w:tplc="0C0A0005" w:tentative="1">
+      <w:start w:val="1"/>
+      <w:numFmt w:val="bullet"/>
+      <w:lvlText w:val=""/>
+      <w:lvlJc w:val="left"/>
+      <w:pPr>
+        <w:ind w:left="4320" w:hanging="360"/>
+      </w:pPr>
+      <w:rPr>
+        <w:rFonts w:ascii="Wingdings" w:hAnsi="Wingdings" w:hint="default"/>
+      </w:rPr>
+    </w:lvl>
+    <w:lvl w:ilvl="6" w:tplc="0C0A0001" w:tentative="1">
+      <w:start w:val="1"/>
+      <w:numFmt w:val="bullet"/>
+      <w:lvlText w:val=""/>
+      <w:lvlJc w:val="left"/>
+      <w:pPr>
+        <w:ind w:left="5040" w:hanging="360"/>
+      </w:pPr>
+      <w:rPr>
+        <w:rFonts w:ascii="Symbol" w:hAnsi="Symbol" w:hint="default"/>
+      </w:rPr>
+    </w:lvl>
+    <w:lvl w:ilvl="7" w:tplc="0C0A0003" w:tentative="1">
+      <w:start w:val="1"/>
+      <w:numFmt w:val="bullet"/>
+      <w:lvlText w:val="o"/>
+      <w:lvlJc w:val="left"/>
+      <w:pPr>
+        <w:ind w:left="5760" w:hanging="360"/>
+      </w:pPr>
+      <w:rPr>
+        <w:rFonts w:ascii="Courier New" w:hAnsi="Courier New" w:cs="Courier New" w:hint="default"/>
+      </w:rPr>
+    </w:lvl>
+    <w:lvl w:ilvl="8" w:tplc="0C0A0005" w:tentative="1">
+      <w:start w:val="1"/>
+      <w:numFmt w:val="bullet"/>
+      <w:lvlText w:val=""/>
+      <w:lvlJc w:val="left"/>
+      <w:pPr>
+        <w:ind w:left="6480" w:hanging="360"/>
+      </w:pPr>
+      <w:rPr>
+        <w:rFonts w:ascii="Wingdings" w:hAnsi="Wingdings" w:hint="default"/>
+      </w:rPr>
+    </w:lvl>
+  </w:abstractNum>
+  <w:abstractNum w:abstractNumId="40" w15:restartNumberingAfterBreak="0">
     <w:nsid w:val="79477C5C"/>
     <w:multiLevelType w:val="hybridMultilevel"/>
     <w:tmpl w:val="6A76AB70"/>
@@ -9238,7 +10451,120 @@
       </w:rPr>
     </w:lvl>
   </w:abstractNum>
-  <w:abstractNum w:abstractNumId="32" w15:restartNumberingAfterBreak="0">
+  <w:abstractNum w:abstractNumId="41" w15:restartNumberingAfterBreak="0">
+    <w:nsid w:val="797A1323"/>
+    <w:multiLevelType w:val="hybridMultilevel"/>
+    <w:tmpl w:val="9D58EAE0"/>
+    <w:lvl w:ilvl="0" w:tplc="0C0A0001">
+      <w:start w:val="1"/>
+      <w:numFmt w:val="bullet"/>
+      <w:lvlText w:val=""/>
+      <w:lvlJc w:val="left"/>
+      <w:pPr>
+        <w:ind w:left="720" w:hanging="360"/>
+      </w:pPr>
+      <w:rPr>
+        <w:rFonts w:ascii="Symbol" w:hAnsi="Symbol" w:hint="default"/>
+      </w:rPr>
+    </w:lvl>
+    <w:lvl w:ilvl="1" w:tplc="0C0A0003" w:tentative="1">
+      <w:start w:val="1"/>
+      <w:numFmt w:val="bullet"/>
+      <w:lvlText w:val="o"/>
+      <w:lvlJc w:val="left"/>
+      <w:pPr>
+        <w:ind w:left="1440" w:hanging="360"/>
+      </w:pPr>
+      <w:rPr>
+        <w:rFonts w:ascii="Courier New" w:hAnsi="Courier New" w:cs="Courier New" w:hint="default"/>
+      </w:rPr>
+    </w:lvl>
+    <w:lvl w:ilvl="2" w:tplc="0C0A0005" w:tentative="1">
+      <w:start w:val="1"/>
+      <w:numFmt w:val="bullet"/>
+      <w:lvlText w:val=""/>
+      <w:lvlJc w:val="left"/>
+      <w:pPr>
+        <w:ind w:left="2160" w:hanging="360"/>
+      </w:pPr>
+      <w:rPr>
+        <w:rFonts w:ascii="Wingdings" w:hAnsi="Wingdings" w:hint="default"/>
+      </w:rPr>
+    </w:lvl>
+    <w:lvl w:ilvl="3" w:tplc="0C0A0001" w:tentative="1">
+      <w:start w:val="1"/>
+      <w:numFmt w:val="bullet"/>
+      <w:lvlText w:val=""/>
+      <w:lvlJc w:val="left"/>
+      <w:pPr>
+        <w:ind w:left="2880" w:hanging="360"/>
+      </w:pPr>
+      <w:rPr>
+        <w:rFonts w:ascii="Symbol" w:hAnsi="Symbol" w:hint="default"/>
+      </w:rPr>
+    </w:lvl>
+    <w:lvl w:ilvl="4" w:tplc="0C0A0003" w:tentative="1">
+      <w:start w:val="1"/>
+      <w:numFmt w:val="bullet"/>
+      <w:lvlText w:val="o"/>
+      <w:lvlJc w:val="left"/>
+      <w:pPr>
+        <w:ind w:left="3600" w:hanging="360"/>
+      </w:pPr>
+      <w:rPr>
+        <w:rFonts w:ascii="Courier New" w:hAnsi="Courier New" w:cs="Courier New" w:hint="default"/>
+      </w:rPr>
+    </w:lvl>
+    <w:lvl w:ilvl="5" w:tplc="0C0A0005" w:tentative="1">
+      <w:start w:val="1"/>
+      <w:numFmt w:val="bullet"/>
+      <w:lvlText w:val=""/>
+      <w:lvlJc w:val="left"/>
+      <w:pPr>
+        <w:ind w:left="4320" w:hanging="360"/>
+      </w:pPr>
+      <w:rPr>
+        <w:rFonts w:ascii="Wingdings" w:hAnsi="Wingdings" w:hint="default"/>
+      </w:rPr>
+    </w:lvl>
+    <w:lvl w:ilvl="6" w:tplc="0C0A0001" w:tentative="1">
+      <w:start w:val="1"/>
+      <w:numFmt w:val="bullet"/>
+      <w:lvlText w:val=""/>
+      <w:lvlJc w:val="left"/>
+      <w:pPr>
+        <w:ind w:left="5040" w:hanging="360"/>
+      </w:pPr>
+      <w:rPr>
+        <w:rFonts w:ascii="Symbol" w:hAnsi="Symbol" w:hint="default"/>
+      </w:rPr>
+    </w:lvl>
+    <w:lvl w:ilvl="7" w:tplc="0C0A0003" w:tentative="1">
+      <w:start w:val="1"/>
+      <w:numFmt w:val="bullet"/>
+      <w:lvlText w:val="o"/>
+      <w:lvlJc w:val="left"/>
+      <w:pPr>
+        <w:ind w:left="5760" w:hanging="360"/>
+      </w:pPr>
+      <w:rPr>
+        <w:rFonts w:ascii="Courier New" w:hAnsi="Courier New" w:cs="Courier New" w:hint="default"/>
+      </w:rPr>
+    </w:lvl>
+    <w:lvl w:ilvl="8" w:tplc="0C0A0005" w:tentative="1">
+      <w:start w:val="1"/>
+      <w:numFmt w:val="bullet"/>
+      <w:lvlText w:val=""/>
+      <w:lvlJc w:val="left"/>
+      <w:pPr>
+        <w:ind w:left="6480" w:hanging="360"/>
+      </w:pPr>
+      <w:rPr>
+        <w:rFonts w:ascii="Wingdings" w:hAnsi="Wingdings" w:hint="default"/>
+      </w:rPr>
+    </w:lvl>
+  </w:abstractNum>
+  <w:abstractNum w:abstractNumId="42" w15:restartNumberingAfterBreak="0">
     <w:nsid w:val="7A1126C1"/>
     <w:multiLevelType w:val="multilevel"/>
     <w:tmpl w:val="DFF08AF2"/>
@@ -9353,103 +10679,133 @@
     </w:lvl>
   </w:abstractNum>
   <w:num w:numId="1">
+    <w:abstractNumId w:val="14"/>
+  </w:num>
+  <w:num w:numId="2">
+    <w:abstractNumId w:val="6"/>
+  </w:num>
+  <w:num w:numId="3">
+    <w:abstractNumId w:val="29"/>
+  </w:num>
+  <w:num w:numId="4">
+    <w:abstractNumId w:val="42"/>
+  </w:num>
+  <w:num w:numId="5">
     <w:abstractNumId w:val="11"/>
   </w:num>
-  <w:num w:numId="2">
-    <w:abstractNumId w:val="5"/>
+  <w:num w:numId="6">
+    <w:abstractNumId w:val="40"/>
   </w:num>
-  <w:num w:numId="3">
-    <w:abstractNumId w:val="23"/>
+  <w:num w:numId="7">
+    <w:abstractNumId w:val="26"/>
   </w:num>
-  <w:num w:numId="4">
-    <w:abstractNumId w:val="32"/>
-  </w:num>
-  <w:num w:numId="5">
-    <w:abstractNumId w:val="8"/>
-  </w:num>
-  <w:num w:numId="6">
+  <w:num w:numId="8">
     <w:abstractNumId w:val="31"/>
   </w:num>
-  <w:num w:numId="7">
-    <w:abstractNumId w:val="20"/>
-  </w:num>
-  <w:num w:numId="8">
+  <w:num w:numId="9">
     <w:abstractNumId w:val="25"/>
   </w:num>
-  <w:num w:numId="9">
-    <w:abstractNumId w:val="19"/>
-  </w:num>
   <w:num w:numId="10">
-    <w:abstractNumId w:val="17"/>
+    <w:abstractNumId w:val="22"/>
   </w:num>
   <w:num w:numId="11">
     <w:abstractNumId w:val="3"/>
   </w:num>
   <w:num w:numId="12">
-    <w:abstractNumId w:val="6"/>
+    <w:abstractNumId w:val="8"/>
   </w:num>
   <w:num w:numId="13">
-    <w:abstractNumId w:val="16"/>
+    <w:abstractNumId w:val="20"/>
   </w:num>
   <w:num w:numId="14">
-    <w:abstractNumId w:val="30"/>
+    <w:abstractNumId w:val="38"/>
   </w:num>
   <w:num w:numId="15">
-    <w:abstractNumId w:val="18"/>
+    <w:abstractNumId w:val="24"/>
   </w:num>
   <w:num w:numId="16">
-    <w:abstractNumId w:val="15"/>
+    <w:abstractNumId w:val="19"/>
   </w:num>
   <w:num w:numId="17">
     <w:abstractNumId w:val="2"/>
   </w:num>
   <w:num w:numId="18">
-    <w:abstractNumId w:val="29"/>
+    <w:abstractNumId w:val="36"/>
   </w:num>
   <w:num w:numId="19">
     <w:abstractNumId w:val="0"/>
   </w:num>
   <w:num w:numId="20">
-    <w:abstractNumId w:val="10"/>
+    <w:abstractNumId w:val="13"/>
   </w:num>
   <w:num w:numId="21">
-    <w:abstractNumId w:val="22"/>
+    <w:abstractNumId w:val="28"/>
   </w:num>
   <w:num w:numId="22">
-    <w:abstractNumId w:val="12"/>
+    <w:abstractNumId w:val="15"/>
   </w:num>
   <w:num w:numId="23">
-    <w:abstractNumId w:val="28"/>
+    <w:abstractNumId w:val="35"/>
   </w:num>
   <w:num w:numId="24">
-    <w:abstractNumId w:val="14"/>
+    <w:abstractNumId w:val="17"/>
   </w:num>
   <w:num w:numId="25">
     <w:abstractNumId w:val="1"/>
   </w:num>
   <w:num w:numId="26">
+    <w:abstractNumId w:val="34"/>
+  </w:num>
+  <w:num w:numId="27">
+    <w:abstractNumId w:val="16"/>
+  </w:num>
+  <w:num w:numId="28">
+    <w:abstractNumId w:val="30"/>
+  </w:num>
+  <w:num w:numId="29">
+    <w:abstractNumId w:val="5"/>
+  </w:num>
+  <w:num w:numId="30">
+    <w:abstractNumId w:val="12"/>
+  </w:num>
+  <w:num w:numId="31">
+    <w:abstractNumId w:val="33"/>
+  </w:num>
+  <w:num w:numId="32">
     <w:abstractNumId w:val="27"/>
   </w:num>
-  <w:num w:numId="27">
-    <w:abstractNumId w:val="13"/>
+  <w:num w:numId="33">
+    <w:abstractNumId w:val="10"/>
   </w:num>
-  <w:num w:numId="28">
-    <w:abstractNumId w:val="24"/>
+  <w:num w:numId="34">
+    <w:abstractNumId w:val="9"/>
   </w:num>
-  <w:num w:numId="29">
+  <w:num w:numId="35">
+    <w:abstractNumId w:val="23"/>
+  </w:num>
+  <w:num w:numId="36">
+    <w:abstractNumId w:val="18"/>
+  </w:num>
+  <w:num w:numId="37">
+    <w:abstractNumId w:val="21"/>
+  </w:num>
+  <w:num w:numId="38">
+    <w:abstractNumId w:val="7"/>
+  </w:num>
+  <w:num w:numId="39">
+    <w:abstractNumId w:val="32"/>
+  </w:num>
+  <w:num w:numId="40">
+    <w:abstractNumId w:val="37"/>
+  </w:num>
+  <w:num w:numId="41">
+    <w:abstractNumId w:val="39"/>
+  </w:num>
+  <w:num w:numId="42">
     <w:abstractNumId w:val="4"/>
   </w:num>
-  <w:num w:numId="30">
-    <w:abstractNumId w:val="9"/>
-  </w:num>
-  <w:num w:numId="31">
-    <w:abstractNumId w:val="26"/>
-  </w:num>
-  <w:num w:numId="32">
-    <w:abstractNumId w:val="21"/>
-  </w:num>
-  <w:num w:numId="33">
-    <w:abstractNumId w:val="7"/>
+  <w:num w:numId="43">
+    <w:abstractNumId w:val="41"/>
   </w:num>
   <w:numIdMacAtCleanup w:val="33"/>
 </w:numbering>

--- a/documentacion.docx
+++ b/documentacion.docx
@@ -110,7 +110,6 @@
         </w:rPr>
         <w:t xml:space="preserve">1   </w:t>
       </w:r>
-      <w:proofErr w:type="gramStart"/>
       <w:r>
         <w:rPr>
           <w:lang w:val="es-ES"/>
@@ -123,7 +122,6 @@
         </w:rPr>
         <w:t>efinición</w:t>
       </w:r>
-      <w:proofErr w:type="gramEnd"/>
       <w:r>
         <w:rPr>
           <w:lang w:val="es-ES"/>
@@ -523,7 +521,6 @@
         </w:rPr>
         <w:t xml:space="preserve">2   </w:t>
       </w:r>
-      <w:proofErr w:type="gramStart"/>
       <w:r>
         <w:rPr>
           <w:lang w:val="es-ES"/>
@@ -536,7 +533,6 @@
         </w:rPr>
         <w:t>ocumentación</w:t>
       </w:r>
-      <w:proofErr w:type="gramEnd"/>
       <w:r>
         <w:rPr>
           <w:lang w:val="es-ES"/>
@@ -1718,7 +1714,6 @@
         </w:rPr>
         <w:t>-</w:t>
       </w:r>
-      <w:proofErr w:type="gramStart"/>
       <w:r>
         <w:rPr>
           <w:lang w:val="es-ES"/>
@@ -1730,14 +1725,7 @@
         <w:rPr>
           <w:lang w:val="es-ES"/>
         </w:rPr>
-        <w:t>(</w:t>
-      </w:r>
-      <w:proofErr w:type="gramEnd"/>
-      <w:r>
-        <w:rPr>
-          <w:lang w:val="es-ES"/>
-        </w:rPr>
-        <w:t>)</w:t>
+        <w:t>()</w:t>
       </w:r>
     </w:p>
     <w:p>
@@ -3233,19 +3221,11 @@
         </w:rPr>
         <w:t xml:space="preserve">   </w:t>
       </w:r>
-      <w:proofErr w:type="gramStart"/>
-      <w:r>
-        <w:rPr>
-          <w:lang w:val="es-ES"/>
-        </w:rPr>
-        <w:t>Diseño</w:t>
-      </w:r>
-      <w:proofErr w:type="gramEnd"/>
-      <w:r>
-        <w:rPr>
-          <w:lang w:val="es-ES"/>
-        </w:rPr>
-        <w:t xml:space="preserve"> de la interfaz visual y posicionamiento de la información</w:t>
+      <w:r>
+        <w:rPr>
+          <w:lang w:val="es-ES"/>
+        </w:rPr>
+        <w:t>Diseño de la interfaz visual y posicionamiento de la información</w:t>
       </w:r>
     </w:p>
     <w:p>
@@ -3327,19 +3307,11 @@
         </w:rPr>
         <w:t xml:space="preserve"> </w:t>
       </w:r>
-      <w:proofErr w:type="gramStart"/>
-      <w:r>
-        <w:rPr>
-          <w:lang w:val="es-ES"/>
-        </w:rPr>
-        <w:t>Justificación</w:t>
-      </w:r>
-      <w:proofErr w:type="gramEnd"/>
-      <w:r>
-        <w:rPr>
-          <w:lang w:val="es-ES"/>
-        </w:rPr>
-        <w:t xml:space="preserve"> de las estrategias de posicionamiento implementadas</w:t>
+      <w:r>
+        <w:rPr>
+          <w:lang w:val="es-ES"/>
+        </w:rPr>
+        <w:t>Justificación de las estrategias de posicionamiento implementadas</w:t>
       </w:r>
       <w:r>
         <w:rPr>
@@ -3526,40 +3498,187 @@
         </w:rPr>
         <w:t xml:space="preserve"> </w:t>
       </w:r>
-      <w:proofErr w:type="gramStart"/>
-      <w:r>
-        <w:rPr>
-          <w:lang w:val="es-ES"/>
-        </w:rPr>
-        <w:t>Módulos</w:t>
-      </w:r>
-      <w:proofErr w:type="gramEnd"/>
-      <w:r>
-        <w:rPr>
-          <w:lang w:val="es-ES"/>
-        </w:rPr>
-        <w:t xml:space="preserve"> adicionales de recomendación y evaluación</w:t>
+      <w:r>
+        <w:rPr>
+          <w:lang w:val="es-ES"/>
+        </w:rPr>
+        <w:t>Módulos adicionales de recomendación y evaluación</w:t>
       </w:r>
     </w:p>
     <w:p>
       <w:pPr>
         <w:pStyle w:val="p1a"/>
         <w:rPr>
-          <w:lang w:val="es-ES"/>
-        </w:rPr>
-      </w:pPr>
-      <w:r>
-        <w:rPr>
+          <w:b/>
+          <w:bCs/>
+          <w:lang w:val="es-ES"/>
+        </w:rPr>
+      </w:pPr>
+      <w:r>
+        <w:rPr>
+          <w:b/>
+          <w:bCs/>
+          <w:lang w:val="es-ES"/>
+        </w:rPr>
+        <w:t>5.1  M</w:t>
+      </w:r>
+      <w:r>
+        <w:rPr>
+          <w:b/>
+          <w:bCs/>
+          <w:lang w:val="es-ES"/>
+        </w:rPr>
+        <w:t>ó</w:t>
+      </w:r>
+      <w:r>
+        <w:rPr>
+          <w:b/>
+          <w:bCs/>
+          <w:lang w:val="es-ES"/>
+        </w:rPr>
+        <w:t>dulo de recomendación</w:t>
+      </w:r>
+    </w:p>
+    <w:p>
+      <w:pPr>
+        <w:rPr>
+          <w:lang w:val="es-ES"/>
+        </w:rPr>
+      </w:pPr>
+    </w:p>
+    <w:p>
+      <w:pPr>
+        <w:pStyle w:val="p1a"/>
+        <w:rPr>
+          <w:lang w:val="es-ES"/>
+        </w:rPr>
+      </w:pPr>
+      <w:r>
+        <w:rPr>
+          <w:lang w:val="es-ES"/>
+        </w:rPr>
+        <w:t xml:space="preserve">   </w:t>
+      </w:r>
+      <w:r>
+        <w:rPr>
+          <w:lang w:val="es-ES"/>
+        </w:rPr>
+        <w:t>Además del motor principal de recuperación, el sistema incorpora un módulo de recomendación diseñado para personalizar la experiencia de usuario. Este componente modela un perfil a partir de señales explícitas e implícitas de interacción, como el historial de búsquedas, los contenidos visualizados o marcados como relevantes, y las preferencias derivadas de los géneros, términos y tipos de contenido consultados. A partir de esta representación, el módulo calcula una puntuación de recomendación para cada documento, combinando características del contenido con información conductual del usuario. De este modo, la salida no se limita a la relevancia respecto de la consulta actual, sino que también incorpora una capa de personalización basada en afinidad semántica y comportamiento previo.</w:t>
+      </w:r>
+    </w:p>
+    <w:p>
+      <w:pPr>
+        <w:pStyle w:val="p1a"/>
+        <w:rPr>
+          <w:lang w:val="es-ES"/>
+        </w:rPr>
+      </w:pPr>
+      <w:r>
+        <w:rPr>
+          <w:lang w:val="es-ES"/>
+        </w:rPr>
+        <w:t xml:space="preserve">   </w:t>
+      </w:r>
+      <w:r>
+        <w:rPr>
+          <w:lang w:val="es-ES"/>
+        </w:rPr>
+        <w:t>Además, el sistema incluye una modalidad de recomendación sin query explícita. En este caso, en lugar de esperar una búsqueda del usuario, el módulo construye una consulta sintética a partir de su perfil, utilizando sus búsquedas recientes, géneros preferidos, términos más frecuentes y tipo de contenido de mayor interés. Esa consulta se envía al recuperador para obtener candidatos del corpus, y luego se reordenan los resultados priorizando los más afines al perfil, al mismo tiempo que se excluyen o penalizan los documentos ya vistos o clicados. Así, el sistema no solo responde a una necesidad de búsqueda puntual, sino que también puede anticipar intereses y sugerir contenido de manera proactiva.</w:t>
+      </w:r>
+    </w:p>
+    <w:p>
+      <w:pPr>
+        <w:rPr>
+          <w:lang w:val="es-ES"/>
+        </w:rPr>
+      </w:pPr>
+    </w:p>
+    <w:p>
+      <w:pPr>
+        <w:pStyle w:val="p1a"/>
+        <w:rPr>
+          <w:b/>
+          <w:bCs/>
+          <w:lang w:val="es-ES"/>
+        </w:rPr>
+      </w:pPr>
+    </w:p>
+    <w:p>
+      <w:pPr>
+        <w:pStyle w:val="p1a"/>
+        <w:rPr>
+          <w:b/>
+          <w:bCs/>
+          <w:lang w:val="es-ES"/>
+        </w:rPr>
+      </w:pPr>
+      <w:r>
+        <w:rPr>
+          <w:b/>
+          <w:bCs/>
+          <w:lang w:val="es-ES"/>
+        </w:rPr>
+        <w:lastRenderedPageBreak/>
+        <w:t xml:space="preserve">5.2 </w:t>
+      </w:r>
+      <w:r>
+        <w:rPr>
+          <w:b/>
+          <w:bCs/>
+          <w:lang w:val="es-ES"/>
+        </w:rPr>
+        <w:t xml:space="preserve"> </w:t>
+      </w:r>
+      <w:r>
+        <w:rPr>
+          <w:b/>
+          <w:bCs/>
+          <w:lang w:val="es-ES"/>
+        </w:rPr>
+        <w:t>M</w:t>
+      </w:r>
+      <w:r>
+        <w:rPr>
+          <w:b/>
+          <w:bCs/>
+          <w:lang w:val="es-ES"/>
+        </w:rPr>
+        <w:t>ó</w:t>
+      </w:r>
+      <w:r>
+        <w:rPr>
+          <w:b/>
+          <w:bCs/>
+          <w:lang w:val="es-ES"/>
+        </w:rPr>
+        <w:t>dulo de evaluación</w:t>
+      </w:r>
+    </w:p>
+    <w:p>
+      <w:pPr>
+        <w:pStyle w:val="p1a"/>
+        <w:rPr>
+          <w:b/>
+          <w:bCs/>
+          <w:lang w:val="es-ES"/>
+        </w:rPr>
+      </w:pPr>
+      <w:r>
+        <w:rPr>
+          <w:b/>
+          <w:bCs/>
+          <w:lang w:val="es-ES"/>
+        </w:rPr>
+        <w:t xml:space="preserve"> </w:t>
+      </w:r>
+      <w:r>
+        <w:rPr>
+          <w:b/>
+          <w:bCs/>
           <w:lang w:val="es-ES"/>
         </w:rPr>
         <w:t xml:space="preserve">  </w:t>
       </w:r>
-      <w:r>
-        <w:rPr>
-          <w:lang w:val="es-ES"/>
-        </w:rPr>
-        <w:t>Además del motor principal de recuperación, el sistema incorpora un módulo de recomendación orientado a personalizar la experiencia del usuario. Este componente utiliza el historial de búsquedas, las interacciones previas y las preferencias registradas para ajustar la selección de resultados y ofrecer sugerencias más cercanas a los intereses de cada persona. De esta manera, el sistema no solo recupera contenido relevante para la consulta actual, sino que también adapta parte de la salida al perfil del usuario.</w:t>
-      </w:r>
     </w:p>
     <w:p>
       <w:pPr>
@@ -3568,19 +3687,11 @@
           <w:lang w:val="es-ES"/>
         </w:rPr>
       </w:pPr>
-    </w:p>
-    <w:p>
-      <w:pPr>
-        <w:pStyle w:val="p1a"/>
-        <w:rPr>
-          <w:lang w:val="es-ES"/>
-        </w:rPr>
-      </w:pPr>
-      <w:r>
-        <w:rPr>
-          <w:lang w:val="es-ES"/>
-        </w:rPr>
-        <w:t xml:space="preserve">  </w:t>
+      <w:r>
+        <w:rPr>
+          <w:lang w:val="es-ES"/>
+        </w:rPr>
+        <w:t xml:space="preserve">   </w:t>
       </w:r>
       <w:r>
         <w:rPr>
@@ -3606,27 +3717,13 @@
         <w:rPr>
           <w:lang w:val="es-ES"/>
         </w:rPr>
-        <w:t xml:space="preserve">   </w:t>
-      </w:r>
-      <w:proofErr w:type="gramStart"/>
-      <w:r>
-        <w:rPr>
-          <w:lang w:val="es-ES"/>
-        </w:rPr>
-        <w:t>Est</w:t>
-      </w:r>
-      <w:r>
-        <w:rPr>
-          <w:lang w:val="es-ES"/>
-        </w:rPr>
-        <w:t>ructura</w:t>
-      </w:r>
-      <w:proofErr w:type="gramEnd"/>
-      <w:r>
-        <w:rPr>
-          <w:lang w:val="es-ES"/>
-        </w:rPr>
-        <w:t xml:space="preserve"> de la implementación</w:t>
+        <w:t xml:space="preserve">   Est</w:t>
+      </w:r>
+      <w:r>
+        <w:rPr>
+          <w:lang w:val="es-ES"/>
+        </w:rPr>
+        <w:t>ructura de la implementación</w:t>
       </w:r>
     </w:p>
     <w:p>
@@ -3700,7 +3797,6 @@
         <w:rPr>
           <w:lang w:val="es-ES"/>
         </w:rPr>
-        <w:lastRenderedPageBreak/>
         <w:t>index/: construye y limpia el índice léxico invertido.</w:t>
       </w:r>
     </w:p>
@@ -3919,7 +4015,6 @@
           <w:lang w:val="es-ES"/>
         </w:rPr>
       </w:pPr>
-      <w:proofErr w:type="gramStart"/>
       <w:r>
         <w:rPr>
           <w:lang w:val="es-ES"/>
@@ -3930,14 +4025,7 @@
         <w:rPr>
           <w:lang w:val="es-ES"/>
         </w:rPr>
-        <w:t>Opinión</w:t>
-      </w:r>
-      <w:proofErr w:type="gramEnd"/>
-      <w:r>
-        <w:rPr>
-          <w:lang w:val="es-ES"/>
-        </w:rPr>
-        <w:t xml:space="preserve"> crítica del proyecto implementado</w:t>
+        <w:t>Opinión crítica del proyecto implementado</w:t>
       </w:r>
       <w:r>
         <w:rPr>
@@ -3977,6 +4065,7 @@
         <w:rPr>
           <w:lang w:val="es-ES"/>
         </w:rPr>
+        <w:lastRenderedPageBreak/>
         <w:t xml:space="preserve">   </w:t>
       </w:r>
       <w:r>
@@ -3993,7 +4082,6 @@
           <w:lang w:val="es-ES"/>
         </w:rPr>
       </w:pPr>
-      <w:proofErr w:type="gramStart"/>
       <w:r>
         <w:rPr>
           <w:lang w:val="es-ES"/>
@@ -4004,14 +4092,7 @@
         <w:rPr>
           <w:lang w:val="es-ES"/>
         </w:rPr>
-        <w:t>Deficiencias</w:t>
-      </w:r>
-      <w:proofErr w:type="gramEnd"/>
-      <w:r>
-        <w:rPr>
-          <w:lang w:val="es-ES"/>
-        </w:rPr>
-        <w:t xml:space="preserve"> detectadas por el equipo y posibles soluciones</w:t>
+        <w:t>Deficiencias detectadas por el equipo y posibles soluciones</w:t>
       </w:r>
     </w:p>
     <w:p>
@@ -4086,7 +4167,6 @@
         <w:rPr>
           <w:lang w:val="es-ES"/>
         </w:rPr>
-        <w:lastRenderedPageBreak/>
         <w:t>Personalización limitada al inicio: El sistema personaliza mejor tras varias interacciones; al principio el perfil es pobre. Una solución sería incluir una configuración inicial o preferencias básicas para construir un perfil mínimo.</w:t>
       </w:r>
     </w:p>
@@ -4135,7 +4215,6 @@
           <w:lang w:val="es-ES"/>
         </w:rPr>
       </w:pPr>
-      <w:proofErr w:type="gramStart"/>
       <w:r>
         <w:rPr>
           <w:lang w:val="es-ES"/>
@@ -4146,14 +4225,7 @@
         <w:rPr>
           <w:lang w:val="es-ES"/>
         </w:rPr>
-        <w:t>Estadísticas</w:t>
-      </w:r>
-      <w:proofErr w:type="gramEnd"/>
-      <w:r>
-        <w:rPr>
-          <w:lang w:val="es-ES"/>
-        </w:rPr>
-        <w:t xml:space="preserve"> </w:t>
+        <w:t xml:space="preserve">Estadísticas </w:t>
       </w:r>
       <w:r>
         <w:rPr>
@@ -4359,6 +4431,7 @@
           <w:noProof/>
           <w:lang w:val="es-ES"/>
         </w:rPr>
+        <w:lastRenderedPageBreak/>
         <w:drawing>
           <wp:anchor distT="0" distB="0" distL="114300" distR="114300" simplePos="0" relativeHeight="251664384" behindDoc="0" locked="0" layoutInCell="1" allowOverlap="1" wp14:anchorId="2FE420E1" wp14:editId="15752F01">
             <wp:simplePos x="0" y="0"/>
@@ -4578,7 +4651,6 @@
         <w:rPr>
           <w:lang w:val="es-ES"/>
         </w:rPr>
-        <w:lastRenderedPageBreak/>
         <w:t>Promedio de palabras por documento:</w:t>
       </w:r>
       <w:r>
@@ -4974,6 +5046,7 @@
           <w:noProof/>
           <w:lang w:val="es-ES"/>
         </w:rPr>
+        <w:lastRenderedPageBreak/>
         <w:drawing>
           <wp:anchor distT="0" distB="0" distL="114300" distR="114300" simplePos="0" relativeHeight="251665408" behindDoc="0" locked="0" layoutInCell="1" allowOverlap="1" wp14:anchorId="44141D75" wp14:editId="0D31468C">
             <wp:simplePos x="0" y="0"/>
@@ -5182,7 +5255,6 @@
         <w:rPr>
           <w:lang w:val="es-ES"/>
         </w:rPr>
-        <w:lastRenderedPageBreak/>
         <w:t>Entidades y Personalidades</w:t>
       </w:r>
     </w:p>
@@ -5392,6 +5464,7 @@
           <w:noProof/>
           <w:lang w:val="es-ES"/>
         </w:rPr>
+        <w:lastRenderedPageBreak/>
         <w:drawing>
           <wp:anchor distT="0" distB="0" distL="114300" distR="114300" simplePos="0" relativeHeight="251666432" behindDoc="0" locked="0" layoutInCell="1" allowOverlap="1" wp14:anchorId="65DD1907" wp14:editId="6746F18B">
             <wp:simplePos x="0" y="0"/>
@@ -5717,7 +5790,6 @@
         <w:rPr>
           <w:lang w:val="es-ES"/>
         </w:rPr>
-        <w:lastRenderedPageBreak/>
         <w:t>10</w:t>
       </w:r>
       <w:r>
